--- a/SG2_Units/SG2_Artefacts/SG2_Risks.docx
+++ b/SG2_Units/SG2_Artefacts/SG2_Risks.docx
@@ -487,13 +487,19 @@
             </w:tcBorders>
             <w:tcMar/>
           </w:tcPr>
-          <w:p wp14:textId="77777777">
+          <w:p>
             <w:pPr>
-              <w:pStyle w:val="Tabletext"/>
-              <w:rPr>
-                <w:rFonts w:ascii="Arial" w:hAnsi="Arial" w:eastAsia="Arial" w:cs="Arial"/>
-              </w:rPr>
+              <w:spacing w:before="0" w:beforeAutospacing="off" w:after="120" w:afterAutospacing="off"/>
             </w:pPr>
+            <w:r>
+              <w:rPr>
+                <w:rFonts w:ascii="Arial" w:hAnsi="Arial" w:eastAsia="Arial" w:cs="Arial"/>
+                <w:sz w:val="20"/>
+                <w:szCs w:val="20"/>
+                <w:lang w:val="en-US"/>
+              </w:rPr>
+              <w:t>2026-02-18</w:t>
+            </w:r>
           </w:p>
         </w:tc>
         <w:tc>
@@ -507,13 +513,28 @@
             </w:tcBorders>
             <w:tcMar/>
           </w:tcPr>
-          <w:p wp14:textId="77777777">
+          <w:p>
             <w:pPr>
-              <w:pStyle w:val="Tabletext"/>
-              <w:rPr>
-                <w:rFonts w:ascii="Arial" w:hAnsi="Arial" w:eastAsia="Arial" w:cs="Arial"/>
-              </w:rPr>
+              <w:spacing w:before="0" w:beforeAutospacing="off" w:after="120" w:afterAutospacing="off"/>
             </w:pPr>
+            <w:r>
+              <w:rPr>
+                <w:rFonts w:ascii="Arial" w:hAnsi="Arial" w:eastAsia="Arial" w:cs="Arial"/>
+                <w:sz w:val="20"/>
+                <w:szCs w:val="20"/>
+                <w:lang w:val="en-US"/>
+              </w:rPr>
+              <w:t>1.</w:t>
+            </w:r>
+            <w:r>
+              <w:rPr>
+                <w:rFonts w:ascii="Arial" w:hAnsi="Arial" w:eastAsia="Arial" w:cs="Arial"/>
+                <w:sz w:val="20"/>
+                <w:szCs w:val="20"/>
+                <w:lang w:val="en-US"/>
+              </w:rPr>
+              <w:t>2</w:t>
+            </w:r>
           </w:p>
         </w:tc>
         <w:tc>
@@ -527,13 +548,34 @@
             </w:tcBorders>
             <w:tcMar/>
           </w:tcPr>
-          <w:p wp14:textId="77777777">
+          <w:p>
             <w:pPr>
-              <w:pStyle w:val="Tabletext"/>
-              <w:rPr>
-                <w:rFonts w:ascii="Arial" w:hAnsi="Arial" w:eastAsia="Arial" w:cs="Arial"/>
+              <w:spacing w:before="0" w:beforeAutospacing="off" w:after="120" w:afterAutospacing="off"/>
+              <w:rPr>
+                <w:rFonts w:ascii="Arial" w:hAnsi="Arial" w:eastAsia="Arial" w:cs="Arial"/>
+                <w:sz w:val="20"/>
+                <w:szCs w:val="20"/>
+                <w:lang w:val="en-GB"/>
               </w:rPr>
             </w:pPr>
+            <w:r>
+              <w:rPr>
+                <w:rFonts w:ascii="Arial" w:hAnsi="Arial" w:eastAsia="Arial" w:cs="Arial"/>
+                <w:sz w:val="20"/>
+                <w:szCs w:val="20"/>
+                <w:lang w:val="en-GB"/>
+              </w:rPr>
+              <w:t>Initial risk assessment for Web Unit development</w:t>
+            </w:r>
+            <w:r>
+              <w:rPr>
+                <w:rFonts w:ascii="Arial" w:hAnsi="Arial" w:eastAsia="Arial" w:cs="Arial"/>
+                <w:sz w:val="20"/>
+                <w:szCs w:val="20"/>
+                <w:lang w:val="en-GB"/>
+              </w:rPr>
+              <w:t>. (R11-R14)</w:t>
+            </w:r>
           </w:p>
         </w:tc>
         <w:tc>
@@ -547,13 +589,19 @@
             </w:tcBorders>
             <w:tcMar/>
           </w:tcPr>
-          <w:p wp14:textId="77777777">
+          <w:p>
             <w:pPr>
-              <w:pStyle w:val="Tabletext"/>
-              <w:rPr>
-                <w:rFonts w:ascii="Arial" w:hAnsi="Arial" w:eastAsia="Arial" w:cs="Arial"/>
-              </w:rPr>
+              <w:spacing w:before="0" w:beforeAutospacing="off" w:after="120" w:afterAutospacing="off"/>
             </w:pPr>
+            <w:r>
+              <w:rPr>
+                <w:rFonts w:ascii="Arial" w:hAnsi="Arial" w:eastAsia="Arial" w:cs="Arial"/>
+                <w:sz w:val="20"/>
+                <w:szCs w:val="20"/>
+                <w:lang w:val="en-US"/>
+              </w:rPr>
+              <w:t>Mustafa Al-Bayati</w:t>
+            </w:r>
           </w:p>
         </w:tc>
       </w:tr>
@@ -1867,6 +1915,441 @@
           </w:p>
         </w:tc>
       </w:tr>
+      <w:tr>
+        <w:trPr>
+          <w:trHeight w:val="546"/>
+        </w:trPr>
+        <w:tc>
+          <w:tcPr>
+            <w:tcW w:w="5208" w:type="dxa"/>
+            <w:tcBorders>
+              <w:top w:val="single" w:color="auto" w:sz="6" w:space="0"/>
+              <w:left w:val="single" w:color="auto" w:sz="12" w:space="0"/>
+              <w:bottom w:val="single" w:color="auto" w:sz="12" w:space="0"/>
+              <w:right w:val="single" w:color="auto" w:sz="6" w:space="0"/>
+            </w:tcBorders>
+            <w:tcMar/>
+          </w:tcPr>
+          <w:p>
+            <w:pPr>
+              <w:spacing w:before="0" w:beforeAutospacing="off" w:after="0" w:afterAutospacing="off"/>
+            </w:pPr>
+            <w:r>
+              <w:rPr>
+                <w:rFonts w:ascii="Arial" w:hAnsi="Arial" w:eastAsia="Arial" w:cs="Arial"/>
+                <w:sz w:val="24"/>
+                <w:szCs w:val="24"/>
+                <w:lang w:val="en-GB"/>
+              </w:rPr>
+              <w:t>R</w:t>
+            </w:r>
+            <w:r>
+              <w:rPr>
+                <w:rFonts w:ascii="Arial" w:hAnsi="Arial" w:eastAsia="Arial" w:cs="Arial"/>
+                <w:sz w:val="24"/>
+                <w:szCs w:val="24"/>
+                <w:lang w:val="en-GB"/>
+              </w:rPr>
+              <w:t>11</w:t>
+            </w:r>
+            <w:r>
+              <w:rPr>
+                <w:rFonts w:ascii="Arial" w:hAnsi="Arial" w:eastAsia="Arial" w:cs="Arial"/>
+                <w:sz w:val="24"/>
+                <w:szCs w:val="24"/>
+                <w:lang w:val="en-GB"/>
+              </w:rPr>
+              <w:t>.</w:t>
+            </w:r>
+            <w:r>
+              <w:rPr>
+                <w:rFonts w:ascii="Arial" w:hAnsi="Arial" w:eastAsia="Arial" w:cs="Arial"/>
+                <w:sz w:val="24"/>
+                <w:szCs w:val="24"/>
+                <w:lang w:val="en-GB"/>
+              </w:rPr>
+              <w:t xml:space="preserve"> Web </w:t>
+            </w:r>
+            <w:r>
+              <w:rPr>
+                <w:rFonts w:ascii="Arial" w:hAnsi="Arial" w:eastAsia="Arial" w:cs="Arial"/>
+                <w:sz w:val="24"/>
+                <w:szCs w:val="24"/>
+                <w:lang w:val="en-GB"/>
+              </w:rPr>
+              <w:t xml:space="preserve">Security vulnerabilities in </w:t>
+            </w:r>
+            <w:r>
+              <w:rPr>
+                <w:rFonts w:ascii="Arial" w:hAnsi="Arial" w:eastAsia="Arial" w:cs="Arial"/>
+                <w:sz w:val="24"/>
+                <w:szCs w:val="24"/>
+                <w:lang w:val="en-GB"/>
+              </w:rPr>
+              <w:t>W</w:t>
+            </w:r>
+            <w:r>
+              <w:rPr>
+                <w:rFonts w:ascii="Arial" w:hAnsi="Arial" w:eastAsia="Arial" w:cs="Arial"/>
+                <w:sz w:val="24"/>
+                <w:szCs w:val="24"/>
+                <w:lang w:val="en-GB"/>
+              </w:rPr>
+              <w:t>eb authentication and device control</w:t>
+            </w:r>
+          </w:p>
+        </w:tc>
+        <w:tc>
+          <w:tcPr>
+            <w:tcW w:w="3834" w:type="dxa"/>
+            <w:tcBorders>
+              <w:top w:val="single" w:color="auto" w:sz="6" w:space="0"/>
+              <w:left w:val="single" w:color="auto" w:sz="6" w:space="0"/>
+              <w:bottom w:val="single" w:color="auto" w:sz="12" w:space="0"/>
+              <w:right w:val="single" w:color="auto" w:sz="12" w:space="0"/>
+            </w:tcBorders>
+            <w:tcMar/>
+          </w:tcPr>
+          <w:p>
+            <w:pPr>
+              <w:spacing w:before="0" w:beforeAutospacing="off" w:after="0" w:afterAutospacing="off"/>
+              <w:jc w:val="center"/>
+            </w:pPr>
+            <w:r>
+              <w:rPr>
+                <w:rFonts w:ascii="Times New Roman" w:hAnsi="Times New Roman" w:eastAsia="Times New Roman" w:cs="Times New Roman"/>
+                <w:sz w:val="20"/>
+                <w:szCs w:val="20"/>
+                <w:lang w:val="en-US"/>
+              </w:rPr>
+              <w:t xml:space="preserve">High </w:t>
+            </w:r>
+          </w:p>
+        </w:tc>
+      </w:tr>
+      <w:tr>
+        <w:trPr>
+          <w:trHeight w:val="546"/>
+        </w:trPr>
+        <w:tc>
+          <w:tcPr>
+            <w:tcW w:w="5208" w:type="dxa"/>
+            <w:tcBorders>
+              <w:top w:val="single" w:color="auto" w:sz="6" w:space="0"/>
+              <w:left w:val="single" w:color="auto" w:sz="12" w:space="0"/>
+              <w:bottom w:val="single" w:color="auto" w:sz="12" w:space="0"/>
+              <w:right w:val="single" w:color="auto" w:sz="6" w:space="0"/>
+            </w:tcBorders>
+            <w:tcMar/>
+          </w:tcPr>
+          <w:p>
+            <w:pPr>
+              <w:spacing w:before="0" w:beforeAutospacing="off" w:after="0" w:afterAutospacing="off"/>
+              <w:rPr>
+                <w:rFonts w:ascii="Arial" w:hAnsi="Arial" w:eastAsia="Arial" w:cs="Arial"/>
+                <w:sz w:val="24"/>
+                <w:szCs w:val="24"/>
+                <w:lang w:val="en-GB"/>
+              </w:rPr>
+            </w:pPr>
+            <w:r>
+              <w:rPr>
+                <w:rFonts w:ascii="Arial" w:hAnsi="Arial" w:eastAsia="Arial" w:cs="Arial"/>
+                <w:sz w:val="24"/>
+                <w:szCs w:val="24"/>
+                <w:lang w:val="en-GB"/>
+              </w:rPr>
+              <w:t>R</w:t>
+            </w:r>
+            <w:r>
+              <w:rPr>
+                <w:rFonts w:ascii="Arial" w:hAnsi="Arial" w:eastAsia="Arial" w:cs="Arial"/>
+                <w:sz w:val="24"/>
+                <w:szCs w:val="24"/>
+                <w:lang w:val="en-GB"/>
+              </w:rPr>
+              <w:t>12</w:t>
+            </w:r>
+            <w:r>
+              <w:rPr>
+                <w:rFonts w:ascii="Arial" w:hAnsi="Arial" w:eastAsia="Arial" w:cs="Arial"/>
+                <w:sz w:val="24"/>
+                <w:szCs w:val="24"/>
+                <w:lang w:val="en-GB"/>
+              </w:rPr>
+              <w:t xml:space="preserve">. </w:t>
+            </w:r>
+            <w:r>
+              <w:rPr>
+                <w:rFonts w:ascii="Arial" w:hAnsi="Arial" w:eastAsia="Arial" w:cs="Arial"/>
+                <w:sz w:val="24"/>
+                <w:szCs w:val="24"/>
+                <w:lang w:val="en-GB"/>
+              </w:rPr>
+              <w:t xml:space="preserve">Web </w:t>
+            </w:r>
+            <w:r>
+              <w:rPr>
+                <w:rFonts w:ascii="Arial" w:hAnsi="Arial" w:eastAsia="Arial" w:cs="Arial"/>
+                <w:sz w:val="24"/>
+                <w:szCs w:val="24"/>
+                <w:lang w:val="en-GB"/>
+              </w:rPr>
+              <w:t>Poor performance</w:t>
+            </w:r>
+            <w:r>
+              <w:rPr>
+                <w:rFonts w:ascii="Arial" w:hAnsi="Arial" w:eastAsia="Arial" w:cs="Arial"/>
+                <w:sz w:val="24"/>
+                <w:szCs w:val="24"/>
+                <w:lang w:val="en-GB"/>
+              </w:rPr>
+              <w:t xml:space="preserve"> when many devices are loaded</w:t>
+            </w:r>
+          </w:p>
+        </w:tc>
+        <w:tc>
+          <w:tcPr>
+            <w:tcW w:w="3834" w:type="dxa"/>
+            <w:tcBorders>
+              <w:top w:val="single" w:color="auto" w:sz="6" w:space="0"/>
+              <w:left w:val="single" w:color="auto" w:sz="6" w:space="0"/>
+              <w:bottom w:val="single" w:color="auto" w:sz="12" w:space="0"/>
+              <w:right w:val="single" w:color="auto" w:sz="12" w:space="0"/>
+            </w:tcBorders>
+            <w:tcMar/>
+          </w:tcPr>
+          <w:p>
+            <w:pPr>
+              <w:spacing w:before="0" w:beforeAutospacing="off" w:after="0" w:afterAutospacing="off"/>
+              <w:jc w:val="center"/>
+            </w:pPr>
+            <w:r>
+              <w:rPr>
+                <w:rFonts w:ascii="Times New Roman" w:hAnsi="Times New Roman" w:eastAsia="Times New Roman" w:cs="Times New Roman"/>
+                <w:sz w:val="20"/>
+                <w:szCs w:val="20"/>
+                <w:lang w:val="en-US"/>
+              </w:rPr>
+              <w:t>Medium</w:t>
+            </w:r>
+          </w:p>
+        </w:tc>
+      </w:tr>
+      <w:tr>
+        <w:trPr>
+          <w:trHeight w:val="546"/>
+        </w:trPr>
+        <w:tc>
+          <w:tcPr>
+            <w:tcW w:w="5208" w:type="dxa"/>
+            <w:tcBorders>
+              <w:top w:val="single" w:color="auto" w:sz="6" w:space="0"/>
+              <w:left w:val="single" w:color="auto" w:sz="12" w:space="0"/>
+              <w:bottom w:val="single" w:color="auto" w:sz="12" w:space="0"/>
+              <w:right w:val="single" w:color="auto" w:sz="6" w:space="0"/>
+            </w:tcBorders>
+            <w:tcMar/>
+          </w:tcPr>
+          <w:p>
+            <w:pPr>
+              <w:spacing w:before="0" w:beforeAutospacing="off" w:after="0" w:afterAutospacing="off"/>
+              <w:rPr>
+                <w:rFonts w:ascii="Arial" w:hAnsi="Arial" w:eastAsia="Arial" w:cs="Arial"/>
+                <w:sz w:val="24"/>
+                <w:szCs w:val="24"/>
+                <w:lang w:val="sv"/>
+              </w:rPr>
+            </w:pPr>
+            <w:r>
+              <w:rPr>
+                <w:rFonts w:ascii="Arial" w:hAnsi="Arial" w:eastAsia="Arial" w:cs="Arial"/>
+                <w:sz w:val="24"/>
+                <w:szCs w:val="24"/>
+                <w:lang w:val="sv"/>
+              </w:rPr>
+              <w:t>R</w:t>
+            </w:r>
+            <w:r>
+              <w:rPr>
+                <w:rFonts w:ascii="Arial" w:hAnsi="Arial" w:eastAsia="Arial" w:cs="Arial"/>
+                <w:sz w:val="24"/>
+                <w:szCs w:val="24"/>
+                <w:lang w:val="sv"/>
+              </w:rPr>
+              <w:t>13</w:t>
+            </w:r>
+            <w:r>
+              <w:rPr>
+                <w:rFonts w:ascii="Arial" w:hAnsi="Arial" w:eastAsia="Arial" w:cs="Arial"/>
+                <w:sz w:val="24"/>
+                <w:szCs w:val="24"/>
+                <w:lang w:val="sv"/>
+              </w:rPr>
+              <w:t xml:space="preserve">. </w:t>
+            </w:r>
+            <w:r>
+              <w:rPr>
+                <w:rFonts w:ascii="Arial" w:hAnsi="Arial" w:eastAsia="Arial" w:cs="Arial"/>
+                <w:sz w:val="24"/>
+                <w:szCs w:val="24"/>
+                <w:lang w:val="sv"/>
+              </w:rPr>
+              <w:t xml:space="preserve">Web </w:t>
+            </w:r>
+            <w:r>
+              <w:rPr>
+                <w:rFonts w:ascii="Arial" w:hAnsi="Arial" w:eastAsia="Arial" w:cs="Arial"/>
+                <w:sz w:val="24"/>
+                <w:szCs w:val="24"/>
+                <w:lang w:val="sv"/>
+              </w:rPr>
+              <w:t>Browser compatibility issues</w:t>
+            </w:r>
+          </w:p>
+        </w:tc>
+        <w:tc>
+          <w:tcPr>
+            <w:tcW w:w="3834" w:type="dxa"/>
+            <w:tcBorders>
+              <w:top w:val="single" w:color="auto" w:sz="6" w:space="0"/>
+              <w:left w:val="single" w:color="auto" w:sz="6" w:space="0"/>
+              <w:bottom w:val="single" w:color="auto" w:sz="12" w:space="0"/>
+              <w:right w:val="single" w:color="auto" w:sz="12" w:space="0"/>
+            </w:tcBorders>
+            <w:tcMar/>
+          </w:tcPr>
+          <w:p>
+            <w:pPr>
+              <w:spacing w:before="0" w:beforeAutospacing="off" w:after="0" w:afterAutospacing="off"/>
+              <w:jc w:val="center"/>
+            </w:pPr>
+            <w:r>
+              <w:rPr>
+                <w:rFonts w:ascii="Times New Roman" w:hAnsi="Times New Roman" w:eastAsia="Times New Roman" w:cs="Times New Roman"/>
+                <w:sz w:val="20"/>
+                <w:szCs w:val="20"/>
+                <w:lang w:val="en-US"/>
+              </w:rPr>
+              <w:t>Medium</w:t>
+            </w:r>
+          </w:p>
+        </w:tc>
+      </w:tr>
+      <w:tr>
+        <w:trPr>
+          <w:trHeight w:val="546"/>
+        </w:trPr>
+        <w:tc>
+          <w:tcPr>
+            <w:tcW w:w="5208" w:type="dxa"/>
+            <w:tcBorders>
+              <w:top w:val="single" w:color="auto" w:sz="6" w:space="0"/>
+              <w:left w:val="single" w:color="auto" w:sz="12" w:space="0"/>
+              <w:bottom w:val="single" w:color="auto" w:sz="12" w:space="0"/>
+              <w:right w:val="single" w:color="auto" w:sz="6" w:space="0"/>
+            </w:tcBorders>
+            <w:tcMar/>
+          </w:tcPr>
+          <w:p>
+            <w:pPr>
+              <w:spacing w:before="0" w:beforeAutospacing="off" w:after="0" w:afterAutospacing="off"/>
+              <w:rPr>
+                <w:rFonts w:ascii="Arial" w:hAnsi="Arial" w:eastAsia="Arial" w:cs="Arial"/>
+                <w:sz w:val="24"/>
+                <w:szCs w:val="24"/>
+              </w:rPr>
+            </w:pPr>
+            <w:r>
+              <w:rPr>
+                <w:rFonts w:ascii="Arial" w:hAnsi="Arial" w:eastAsia="Arial" w:cs="Arial"/>
+                <w:sz w:val="24"/>
+                <w:szCs w:val="24"/>
+              </w:rPr>
+              <w:t>R</w:t>
+            </w:r>
+            <w:r>
+              <w:rPr>
+                <w:rFonts w:ascii="Arial" w:hAnsi="Arial" w:eastAsia="Arial" w:cs="Arial"/>
+                <w:sz w:val="24"/>
+                <w:szCs w:val="24"/>
+              </w:rPr>
+              <w:t>14</w:t>
+            </w:r>
+            <w:r>
+              <w:rPr>
+                <w:rFonts w:ascii="Arial" w:hAnsi="Arial" w:eastAsia="Arial" w:cs="Arial"/>
+                <w:sz w:val="24"/>
+                <w:szCs w:val="24"/>
+              </w:rPr>
+              <w:t xml:space="preserve">. </w:t>
+            </w:r>
+            <w:r>
+              <w:rPr>
+                <w:rFonts w:ascii="Arial" w:hAnsi="Arial" w:eastAsia="Arial" w:cs="Arial"/>
+                <w:sz w:val="24"/>
+                <w:szCs w:val="24"/>
+              </w:rPr>
+              <w:t xml:space="preserve">Web </w:t>
+            </w:r>
+            <w:r>
+              <w:rPr>
+                <w:rFonts w:ascii="Arial" w:hAnsi="Arial" w:eastAsia="Arial" w:cs="Arial"/>
+                <w:sz w:val="24"/>
+                <w:szCs w:val="24"/>
+              </w:rPr>
+              <w:t xml:space="preserve">Data </w:t>
+            </w:r>
+            <w:r>
+              <w:rPr>
+                <w:rFonts w:ascii="Arial" w:hAnsi="Arial" w:eastAsia="Arial" w:cs="Arial"/>
+                <w:sz w:val="24"/>
+                <w:szCs w:val="24"/>
+              </w:rPr>
+              <w:t>synchronization mismatch between UI and physical devices</w:t>
+            </w:r>
+          </w:p>
+          <w:p>
+            <w:pPr>
+              <w:spacing w:before="0" w:beforeAutospacing="off" w:after="0" w:afterAutospacing="off"/>
+            </w:pPr>
+            <w:r>
+              <w:rPr>
+                <w:rFonts w:ascii="Arial" w:hAnsi="Arial" w:eastAsia="Arial" w:cs="Arial"/>
+                <w:sz w:val="24"/>
+                <w:szCs w:val="24"/>
+              </w:rPr>
+              <w:t xml:space="preserve"> </w:t>
+            </w:r>
+          </w:p>
+        </w:tc>
+        <w:tc>
+          <w:tcPr>
+            <w:tcW w:w="3834" w:type="dxa"/>
+            <w:tcBorders>
+              <w:top w:val="single" w:color="auto" w:sz="6" w:space="0"/>
+              <w:left w:val="single" w:color="auto" w:sz="6" w:space="0"/>
+              <w:bottom w:val="single" w:color="auto" w:sz="12" w:space="0"/>
+              <w:right w:val="single" w:color="auto" w:sz="12" w:space="0"/>
+            </w:tcBorders>
+            <w:tcMar/>
+          </w:tcPr>
+          <w:p>
+            <w:pPr>
+              <w:spacing w:before="0" w:beforeAutospacing="off" w:after="0" w:afterAutospacing="off"/>
+              <w:jc w:val="center"/>
+            </w:pPr>
+            <w:r>
+              <w:rPr>
+                <w:rFonts w:ascii="Times New Roman" w:hAnsi="Times New Roman" w:eastAsia="Times New Roman" w:cs="Times New Roman"/>
+                <w:sz w:val="20"/>
+                <w:szCs w:val="20"/>
+              </w:rPr>
+              <w:t>High</w:t>
+            </w:r>
+          </w:p>
+        </w:tc>
+      </w:tr>
     </w:tbl>
     <w:p xmlns:wp14="http://schemas.microsoft.com/office/word/2010/wordml" wp14:textId="77777777">
       <w:pPr>
@@ -1897,6 +2380,7 @@
         <w:pStyle w:val="Title"/>
         <w:rPr>
           <w:rFonts w:ascii="Arial" w:hAnsi="Arial" w:eastAsia="Arial" w:cs="Arial"/>
+          <w:lang w:val="en-GB"/>
         </w:rPr>
       </w:pPr>
       <w:r>
@@ -1912,15 +2396,6 @@
         <w:rPr/>
         <w:t>Risk Handling Plans</w:t>
       </w:r>
-    </w:p>
-    <w:p>
-      <w:pPr>
-        <w:pStyle w:val="Heading3"/>
-        <w:rPr>
-          <w:rFonts w:ascii="Arial" w:hAnsi="Arial" w:eastAsia="Arial" w:cs="Arial"/>
-          <w:lang w:val="en-GB"/>
-        </w:rPr>
-      </w:pPr>
     </w:p>
     <w:p xmlns:wp14="http://schemas.microsoft.com/office/word/2010/wordml" wp14:textId="02C2614A">
       <w:pPr>
@@ -3968,7 +4443,7 @@
         <w:t xml:space="preserve"> </w:t>
       </w:r>
     </w:p>
-    <w:p xmlns:wp14="http://schemas.microsoft.com/office/word/2010/wordml" wp14:textId="7212A637">
+    <w:p xmlns:wp14="http://schemas.microsoft.com/office/word/2010/wordml" wp14:textId="241EC0A0">
       <w:pPr>
         <w:pStyle w:val="Normal"/>
         <w:rPr>
@@ -4011,258 +4486,9 @@
           <w:szCs w:val="28"/>
           <w:lang w:val="en-US"/>
         </w:rPr>
-        <w:t>. Over-the-Air update mismatches between JS and Native code</w:t>
-      </w:r>
-    </w:p>
-    <w:p xmlns:wp14="http://schemas.microsoft.com/office/word/2010/wordml" wp14:textId="7E19EB1F">
-      <w:pPr>
-        <w:pStyle w:val="Normal"/>
-        <w:rPr>
-          <w:rFonts w:ascii="Arial" w:hAnsi="Arial" w:eastAsia="Arial" w:cs="Arial"/>
-          <w:sz w:val="24"/>
-          <w:szCs w:val="24"/>
-          <w:lang w:val="en-US"/>
-        </w:rPr>
-      </w:pPr>
-      <w:r>
-        <w:rPr>
-          <w:rFonts w:ascii="Arial" w:hAnsi="Arial" w:eastAsia="Arial" w:cs="Arial"/>
-          <w:sz w:val="24"/>
-          <w:szCs w:val="24"/>
-          <w:lang w:val="en-US"/>
-        </w:rPr>
-        <w:t xml:space="preserve"> </w:t>
-      </w:r>
-    </w:p>
-    <w:p xmlns:wp14="http://schemas.microsoft.com/office/word/2010/wordml" wp14:textId="4A482F6A">
-      <w:pPr>
-        <w:pStyle w:val="Normal"/>
-        <w:rPr>
-          <w:rFonts w:ascii="Arial" w:hAnsi="Arial" w:eastAsia="Arial" w:cs="Arial"/>
-          <w:b w:val="1"/>
-          <w:bCs w:val="1"/>
-          <w:sz w:val="24"/>
-          <w:szCs w:val="24"/>
-          <w:lang w:val="en-US"/>
-        </w:rPr>
-      </w:pPr>
-      <w:r>
-        <w:rPr>
-          <w:rFonts w:ascii="Arial" w:hAnsi="Arial" w:eastAsia="Arial" w:cs="Arial"/>
-          <w:b w:val="1"/>
-          <w:bCs w:val="1"/>
-          <w:sz w:val="24"/>
-          <w:szCs w:val="24"/>
-          <w:lang w:val="en-US"/>
-        </w:rPr>
-        <w:t>Impact</w:t>
-      </w:r>
-    </w:p>
-    <w:p xmlns:wp14="http://schemas.microsoft.com/office/word/2010/wordml" wp14:textId="31D134B3">
-      <w:pPr>
-        <w:pStyle w:val="Normal"/>
-        <w:rPr>
-          <w:rFonts w:ascii="Arial" w:hAnsi="Arial" w:eastAsia="Arial" w:cs="Arial"/>
-          <w:sz w:val="24"/>
-          <w:szCs w:val="24"/>
-          <w:lang w:val="en-US"/>
-        </w:rPr>
-      </w:pPr>
-      <w:r>
-        <w:rPr>
-          <w:rFonts w:ascii="Arial" w:hAnsi="Arial" w:eastAsia="Arial" w:cs="Arial"/>
-          <w:sz w:val="24"/>
-          <w:szCs w:val="24"/>
-          <w:lang w:val="en-US"/>
-        </w:rPr>
-        <w:t>Pushing a JavaScript update via EAS Update that requires new native code (not yet installed on the user's device) will cause the application to crash.</w:t>
-      </w:r>
-    </w:p>
-    <w:p xmlns:wp14="http://schemas.microsoft.com/office/word/2010/wordml" wp14:textId="3A92D4AF">
-      <w:pPr>
-        <w:pStyle w:val="Normal"/>
-        <w:rPr>
-          <w:rFonts w:ascii="Arial" w:hAnsi="Arial" w:eastAsia="Arial" w:cs="Arial"/>
-          <w:sz w:val="24"/>
-          <w:szCs w:val="24"/>
-          <w:lang w:val="en-US"/>
-        </w:rPr>
-      </w:pPr>
-      <w:r>
-        <w:rPr>
-          <w:rFonts w:ascii="Arial" w:hAnsi="Arial" w:eastAsia="Arial" w:cs="Arial"/>
-          <w:sz w:val="24"/>
-          <w:szCs w:val="24"/>
-          <w:lang w:val="en-US"/>
-        </w:rPr>
-        <w:t xml:space="preserve"> </w:t>
-      </w:r>
-    </w:p>
-    <w:p xmlns:wp14="http://schemas.microsoft.com/office/word/2010/wordml" wp14:textId="671B3481">
-      <w:pPr>
-        <w:pStyle w:val="Normal"/>
-        <w:rPr>
-          <w:rFonts w:ascii="Arial" w:hAnsi="Arial" w:eastAsia="Arial" w:cs="Arial"/>
-          <w:sz w:val="24"/>
-          <w:szCs w:val="24"/>
-          <w:lang w:val="en-US"/>
-        </w:rPr>
-      </w:pPr>
-      <w:r>
-        <w:rPr>
-          <w:rFonts w:ascii="Arial" w:hAnsi="Arial" w:eastAsia="Arial" w:cs="Arial"/>
-          <w:b w:val="1"/>
-          <w:bCs w:val="1"/>
-          <w:sz w:val="24"/>
-          <w:szCs w:val="24"/>
-          <w:lang w:val="en-US"/>
-        </w:rPr>
-        <w:t>Indications</w:t>
-      </w:r>
-    </w:p>
-    <w:p xmlns:wp14="http://schemas.microsoft.com/office/word/2010/wordml" wp14:textId="572D8C96">
-      <w:pPr>
-        <w:pStyle w:val="Normal"/>
-        <w:rPr>
-          <w:rFonts w:ascii="Arial" w:hAnsi="Arial" w:eastAsia="Arial" w:cs="Arial"/>
-          <w:sz w:val="24"/>
-          <w:szCs w:val="24"/>
-          <w:lang w:val="en-US"/>
-        </w:rPr>
-      </w:pPr>
-      <w:r>
-        <w:rPr>
-          <w:rFonts w:ascii="Arial" w:hAnsi="Arial" w:eastAsia="Arial" w:cs="Arial"/>
-          <w:sz w:val="24"/>
-          <w:szCs w:val="24"/>
-          <w:lang w:val="en-US"/>
-        </w:rPr>
-        <w:t xml:space="preserve">The app opens but </w:t>
-      </w:r>
-      <w:r>
-        <w:rPr>
-          <w:rFonts w:ascii="Arial" w:hAnsi="Arial" w:eastAsia="Arial" w:cs="Arial"/>
-          <w:sz w:val="24"/>
-          <w:szCs w:val="24"/>
-          <w:lang w:val="en-US"/>
-        </w:rPr>
-        <w:t>immediately</w:t>
-      </w:r>
-      <w:r>
-        <w:rPr>
-          <w:rFonts w:ascii="Arial" w:hAnsi="Arial" w:eastAsia="Arial" w:cs="Arial"/>
-          <w:sz w:val="24"/>
-          <w:szCs w:val="24"/>
-          <w:lang w:val="en-US"/>
-        </w:rPr>
-        <w:t xml:space="preserve"> crashes or displays a white screen after an OTA update is downloaded.</w:t>
-      </w:r>
-    </w:p>
-    <w:p xmlns:wp14="http://schemas.microsoft.com/office/word/2010/wordml" wp14:textId="7CE6BB12">
-      <w:pPr>
-        <w:pStyle w:val="Normal"/>
-        <w:rPr>
-          <w:rFonts w:ascii="Arial" w:hAnsi="Arial" w:eastAsia="Arial" w:cs="Arial"/>
-          <w:sz w:val="24"/>
-          <w:szCs w:val="24"/>
-          <w:lang w:val="en-US"/>
-        </w:rPr>
-      </w:pPr>
-      <w:r>
-        <w:rPr>
-          <w:rFonts w:ascii="Arial" w:hAnsi="Arial" w:eastAsia="Arial" w:cs="Arial"/>
-          <w:sz w:val="24"/>
-          <w:szCs w:val="24"/>
-          <w:lang w:val="en-US"/>
-        </w:rPr>
-        <w:t xml:space="preserve"> </w:t>
-      </w:r>
-    </w:p>
-    <w:p xmlns:wp14="http://schemas.microsoft.com/office/word/2010/wordml" wp14:textId="08CAD4C1">
-      <w:pPr>
-        <w:pStyle w:val="Normal"/>
-        <w:rPr>
-          <w:rFonts w:ascii="Arial" w:hAnsi="Arial" w:eastAsia="Arial" w:cs="Arial"/>
-          <w:b w:val="1"/>
-          <w:bCs w:val="1"/>
-          <w:sz w:val="24"/>
-          <w:szCs w:val="24"/>
-          <w:lang w:val="en-US"/>
-        </w:rPr>
-      </w:pPr>
-      <w:r>
-        <w:rPr>
-          <w:rFonts w:ascii="Arial" w:hAnsi="Arial" w:eastAsia="Arial" w:cs="Arial"/>
-          <w:b w:val="1"/>
-          <w:bCs w:val="1"/>
-          <w:sz w:val="24"/>
-          <w:szCs w:val="24"/>
-          <w:lang w:val="en-US"/>
-        </w:rPr>
-        <w:t>Mitigation Strategy</w:t>
-      </w:r>
-    </w:p>
-    <w:p xmlns:wp14="http://schemas.microsoft.com/office/word/2010/wordml" wp14:textId="471103F9">
-      <w:pPr>
-        <w:pStyle w:val="Normal"/>
-        <w:rPr>
-          <w:rFonts w:ascii="Arial" w:hAnsi="Arial" w:eastAsia="Arial" w:cs="Arial"/>
-          <w:sz w:val="24"/>
-          <w:szCs w:val="24"/>
-          <w:lang w:val="en-US"/>
-        </w:rPr>
-      </w:pPr>
-      <w:r>
-        <w:rPr>
-          <w:rFonts w:ascii="Arial" w:hAnsi="Arial" w:eastAsia="Arial" w:cs="Arial"/>
-          <w:sz w:val="24"/>
-          <w:szCs w:val="24"/>
-          <w:lang w:val="en-US"/>
-        </w:rPr>
-        <w:t xml:space="preserve">Use Runtime Versions in </w:t>
-      </w:r>
-      <w:r>
-        <w:rPr>
-          <w:rFonts w:ascii="Arial" w:hAnsi="Arial" w:eastAsia="Arial" w:cs="Arial"/>
-          <w:sz w:val="24"/>
-          <w:szCs w:val="24"/>
-          <w:lang w:val="en-US"/>
-        </w:rPr>
-        <w:t>app.json</w:t>
-      </w:r>
-      <w:r>
-        <w:rPr>
-          <w:rFonts w:ascii="Arial" w:hAnsi="Arial" w:eastAsia="Arial" w:cs="Arial"/>
-          <w:sz w:val="24"/>
-          <w:szCs w:val="24"/>
-          <w:lang w:val="en-US"/>
-        </w:rPr>
-        <w:t xml:space="preserve"> to ensure OTA updates are only delivered to native builds that can support them.</w:t>
-      </w:r>
-    </w:p>
-    <w:p xmlns:wp14="http://schemas.microsoft.com/office/word/2010/wordml" wp14:textId="22A15FA4">
-      <w:pPr>
-        <w:pStyle w:val="Normal"/>
-        <w:rPr>
-          <w:rFonts w:ascii="Arial" w:hAnsi="Arial" w:eastAsia="Arial" w:cs="Arial"/>
-          <w:sz w:val="24"/>
-          <w:szCs w:val="24"/>
-          <w:lang w:val="en-US"/>
-        </w:rPr>
-      </w:pPr>
-      <w:r>
-        <w:rPr>
-          <w:rFonts w:ascii="Arial" w:hAnsi="Arial" w:eastAsia="Arial" w:cs="Arial"/>
-          <w:sz w:val="24"/>
-          <w:szCs w:val="24"/>
-          <w:lang w:val="en-US"/>
-        </w:rPr>
-        <w:t xml:space="preserve"> </w:t>
-      </w:r>
-    </w:p>
-    <w:p xmlns:wp14="http://schemas.microsoft.com/office/word/2010/wordml" wp14:textId="16077370">
-      <w:pPr>
-        <w:pStyle w:val="Normal"/>
+        <w:t xml:space="preserve">. </w:t>
+      </w:r>
+      <w:r>
         <w:rPr>
           <w:rFonts w:ascii="Arial" w:hAnsi="Arial" w:eastAsia="Arial" w:cs="Arial"/>
           <w:b w:val="1"/>
@@ -4271,7 +4497,8 @@
           <w:szCs w:val="28"/>
           <w:lang w:val="en-US"/>
         </w:rPr>
-      </w:pPr>
+        <w:t xml:space="preserve">Mobile </w:t>
+      </w:r>
       <w:r>
         <w:rPr>
           <w:rFonts w:ascii="Arial" w:hAnsi="Arial" w:eastAsia="Arial" w:cs="Arial"/>
@@ -4281,9 +4508,258 @@
           <w:szCs w:val="28"/>
           <w:lang w:val="en-US"/>
         </w:rPr>
-        <w:t>R1</w:t>
-      </w:r>
-      <w:r>
+        <w:t>Over-the-Air update mismatches between JS and Native code</w:t>
+      </w:r>
+    </w:p>
+    <w:p xmlns:wp14="http://schemas.microsoft.com/office/word/2010/wordml" wp14:textId="7E19EB1F">
+      <w:pPr>
+        <w:pStyle w:val="Normal"/>
+        <w:rPr>
+          <w:rFonts w:ascii="Arial" w:hAnsi="Arial" w:eastAsia="Arial" w:cs="Arial"/>
+          <w:sz w:val="24"/>
+          <w:szCs w:val="24"/>
+          <w:lang w:val="en-US"/>
+        </w:rPr>
+      </w:pPr>
+      <w:r>
+        <w:rPr>
+          <w:rFonts w:ascii="Arial" w:hAnsi="Arial" w:eastAsia="Arial" w:cs="Arial"/>
+          <w:sz w:val="24"/>
+          <w:szCs w:val="24"/>
+          <w:lang w:val="en-US"/>
+        </w:rPr>
+        <w:t xml:space="preserve"> </w:t>
+      </w:r>
+    </w:p>
+    <w:p xmlns:wp14="http://schemas.microsoft.com/office/word/2010/wordml" wp14:textId="4A482F6A">
+      <w:pPr>
+        <w:pStyle w:val="Normal"/>
+        <w:rPr>
+          <w:rFonts w:ascii="Arial" w:hAnsi="Arial" w:eastAsia="Arial" w:cs="Arial"/>
+          <w:b w:val="1"/>
+          <w:bCs w:val="1"/>
+          <w:sz w:val="24"/>
+          <w:szCs w:val="24"/>
+          <w:lang w:val="en-US"/>
+        </w:rPr>
+      </w:pPr>
+      <w:r>
+        <w:rPr>
+          <w:rFonts w:ascii="Arial" w:hAnsi="Arial" w:eastAsia="Arial" w:cs="Arial"/>
+          <w:b w:val="1"/>
+          <w:bCs w:val="1"/>
+          <w:sz w:val="24"/>
+          <w:szCs w:val="24"/>
+          <w:lang w:val="en-US"/>
+        </w:rPr>
+        <w:t>Impact</w:t>
+      </w:r>
+    </w:p>
+    <w:p xmlns:wp14="http://schemas.microsoft.com/office/word/2010/wordml" wp14:textId="31D134B3">
+      <w:pPr>
+        <w:pStyle w:val="Normal"/>
+        <w:rPr>
+          <w:rFonts w:ascii="Arial" w:hAnsi="Arial" w:eastAsia="Arial" w:cs="Arial"/>
+          <w:sz w:val="24"/>
+          <w:szCs w:val="24"/>
+          <w:lang w:val="en-US"/>
+        </w:rPr>
+      </w:pPr>
+      <w:r>
+        <w:rPr>
+          <w:rFonts w:ascii="Arial" w:hAnsi="Arial" w:eastAsia="Arial" w:cs="Arial"/>
+          <w:sz w:val="24"/>
+          <w:szCs w:val="24"/>
+          <w:lang w:val="en-US"/>
+        </w:rPr>
+        <w:t>Pushing a JavaScript update via EAS Update that requires new native code (not yet installed on the user's device) will cause the application to crash.</w:t>
+      </w:r>
+    </w:p>
+    <w:p xmlns:wp14="http://schemas.microsoft.com/office/word/2010/wordml" wp14:textId="3A92D4AF">
+      <w:pPr>
+        <w:pStyle w:val="Normal"/>
+        <w:rPr>
+          <w:rFonts w:ascii="Arial" w:hAnsi="Arial" w:eastAsia="Arial" w:cs="Arial"/>
+          <w:sz w:val="24"/>
+          <w:szCs w:val="24"/>
+          <w:lang w:val="en-US"/>
+        </w:rPr>
+      </w:pPr>
+      <w:r>
+        <w:rPr>
+          <w:rFonts w:ascii="Arial" w:hAnsi="Arial" w:eastAsia="Arial" w:cs="Arial"/>
+          <w:sz w:val="24"/>
+          <w:szCs w:val="24"/>
+          <w:lang w:val="en-US"/>
+        </w:rPr>
+        <w:t xml:space="preserve"> </w:t>
+      </w:r>
+    </w:p>
+    <w:p xmlns:wp14="http://schemas.microsoft.com/office/word/2010/wordml" wp14:textId="671B3481">
+      <w:pPr>
+        <w:pStyle w:val="Normal"/>
+        <w:rPr>
+          <w:rFonts w:ascii="Arial" w:hAnsi="Arial" w:eastAsia="Arial" w:cs="Arial"/>
+          <w:sz w:val="24"/>
+          <w:szCs w:val="24"/>
+          <w:lang w:val="en-US"/>
+        </w:rPr>
+      </w:pPr>
+      <w:r>
+        <w:rPr>
+          <w:rFonts w:ascii="Arial" w:hAnsi="Arial" w:eastAsia="Arial" w:cs="Arial"/>
+          <w:b w:val="1"/>
+          <w:bCs w:val="1"/>
+          <w:sz w:val="24"/>
+          <w:szCs w:val="24"/>
+          <w:lang w:val="en-US"/>
+        </w:rPr>
+        <w:t>Indications</w:t>
+      </w:r>
+    </w:p>
+    <w:p xmlns:wp14="http://schemas.microsoft.com/office/word/2010/wordml" wp14:textId="572D8C96">
+      <w:pPr>
+        <w:pStyle w:val="Normal"/>
+        <w:rPr>
+          <w:rFonts w:ascii="Arial" w:hAnsi="Arial" w:eastAsia="Arial" w:cs="Arial"/>
+          <w:sz w:val="24"/>
+          <w:szCs w:val="24"/>
+          <w:lang w:val="en-US"/>
+        </w:rPr>
+      </w:pPr>
+      <w:r>
+        <w:rPr>
+          <w:rFonts w:ascii="Arial" w:hAnsi="Arial" w:eastAsia="Arial" w:cs="Arial"/>
+          <w:sz w:val="24"/>
+          <w:szCs w:val="24"/>
+          <w:lang w:val="en-US"/>
+        </w:rPr>
+        <w:t xml:space="preserve">The app opens but </w:t>
+      </w:r>
+      <w:r>
+        <w:rPr>
+          <w:rFonts w:ascii="Arial" w:hAnsi="Arial" w:eastAsia="Arial" w:cs="Arial"/>
+          <w:sz w:val="24"/>
+          <w:szCs w:val="24"/>
+          <w:lang w:val="en-US"/>
+        </w:rPr>
+        <w:t>immediately</w:t>
+      </w:r>
+      <w:r>
+        <w:rPr>
+          <w:rFonts w:ascii="Arial" w:hAnsi="Arial" w:eastAsia="Arial" w:cs="Arial"/>
+          <w:sz w:val="24"/>
+          <w:szCs w:val="24"/>
+          <w:lang w:val="en-US"/>
+        </w:rPr>
+        <w:t xml:space="preserve"> crashes or displays a white screen after an OTA update is downloaded.</w:t>
+      </w:r>
+    </w:p>
+    <w:p xmlns:wp14="http://schemas.microsoft.com/office/word/2010/wordml" wp14:textId="7CE6BB12">
+      <w:pPr>
+        <w:pStyle w:val="Normal"/>
+        <w:rPr>
+          <w:rFonts w:ascii="Arial" w:hAnsi="Arial" w:eastAsia="Arial" w:cs="Arial"/>
+          <w:sz w:val="24"/>
+          <w:szCs w:val="24"/>
+          <w:lang w:val="en-US"/>
+        </w:rPr>
+      </w:pPr>
+      <w:r>
+        <w:rPr>
+          <w:rFonts w:ascii="Arial" w:hAnsi="Arial" w:eastAsia="Arial" w:cs="Arial"/>
+          <w:sz w:val="24"/>
+          <w:szCs w:val="24"/>
+          <w:lang w:val="en-US"/>
+        </w:rPr>
+        <w:t xml:space="preserve"> </w:t>
+      </w:r>
+    </w:p>
+    <w:p xmlns:wp14="http://schemas.microsoft.com/office/word/2010/wordml" wp14:textId="08CAD4C1">
+      <w:pPr>
+        <w:pStyle w:val="Normal"/>
+        <w:rPr>
+          <w:rFonts w:ascii="Arial" w:hAnsi="Arial" w:eastAsia="Arial" w:cs="Arial"/>
+          <w:b w:val="1"/>
+          <w:bCs w:val="1"/>
+          <w:sz w:val="24"/>
+          <w:szCs w:val="24"/>
+          <w:lang w:val="en-US"/>
+        </w:rPr>
+      </w:pPr>
+      <w:r>
+        <w:rPr>
+          <w:rFonts w:ascii="Arial" w:hAnsi="Arial" w:eastAsia="Arial" w:cs="Arial"/>
+          <w:b w:val="1"/>
+          <w:bCs w:val="1"/>
+          <w:sz w:val="24"/>
+          <w:szCs w:val="24"/>
+          <w:lang w:val="en-US"/>
+        </w:rPr>
+        <w:t>Mitigation Strategy</w:t>
+      </w:r>
+    </w:p>
+    <w:p xmlns:wp14="http://schemas.microsoft.com/office/word/2010/wordml" wp14:textId="471103F9">
+      <w:pPr>
+        <w:pStyle w:val="Normal"/>
+        <w:rPr>
+          <w:rFonts w:ascii="Arial" w:hAnsi="Arial" w:eastAsia="Arial" w:cs="Arial"/>
+          <w:sz w:val="24"/>
+          <w:szCs w:val="24"/>
+          <w:lang w:val="en-US"/>
+        </w:rPr>
+      </w:pPr>
+      <w:r>
+        <w:rPr>
+          <w:rFonts w:ascii="Arial" w:hAnsi="Arial" w:eastAsia="Arial" w:cs="Arial"/>
+          <w:sz w:val="24"/>
+          <w:szCs w:val="24"/>
+          <w:lang w:val="en-US"/>
+        </w:rPr>
+        <w:t xml:space="preserve">Use Runtime Versions in </w:t>
+      </w:r>
+      <w:r>
+        <w:rPr>
+          <w:rFonts w:ascii="Arial" w:hAnsi="Arial" w:eastAsia="Arial" w:cs="Arial"/>
+          <w:sz w:val="24"/>
+          <w:szCs w:val="24"/>
+          <w:lang w:val="en-US"/>
+        </w:rPr>
+        <w:t>app.json</w:t>
+      </w:r>
+      <w:r>
+        <w:rPr>
+          <w:rFonts w:ascii="Arial" w:hAnsi="Arial" w:eastAsia="Arial" w:cs="Arial"/>
+          <w:sz w:val="24"/>
+          <w:szCs w:val="24"/>
+          <w:lang w:val="en-US"/>
+        </w:rPr>
+        <w:t xml:space="preserve"> to ensure OTA updates are only delivered to native builds that can support them.</w:t>
+      </w:r>
+    </w:p>
+    <w:p xmlns:wp14="http://schemas.microsoft.com/office/word/2010/wordml" wp14:textId="22A15FA4">
+      <w:pPr>
+        <w:pStyle w:val="Normal"/>
+        <w:rPr>
+          <w:rFonts w:ascii="Arial" w:hAnsi="Arial" w:eastAsia="Arial" w:cs="Arial"/>
+          <w:sz w:val="24"/>
+          <w:szCs w:val="24"/>
+          <w:lang w:val="en-US"/>
+        </w:rPr>
+      </w:pPr>
+      <w:r>
+        <w:rPr>
+          <w:rFonts w:ascii="Arial" w:hAnsi="Arial" w:eastAsia="Arial" w:cs="Arial"/>
+          <w:sz w:val="24"/>
+          <w:szCs w:val="24"/>
+          <w:lang w:val="en-US"/>
+        </w:rPr>
+        <w:t xml:space="preserve"> </w:t>
+      </w:r>
+    </w:p>
+    <w:p xmlns:wp14="http://schemas.microsoft.com/office/word/2010/wordml" wp14:textId="16077370">
+      <w:pPr>
+        <w:pStyle w:val="Normal"/>
         <w:rPr>
           <w:rFonts w:ascii="Arial" w:hAnsi="Arial" w:eastAsia="Arial" w:cs="Arial"/>
           <w:b w:val="1"/>
@@ -4292,8 +4768,7 @@
           <w:szCs w:val="28"/>
           <w:lang w:val="en-US"/>
         </w:rPr>
-        <w:t>0</w:t>
-      </w:r>
+      </w:pPr>
       <w:r>
         <w:rPr>
           <w:rFonts w:ascii="Arial" w:hAnsi="Arial" w:eastAsia="Arial" w:cs="Arial"/>
@@ -4303,7 +4778,7 @@
           <w:szCs w:val="28"/>
           <w:lang w:val="en-US"/>
         </w:rPr>
-        <w:t xml:space="preserve">. </w:t>
+        <w:t>R1</w:t>
       </w:r>
       <w:r>
         <w:rPr>
@@ -4314,7 +4789,7 @@
           <w:szCs w:val="28"/>
           <w:lang w:val="en-US"/>
         </w:rPr>
-        <w:t xml:space="preserve">Mobile </w:t>
+        <w:t>0</w:t>
       </w:r>
       <w:r>
         <w:rPr>
@@ -4325,6 +4800,28 @@
           <w:szCs w:val="28"/>
           <w:lang w:val="en-US"/>
         </w:rPr>
+        <w:t xml:space="preserve">. </w:t>
+      </w:r>
+      <w:r>
+        <w:rPr>
+          <w:rFonts w:ascii="Arial" w:hAnsi="Arial" w:eastAsia="Arial" w:cs="Arial"/>
+          <w:b w:val="1"/>
+          <w:bCs w:val="1"/>
+          <w:sz w:val="28"/>
+          <w:szCs w:val="28"/>
+          <w:lang w:val="en-US"/>
+        </w:rPr>
+        <w:t xml:space="preserve">Mobile </w:t>
+      </w:r>
+      <w:r>
+        <w:rPr>
+          <w:rFonts w:ascii="Arial" w:hAnsi="Arial" w:eastAsia="Arial" w:cs="Arial"/>
+          <w:b w:val="1"/>
+          <w:bCs w:val="1"/>
+          <w:sz w:val="28"/>
+          <w:szCs w:val="28"/>
+          <w:lang w:val="en-US"/>
+        </w:rPr>
         <w:t>Latency and bottlenecks in the React Native Bridge for real-time data</w:t>
       </w:r>
     </w:p>
@@ -4513,6 +5010,1245 @@
         </w:rPr>
         <w:t>Offload intensive logic to the native side using Native Modules or utilize libraries like Reanimated that run animations/logic directly on the UI thread, bypassing the bridge.</w:t>
       </w:r>
+    </w:p>
+    <w:p>
+      <w:pPr>
+        <w:pStyle w:val="Normal"/>
+        <w:rPr>
+          <w:rFonts w:ascii="Arial" w:hAnsi="Arial" w:eastAsia="Arial" w:cs="Arial"/>
+          <w:sz w:val="24"/>
+          <w:szCs w:val="24"/>
+          <w:lang w:val="en-US"/>
+        </w:rPr>
+      </w:pPr>
+    </w:p>
+    <w:p>
+      <w:pPr>
+        <w:pStyle w:val="Normal"/>
+        <w:rPr>
+          <w:rFonts w:ascii="Arial" w:hAnsi="Arial" w:eastAsia="Arial" w:cs="Arial"/>
+          <w:b w:val="1"/>
+          <w:bCs w:val="1"/>
+          <w:sz w:val="32"/>
+          <w:szCs w:val="32"/>
+          <w:lang w:val="en-US"/>
+        </w:rPr>
+      </w:pPr>
+    </w:p>
+    <w:p>
+      <w:pPr/>
+      <w:r>
+        <w:br w:type="page"/>
+      </w:r>
+    </w:p>
+    <w:p>
+      <w:pPr>
+        <w:pStyle w:val="Normal"/>
+        <w:suppressLineNumbers w:val="0"/>
+        <w:bidi w:val="0"/>
+        <w:spacing w:before="0" w:beforeAutospacing="off" w:after="0" w:afterAutospacing="off" w:line="259" w:lineRule="auto"/>
+        <w:ind w:left="0" w:right="0"/>
+        <w:jc w:val="left"/>
+        <w:rPr>
+          <w:rFonts w:ascii="Arial" w:hAnsi="Arial" w:eastAsia="Arial" w:cs="Arial"/>
+          <w:b w:val="1"/>
+          <w:bCs w:val="1"/>
+          <w:sz w:val="32"/>
+          <w:szCs w:val="32"/>
+          <w:lang w:val="en-US"/>
+        </w:rPr>
+      </w:pPr>
+      <w:r>
+        <w:rPr>
+          <w:rFonts w:ascii="Arial" w:hAnsi="Arial" w:eastAsia="Arial" w:cs="Arial"/>
+          <w:b w:val="1"/>
+          <w:bCs w:val="1"/>
+          <w:sz w:val="32"/>
+          <w:szCs w:val="32"/>
+          <w:lang w:val="en-US"/>
+        </w:rPr>
+        <w:t>3</w:t>
+      </w:r>
+      <w:r>
+        <w:rPr>
+          <w:rFonts w:ascii="Arial" w:hAnsi="Arial" w:eastAsia="Arial" w:cs="Arial"/>
+          <w:b w:val="1"/>
+          <w:bCs w:val="1"/>
+          <w:sz w:val="32"/>
+          <w:szCs w:val="32"/>
+          <w:lang w:val="en-US"/>
+        </w:rPr>
+        <w:t>. Web (React + Next.js)</w:t>
+      </w:r>
+    </w:p>
+    <w:p>
+      <w:pPr>
+        <w:pStyle w:val="Normal"/>
+        <w:rPr>
+          <w:rFonts w:ascii="Arial" w:hAnsi="Arial" w:eastAsia="Arial" w:cs="Arial"/>
+          <w:sz w:val="24"/>
+          <w:szCs w:val="24"/>
+          <w:lang w:val="en-US"/>
+        </w:rPr>
+      </w:pPr>
+    </w:p>
+    <w:p>
+      <w:pPr>
+        <w:spacing w:before="240" w:beforeAutospacing="off" w:after="240" w:afterAutospacing="off"/>
+      </w:pPr>
+      <w:r>
+        <w:rPr>
+          <w:rFonts w:ascii="Arial" w:hAnsi="Arial" w:eastAsia="Arial" w:cs="Arial"/>
+          <w:b w:val="1"/>
+          <w:bCs w:val="1"/>
+          <w:noProof w:val="0"/>
+          <w:sz w:val="28"/>
+          <w:szCs w:val="28"/>
+          <w:lang w:val="en-GB"/>
+        </w:rPr>
+        <w:t>R11.</w:t>
+      </w:r>
+      <w:r>
+        <w:rPr>
+          <w:rFonts w:ascii="Arial" w:hAnsi="Arial" w:eastAsia="Arial" w:cs="Arial"/>
+          <w:b w:val="1"/>
+          <w:bCs w:val="1"/>
+          <w:noProof w:val="0"/>
+          <w:sz w:val="28"/>
+          <w:szCs w:val="28"/>
+          <w:lang w:val="en-GB"/>
+        </w:rPr>
+        <w:t xml:space="preserve"> Web</w:t>
+      </w:r>
+      <w:r>
+        <w:rPr>
+          <w:rFonts w:ascii="Arial" w:hAnsi="Arial" w:eastAsia="Arial" w:cs="Arial"/>
+          <w:b w:val="1"/>
+          <w:bCs w:val="1"/>
+          <w:noProof w:val="0"/>
+          <w:sz w:val="28"/>
+          <w:szCs w:val="28"/>
+          <w:lang w:val="en-GB"/>
+        </w:rPr>
+        <w:t xml:space="preserve"> Security vulnerabilities in web authentication and device control</w:t>
+      </w:r>
+    </w:p>
+    <w:p>
+      <w:pPr>
+        <w:spacing w:before="0" w:beforeAutospacing="off" w:after="0" w:afterAutospacing="off"/>
+      </w:pPr>
+      <w:r>
+        <w:rPr>
+          <w:rFonts w:ascii="Arial" w:hAnsi="Arial" w:eastAsia="Arial" w:cs="Arial"/>
+          <w:b w:val="1"/>
+          <w:bCs w:val="1"/>
+          <w:noProof w:val="0"/>
+          <w:sz w:val="24"/>
+          <w:szCs w:val="24"/>
+          <w:lang w:val="en-US"/>
+        </w:rPr>
+        <w:t>Impact</w:t>
+      </w:r>
+    </w:p>
+    <w:p>
+      <w:pPr>
+        <w:spacing w:before="0" w:beforeAutospacing="off" w:after="0" w:afterAutospacing="off"/>
+      </w:pPr>
+      <w:r>
+        <w:rPr>
+          <w:rFonts w:ascii="Arial" w:hAnsi="Arial" w:eastAsia="Arial" w:cs="Arial"/>
+          <w:noProof w:val="0"/>
+          <w:sz w:val="24"/>
+          <w:szCs w:val="24"/>
+          <w:lang w:val="en-US"/>
+        </w:rPr>
+        <w:t>Unauthorized users may gain access to the smart home system and control devices such as doors, lights, or alarms.</w:t>
+      </w:r>
+      <w:r>
+        <w:rPr>
+          <w:rFonts w:ascii="Arial" w:hAnsi="Arial" w:eastAsia="Arial" w:cs="Arial"/>
+          <w:noProof w:val="0"/>
+          <w:sz w:val="24"/>
+          <w:szCs w:val="24"/>
+          <w:lang w:val="en-US"/>
+        </w:rPr>
+        <w:t xml:space="preserve"> This could create serious safety and privacy issues.</w:t>
+      </w:r>
+    </w:p>
+    <w:p>
+      <w:pPr>
+        <w:spacing w:before="0" w:beforeAutospacing="off" w:after="0" w:afterAutospacing="off"/>
+        <w:rPr>
+          <w:rFonts w:ascii="Arial" w:hAnsi="Arial" w:eastAsia="Arial" w:cs="Arial"/>
+          <w:noProof w:val="0"/>
+          <w:sz w:val="24"/>
+          <w:szCs w:val="24"/>
+          <w:lang w:val="en-US"/>
+        </w:rPr>
+      </w:pPr>
+    </w:p>
+    <w:p>
+      <w:pPr>
+        <w:spacing w:before="0" w:beforeAutospacing="off" w:after="0" w:afterAutospacing="off"/>
+      </w:pPr>
+      <w:r>
+        <w:rPr>
+          <w:rFonts w:ascii="Arial" w:hAnsi="Arial" w:eastAsia="Arial" w:cs="Arial"/>
+          <w:b w:val="1"/>
+          <w:bCs w:val="1"/>
+          <w:noProof w:val="0"/>
+          <w:sz w:val="24"/>
+          <w:szCs w:val="24"/>
+          <w:lang w:val="en-US"/>
+        </w:rPr>
+        <w:t>Indications</w:t>
+      </w:r>
+    </w:p>
+    <w:p>
+      <w:pPr>
+        <w:spacing w:before="0" w:beforeAutospacing="off" w:after="0" w:afterAutospacing="off"/>
+      </w:pPr>
+      <w:r>
+        <w:rPr>
+          <w:rFonts w:ascii="Arial" w:hAnsi="Arial" w:eastAsia="Arial" w:cs="Arial"/>
+          <w:noProof w:val="0"/>
+          <w:sz w:val="24"/>
+          <w:szCs w:val="24"/>
+          <w:lang w:val="en-US"/>
+        </w:rPr>
+        <w:t>Users access system without login</w:t>
+      </w:r>
+    </w:p>
+    <w:p>
+      <w:pPr>
+        <w:spacing w:before="0" w:beforeAutospacing="off" w:after="0" w:afterAutospacing="off"/>
+      </w:pPr>
+      <w:r>
+        <w:rPr>
+          <w:rFonts w:ascii="Arial" w:hAnsi="Arial" w:eastAsia="Arial" w:cs="Arial"/>
+          <w:noProof w:val="0"/>
+          <w:sz w:val="24"/>
+          <w:szCs w:val="24"/>
+          <w:lang w:val="en-US"/>
+        </w:rPr>
+        <w:t>Weak password validation</w:t>
+      </w:r>
+    </w:p>
+    <w:p>
+      <w:pPr>
+        <w:spacing w:before="0" w:beforeAutospacing="off" w:after="0" w:afterAutospacing="off"/>
+      </w:pPr>
+      <w:r>
+        <w:rPr>
+          <w:rFonts w:ascii="Arial" w:hAnsi="Arial" w:eastAsia="Arial" w:cs="Arial"/>
+          <w:noProof w:val="0"/>
+          <w:sz w:val="24"/>
+          <w:szCs w:val="24"/>
+          <w:lang w:val="en-US"/>
+        </w:rPr>
+        <w:t>Unauthorized device commands executed</w:t>
+      </w:r>
+    </w:p>
+    <w:p>
+      <w:pPr>
+        <w:spacing w:before="0" w:beforeAutospacing="off" w:after="0" w:afterAutospacing="off"/>
+      </w:pPr>
+      <w:r>
+        <w:rPr>
+          <w:rFonts w:ascii="Arial" w:hAnsi="Arial" w:eastAsia="Arial" w:cs="Arial"/>
+          <w:noProof w:val="0"/>
+          <w:sz w:val="24"/>
+          <w:szCs w:val="24"/>
+          <w:lang w:val="en-US"/>
+        </w:rPr>
+        <w:t>API endpoints accessible without authentication</w:t>
+      </w:r>
+    </w:p>
+    <w:p>
+      <w:pPr>
+        <w:spacing w:before="0" w:beforeAutospacing="off" w:after="0" w:afterAutospacing="off"/>
+      </w:pPr>
+      <w:r>
+        <w:rPr>
+          <w:rFonts w:ascii="Arial" w:hAnsi="Arial" w:eastAsia="Arial" w:cs="Arial"/>
+          <w:noProof w:val="0"/>
+          <w:sz w:val="24"/>
+          <w:szCs w:val="24"/>
+          <w:lang w:val="en-US"/>
+        </w:rPr>
+        <w:t xml:space="preserve"> </w:t>
+      </w:r>
+    </w:p>
+    <w:p>
+      <w:pPr>
+        <w:spacing w:before="0" w:beforeAutospacing="off" w:after="0" w:afterAutospacing="off"/>
+      </w:pPr>
+      <w:r>
+        <w:rPr>
+          <w:rFonts w:ascii="Arial" w:hAnsi="Arial" w:eastAsia="Arial" w:cs="Arial"/>
+          <w:b w:val="1"/>
+          <w:bCs w:val="1"/>
+          <w:noProof w:val="0"/>
+          <w:sz w:val="24"/>
+          <w:szCs w:val="24"/>
+          <w:lang w:val="en-US"/>
+        </w:rPr>
+        <w:t>Mitigation Strategy</w:t>
+      </w:r>
+    </w:p>
+    <w:p>
+      <w:pPr>
+        <w:spacing w:before="0" w:beforeAutospacing="off" w:after="0" w:afterAutospacing="off"/>
+      </w:pPr>
+      <w:r>
+        <w:rPr>
+          <w:rFonts w:ascii="Arial" w:hAnsi="Arial" w:eastAsia="Arial" w:cs="Arial"/>
+          <w:noProof w:val="0"/>
+          <w:sz w:val="24"/>
+          <w:szCs w:val="24"/>
+          <w:lang w:val="en-US"/>
+        </w:rPr>
+        <w:t>Use secure authentication (Firebase Auth)</w:t>
+      </w:r>
+    </w:p>
+    <w:p>
+      <w:pPr>
+        <w:spacing w:before="0" w:beforeAutospacing="off" w:after="0" w:afterAutospacing="off"/>
+      </w:pPr>
+      <w:r>
+        <w:rPr>
+          <w:rFonts w:ascii="Arial" w:hAnsi="Arial" w:eastAsia="Arial" w:cs="Arial"/>
+          <w:noProof w:val="0"/>
+          <w:sz w:val="24"/>
+          <w:szCs w:val="24"/>
+          <w:lang w:val="en-US"/>
+        </w:rPr>
+        <w:t>Implement role-based access control</w:t>
+      </w:r>
+    </w:p>
+    <w:p>
+      <w:pPr>
+        <w:spacing w:before="0" w:beforeAutospacing="off" w:after="0" w:afterAutospacing="off"/>
+      </w:pPr>
+      <w:r>
+        <w:rPr>
+          <w:rFonts w:ascii="Arial" w:hAnsi="Arial" w:eastAsia="Arial" w:cs="Arial"/>
+          <w:noProof w:val="0"/>
+          <w:sz w:val="24"/>
+          <w:szCs w:val="24"/>
+          <w:lang w:val="en-US"/>
+        </w:rPr>
+        <w:t>Validate all requests from frontend</w:t>
+      </w:r>
+    </w:p>
+    <w:p>
+      <w:pPr>
+        <w:spacing w:before="0" w:beforeAutospacing="off" w:after="0" w:afterAutospacing="off"/>
+      </w:pPr>
+      <w:r>
+        <w:rPr>
+          <w:rFonts w:ascii="Arial" w:hAnsi="Arial" w:eastAsia="Arial" w:cs="Arial"/>
+          <w:noProof w:val="0"/>
+          <w:sz w:val="24"/>
+          <w:szCs w:val="24"/>
+          <w:lang w:val="en-US"/>
+        </w:rPr>
+        <w:t>Use HTTPS and secure tokens</w:t>
+      </w:r>
+    </w:p>
+    <w:p>
+      <w:pPr>
+        <w:spacing w:before="0" w:beforeAutospacing="off" w:after="0" w:afterAutospacing="off"/>
+      </w:pPr>
+      <w:r>
+        <w:rPr>
+          <w:rFonts w:ascii="Arial" w:hAnsi="Arial" w:eastAsia="Arial" w:cs="Arial"/>
+          <w:noProof w:val="0"/>
+          <w:sz w:val="24"/>
+          <w:szCs w:val="24"/>
+          <w:lang w:val="en-US"/>
+        </w:rPr>
+        <w:t>Regularly test authentication security</w:t>
+      </w:r>
+    </w:p>
+    <w:p>
+      <w:pPr>
+        <w:pStyle w:val="Normal"/>
+        <w:rPr>
+          <w:rFonts w:ascii="Arial" w:hAnsi="Arial" w:eastAsia="Arial" w:cs="Arial"/>
+          <w:sz w:val="24"/>
+          <w:szCs w:val="24"/>
+          <w:lang w:val="en-US"/>
+        </w:rPr>
+      </w:pPr>
+    </w:p>
+    <w:p>
+      <w:pPr>
+        <w:pStyle w:val="Normal"/>
+        <w:rPr>
+          <w:rFonts w:ascii="Arial" w:hAnsi="Arial" w:eastAsia="Arial" w:cs="Arial"/>
+          <w:sz w:val="24"/>
+          <w:szCs w:val="24"/>
+          <w:lang w:val="en-US"/>
+        </w:rPr>
+      </w:pPr>
+    </w:p>
+    <w:p>
+      <w:pPr>
+        <w:spacing w:before="0" w:beforeAutospacing="off" w:after="240" w:afterAutospacing="off"/>
+      </w:pPr>
+      <w:r>
+        <w:rPr>
+          <w:rFonts w:ascii="Arial" w:hAnsi="Arial" w:eastAsia="Arial" w:cs="Arial"/>
+          <w:b w:val="1"/>
+          <w:bCs w:val="1"/>
+          <w:noProof w:val="0"/>
+          <w:sz w:val="28"/>
+          <w:szCs w:val="28"/>
+          <w:lang w:val="en-GB"/>
+        </w:rPr>
+        <w:t xml:space="preserve">R12. </w:t>
+      </w:r>
+      <w:r>
+        <w:rPr>
+          <w:rFonts w:ascii="Arial" w:hAnsi="Arial" w:eastAsia="Arial" w:cs="Arial"/>
+          <w:b w:val="1"/>
+          <w:bCs w:val="1"/>
+          <w:noProof w:val="0"/>
+          <w:sz w:val="28"/>
+          <w:szCs w:val="28"/>
+          <w:lang w:val="en-GB"/>
+        </w:rPr>
+        <w:t xml:space="preserve">Web </w:t>
+      </w:r>
+      <w:r>
+        <w:rPr>
+          <w:rFonts w:ascii="Arial" w:hAnsi="Arial" w:eastAsia="Arial" w:cs="Arial"/>
+          <w:b w:val="1"/>
+          <w:bCs w:val="1"/>
+          <w:noProof w:val="0"/>
+          <w:sz w:val="28"/>
+          <w:szCs w:val="28"/>
+          <w:lang w:val="en-GB"/>
+        </w:rPr>
+        <w:t xml:space="preserve">Poor performance when many devices are loaded </w:t>
+      </w:r>
+    </w:p>
+    <w:p>
+      <w:pPr>
+        <w:spacing w:before="0" w:beforeAutospacing="off" w:after="0" w:afterAutospacing="off"/>
+      </w:pPr>
+      <w:r>
+        <w:rPr>
+          <w:rFonts w:ascii="Arial" w:hAnsi="Arial" w:eastAsia="Arial" w:cs="Arial"/>
+          <w:b w:val="1"/>
+          <w:bCs w:val="1"/>
+          <w:noProof w:val="0"/>
+          <w:sz w:val="24"/>
+          <w:szCs w:val="24"/>
+          <w:lang w:val="en-US"/>
+        </w:rPr>
+        <w:t>Impact</w:t>
+      </w:r>
+    </w:p>
+    <w:p>
+      <w:pPr>
+        <w:spacing w:before="0" w:beforeAutospacing="off" w:after="0" w:afterAutospacing="off"/>
+      </w:pPr>
+      <w:r>
+        <w:rPr>
+          <w:rFonts w:ascii="Arial" w:hAnsi="Arial" w:eastAsia="Arial" w:cs="Arial"/>
+          <w:noProof w:val="0"/>
+          <w:sz w:val="24"/>
+          <w:szCs w:val="24"/>
+          <w:lang w:val="en-US"/>
+        </w:rPr>
+        <w:t>If many devices are connected (lights, sensors, coffee machine, etc.), the web UI may become slow or unresponsive, reducing usability.</w:t>
+      </w:r>
+    </w:p>
+    <w:p>
+      <w:pPr>
+        <w:spacing w:before="0" w:beforeAutospacing="off" w:after="0" w:afterAutospacing="off"/>
+      </w:pPr>
+      <w:r>
+        <w:rPr>
+          <w:rFonts w:ascii="Arial" w:hAnsi="Arial" w:eastAsia="Arial" w:cs="Arial"/>
+          <w:noProof w:val="0"/>
+          <w:sz w:val="24"/>
+          <w:szCs w:val="24"/>
+          <w:lang w:val="en-US"/>
+        </w:rPr>
+        <w:t xml:space="preserve"> </w:t>
+      </w:r>
+    </w:p>
+    <w:p>
+      <w:pPr>
+        <w:spacing w:before="0" w:beforeAutospacing="off" w:after="0" w:afterAutospacing="off"/>
+      </w:pPr>
+      <w:r>
+        <w:rPr>
+          <w:rFonts w:ascii="Arial" w:hAnsi="Arial" w:eastAsia="Arial" w:cs="Arial"/>
+          <w:b w:val="1"/>
+          <w:bCs w:val="1"/>
+          <w:noProof w:val="0"/>
+          <w:sz w:val="24"/>
+          <w:szCs w:val="24"/>
+          <w:lang w:val="en-US"/>
+        </w:rPr>
+        <w:t>Indications</w:t>
+      </w:r>
+    </w:p>
+    <w:p>
+      <w:pPr>
+        <w:spacing w:before="0" w:beforeAutospacing="off" w:after="0" w:afterAutospacing="off"/>
+      </w:pPr>
+      <w:r>
+        <w:rPr>
+          <w:rFonts w:ascii="Arial" w:hAnsi="Arial" w:eastAsia="Arial" w:cs="Arial"/>
+          <w:noProof w:val="0"/>
+          <w:sz w:val="24"/>
+          <w:szCs w:val="24"/>
+          <w:lang w:val="en-US"/>
+        </w:rPr>
+        <w:t>Slow page loading</w:t>
+      </w:r>
+    </w:p>
+    <w:p>
+      <w:pPr>
+        <w:spacing w:before="0" w:beforeAutospacing="off" w:after="0" w:afterAutospacing="off"/>
+      </w:pPr>
+      <w:r>
+        <w:rPr>
+          <w:rFonts w:ascii="Arial" w:hAnsi="Arial" w:eastAsia="Arial" w:cs="Arial"/>
+          <w:noProof w:val="0"/>
+          <w:sz w:val="24"/>
+          <w:szCs w:val="24"/>
+          <w:lang w:val="en-US"/>
+        </w:rPr>
+        <w:t>Lag when switching zones</w:t>
+      </w:r>
+    </w:p>
+    <w:p>
+      <w:pPr>
+        <w:spacing w:before="0" w:beforeAutospacing="off" w:after="0" w:afterAutospacing="off"/>
+      </w:pPr>
+      <w:r>
+        <w:rPr>
+          <w:rFonts w:ascii="Arial" w:hAnsi="Arial" w:eastAsia="Arial" w:cs="Arial"/>
+          <w:noProof w:val="0"/>
+          <w:sz w:val="24"/>
+          <w:szCs w:val="24"/>
+          <w:lang w:val="en-US"/>
+        </w:rPr>
+        <w:t>Delayed button response</w:t>
+      </w:r>
+    </w:p>
+    <w:p>
+      <w:pPr>
+        <w:spacing w:before="0" w:beforeAutospacing="off" w:after="0" w:afterAutospacing="off"/>
+      </w:pPr>
+      <w:r>
+        <w:rPr>
+          <w:rFonts w:ascii="Arial" w:hAnsi="Arial" w:eastAsia="Arial" w:cs="Arial"/>
+          <w:noProof w:val="0"/>
+          <w:sz w:val="24"/>
+          <w:szCs w:val="24"/>
+          <w:lang w:val="en-US"/>
+        </w:rPr>
+        <w:t>Browser freezing</w:t>
+      </w:r>
+    </w:p>
+    <w:p>
+      <w:pPr>
+        <w:spacing w:before="0" w:beforeAutospacing="off" w:after="0" w:afterAutospacing="off"/>
+      </w:pPr>
+      <w:r>
+        <w:rPr>
+          <w:rFonts w:ascii="Arial" w:hAnsi="Arial" w:eastAsia="Arial" w:cs="Arial"/>
+          <w:noProof w:val="0"/>
+          <w:sz w:val="24"/>
+          <w:szCs w:val="24"/>
+          <w:lang w:val="en-US"/>
+        </w:rPr>
+        <w:t xml:space="preserve"> </w:t>
+      </w:r>
+    </w:p>
+    <w:p>
+      <w:pPr>
+        <w:spacing w:before="0" w:beforeAutospacing="off" w:after="0" w:afterAutospacing="off"/>
+      </w:pPr>
+      <w:r>
+        <w:rPr>
+          <w:rFonts w:ascii="Arial" w:hAnsi="Arial" w:eastAsia="Arial" w:cs="Arial"/>
+          <w:b w:val="1"/>
+          <w:bCs w:val="1"/>
+          <w:noProof w:val="0"/>
+          <w:sz w:val="24"/>
+          <w:szCs w:val="24"/>
+          <w:lang w:val="en-US"/>
+        </w:rPr>
+        <w:t>Mitigation Strategy</w:t>
+      </w:r>
+    </w:p>
+    <w:p>
+      <w:pPr>
+        <w:spacing w:before="0" w:beforeAutospacing="off" w:after="0" w:afterAutospacing="off"/>
+      </w:pPr>
+      <w:r>
+        <w:rPr>
+          <w:rFonts w:ascii="Arial" w:hAnsi="Arial" w:eastAsia="Arial" w:cs="Arial"/>
+          <w:noProof w:val="0"/>
+          <w:sz w:val="24"/>
+          <w:szCs w:val="24"/>
+          <w:lang w:val="en-US"/>
+        </w:rPr>
+        <w:t>Optimize React components</w:t>
+      </w:r>
+    </w:p>
+    <w:p>
+      <w:pPr>
+        <w:spacing w:before="0" w:beforeAutospacing="off" w:after="0" w:afterAutospacing="off"/>
+      </w:pPr>
+      <w:r>
+        <w:rPr>
+          <w:rFonts w:ascii="Arial" w:hAnsi="Arial" w:eastAsia="Arial" w:cs="Arial"/>
+          <w:noProof w:val="0"/>
+          <w:sz w:val="24"/>
+          <w:szCs w:val="24"/>
+          <w:lang w:val="en-US"/>
+        </w:rPr>
+        <w:t>Use lazy loading for devices</w:t>
+      </w:r>
+    </w:p>
+    <w:p>
+      <w:pPr>
+        <w:spacing w:before="0" w:beforeAutospacing="off" w:after="0" w:afterAutospacing="off"/>
+      </w:pPr>
+      <w:r>
+        <w:rPr>
+          <w:rFonts w:ascii="Arial" w:hAnsi="Arial" w:eastAsia="Arial" w:cs="Arial"/>
+          <w:noProof w:val="0"/>
+          <w:sz w:val="24"/>
+          <w:szCs w:val="24"/>
+          <w:lang w:val="en-US"/>
+        </w:rPr>
+        <w:t>Implement pagination or grouping by zones</w:t>
+      </w:r>
+    </w:p>
+    <w:p>
+      <w:pPr>
+        <w:spacing w:before="0" w:beforeAutospacing="off" w:after="0" w:afterAutospacing="off"/>
+      </w:pPr>
+      <w:r>
+        <w:rPr>
+          <w:rFonts w:ascii="Arial" w:hAnsi="Arial" w:eastAsia="Arial" w:cs="Arial"/>
+          <w:noProof w:val="0"/>
+          <w:sz w:val="24"/>
+          <w:szCs w:val="24"/>
+          <w:lang w:val="en-US"/>
+        </w:rPr>
+        <w:t>Minimize unnecessary re-rendering</w:t>
+      </w:r>
+    </w:p>
+    <w:p>
+      <w:pPr>
+        <w:pStyle w:val="Normal"/>
+      </w:pPr>
+      <w:r>
+        <w:rPr>
+          <w:rFonts w:ascii="Arial" w:hAnsi="Arial" w:eastAsia="Arial" w:cs="Arial"/>
+          <w:noProof w:val="0"/>
+          <w:sz w:val="24"/>
+          <w:szCs w:val="24"/>
+          <w:lang w:val="en-US"/>
+        </w:rPr>
+        <w:t>Use efficient state management</w:t>
+      </w:r>
+    </w:p>
+    <w:p>
+      <w:pPr>
+        <w:pStyle w:val="Normal"/>
+        <w:rPr>
+          <w:rFonts w:ascii="Arial" w:hAnsi="Arial" w:eastAsia="Arial" w:cs="Arial"/>
+          <w:noProof w:val="0"/>
+          <w:sz w:val="24"/>
+          <w:szCs w:val="24"/>
+          <w:lang w:val="en-US"/>
+        </w:rPr>
+      </w:pPr>
+    </w:p>
+    <w:p>
+      <w:pPr>
+        <w:spacing w:before="0" w:beforeAutospacing="off" w:after="0" w:afterAutospacing="off"/>
+        <w:rPr>
+          <w:rFonts w:ascii="Arial" w:hAnsi="Arial" w:eastAsia="Arial" w:cs="Arial"/>
+          <w:b w:val="1"/>
+          <w:bCs w:val="1"/>
+          <w:noProof w:val="0"/>
+          <w:sz w:val="28"/>
+          <w:szCs w:val="28"/>
+          <w:lang w:val="en-GB"/>
+        </w:rPr>
+      </w:pPr>
+      <w:r>
+        <w:rPr>
+          <w:rFonts w:ascii="Arial" w:hAnsi="Arial" w:eastAsia="Arial" w:cs="Arial"/>
+          <w:b w:val="1"/>
+          <w:bCs w:val="1"/>
+          <w:noProof w:val="0"/>
+          <w:sz w:val="28"/>
+          <w:szCs w:val="28"/>
+          <w:lang w:val="en-GB"/>
+        </w:rPr>
+        <w:t>R13.</w:t>
+      </w:r>
+      <w:r>
+        <w:rPr>
+          <w:rFonts w:ascii="Arial" w:hAnsi="Arial" w:eastAsia="Arial" w:cs="Arial"/>
+          <w:b w:val="1"/>
+          <w:bCs w:val="1"/>
+          <w:noProof w:val="0"/>
+          <w:sz w:val="28"/>
+          <w:szCs w:val="28"/>
+          <w:lang w:val="en-GB"/>
+        </w:rPr>
+        <w:t xml:space="preserve"> Web</w:t>
+      </w:r>
+      <w:r>
+        <w:rPr>
+          <w:rFonts w:ascii="Arial" w:hAnsi="Arial" w:eastAsia="Arial" w:cs="Arial"/>
+          <w:b w:val="1"/>
+          <w:bCs w:val="1"/>
+          <w:noProof w:val="0"/>
+          <w:sz w:val="28"/>
+          <w:szCs w:val="28"/>
+          <w:lang w:val="en-GB"/>
+        </w:rPr>
+        <w:t xml:space="preserve"> Browser compatibility issues</w:t>
+      </w:r>
+    </w:p>
+    <w:p>
+      <w:pPr>
+        <w:spacing w:before="0" w:beforeAutospacing="off" w:after="0" w:afterAutospacing="off"/>
+      </w:pPr>
+      <w:r>
+        <w:rPr>
+          <w:rFonts w:ascii="Arial" w:hAnsi="Arial" w:eastAsia="Arial" w:cs="Arial"/>
+          <w:b w:val="1"/>
+          <w:bCs w:val="1"/>
+          <w:noProof w:val="0"/>
+          <w:sz w:val="28"/>
+          <w:szCs w:val="28"/>
+          <w:lang w:val="en-GB"/>
+        </w:rPr>
+        <w:t xml:space="preserve"> </w:t>
+      </w:r>
+    </w:p>
+    <w:p>
+      <w:pPr>
+        <w:spacing w:before="0" w:beforeAutospacing="off" w:after="0" w:afterAutospacing="off"/>
+      </w:pPr>
+      <w:r>
+        <w:rPr>
+          <w:rFonts w:ascii="Arial" w:hAnsi="Arial" w:eastAsia="Arial" w:cs="Arial"/>
+          <w:b w:val="1"/>
+          <w:bCs w:val="1"/>
+          <w:noProof w:val="0"/>
+          <w:sz w:val="24"/>
+          <w:szCs w:val="24"/>
+          <w:lang w:val="en-US"/>
+        </w:rPr>
+        <w:t>Impact</w:t>
+      </w:r>
+    </w:p>
+    <w:p>
+      <w:pPr>
+        <w:spacing w:before="0" w:beforeAutospacing="off" w:after="0" w:afterAutospacing="off"/>
+      </w:pPr>
+      <w:r>
+        <w:rPr>
+          <w:rFonts w:ascii="Arial" w:hAnsi="Arial" w:eastAsia="Arial" w:cs="Arial"/>
+          <w:noProof w:val="0"/>
+          <w:sz w:val="24"/>
+          <w:szCs w:val="24"/>
+          <w:lang w:val="en-US"/>
+        </w:rPr>
+        <w:t>Web application may not function correctly on different browsers (Chrome, Edge, Firefox, Safari), affecting accessibility for users.</w:t>
+      </w:r>
+    </w:p>
+    <w:p>
+      <w:pPr>
+        <w:spacing w:before="0" w:beforeAutospacing="off" w:after="0" w:afterAutospacing="off"/>
+      </w:pPr>
+      <w:r>
+        <w:rPr>
+          <w:rFonts w:ascii="Arial" w:hAnsi="Arial" w:eastAsia="Arial" w:cs="Arial"/>
+          <w:noProof w:val="0"/>
+          <w:sz w:val="24"/>
+          <w:szCs w:val="24"/>
+          <w:lang w:val="en-US"/>
+        </w:rPr>
+        <w:t xml:space="preserve"> </w:t>
+      </w:r>
+    </w:p>
+    <w:p>
+      <w:pPr>
+        <w:spacing w:before="0" w:beforeAutospacing="off" w:after="0" w:afterAutospacing="off"/>
+      </w:pPr>
+      <w:r>
+        <w:rPr>
+          <w:rFonts w:ascii="Arial" w:hAnsi="Arial" w:eastAsia="Arial" w:cs="Arial"/>
+          <w:b w:val="1"/>
+          <w:bCs w:val="1"/>
+          <w:noProof w:val="0"/>
+          <w:sz w:val="24"/>
+          <w:szCs w:val="24"/>
+          <w:lang w:val="en-US"/>
+        </w:rPr>
+        <w:t>Indications</w:t>
+      </w:r>
+    </w:p>
+    <w:p>
+      <w:pPr>
+        <w:spacing w:before="0" w:beforeAutospacing="off" w:after="0" w:afterAutospacing="off"/>
+      </w:pPr>
+      <w:r>
+        <w:rPr>
+          <w:rFonts w:ascii="Arial" w:hAnsi="Arial" w:eastAsia="Arial" w:cs="Arial"/>
+          <w:noProof w:val="0"/>
+          <w:sz w:val="24"/>
+          <w:szCs w:val="24"/>
+          <w:lang w:val="en-US"/>
+        </w:rPr>
+        <w:t>UI layout breaks in certain browsers</w:t>
+      </w:r>
+    </w:p>
+    <w:p>
+      <w:pPr>
+        <w:spacing w:before="0" w:beforeAutospacing="off" w:after="0" w:afterAutospacing="off"/>
+      </w:pPr>
+      <w:r>
+        <w:rPr>
+          <w:rFonts w:ascii="Arial" w:hAnsi="Arial" w:eastAsia="Arial" w:cs="Arial"/>
+          <w:noProof w:val="0"/>
+          <w:sz w:val="24"/>
+          <w:szCs w:val="24"/>
+          <w:lang w:val="en-US"/>
+        </w:rPr>
+        <w:t>Buttons not responding</w:t>
+      </w:r>
+    </w:p>
+    <w:p>
+      <w:pPr>
+        <w:spacing w:before="0" w:beforeAutospacing="off" w:after="0" w:afterAutospacing="off"/>
+      </w:pPr>
+      <w:r>
+        <w:rPr>
+          <w:rFonts w:ascii="Arial" w:hAnsi="Arial" w:eastAsia="Arial" w:cs="Arial"/>
+          <w:noProof w:val="0"/>
+          <w:sz w:val="24"/>
+          <w:szCs w:val="24"/>
+          <w:lang w:val="en-US"/>
+        </w:rPr>
+        <w:t>CSS styles missing</w:t>
+      </w:r>
+    </w:p>
+    <w:p>
+      <w:pPr>
+        <w:spacing w:before="0" w:beforeAutospacing="off" w:after="0" w:afterAutospacing="off"/>
+      </w:pPr>
+      <w:r>
+        <w:rPr>
+          <w:rFonts w:ascii="Arial" w:hAnsi="Arial" w:eastAsia="Arial" w:cs="Arial"/>
+          <w:noProof w:val="0"/>
+          <w:sz w:val="24"/>
+          <w:szCs w:val="24"/>
+          <w:lang w:val="en-US"/>
+        </w:rPr>
+        <w:t>JavaScript errors</w:t>
+      </w:r>
+    </w:p>
+    <w:p>
+      <w:pPr>
+        <w:spacing w:before="0" w:beforeAutospacing="off" w:after="0" w:afterAutospacing="off"/>
+      </w:pPr>
+      <w:r>
+        <w:rPr>
+          <w:rFonts w:ascii="Arial" w:hAnsi="Arial" w:eastAsia="Arial" w:cs="Arial"/>
+          <w:noProof w:val="0"/>
+          <w:sz w:val="24"/>
+          <w:szCs w:val="24"/>
+          <w:lang w:val="en-US"/>
+        </w:rPr>
+        <w:t xml:space="preserve"> </w:t>
+      </w:r>
+    </w:p>
+    <w:p>
+      <w:pPr>
+        <w:spacing w:before="0" w:beforeAutospacing="off" w:after="0" w:afterAutospacing="off"/>
+      </w:pPr>
+      <w:r>
+        <w:rPr>
+          <w:rFonts w:ascii="Arial" w:hAnsi="Arial" w:eastAsia="Arial" w:cs="Arial"/>
+          <w:b w:val="1"/>
+          <w:bCs w:val="1"/>
+          <w:noProof w:val="0"/>
+          <w:sz w:val="24"/>
+          <w:szCs w:val="24"/>
+          <w:lang w:val="en-US"/>
+        </w:rPr>
+        <w:t>Mitigation Strategy</w:t>
+      </w:r>
+    </w:p>
+    <w:p>
+      <w:pPr>
+        <w:spacing w:before="0" w:beforeAutospacing="off" w:after="0" w:afterAutospacing="off"/>
+      </w:pPr>
+      <w:r>
+        <w:rPr>
+          <w:rFonts w:ascii="Arial" w:hAnsi="Arial" w:eastAsia="Arial" w:cs="Arial"/>
+          <w:noProof w:val="0"/>
+          <w:sz w:val="24"/>
+          <w:szCs w:val="24"/>
+          <w:lang w:val="en-US"/>
+        </w:rPr>
+        <w:t>Test on multiple browsers</w:t>
+      </w:r>
+    </w:p>
+    <w:p>
+      <w:pPr>
+        <w:spacing w:before="0" w:beforeAutospacing="off" w:after="0" w:afterAutospacing="off"/>
+      </w:pPr>
+      <w:r>
+        <w:rPr>
+          <w:rFonts w:ascii="Arial" w:hAnsi="Arial" w:eastAsia="Arial" w:cs="Arial"/>
+          <w:noProof w:val="0"/>
+          <w:sz w:val="24"/>
+          <w:szCs w:val="24"/>
+          <w:lang w:val="en-US"/>
+        </w:rPr>
+        <w:t>Use standard web technologies</w:t>
+      </w:r>
+    </w:p>
+    <w:p>
+      <w:pPr>
+        <w:spacing w:before="0" w:beforeAutospacing="off" w:after="0" w:afterAutospacing="off"/>
+      </w:pPr>
+      <w:r>
+        <w:rPr>
+          <w:rFonts w:ascii="Arial" w:hAnsi="Arial" w:eastAsia="Arial" w:cs="Arial"/>
+          <w:noProof w:val="0"/>
+          <w:sz w:val="24"/>
+          <w:szCs w:val="24"/>
+          <w:lang w:val="en-US"/>
+        </w:rPr>
+        <w:t>Avoid unsupported features</w:t>
+      </w:r>
+    </w:p>
+    <w:p>
+      <w:pPr>
+        <w:spacing w:before="0" w:beforeAutospacing="off" w:after="0" w:afterAutospacing="off"/>
+      </w:pPr>
+      <w:r>
+        <w:rPr>
+          <w:rFonts w:ascii="Arial" w:hAnsi="Arial" w:eastAsia="Arial" w:cs="Arial"/>
+          <w:noProof w:val="0"/>
+          <w:sz w:val="24"/>
+          <w:szCs w:val="24"/>
+          <w:lang w:val="en-US"/>
+        </w:rPr>
+        <w:t>Use responsive and cross-browser CSS</w:t>
+      </w:r>
+    </w:p>
+    <w:p>
+      <w:pPr>
+        <w:pStyle w:val="Normal"/>
+        <w:rPr>
+          <w:rFonts w:ascii="Arial" w:hAnsi="Arial" w:eastAsia="Arial" w:cs="Arial"/>
+          <w:noProof w:val="0"/>
+          <w:sz w:val="24"/>
+          <w:szCs w:val="24"/>
+          <w:lang w:val="en-US"/>
+        </w:rPr>
+      </w:pPr>
+    </w:p>
+    <w:p>
+      <w:pPr>
+        <w:spacing w:before="0" w:beforeAutospacing="off" w:after="0" w:afterAutospacing="off"/>
+        <w:rPr>
+          <w:rFonts w:ascii="Arial" w:hAnsi="Arial" w:eastAsia="Arial" w:cs="Arial"/>
+          <w:b w:val="1"/>
+          <w:bCs w:val="1"/>
+          <w:noProof w:val="0"/>
+          <w:sz w:val="28"/>
+          <w:szCs w:val="28"/>
+          <w:lang w:val="en-US"/>
+        </w:rPr>
+      </w:pPr>
+      <w:r>
+        <w:rPr>
+          <w:rFonts w:ascii="Arial" w:hAnsi="Arial" w:eastAsia="Arial" w:cs="Arial"/>
+          <w:b w:val="1"/>
+          <w:bCs w:val="1"/>
+          <w:noProof w:val="0"/>
+          <w:sz w:val="28"/>
+          <w:szCs w:val="28"/>
+          <w:lang w:val="en-US"/>
+        </w:rPr>
+        <w:t xml:space="preserve">R14. </w:t>
+      </w:r>
+      <w:r>
+        <w:rPr>
+          <w:rFonts w:ascii="Arial" w:hAnsi="Arial" w:eastAsia="Arial" w:cs="Arial"/>
+          <w:b w:val="1"/>
+          <w:bCs w:val="1"/>
+          <w:noProof w:val="0"/>
+          <w:sz w:val="28"/>
+          <w:szCs w:val="28"/>
+          <w:lang w:val="en-US"/>
+        </w:rPr>
+        <w:t xml:space="preserve">Web </w:t>
+      </w:r>
+      <w:r>
+        <w:rPr>
+          <w:rFonts w:ascii="Arial" w:hAnsi="Arial" w:eastAsia="Arial" w:cs="Arial"/>
+          <w:b w:val="1"/>
+          <w:bCs w:val="1"/>
+          <w:noProof w:val="0"/>
+          <w:sz w:val="28"/>
+          <w:szCs w:val="28"/>
+          <w:lang w:val="en-US"/>
+        </w:rPr>
+        <w:t>Data synchronization mismatch between UI and physical devices</w:t>
+      </w:r>
+    </w:p>
+    <w:p>
+      <w:pPr>
+        <w:spacing w:before="0" w:beforeAutospacing="off" w:after="0" w:afterAutospacing="off"/>
+      </w:pPr>
+      <w:r>
+        <w:rPr>
+          <w:rFonts w:ascii="Arial" w:hAnsi="Arial" w:eastAsia="Arial" w:cs="Arial"/>
+          <w:noProof w:val="0"/>
+          <w:sz w:val="24"/>
+          <w:szCs w:val="24"/>
+          <w:lang w:val="en-US"/>
+        </w:rPr>
+        <w:t xml:space="preserve"> </w:t>
+      </w:r>
+    </w:p>
+    <w:p>
+      <w:pPr>
+        <w:spacing w:before="0" w:beforeAutospacing="off" w:after="0" w:afterAutospacing="off"/>
+      </w:pPr>
+      <w:r>
+        <w:rPr>
+          <w:rFonts w:ascii="Arial" w:hAnsi="Arial" w:eastAsia="Arial" w:cs="Arial"/>
+          <w:b w:val="1"/>
+          <w:bCs w:val="1"/>
+          <w:noProof w:val="0"/>
+          <w:sz w:val="24"/>
+          <w:szCs w:val="24"/>
+          <w:lang w:val="en-US"/>
+        </w:rPr>
+        <w:t>Impact</w:t>
+      </w:r>
+    </w:p>
+    <w:p>
+      <w:pPr>
+        <w:spacing w:before="0" w:beforeAutospacing="off" w:after="0" w:afterAutospacing="off"/>
+      </w:pPr>
+      <w:r>
+        <w:rPr>
+          <w:rFonts w:ascii="Arial" w:hAnsi="Arial" w:eastAsia="Arial" w:cs="Arial"/>
+          <w:noProof w:val="0"/>
+          <w:sz w:val="24"/>
+          <w:szCs w:val="24"/>
+          <w:lang w:val="en-US"/>
+        </w:rPr>
+        <w:t>The UI may display incorrect device status compared to actual Arduino/physical device state, causing confusion and wrong decisions.</w:t>
+      </w:r>
+    </w:p>
+    <w:p>
+      <w:pPr>
+        <w:spacing w:before="0" w:beforeAutospacing="off" w:after="0" w:afterAutospacing="off"/>
+      </w:pPr>
+      <w:r>
+        <w:rPr>
+          <w:rFonts w:ascii="Arial" w:hAnsi="Arial" w:eastAsia="Arial" w:cs="Arial"/>
+          <w:noProof w:val="0"/>
+          <w:sz w:val="24"/>
+          <w:szCs w:val="24"/>
+          <w:lang w:val="en-US"/>
+        </w:rPr>
+        <w:t xml:space="preserve"> </w:t>
+      </w:r>
+    </w:p>
+    <w:p>
+      <w:pPr>
+        <w:spacing w:before="0" w:beforeAutospacing="off" w:after="0" w:afterAutospacing="off"/>
+      </w:pPr>
+      <w:r>
+        <w:rPr>
+          <w:rFonts w:ascii="Arial" w:hAnsi="Arial" w:eastAsia="Arial" w:cs="Arial"/>
+          <w:b w:val="1"/>
+          <w:bCs w:val="1"/>
+          <w:noProof w:val="0"/>
+          <w:sz w:val="24"/>
+          <w:szCs w:val="24"/>
+          <w:lang w:val="en-US"/>
+        </w:rPr>
+        <w:t>Indications</w:t>
+      </w:r>
+    </w:p>
+    <w:p>
+      <w:pPr>
+        <w:spacing w:before="0" w:beforeAutospacing="off" w:after="0" w:afterAutospacing="off"/>
+      </w:pPr>
+      <w:r>
+        <w:rPr>
+          <w:rFonts w:ascii="Arial" w:hAnsi="Arial" w:eastAsia="Arial" w:cs="Arial"/>
+          <w:noProof w:val="0"/>
+          <w:sz w:val="24"/>
+          <w:szCs w:val="24"/>
+          <w:lang w:val="en-US"/>
+        </w:rPr>
+        <w:t>UI shows light ON but physically OFF</w:t>
+      </w:r>
+    </w:p>
+    <w:p>
+      <w:pPr>
+        <w:spacing w:before="0" w:beforeAutospacing="off" w:after="0" w:afterAutospacing="off"/>
+      </w:pPr>
+      <w:r>
+        <w:rPr>
+          <w:rFonts w:ascii="Arial" w:hAnsi="Arial" w:eastAsia="Arial" w:cs="Arial"/>
+          <w:noProof w:val="0"/>
+          <w:sz w:val="24"/>
+          <w:szCs w:val="24"/>
+          <w:lang w:val="en-US"/>
+        </w:rPr>
+        <w:t>Delay in sensor updates</w:t>
+      </w:r>
+    </w:p>
+    <w:p>
+      <w:pPr>
+        <w:spacing w:before="0" w:beforeAutospacing="off" w:after="0" w:afterAutospacing="off"/>
+      </w:pPr>
+      <w:r>
+        <w:rPr>
+          <w:rFonts w:ascii="Arial" w:hAnsi="Arial" w:eastAsia="Arial" w:cs="Arial"/>
+          <w:noProof w:val="0"/>
+          <w:sz w:val="24"/>
+          <w:szCs w:val="24"/>
+          <w:lang w:val="en-US"/>
+        </w:rPr>
+        <w:t>Multiple users see different states</w:t>
+      </w:r>
+    </w:p>
+    <w:p>
+      <w:pPr>
+        <w:spacing w:before="0" w:beforeAutospacing="off" w:after="0" w:afterAutospacing="off"/>
+      </w:pPr>
+      <w:r>
+        <w:rPr>
+          <w:rFonts w:ascii="Arial" w:hAnsi="Arial" w:eastAsia="Arial" w:cs="Arial"/>
+          <w:noProof w:val="0"/>
+          <w:sz w:val="24"/>
+          <w:szCs w:val="24"/>
+          <w:lang w:val="en-US"/>
+        </w:rPr>
+        <w:t xml:space="preserve"> </w:t>
+      </w:r>
+    </w:p>
+    <w:p>
+      <w:pPr>
+        <w:spacing w:before="0" w:beforeAutospacing="off" w:after="0" w:afterAutospacing="off"/>
+      </w:pPr>
+      <w:r>
+        <w:rPr>
+          <w:rFonts w:ascii="Arial" w:hAnsi="Arial" w:eastAsia="Arial" w:cs="Arial"/>
+          <w:b w:val="1"/>
+          <w:bCs w:val="1"/>
+          <w:noProof w:val="0"/>
+          <w:sz w:val="24"/>
+          <w:szCs w:val="24"/>
+          <w:lang w:val="en-US"/>
+        </w:rPr>
+        <w:t>Mitigation Strategy</w:t>
+      </w:r>
+    </w:p>
+    <w:p>
+      <w:pPr>
+        <w:spacing w:before="0" w:beforeAutospacing="off" w:after="0" w:afterAutospacing="off"/>
+      </w:pPr>
+      <w:r>
+        <w:rPr>
+          <w:rFonts w:ascii="Arial" w:hAnsi="Arial" w:eastAsia="Arial" w:cs="Arial"/>
+          <w:noProof w:val="0"/>
+          <w:sz w:val="24"/>
+          <w:szCs w:val="24"/>
+          <w:lang w:val="en-US"/>
+        </w:rPr>
+        <w:t>Implement real-time database updates</w:t>
+      </w:r>
+    </w:p>
+    <w:p>
+      <w:pPr>
+        <w:spacing w:before="0" w:beforeAutospacing="off" w:after="0" w:afterAutospacing="off"/>
+      </w:pPr>
+      <w:r>
+        <w:rPr>
+          <w:rFonts w:ascii="Arial" w:hAnsi="Arial" w:eastAsia="Arial" w:cs="Arial"/>
+          <w:noProof w:val="0"/>
+          <w:sz w:val="24"/>
+          <w:szCs w:val="24"/>
+          <w:lang w:val="en-US"/>
+        </w:rPr>
+        <w:t>Sync device state after each command</w:t>
+      </w:r>
+    </w:p>
+    <w:p>
+      <w:pPr>
+        <w:spacing w:before="0" w:beforeAutospacing="off" w:after="0" w:afterAutospacing="off"/>
+      </w:pPr>
+      <w:r>
+        <w:rPr>
+          <w:rFonts w:ascii="Arial" w:hAnsi="Arial" w:eastAsia="Arial" w:cs="Arial"/>
+          <w:noProof w:val="0"/>
+          <w:sz w:val="24"/>
+          <w:szCs w:val="24"/>
+          <w:lang w:val="en-US"/>
+        </w:rPr>
+        <w:t>Add refresh/sync button</w:t>
+      </w:r>
+    </w:p>
+    <w:p>
+      <w:pPr>
+        <w:spacing w:before="0" w:beforeAutospacing="off" w:after="0" w:afterAutospacing="off"/>
+      </w:pPr>
+      <w:r>
+        <w:rPr>
+          <w:rFonts w:ascii="Arial" w:hAnsi="Arial" w:eastAsia="Arial" w:cs="Arial"/>
+          <w:noProof w:val="0"/>
+          <w:sz w:val="24"/>
+          <w:szCs w:val="24"/>
+          <w:lang w:val="en-US"/>
+        </w:rPr>
+        <w:t>Show last update timestamp</w:t>
+      </w:r>
+    </w:p>
+    <w:p>
+      <w:pPr>
+        <w:pStyle w:val="Normal"/>
+        <w:rPr>
+          <w:rFonts w:ascii="Arial" w:hAnsi="Arial" w:eastAsia="Arial" w:cs="Arial"/>
+          <w:noProof w:val="0"/>
+          <w:sz w:val="24"/>
+          <w:szCs w:val="24"/>
+          <w:lang w:val="en-US"/>
+        </w:rPr>
+      </w:pPr>
     </w:p>
     <w:sectPr>
       <w:pgSz w:w="11906" w:h="16838" w:orient="portrait"/>

--- a/SG2_Units/SG2_Artefacts/SG2_Risks.docx
+++ b/SG2_Units/SG2_Artefacts/SG2_Risks.docx
@@ -381,7 +381,7 @@
             </w:tcBorders>
             <w:tcMar/>
           </w:tcPr>
-          <w:p wp14:textId="2F819A00">
+          <w:p wp14:textId="38C71C9D">
             <w:pPr>
               <w:pStyle w:val="Tabletext"/>
               <w:rPr>
@@ -392,7 +392,19 @@
               <w:rPr>
                 <w:rFonts w:ascii="Arial" w:hAnsi="Arial" w:eastAsia="Arial" w:cs="Arial"/>
               </w:rPr>
-              <w:t>2o26-02-18</w:t>
+              <w:t>2</w:t>
+            </w:r>
+            <w:r>
+              <w:rPr>
+                <w:rFonts w:ascii="Arial" w:hAnsi="Arial" w:eastAsia="Arial" w:cs="Arial"/>
+              </w:rPr>
+              <w:t>0</w:t>
+            </w:r>
+            <w:r>
+              <w:rPr>
+                <w:rFonts w:ascii="Arial" w:hAnsi="Arial" w:eastAsia="Arial" w:cs="Arial"/>
+              </w:rPr>
+              <w:t>26-02-18</w:t>
             </w:r>
           </w:p>
         </w:tc>
@@ -617,13 +629,19 @@
             </w:tcBorders>
             <w:tcMar/>
           </w:tcPr>
-          <w:p wp14:textId="77777777">
+          <w:p wp14:textId="67CD8265">
             <w:pPr>
               <w:pStyle w:val="Tabletext"/>
               <w:rPr>
                 <w:rFonts w:ascii="Arial" w:hAnsi="Arial" w:eastAsia="Arial" w:cs="Arial"/>
               </w:rPr>
             </w:pPr>
+            <w:r>
+              <w:rPr>
+                <w:rFonts w:ascii="Arial" w:hAnsi="Arial" w:eastAsia="Arial" w:cs="Arial"/>
+              </w:rPr>
+              <w:t>2026-03-15</w:t>
+            </w:r>
           </w:p>
         </w:tc>
         <w:tc>
@@ -637,13 +655,19 @@
             </w:tcBorders>
             <w:tcMar/>
           </w:tcPr>
-          <w:p wp14:textId="77777777">
+          <w:p wp14:textId="5DDCD23B">
             <w:pPr>
               <w:pStyle w:val="Tabletext"/>
               <w:rPr>
                 <w:rFonts w:ascii="Arial" w:hAnsi="Arial" w:eastAsia="Arial" w:cs="Arial"/>
               </w:rPr>
             </w:pPr>
+            <w:r>
+              <w:rPr>
+                <w:rFonts w:ascii="Arial" w:hAnsi="Arial" w:eastAsia="Arial" w:cs="Arial"/>
+              </w:rPr>
+              <w:t>1.3</w:t>
+            </w:r>
           </w:p>
         </w:tc>
         <w:tc>
@@ -657,13 +681,28 @@
             </w:tcBorders>
             <w:tcMar/>
           </w:tcPr>
-          <w:p wp14:textId="77777777">
+          <w:p wp14:textId="14696C99">
             <w:pPr>
               <w:pStyle w:val="Tabletext"/>
               <w:rPr>
-                <w:rFonts w:ascii="Arial" w:hAnsi="Arial" w:eastAsia="Arial" w:cs="Arial"/>
+                <w:noProof w:val="0"/>
+                <w:lang w:val="en-US"/>
               </w:rPr>
             </w:pPr>
+            <w:r>
+              <w:rPr>
+                <w:noProof w:val="0"/>
+                <w:lang w:val="en-US"/>
+              </w:rPr>
+              <w:t>Update Web Risk after implementation of Firebase RealTime syn</w:t>
+            </w:r>
+            <w:r>
+              <w:rPr>
+                <w:noProof w:val="0"/>
+                <w:lang w:val="en-US"/>
+              </w:rPr>
+              <w:t>chronization and Hub dashboard R15</w:t>
+            </w:r>
           </w:p>
         </w:tc>
         <w:tc>
@@ -677,13 +716,19 @@
             </w:tcBorders>
             <w:tcMar/>
           </w:tcPr>
-          <w:p wp14:textId="77777777">
+          <w:p wp14:textId="07A41A52">
             <w:pPr>
               <w:pStyle w:val="Tabletext"/>
               <w:rPr>
                 <w:rFonts w:ascii="Arial" w:hAnsi="Arial" w:eastAsia="Arial" w:cs="Arial"/>
               </w:rPr>
             </w:pPr>
+            <w:r>
+              <w:rPr>
+                <w:rFonts w:ascii="Arial" w:hAnsi="Arial" w:eastAsia="Arial" w:cs="Arial"/>
+              </w:rPr>
+              <w:t>Mustafa Al-Bayati</w:t>
+            </w:r>
           </w:p>
         </w:tc>
       </w:tr>
@@ -2223,6 +2268,14 @@
             <w:pPr>
               <w:spacing w:before="0" w:beforeAutospacing="off" w:after="0" w:afterAutospacing="off"/>
               <w:jc w:val="center"/>
+              <w:rPr>
+                <w:rFonts w:ascii="Times New Roman" w:hAnsi="Times New Roman" w:eastAsia="Times New Roman" w:cs="Times New Roman"/>
+                <w:b w:val="1"/>
+                <w:bCs w:val="1"/>
+                <w:sz w:val="20"/>
+                <w:szCs w:val="20"/>
+                <w:lang w:val="en-US"/>
+              </w:rPr>
             </w:pPr>
             <w:r>
               <w:rPr>
@@ -2350,6 +2403,104 @@
           </w:p>
         </w:tc>
       </w:tr>
+      <w:tr>
+        <w:trPr>
+          <w:trHeight w:val="546"/>
+        </w:trPr>
+        <w:tc>
+          <w:tcPr>
+            <w:tcW w:w="5208" w:type="dxa"/>
+            <w:tcBorders>
+              <w:top w:val="single" w:color="auto" w:sz="6" w:space="0"/>
+              <w:left w:val="single" w:color="auto" w:sz="12" w:space="0"/>
+              <w:bottom w:val="single" w:color="auto" w:sz="12" w:space="0"/>
+              <w:right w:val="single" w:color="auto" w:sz="6" w:space="0"/>
+            </w:tcBorders>
+            <w:tcMar/>
+          </w:tcPr>
+          <w:p>
+            <w:pPr>
+              <w:pStyle w:val="Normal"/>
+              <w:rPr>
+                <w:rFonts w:ascii="Arial" w:hAnsi="Arial" w:eastAsia="Arial" w:cs="Arial"/>
+                <w:sz w:val="24"/>
+                <w:szCs w:val="24"/>
+              </w:rPr>
+            </w:pPr>
+            <w:r>
+              <w:rPr>
+                <w:rFonts w:ascii="Arial" w:hAnsi="Arial" w:eastAsia="Arial" w:cs="Arial"/>
+                <w:sz w:val="24"/>
+                <w:szCs w:val="24"/>
+              </w:rPr>
+              <w:t xml:space="preserve">R15. Web Real </w:t>
+            </w:r>
+            <w:r>
+              <w:rPr>
+                <w:rFonts w:ascii="Arial" w:hAnsi="Arial" w:eastAsia="Arial" w:cs="Arial"/>
+                <w:sz w:val="24"/>
+                <w:szCs w:val="24"/>
+              </w:rPr>
+              <w:t>time</w:t>
+            </w:r>
+            <w:r>
+              <w:rPr>
+                <w:rFonts w:ascii="Arial" w:hAnsi="Arial" w:eastAsia="Arial" w:cs="Arial"/>
+                <w:sz w:val="24"/>
+                <w:szCs w:val="24"/>
+              </w:rPr>
+              <w:t xml:space="preserve"> </w:t>
+            </w:r>
+            <w:r>
+              <w:rPr>
+                <w:rFonts w:ascii="Arial" w:hAnsi="Arial" w:eastAsia="Arial" w:cs="Arial"/>
+                <w:sz w:val="24"/>
+                <w:szCs w:val="24"/>
+              </w:rPr>
+              <w:t>listener</w:t>
+            </w:r>
+            <w:r>
+              <w:rPr>
+                <w:rFonts w:ascii="Arial" w:hAnsi="Arial" w:eastAsia="Arial" w:cs="Arial"/>
+                <w:sz w:val="24"/>
+                <w:szCs w:val="24"/>
+              </w:rPr>
+              <w:t xml:space="preserve"> overload</w:t>
+            </w:r>
+          </w:p>
+        </w:tc>
+        <w:tc>
+          <w:tcPr>
+            <w:tcW w:w="3834" w:type="dxa"/>
+            <w:tcBorders>
+              <w:top w:val="single" w:color="auto" w:sz="6" w:space="0"/>
+              <w:left w:val="single" w:color="auto" w:sz="6" w:space="0"/>
+              <w:bottom w:val="single" w:color="auto" w:sz="12" w:space="0"/>
+              <w:right w:val="single" w:color="auto" w:sz="12" w:space="0"/>
+            </w:tcBorders>
+            <w:tcMar/>
+          </w:tcPr>
+          <w:p>
+            <w:pPr>
+              <w:pStyle w:val="Normal"/>
+              <w:jc w:val="center"/>
+              <w:rPr>
+                <w:rFonts w:ascii="Times New Roman" w:hAnsi="Times New Roman" w:eastAsia="Times New Roman" w:cs="Times New Roman"/>
+                <w:sz w:val="20"/>
+                <w:szCs w:val="20"/>
+              </w:rPr>
+            </w:pPr>
+            <w:r>
+              <w:rPr>
+                <w:rFonts w:ascii="Times New Roman" w:hAnsi="Times New Roman" w:eastAsia="Times New Roman" w:cs="Times New Roman"/>
+                <w:sz w:val="20"/>
+                <w:szCs w:val="20"/>
+              </w:rPr>
+              <w:t>Medium</w:t>
+            </w:r>
+          </w:p>
+        </w:tc>
+      </w:tr>
     </w:tbl>
     <w:p xmlns:wp14="http://schemas.microsoft.com/office/word/2010/wordml" wp14:textId="77777777">
       <w:pPr>
@@ -6237,6 +6388,372 @@
         </w:rPr>
         <w:t>Show last update timestamp</w:t>
       </w:r>
+    </w:p>
+    <w:p>
+      <w:pPr>
+        <w:spacing w:before="0" w:beforeAutospacing="off" w:after="0" w:afterAutospacing="off"/>
+        <w:rPr>
+          <w:rFonts w:ascii="Arial" w:hAnsi="Arial" w:eastAsia="Arial" w:cs="Arial"/>
+          <w:noProof w:val="0"/>
+          <w:sz w:val="24"/>
+          <w:szCs w:val="24"/>
+          <w:lang w:val="en-US"/>
+        </w:rPr>
+      </w:pPr>
+    </w:p>
+    <w:p>
+      <w:pPr>
+        <w:spacing w:before="240" w:beforeAutospacing="off" w:after="240" w:afterAutospacing="off"/>
+        <w:rPr>
+          <w:rFonts w:ascii="Arial" w:hAnsi="Arial" w:eastAsia="Arial" w:cs="Arial"/>
+          <w:b w:val="1"/>
+          <w:bCs w:val="1"/>
+          <w:noProof w:val="0"/>
+          <w:sz w:val="28"/>
+          <w:szCs w:val="28"/>
+          <w:lang w:val="en-US"/>
+        </w:rPr>
+      </w:pPr>
+      <w:r>
+        <w:rPr>
+          <w:rFonts w:ascii="Arial" w:hAnsi="Arial" w:eastAsia="Arial" w:cs="Arial"/>
+          <w:b w:val="1"/>
+          <w:bCs w:val="1"/>
+          <w:noProof w:val="0"/>
+          <w:sz w:val="28"/>
+          <w:szCs w:val="28"/>
+          <w:lang w:val="en-US"/>
+        </w:rPr>
+        <w:t>R15. Web Real-time Listener Overload</w:t>
+      </w:r>
+    </w:p>
+    <w:p>
+      <w:pPr>
+        <w:spacing w:before="240" w:beforeAutospacing="off" w:after="240" w:afterAutospacing="off"/>
+      </w:pPr>
+      <w:r>
+        <w:rPr>
+          <w:rFonts w:ascii="Arial" w:hAnsi="Arial" w:eastAsia="Arial" w:cs="Arial"/>
+          <w:b w:val="1"/>
+          <w:bCs w:val="1"/>
+          <w:noProof w:val="0"/>
+          <w:sz w:val="24"/>
+          <w:szCs w:val="24"/>
+          <w:lang w:val="en-US"/>
+        </w:rPr>
+        <w:t>Impact</w:t>
+      </w:r>
+    </w:p>
+    <w:p>
+      <w:pPr>
+        <w:pStyle w:val="Normal"/>
+        <w:spacing w:before="240" w:beforeAutospacing="off" w:after="240" w:afterAutospacing="off"/>
+      </w:pPr>
+      <w:r>
+        <w:rPr>
+          <w:rFonts w:ascii="Arial" w:hAnsi="Arial" w:eastAsia="Arial" w:cs="Arial"/>
+          <w:noProof w:val="0"/>
+          <w:sz w:val="24"/>
+          <w:szCs w:val="24"/>
+          <w:lang w:val="en-US"/>
+        </w:rPr>
+        <w:t xml:space="preserve">If too many real-time listeners are active simultaneously (for example, when many users </w:t>
+      </w:r>
+      <w:r>
+        <w:rPr>
+          <w:rFonts w:ascii="Arial" w:hAnsi="Arial" w:eastAsia="Arial" w:cs="Arial"/>
+          <w:noProof w:val="0"/>
+          <w:sz w:val="24"/>
+          <w:szCs w:val="24"/>
+          <w:lang w:val="en-US"/>
+        </w:rPr>
+        <w:t>monitor</w:t>
+      </w:r>
+      <w:r>
+        <w:rPr>
+          <w:rFonts w:ascii="Arial" w:hAnsi="Arial" w:eastAsia="Arial" w:cs="Arial"/>
+          <w:noProof w:val="0"/>
+          <w:sz w:val="24"/>
+          <w:szCs w:val="24"/>
+          <w:lang w:val="en-US"/>
+        </w:rPr>
+        <w:t xml:space="preserve"> devices), the web client may experience unnecessary updates or </w:t>
+      </w:r>
+      <w:r>
+        <w:rPr>
+          <w:rFonts w:ascii="Arial" w:hAnsi="Arial" w:eastAsia="Arial" w:cs="Arial"/>
+          <w:noProof w:val="0"/>
+          <w:sz w:val="24"/>
+          <w:szCs w:val="24"/>
+          <w:lang w:val="en-US"/>
+        </w:rPr>
+        <w:t xml:space="preserve">bad  </w:t>
+      </w:r>
+      <w:r>
+        <w:rPr>
+          <w:rFonts w:ascii="Arial" w:hAnsi="Arial" w:eastAsia="Arial" w:cs="Arial"/>
+          <w:noProof w:val="0"/>
+          <w:sz w:val="24"/>
+          <w:szCs w:val="24"/>
+          <w:lang w:val="en-US"/>
+        </w:rPr>
+        <w:t>performance</w:t>
+      </w:r>
+      <w:r>
+        <w:rPr>
+          <w:rFonts w:ascii="Arial" w:hAnsi="Arial" w:eastAsia="Arial" w:cs="Arial"/>
+          <w:noProof w:val="0"/>
+          <w:sz w:val="24"/>
+          <w:szCs w:val="24"/>
+          <w:lang w:val="en-US"/>
+        </w:rPr>
+        <w:t>.</w:t>
+      </w:r>
+    </w:p>
+    <w:p>
+      <w:pPr>
+        <w:spacing w:before="240" w:beforeAutospacing="off" w:after="240" w:afterAutospacing="off"/>
+      </w:pPr>
+      <w:r>
+        <w:rPr>
+          <w:rFonts w:ascii="Arial" w:hAnsi="Arial" w:eastAsia="Arial" w:cs="Arial"/>
+          <w:b w:val="1"/>
+          <w:bCs w:val="1"/>
+          <w:noProof w:val="0"/>
+          <w:sz w:val="24"/>
+          <w:szCs w:val="24"/>
+          <w:lang w:val="en-US"/>
+        </w:rPr>
+        <w:t>Indications</w:t>
+      </w:r>
+    </w:p>
+    <w:p>
+      <w:pPr>
+        <w:pStyle w:val="ListParagraph"/>
+        <w:numPr>
+          <w:ilvl w:val="0"/>
+          <w:numId w:val="7"/>
+        </w:numPr>
+        <w:spacing w:before="240" w:beforeAutospacing="off" w:after="240" w:afterAutospacing="off"/>
+        <w:rPr>
+          <w:rFonts w:ascii="Arial" w:hAnsi="Arial" w:eastAsia="Arial" w:cs="Arial"/>
+          <w:noProof w:val="0"/>
+          <w:sz w:val="24"/>
+          <w:szCs w:val="24"/>
+          <w:lang w:val="en-US"/>
+        </w:rPr>
+      </w:pPr>
+      <w:r>
+        <w:rPr>
+          <w:rFonts w:ascii="Arial" w:hAnsi="Arial" w:eastAsia="Arial" w:cs="Arial"/>
+          <w:noProof w:val="0"/>
+          <w:sz w:val="24"/>
+          <w:szCs w:val="24"/>
+          <w:lang w:val="en-US"/>
+        </w:rPr>
+        <w:t>Frequent UI refreshes</w:t>
+      </w:r>
+    </w:p>
+    <w:p>
+      <w:pPr>
+        <w:pStyle w:val="ListParagraph"/>
+        <w:numPr>
+          <w:ilvl w:val="0"/>
+          <w:numId w:val="7"/>
+        </w:numPr>
+        <w:spacing w:before="240" w:beforeAutospacing="off" w:after="240" w:afterAutospacing="off"/>
+        <w:rPr>
+          <w:rFonts w:ascii="Arial" w:hAnsi="Arial" w:eastAsia="Arial" w:cs="Arial"/>
+          <w:noProof w:val="0"/>
+          <w:sz w:val="24"/>
+          <w:szCs w:val="24"/>
+          <w:lang w:val="en-US"/>
+        </w:rPr>
+      </w:pPr>
+      <w:r>
+        <w:rPr>
+          <w:rFonts w:ascii="Arial" w:hAnsi="Arial" w:eastAsia="Arial" w:cs="Arial"/>
+          <w:noProof w:val="0"/>
+          <w:sz w:val="24"/>
+          <w:szCs w:val="24"/>
+          <w:lang w:val="en-US"/>
+        </w:rPr>
+        <w:t>Increased browser CPU usage</w:t>
+      </w:r>
+    </w:p>
+    <w:p>
+      <w:pPr>
+        <w:pStyle w:val="ListParagraph"/>
+        <w:numPr>
+          <w:ilvl w:val="0"/>
+          <w:numId w:val="7"/>
+        </w:numPr>
+        <w:spacing w:before="240" w:beforeAutospacing="off" w:after="240" w:afterAutospacing="off"/>
+        <w:rPr>
+          <w:rFonts w:ascii="Arial" w:hAnsi="Arial" w:eastAsia="Arial" w:cs="Arial"/>
+          <w:noProof w:val="0"/>
+          <w:sz w:val="24"/>
+          <w:szCs w:val="24"/>
+          <w:lang w:val="en-US"/>
+        </w:rPr>
+      </w:pPr>
+      <w:r>
+        <w:rPr>
+          <w:rFonts w:ascii="Arial" w:hAnsi="Arial" w:eastAsia="Arial" w:cs="Arial"/>
+          <w:noProof w:val="0"/>
+          <w:sz w:val="24"/>
+          <w:szCs w:val="24"/>
+          <w:lang w:val="en-US"/>
+        </w:rPr>
+        <w:t>Delayed response to user interactions</w:t>
+      </w:r>
+    </w:p>
+    <w:p>
+      <w:pPr>
+        <w:spacing w:before="240" w:beforeAutospacing="off" w:after="240" w:afterAutospacing="off"/>
+      </w:pPr>
+      <w:r>
+        <w:rPr>
+          <w:rFonts w:ascii="Arial" w:hAnsi="Arial" w:eastAsia="Arial" w:cs="Arial"/>
+          <w:b w:val="1"/>
+          <w:bCs w:val="1"/>
+          <w:noProof w:val="0"/>
+          <w:sz w:val="24"/>
+          <w:szCs w:val="24"/>
+          <w:lang w:val="en-US"/>
+        </w:rPr>
+        <w:t>Mitigation Strategy</w:t>
+      </w:r>
+    </w:p>
+    <w:p>
+      <w:pPr>
+        <w:pStyle w:val="ListParagraph"/>
+        <w:numPr>
+          <w:ilvl w:val="0"/>
+          <w:numId w:val="8"/>
+        </w:numPr>
+        <w:spacing w:before="240" w:beforeAutospacing="off" w:after="240" w:afterAutospacing="off"/>
+        <w:rPr>
+          <w:rFonts w:ascii="Arial" w:hAnsi="Arial" w:eastAsia="Arial" w:cs="Arial"/>
+          <w:noProof w:val="0"/>
+          <w:sz w:val="24"/>
+          <w:szCs w:val="24"/>
+          <w:lang w:val="en-US"/>
+        </w:rPr>
+      </w:pPr>
+      <w:r>
+        <w:rPr>
+          <w:rFonts w:ascii="Arial" w:hAnsi="Arial" w:eastAsia="Arial" w:cs="Arial"/>
+          <w:noProof w:val="0"/>
+          <w:sz w:val="24"/>
+          <w:szCs w:val="24"/>
+          <w:lang w:val="en-US"/>
+        </w:rPr>
+        <w:t>Limit the number of active listeners</w:t>
+      </w:r>
+    </w:p>
+    <w:p>
+      <w:pPr>
+        <w:pStyle w:val="ListParagraph"/>
+        <w:numPr>
+          <w:ilvl w:val="0"/>
+          <w:numId w:val="8"/>
+        </w:numPr>
+        <w:spacing w:before="240" w:beforeAutospacing="off" w:after="240" w:afterAutospacing="off"/>
+        <w:rPr>
+          <w:rFonts w:ascii="Arial" w:hAnsi="Arial" w:eastAsia="Arial" w:cs="Arial"/>
+          <w:noProof w:val="0"/>
+          <w:sz w:val="24"/>
+          <w:szCs w:val="24"/>
+          <w:lang w:val="en-US"/>
+        </w:rPr>
+      </w:pPr>
+      <w:r>
+        <w:rPr>
+          <w:rFonts w:ascii="Arial" w:hAnsi="Arial" w:eastAsia="Arial" w:cs="Arial"/>
+          <w:noProof w:val="0"/>
+          <w:sz w:val="24"/>
+          <w:szCs w:val="24"/>
+          <w:lang w:val="en-US"/>
+        </w:rPr>
+        <w:t>Group device updates in a single Firestore document when possible</w:t>
+      </w:r>
+    </w:p>
+    <w:p>
+      <w:pPr>
+        <w:pStyle w:val="ListParagraph"/>
+        <w:numPr>
+          <w:ilvl w:val="0"/>
+          <w:numId w:val="8"/>
+        </w:numPr>
+        <w:spacing w:before="240" w:beforeAutospacing="off" w:after="240" w:afterAutospacing="off"/>
+        <w:rPr>
+          <w:rFonts w:ascii="Arial" w:hAnsi="Arial" w:eastAsia="Arial" w:cs="Arial"/>
+          <w:noProof w:val="0"/>
+          <w:sz w:val="24"/>
+          <w:szCs w:val="24"/>
+          <w:lang w:val="en-US"/>
+        </w:rPr>
+      </w:pPr>
+      <w:r>
+        <w:rPr>
+          <w:rFonts w:ascii="Arial" w:hAnsi="Arial" w:eastAsia="Arial" w:cs="Arial"/>
+          <w:noProof w:val="0"/>
+          <w:sz w:val="24"/>
+          <w:szCs w:val="24"/>
+          <w:lang w:val="en-US"/>
+        </w:rPr>
+        <w:t>Unsubscribe listeners when components unmount</w:t>
+      </w:r>
+    </w:p>
+    <w:p>
+      <w:pPr>
+        <w:pStyle w:val="ListParagraph"/>
+        <w:numPr>
+          <w:ilvl w:val="0"/>
+          <w:numId w:val="8"/>
+        </w:numPr>
+        <w:spacing w:before="240" w:beforeAutospacing="off" w:after="240" w:afterAutospacing="off"/>
+        <w:rPr>
+          <w:rFonts w:ascii="Arial" w:hAnsi="Arial" w:eastAsia="Arial" w:cs="Arial"/>
+          <w:noProof w:val="0"/>
+          <w:sz w:val="24"/>
+          <w:szCs w:val="24"/>
+          <w:lang w:val="en-US"/>
+        </w:rPr>
+      </w:pPr>
+      <w:r>
+        <w:rPr>
+          <w:rFonts w:ascii="Arial" w:hAnsi="Arial" w:eastAsia="Arial" w:cs="Arial"/>
+          <w:noProof w:val="0"/>
+          <w:sz w:val="24"/>
+          <w:szCs w:val="24"/>
+          <w:lang w:val="en-US"/>
+        </w:rPr>
+        <w:t>Optimize</w:t>
+      </w:r>
+      <w:r>
+        <w:rPr>
+          <w:rFonts w:ascii="Arial" w:hAnsi="Arial" w:eastAsia="Arial" w:cs="Arial"/>
+          <w:noProof w:val="0"/>
+          <w:sz w:val="24"/>
+          <w:szCs w:val="24"/>
+          <w:lang w:val="en-US"/>
+        </w:rPr>
+        <w:t xml:space="preserve"> React state updates to prevent unnecessary re-renders</w:t>
+      </w:r>
+    </w:p>
+    <w:p w14:noSpellErr="1">
+      <w:pPr>
+        <w:pStyle w:val="Normal"/>
+        <w:rPr>
+          <w:rFonts w:ascii="Arial" w:hAnsi="Arial" w:eastAsia="Arial" w:cs="Arial"/>
+          <w:noProof w:val="0"/>
+          <w:sz w:val="24"/>
+          <w:szCs w:val="24"/>
+          <w:lang w:val="en-US"/>
+        </w:rPr>
+      </w:pPr>
     </w:p>
     <w:p>
       <w:pPr>
@@ -6453,6 +6970,566 @@
 
 <file path=word/numbering.xml><?xml version="1.0" encoding="utf-8"?>
 <w:numbering xmlns:w="http://schemas.openxmlformats.org/wordprocessingml/2006/main">
+  <w:abstractNum xmlns:w="http://schemas.openxmlformats.org/wordprocessingml/2006/main" w:abstractNumId="8">
+    <w:nsid w:val="623e8a47"/>
+    <w:multiLevelType xmlns:w="http://schemas.openxmlformats.org/wordprocessingml/2006/main" w:val="hybridMultilevel"/>
+    <w:lvl xmlns:w="http://schemas.openxmlformats.org/wordprocessingml/2006/main" w:ilvl="0">
+      <w:start w:val="1"/>
+      <w:numFmt w:val="bullet"/>
+      <w:lvlText w:val=""/>
+      <w:lvlJc w:val="left"/>
+      <w:pPr>
+        <w:ind w:left="720" w:hanging="360"/>
+      </w:pPr>
+      <w:rPr>
+        <w:rFonts w:hint="default" w:ascii="Symbol" w:hAnsi="Symbol"/>
+      </w:rPr>
+    </w:lvl>
+    <w:lvl xmlns:w="http://schemas.openxmlformats.org/wordprocessingml/2006/main" w:ilvl="1">
+      <w:start w:val="1"/>
+      <w:numFmt w:val="bullet"/>
+      <w:lvlText w:val="o"/>
+      <w:lvlJc w:val="left"/>
+      <w:pPr>
+        <w:ind w:left="1440" w:hanging="360"/>
+      </w:pPr>
+      <w:rPr>
+        <w:rFonts w:hint="default" w:ascii="Courier New" w:hAnsi="Courier New"/>
+      </w:rPr>
+    </w:lvl>
+    <w:lvl xmlns:w="http://schemas.openxmlformats.org/wordprocessingml/2006/main" w:ilvl="2">
+      <w:start w:val="1"/>
+      <w:numFmt w:val="bullet"/>
+      <w:lvlText w:val=""/>
+      <w:lvlJc w:val="left"/>
+      <w:pPr>
+        <w:ind w:left="2160" w:hanging="360"/>
+      </w:pPr>
+      <w:rPr>
+        <w:rFonts w:hint="default" w:ascii="Wingdings" w:hAnsi="Wingdings"/>
+      </w:rPr>
+    </w:lvl>
+    <w:lvl xmlns:w="http://schemas.openxmlformats.org/wordprocessingml/2006/main" w:ilvl="3">
+      <w:start w:val="1"/>
+      <w:numFmt w:val="bullet"/>
+      <w:lvlText w:val=""/>
+      <w:lvlJc w:val="left"/>
+      <w:pPr>
+        <w:ind w:left="2880" w:hanging="360"/>
+      </w:pPr>
+      <w:rPr>
+        <w:rFonts w:hint="default" w:ascii="Symbol" w:hAnsi="Symbol"/>
+      </w:rPr>
+    </w:lvl>
+    <w:lvl xmlns:w="http://schemas.openxmlformats.org/wordprocessingml/2006/main" w:ilvl="4">
+      <w:start w:val="1"/>
+      <w:numFmt w:val="bullet"/>
+      <w:lvlText w:val="o"/>
+      <w:lvlJc w:val="left"/>
+      <w:pPr>
+        <w:ind w:left="3600" w:hanging="360"/>
+      </w:pPr>
+      <w:rPr>
+        <w:rFonts w:hint="default" w:ascii="Courier New" w:hAnsi="Courier New"/>
+      </w:rPr>
+    </w:lvl>
+    <w:lvl xmlns:w="http://schemas.openxmlformats.org/wordprocessingml/2006/main" w:ilvl="5">
+      <w:start w:val="1"/>
+      <w:numFmt w:val="bullet"/>
+      <w:lvlText w:val=""/>
+      <w:lvlJc w:val="left"/>
+      <w:pPr>
+        <w:ind w:left="4320" w:hanging="360"/>
+      </w:pPr>
+      <w:rPr>
+        <w:rFonts w:hint="default" w:ascii="Wingdings" w:hAnsi="Wingdings"/>
+      </w:rPr>
+    </w:lvl>
+    <w:lvl xmlns:w="http://schemas.openxmlformats.org/wordprocessingml/2006/main" w:ilvl="6">
+      <w:start w:val="1"/>
+      <w:numFmt w:val="bullet"/>
+      <w:lvlText w:val=""/>
+      <w:lvlJc w:val="left"/>
+      <w:pPr>
+        <w:ind w:left="5040" w:hanging="360"/>
+      </w:pPr>
+      <w:rPr>
+        <w:rFonts w:hint="default" w:ascii="Symbol" w:hAnsi="Symbol"/>
+      </w:rPr>
+    </w:lvl>
+    <w:lvl xmlns:w="http://schemas.openxmlformats.org/wordprocessingml/2006/main" w:ilvl="7">
+      <w:start w:val="1"/>
+      <w:numFmt w:val="bullet"/>
+      <w:lvlText w:val="o"/>
+      <w:lvlJc w:val="left"/>
+      <w:pPr>
+        <w:ind w:left="5760" w:hanging="360"/>
+      </w:pPr>
+      <w:rPr>
+        <w:rFonts w:hint="default" w:ascii="Courier New" w:hAnsi="Courier New"/>
+      </w:rPr>
+    </w:lvl>
+    <w:lvl xmlns:w="http://schemas.openxmlformats.org/wordprocessingml/2006/main" w:ilvl="8">
+      <w:start w:val="1"/>
+      <w:numFmt w:val="bullet"/>
+      <w:lvlText w:val=""/>
+      <w:lvlJc w:val="left"/>
+      <w:pPr>
+        <w:ind w:left="6480" w:hanging="360"/>
+      </w:pPr>
+      <w:rPr>
+        <w:rFonts w:hint="default" w:ascii="Wingdings" w:hAnsi="Wingdings"/>
+      </w:rPr>
+    </w:lvl>
+  </w:abstractNum>
+  <w:abstractNum xmlns:w="http://schemas.openxmlformats.org/wordprocessingml/2006/main" w:abstractNumId="7">
+    <w:nsid w:val="36f45390"/>
+    <w:multiLevelType xmlns:w="http://schemas.openxmlformats.org/wordprocessingml/2006/main" w:val="hybridMultilevel"/>
+    <w:lvl xmlns:w="http://schemas.openxmlformats.org/wordprocessingml/2006/main" w:ilvl="0">
+      <w:start w:val="1"/>
+      <w:numFmt w:val="bullet"/>
+      <w:lvlText w:val=""/>
+      <w:lvlJc w:val="left"/>
+      <w:pPr>
+        <w:ind w:left="720" w:hanging="360"/>
+      </w:pPr>
+      <w:rPr>
+        <w:rFonts w:hint="default" w:ascii="Symbol" w:hAnsi="Symbol"/>
+      </w:rPr>
+    </w:lvl>
+    <w:lvl xmlns:w="http://schemas.openxmlformats.org/wordprocessingml/2006/main" w:ilvl="1">
+      <w:start w:val="1"/>
+      <w:numFmt w:val="bullet"/>
+      <w:lvlText w:val="o"/>
+      <w:lvlJc w:val="left"/>
+      <w:pPr>
+        <w:ind w:left="1440" w:hanging="360"/>
+      </w:pPr>
+      <w:rPr>
+        <w:rFonts w:hint="default" w:ascii="Courier New" w:hAnsi="Courier New"/>
+      </w:rPr>
+    </w:lvl>
+    <w:lvl xmlns:w="http://schemas.openxmlformats.org/wordprocessingml/2006/main" w:ilvl="2">
+      <w:start w:val="1"/>
+      <w:numFmt w:val="bullet"/>
+      <w:lvlText w:val=""/>
+      <w:lvlJc w:val="left"/>
+      <w:pPr>
+        <w:ind w:left="2160" w:hanging="360"/>
+      </w:pPr>
+      <w:rPr>
+        <w:rFonts w:hint="default" w:ascii="Wingdings" w:hAnsi="Wingdings"/>
+      </w:rPr>
+    </w:lvl>
+    <w:lvl xmlns:w="http://schemas.openxmlformats.org/wordprocessingml/2006/main" w:ilvl="3">
+      <w:start w:val="1"/>
+      <w:numFmt w:val="bullet"/>
+      <w:lvlText w:val=""/>
+      <w:lvlJc w:val="left"/>
+      <w:pPr>
+        <w:ind w:left="2880" w:hanging="360"/>
+      </w:pPr>
+      <w:rPr>
+        <w:rFonts w:hint="default" w:ascii="Symbol" w:hAnsi="Symbol"/>
+      </w:rPr>
+    </w:lvl>
+    <w:lvl xmlns:w="http://schemas.openxmlformats.org/wordprocessingml/2006/main" w:ilvl="4">
+      <w:start w:val="1"/>
+      <w:numFmt w:val="bullet"/>
+      <w:lvlText w:val="o"/>
+      <w:lvlJc w:val="left"/>
+      <w:pPr>
+        <w:ind w:left="3600" w:hanging="360"/>
+      </w:pPr>
+      <w:rPr>
+        <w:rFonts w:hint="default" w:ascii="Courier New" w:hAnsi="Courier New"/>
+      </w:rPr>
+    </w:lvl>
+    <w:lvl xmlns:w="http://schemas.openxmlformats.org/wordprocessingml/2006/main" w:ilvl="5">
+      <w:start w:val="1"/>
+      <w:numFmt w:val="bullet"/>
+      <w:lvlText w:val=""/>
+      <w:lvlJc w:val="left"/>
+      <w:pPr>
+        <w:ind w:left="4320" w:hanging="360"/>
+      </w:pPr>
+      <w:rPr>
+        <w:rFonts w:hint="default" w:ascii="Wingdings" w:hAnsi="Wingdings"/>
+      </w:rPr>
+    </w:lvl>
+    <w:lvl xmlns:w="http://schemas.openxmlformats.org/wordprocessingml/2006/main" w:ilvl="6">
+      <w:start w:val="1"/>
+      <w:numFmt w:val="bullet"/>
+      <w:lvlText w:val=""/>
+      <w:lvlJc w:val="left"/>
+      <w:pPr>
+        <w:ind w:left="5040" w:hanging="360"/>
+      </w:pPr>
+      <w:rPr>
+        <w:rFonts w:hint="default" w:ascii="Symbol" w:hAnsi="Symbol"/>
+      </w:rPr>
+    </w:lvl>
+    <w:lvl xmlns:w="http://schemas.openxmlformats.org/wordprocessingml/2006/main" w:ilvl="7">
+      <w:start w:val="1"/>
+      <w:numFmt w:val="bullet"/>
+      <w:lvlText w:val="o"/>
+      <w:lvlJc w:val="left"/>
+      <w:pPr>
+        <w:ind w:left="5760" w:hanging="360"/>
+      </w:pPr>
+      <w:rPr>
+        <w:rFonts w:hint="default" w:ascii="Courier New" w:hAnsi="Courier New"/>
+      </w:rPr>
+    </w:lvl>
+    <w:lvl xmlns:w="http://schemas.openxmlformats.org/wordprocessingml/2006/main" w:ilvl="8">
+      <w:start w:val="1"/>
+      <w:numFmt w:val="bullet"/>
+      <w:lvlText w:val=""/>
+      <w:lvlJc w:val="left"/>
+      <w:pPr>
+        <w:ind w:left="6480" w:hanging="360"/>
+      </w:pPr>
+      <w:rPr>
+        <w:rFonts w:hint="default" w:ascii="Wingdings" w:hAnsi="Wingdings"/>
+      </w:rPr>
+    </w:lvl>
+  </w:abstractNum>
+  <w:abstractNum xmlns:w="http://schemas.openxmlformats.org/wordprocessingml/2006/main" w:abstractNumId="6">
+    <w:nsid w:val="e95d73d"/>
+    <w:multiLevelType xmlns:w="http://schemas.openxmlformats.org/wordprocessingml/2006/main" w:val="hybridMultilevel"/>
+    <w:lvl xmlns:w="http://schemas.openxmlformats.org/wordprocessingml/2006/main" w:ilvl="0">
+      <w:start w:val="1"/>
+      <w:numFmt w:val="bullet"/>
+      <w:lvlText w:val=""/>
+      <w:lvlJc w:val="left"/>
+      <w:pPr>
+        <w:ind w:left="720" w:hanging="360"/>
+      </w:pPr>
+      <w:rPr>
+        <w:rFonts w:hint="default" w:ascii="Symbol" w:hAnsi="Symbol"/>
+      </w:rPr>
+    </w:lvl>
+    <w:lvl xmlns:w="http://schemas.openxmlformats.org/wordprocessingml/2006/main" w:ilvl="1">
+      <w:start w:val="1"/>
+      <w:numFmt w:val="bullet"/>
+      <w:lvlText w:val="o"/>
+      <w:lvlJc w:val="left"/>
+      <w:pPr>
+        <w:ind w:left="1440" w:hanging="360"/>
+      </w:pPr>
+      <w:rPr>
+        <w:rFonts w:hint="default" w:ascii="Courier New" w:hAnsi="Courier New"/>
+      </w:rPr>
+    </w:lvl>
+    <w:lvl xmlns:w="http://schemas.openxmlformats.org/wordprocessingml/2006/main" w:ilvl="2">
+      <w:start w:val="1"/>
+      <w:numFmt w:val="bullet"/>
+      <w:lvlText w:val=""/>
+      <w:lvlJc w:val="left"/>
+      <w:pPr>
+        <w:ind w:left="2160" w:hanging="360"/>
+      </w:pPr>
+      <w:rPr>
+        <w:rFonts w:hint="default" w:ascii="Wingdings" w:hAnsi="Wingdings"/>
+      </w:rPr>
+    </w:lvl>
+    <w:lvl xmlns:w="http://schemas.openxmlformats.org/wordprocessingml/2006/main" w:ilvl="3">
+      <w:start w:val="1"/>
+      <w:numFmt w:val="bullet"/>
+      <w:lvlText w:val=""/>
+      <w:lvlJc w:val="left"/>
+      <w:pPr>
+        <w:ind w:left="2880" w:hanging="360"/>
+      </w:pPr>
+      <w:rPr>
+        <w:rFonts w:hint="default" w:ascii="Symbol" w:hAnsi="Symbol"/>
+      </w:rPr>
+    </w:lvl>
+    <w:lvl xmlns:w="http://schemas.openxmlformats.org/wordprocessingml/2006/main" w:ilvl="4">
+      <w:start w:val="1"/>
+      <w:numFmt w:val="bullet"/>
+      <w:lvlText w:val="o"/>
+      <w:lvlJc w:val="left"/>
+      <w:pPr>
+        <w:ind w:left="3600" w:hanging="360"/>
+      </w:pPr>
+      <w:rPr>
+        <w:rFonts w:hint="default" w:ascii="Courier New" w:hAnsi="Courier New"/>
+      </w:rPr>
+    </w:lvl>
+    <w:lvl xmlns:w="http://schemas.openxmlformats.org/wordprocessingml/2006/main" w:ilvl="5">
+      <w:start w:val="1"/>
+      <w:numFmt w:val="bullet"/>
+      <w:lvlText w:val=""/>
+      <w:lvlJc w:val="left"/>
+      <w:pPr>
+        <w:ind w:left="4320" w:hanging="360"/>
+      </w:pPr>
+      <w:rPr>
+        <w:rFonts w:hint="default" w:ascii="Wingdings" w:hAnsi="Wingdings"/>
+      </w:rPr>
+    </w:lvl>
+    <w:lvl xmlns:w="http://schemas.openxmlformats.org/wordprocessingml/2006/main" w:ilvl="6">
+      <w:start w:val="1"/>
+      <w:numFmt w:val="bullet"/>
+      <w:lvlText w:val=""/>
+      <w:lvlJc w:val="left"/>
+      <w:pPr>
+        <w:ind w:left="5040" w:hanging="360"/>
+      </w:pPr>
+      <w:rPr>
+        <w:rFonts w:hint="default" w:ascii="Symbol" w:hAnsi="Symbol"/>
+      </w:rPr>
+    </w:lvl>
+    <w:lvl xmlns:w="http://schemas.openxmlformats.org/wordprocessingml/2006/main" w:ilvl="7">
+      <w:start w:val="1"/>
+      <w:numFmt w:val="bullet"/>
+      <w:lvlText w:val="o"/>
+      <w:lvlJc w:val="left"/>
+      <w:pPr>
+        <w:ind w:left="5760" w:hanging="360"/>
+      </w:pPr>
+      <w:rPr>
+        <w:rFonts w:hint="default" w:ascii="Courier New" w:hAnsi="Courier New"/>
+      </w:rPr>
+    </w:lvl>
+    <w:lvl xmlns:w="http://schemas.openxmlformats.org/wordprocessingml/2006/main" w:ilvl="8">
+      <w:start w:val="1"/>
+      <w:numFmt w:val="bullet"/>
+      <w:lvlText w:val=""/>
+      <w:lvlJc w:val="left"/>
+      <w:pPr>
+        <w:ind w:left="6480" w:hanging="360"/>
+      </w:pPr>
+      <w:rPr>
+        <w:rFonts w:hint="default" w:ascii="Wingdings" w:hAnsi="Wingdings"/>
+      </w:rPr>
+    </w:lvl>
+  </w:abstractNum>
+  <w:abstractNum xmlns:w="http://schemas.openxmlformats.org/wordprocessingml/2006/main" w:abstractNumId="5">
+    <w:nsid w:val="42e7fc6c"/>
+    <w:multiLevelType xmlns:w="http://schemas.openxmlformats.org/wordprocessingml/2006/main" w:val="hybridMultilevel"/>
+    <w:lvl xmlns:w="http://schemas.openxmlformats.org/wordprocessingml/2006/main" w:ilvl="0">
+      <w:start w:val="1"/>
+      <w:numFmt w:val="bullet"/>
+      <w:lvlText w:val=""/>
+      <w:lvlJc w:val="left"/>
+      <w:pPr>
+        <w:ind w:left="720" w:hanging="360"/>
+      </w:pPr>
+      <w:rPr>
+        <w:rFonts w:hint="default" w:ascii="Symbol" w:hAnsi="Symbol"/>
+      </w:rPr>
+    </w:lvl>
+    <w:lvl xmlns:w="http://schemas.openxmlformats.org/wordprocessingml/2006/main" w:ilvl="1">
+      <w:start w:val="1"/>
+      <w:numFmt w:val="bullet"/>
+      <w:lvlText w:val="o"/>
+      <w:lvlJc w:val="left"/>
+      <w:pPr>
+        <w:ind w:left="1440" w:hanging="360"/>
+      </w:pPr>
+      <w:rPr>
+        <w:rFonts w:hint="default" w:ascii="Courier New" w:hAnsi="Courier New"/>
+      </w:rPr>
+    </w:lvl>
+    <w:lvl xmlns:w="http://schemas.openxmlformats.org/wordprocessingml/2006/main" w:ilvl="2">
+      <w:start w:val="1"/>
+      <w:numFmt w:val="bullet"/>
+      <w:lvlText w:val=""/>
+      <w:lvlJc w:val="left"/>
+      <w:pPr>
+        <w:ind w:left="2160" w:hanging="360"/>
+      </w:pPr>
+      <w:rPr>
+        <w:rFonts w:hint="default" w:ascii="Wingdings" w:hAnsi="Wingdings"/>
+      </w:rPr>
+    </w:lvl>
+    <w:lvl xmlns:w="http://schemas.openxmlformats.org/wordprocessingml/2006/main" w:ilvl="3">
+      <w:start w:val="1"/>
+      <w:numFmt w:val="bullet"/>
+      <w:lvlText w:val=""/>
+      <w:lvlJc w:val="left"/>
+      <w:pPr>
+        <w:ind w:left="2880" w:hanging="360"/>
+      </w:pPr>
+      <w:rPr>
+        <w:rFonts w:hint="default" w:ascii="Symbol" w:hAnsi="Symbol"/>
+      </w:rPr>
+    </w:lvl>
+    <w:lvl xmlns:w="http://schemas.openxmlformats.org/wordprocessingml/2006/main" w:ilvl="4">
+      <w:start w:val="1"/>
+      <w:numFmt w:val="bullet"/>
+      <w:lvlText w:val="o"/>
+      <w:lvlJc w:val="left"/>
+      <w:pPr>
+        <w:ind w:left="3600" w:hanging="360"/>
+      </w:pPr>
+      <w:rPr>
+        <w:rFonts w:hint="default" w:ascii="Courier New" w:hAnsi="Courier New"/>
+      </w:rPr>
+    </w:lvl>
+    <w:lvl xmlns:w="http://schemas.openxmlformats.org/wordprocessingml/2006/main" w:ilvl="5">
+      <w:start w:val="1"/>
+      <w:numFmt w:val="bullet"/>
+      <w:lvlText w:val=""/>
+      <w:lvlJc w:val="left"/>
+      <w:pPr>
+        <w:ind w:left="4320" w:hanging="360"/>
+      </w:pPr>
+      <w:rPr>
+        <w:rFonts w:hint="default" w:ascii="Wingdings" w:hAnsi="Wingdings"/>
+      </w:rPr>
+    </w:lvl>
+    <w:lvl xmlns:w="http://schemas.openxmlformats.org/wordprocessingml/2006/main" w:ilvl="6">
+      <w:start w:val="1"/>
+      <w:numFmt w:val="bullet"/>
+      <w:lvlText w:val=""/>
+      <w:lvlJc w:val="left"/>
+      <w:pPr>
+        <w:ind w:left="5040" w:hanging="360"/>
+      </w:pPr>
+      <w:rPr>
+        <w:rFonts w:hint="default" w:ascii="Symbol" w:hAnsi="Symbol"/>
+      </w:rPr>
+    </w:lvl>
+    <w:lvl xmlns:w="http://schemas.openxmlformats.org/wordprocessingml/2006/main" w:ilvl="7">
+      <w:start w:val="1"/>
+      <w:numFmt w:val="bullet"/>
+      <w:lvlText w:val="o"/>
+      <w:lvlJc w:val="left"/>
+      <w:pPr>
+        <w:ind w:left="5760" w:hanging="360"/>
+      </w:pPr>
+      <w:rPr>
+        <w:rFonts w:hint="default" w:ascii="Courier New" w:hAnsi="Courier New"/>
+      </w:rPr>
+    </w:lvl>
+    <w:lvl xmlns:w="http://schemas.openxmlformats.org/wordprocessingml/2006/main" w:ilvl="8">
+      <w:start w:val="1"/>
+      <w:numFmt w:val="bullet"/>
+      <w:lvlText w:val=""/>
+      <w:lvlJc w:val="left"/>
+      <w:pPr>
+        <w:ind w:left="6480" w:hanging="360"/>
+      </w:pPr>
+      <w:rPr>
+        <w:rFonts w:hint="default" w:ascii="Wingdings" w:hAnsi="Wingdings"/>
+      </w:rPr>
+    </w:lvl>
+  </w:abstractNum>
+  <w:abstractNum xmlns:w="http://schemas.openxmlformats.org/wordprocessingml/2006/main" w:abstractNumId="4">
+    <w:nsid w:val="625418e"/>
+    <w:multiLevelType xmlns:w="http://schemas.openxmlformats.org/wordprocessingml/2006/main" w:val="hybridMultilevel"/>
+    <w:lvl xmlns:w="http://schemas.openxmlformats.org/wordprocessingml/2006/main" w:ilvl="0">
+      <w:start w:val="1"/>
+      <w:numFmt w:val="bullet"/>
+      <w:lvlText w:val=""/>
+      <w:lvlJc w:val="left"/>
+      <w:pPr>
+        <w:ind w:left="720" w:hanging="360"/>
+      </w:pPr>
+      <w:rPr>
+        <w:rFonts w:hint="default" w:ascii="Symbol" w:hAnsi="Symbol"/>
+      </w:rPr>
+    </w:lvl>
+    <w:lvl xmlns:w="http://schemas.openxmlformats.org/wordprocessingml/2006/main" w:ilvl="1">
+      <w:start w:val="1"/>
+      <w:numFmt w:val="bullet"/>
+      <w:lvlText w:val="o"/>
+      <w:lvlJc w:val="left"/>
+      <w:pPr>
+        <w:ind w:left="1440" w:hanging="360"/>
+      </w:pPr>
+      <w:rPr>
+        <w:rFonts w:hint="default" w:ascii="Courier New" w:hAnsi="Courier New"/>
+      </w:rPr>
+    </w:lvl>
+    <w:lvl xmlns:w="http://schemas.openxmlformats.org/wordprocessingml/2006/main" w:ilvl="2">
+      <w:start w:val="1"/>
+      <w:numFmt w:val="bullet"/>
+      <w:lvlText w:val=""/>
+      <w:lvlJc w:val="left"/>
+      <w:pPr>
+        <w:ind w:left="2160" w:hanging="360"/>
+      </w:pPr>
+      <w:rPr>
+        <w:rFonts w:hint="default" w:ascii="Wingdings" w:hAnsi="Wingdings"/>
+      </w:rPr>
+    </w:lvl>
+    <w:lvl xmlns:w="http://schemas.openxmlformats.org/wordprocessingml/2006/main" w:ilvl="3">
+      <w:start w:val="1"/>
+      <w:numFmt w:val="bullet"/>
+      <w:lvlText w:val=""/>
+      <w:lvlJc w:val="left"/>
+      <w:pPr>
+        <w:ind w:left="2880" w:hanging="360"/>
+      </w:pPr>
+      <w:rPr>
+        <w:rFonts w:hint="default" w:ascii="Symbol" w:hAnsi="Symbol"/>
+      </w:rPr>
+    </w:lvl>
+    <w:lvl xmlns:w="http://schemas.openxmlformats.org/wordprocessingml/2006/main" w:ilvl="4">
+      <w:start w:val="1"/>
+      <w:numFmt w:val="bullet"/>
+      <w:lvlText w:val="o"/>
+      <w:lvlJc w:val="left"/>
+      <w:pPr>
+        <w:ind w:left="3600" w:hanging="360"/>
+      </w:pPr>
+      <w:rPr>
+        <w:rFonts w:hint="default" w:ascii="Courier New" w:hAnsi="Courier New"/>
+      </w:rPr>
+    </w:lvl>
+    <w:lvl xmlns:w="http://schemas.openxmlformats.org/wordprocessingml/2006/main" w:ilvl="5">
+      <w:start w:val="1"/>
+      <w:numFmt w:val="bullet"/>
+      <w:lvlText w:val=""/>
+      <w:lvlJc w:val="left"/>
+      <w:pPr>
+        <w:ind w:left="4320" w:hanging="360"/>
+      </w:pPr>
+      <w:rPr>
+        <w:rFonts w:hint="default" w:ascii="Wingdings" w:hAnsi="Wingdings"/>
+      </w:rPr>
+    </w:lvl>
+    <w:lvl xmlns:w="http://schemas.openxmlformats.org/wordprocessingml/2006/main" w:ilvl="6">
+      <w:start w:val="1"/>
+      <w:numFmt w:val="bullet"/>
+      <w:lvlText w:val=""/>
+      <w:lvlJc w:val="left"/>
+      <w:pPr>
+        <w:ind w:left="5040" w:hanging="360"/>
+      </w:pPr>
+      <w:rPr>
+        <w:rFonts w:hint="default" w:ascii="Symbol" w:hAnsi="Symbol"/>
+      </w:rPr>
+    </w:lvl>
+    <w:lvl xmlns:w="http://schemas.openxmlformats.org/wordprocessingml/2006/main" w:ilvl="7">
+      <w:start w:val="1"/>
+      <w:numFmt w:val="bullet"/>
+      <w:lvlText w:val="o"/>
+      <w:lvlJc w:val="left"/>
+      <w:pPr>
+        <w:ind w:left="5760" w:hanging="360"/>
+      </w:pPr>
+      <w:rPr>
+        <w:rFonts w:hint="default" w:ascii="Courier New" w:hAnsi="Courier New"/>
+      </w:rPr>
+    </w:lvl>
+    <w:lvl xmlns:w="http://schemas.openxmlformats.org/wordprocessingml/2006/main" w:ilvl="8">
+      <w:start w:val="1"/>
+      <w:numFmt w:val="bullet"/>
+      <w:lvlText w:val=""/>
+      <w:lvlJc w:val="left"/>
+      <w:pPr>
+        <w:ind w:left="6480" w:hanging="360"/>
+      </w:pPr>
+      <w:rPr>
+        <w:rFonts w:hint="default" w:ascii="Wingdings" w:hAnsi="Wingdings"/>
+      </w:rPr>
+    </w:lvl>
+  </w:abstractNum>
   <w:abstractNum xmlns:w="http://schemas.openxmlformats.org/wordprocessingml/2006/main" w:abstractNumId="3">
     <w:nsid w:val="2c344bc2"/>
     <w:multiLevelType xmlns:w="http://schemas.openxmlformats.org/wordprocessingml/2006/main" w:val="hybridMultilevel"/>
@@ -6762,6 +7839,21 @@
       </w:rPr>
     </w:lvl>
   </w:abstractNum>
+  <w:num w:numId="8">
+    <w:abstractNumId w:val="8"/>
+  </w:num>
+  <w:num w:numId="7">
+    <w:abstractNumId w:val="7"/>
+  </w:num>
+  <w:num w:numId="6">
+    <w:abstractNumId w:val="6"/>
+  </w:num>
+  <w:num w:numId="5">
+    <w:abstractNumId w:val="5"/>
+  </w:num>
+  <w:num w:numId="4">
+    <w:abstractNumId w:val="4"/>
+  </w:num>
   <w:num w:numId="3">
     <w:abstractNumId w:val="3"/>
   </w:num>
@@ -7209,6 +8301,27 @@
       </w:tblCellMar>
     </w:tblPr>
   </w:style>
+  <w:style w:type="paragraph" w:styleId="Heading2">
+    <w:uiPriority w:val="9"/>
+    <w:name w:val="heading 2"/>
+    <w:basedOn w:val="Normal"/>
+    <w:next w:val="Normal"/>
+    <w:unhideWhenUsed/>
+    <w:qFormat/>
+    <w:rsid w:val="6EA48388"/>
+    <w:rPr>
+      <w:rFonts w:ascii="Calibri Light" w:hAnsi="Calibri Light" w:eastAsia="游ゴシック Light" w:cs="Times New Roman" w:asciiTheme="majorAscii" w:hAnsiTheme="majorAscii" w:eastAsiaTheme="majorEastAsia" w:cstheme="majorBidi"/>
+      <w:color w:val="2F5496" w:themeColor="accent1" w:themeTint="FF" w:themeShade="BF"/>
+      <w:sz w:val="32"/>
+      <w:szCs w:val="32"/>
+    </w:rPr>
+    <w:pPr>
+      <w:keepNext w:val="1"/>
+      <w:keepLines w:val="1"/>
+      <w:spacing w:before="160" w:after="80"/>
+      <w:outlineLvl w:val="1"/>
+    </w:pPr>
+  </w:style>
 </w:styles>
 </file>
 

--- a/SG2_Units/SG2_Artefacts/SG2_Risks.docx
+++ b/SG2_Units/SG2_Artefacts/SG2_Risks.docx
@@ -2,102 +2,985 @@
 <file path=word/document.xml><?xml version="1.0" encoding="utf-8"?>
 <w:document xmlns:wpc="http://schemas.microsoft.com/office/word/2010/wordprocessingCanvas" xmlns:cx="http://schemas.microsoft.com/office/drawing/2014/chartex" xmlns:cx1="http://schemas.microsoft.com/office/drawing/2015/9/8/chartex" xmlns:cx2="http://schemas.microsoft.com/office/drawing/2015/10/21/chartex" xmlns:cx3="http://schemas.microsoft.com/office/drawing/2016/5/9/chartex" xmlns:cx4="http://schemas.microsoft.com/office/drawing/2016/5/10/chartex" xmlns:cx5="http://schemas.microsoft.com/office/drawing/2016/5/11/chartex" xmlns:cx6="http://schemas.microsoft.com/office/drawing/2016/5/12/chartex" xmlns:cx7="http://schemas.microsoft.com/office/drawing/2016/5/13/chartex" xmlns:cx8="http://schemas.microsoft.com/office/drawing/2016/5/14/chartex" xmlns:mc="http://schemas.openxmlformats.org/markup-compatibility/2006" xmlns:aink="http://schemas.microsoft.com/office/drawing/2016/ink" xmlns:am3d="http://schemas.microsoft.com/office/drawing/2017/model3d" xmlns:o="urn:schemas-microsoft-com:office:office" xmlns:oel="http://schemas.microsoft.com/office/2019/extlst" xmlns:r="http://schemas.openxmlformats.org/officeDocument/2006/relationships" xmlns:m="http://schemas.openxmlformats.org/officeDocument/2006/math" xmlns:v="urn:schemas-microsoft-com:vml" xmlns:wp14="http://schemas.microsoft.com/office/word/2010/wordprocessingDrawing" xmlns:wp="http://schemas.openxmlformats.org/drawingml/2006/wordprocessingDrawing" xmlns:w10="urn:schemas-microsoft-com:office:word" xmlns:w="http://schemas.openxmlformats.org/wordprocessingml/2006/main" xmlns:w14="http://schemas.microsoft.com/office/word/2010/wordml" xmlns:w15="http://schemas.microsoft.com/office/word/2012/wordml" xmlns:w16cex="http://schemas.microsoft.com/office/word/2018/wordml/cex" xmlns:w16cid="http://schemas.microsoft.com/office/word/2016/wordml/cid" xmlns:w16="http://schemas.microsoft.com/office/word/2018/wordml" xmlns:w16du="http://schemas.microsoft.com/office/word/2023/wordml/word16du" xmlns:w16sdtdh="http://schemas.microsoft.com/office/word/2020/wordml/sdtdatahash" xmlns:w16sdtfl="http://schemas.microsoft.com/office/word/2024/wordml/sdtformatlock" xmlns:w16se="http://schemas.microsoft.com/office/word/2015/wordml/symex" xmlns:wpg="http://schemas.microsoft.com/office/word/2010/wordprocessingGroup" xmlns:wpi="http://schemas.microsoft.com/office/word/2010/wordprocessingInk" xmlns:wne="http://schemas.microsoft.com/office/word/2006/wordml" xmlns:wps="http://schemas.microsoft.com/office/word/2010/wordprocessingShape" mc:Ignorable="w14 w15 w16se w16cid w16 w16cex w16sdtdh w16sdtfl w16du wp14">
   <w:body>
+    <w:p xmlns:wp14="http://schemas.microsoft.com/office/word/2010/wordml" wp14:textId="0EC9F0F5">
+      <w:pPr>
+        <w:pStyle w:val="Title"/>
+        <w:rPr>
+          <w:rFonts w:ascii="Arial" w:hAnsi="Arial" w:eastAsia="Arial" w:cs="Arial"/>
+          <w:lang w:val="en-GB"/>
+        </w:rPr>
+      </w:pPr>
+      <w:r>
+        <w:rPr>
+          <w:lang w:val="en-GB"/>
+        </w:rPr>
+        <w:t>Risk Documentation</w:t>
+      </w:r>
+      <w:r>
+        <w:rPr>
+          <w:lang w:val="en-GB"/>
+        </w:rPr>
+        <w:t xml:space="preserve"> </w:t>
+      </w:r>
+    </w:p>
+    <w:p>
+      <w:pPr>
+        <w:pStyle w:val="Subtitle"/>
+        <w:jc w:val="center"/>
+        <w:rPr>
+          <w:rFonts w:ascii="Arial" w:hAnsi="Arial" w:eastAsia="Arial" w:cs="Arial"/>
+          <w:color w:val="auto"/>
+          <w:lang w:val="en-GB"/>
+        </w:rPr>
+      </w:pPr>
+      <w:r>
+        <w:rPr>
+          <w:color w:val="auto"/>
+          <w:lang w:val="en-GB"/>
+        </w:rPr>
+        <w:t>Interactiv</w:t>
+      </w:r>
+      <w:r>
+        <w:rPr>
+          <w:color w:val="auto"/>
+          <w:lang w:val="en-GB"/>
+        </w:rPr>
+        <w:t>e House – Subgroup 2: Unit</w:t>
+      </w:r>
+      <w:r>
+        <w:rPr>
+          <w:color w:val="auto"/>
+          <w:lang w:val="en-GB"/>
+        </w:rPr>
+        <w:t>s</w:t>
+      </w:r>
+    </w:p>
+    <w:sdt>
+      <w:sdtPr>
+        <w:id w:val="433331628"/>
+        <w:docPartObj>
+          <w:docPartGallery w:val="Table of Contents"/>
+          <w:docPartUnique/>
+        </w:docPartObj>
+      </w:sdtPr>
+      <w:sdtContent>
+        <w:p>
+          <w:pPr>
+            <w:pStyle w:val="TOC1"/>
+            <w:tabs>
+              <w:tab w:val="right" w:leader="dot" w:pos="9060"/>
+            </w:tabs>
+            <w:bidi w:val="0"/>
+            <w:rPr>
+              <w:rStyle w:val="Hyperlink"/>
+            </w:rPr>
+          </w:pPr>
+          <w:r>
+            <w:fldChar w:fldCharType="begin"/>
+          </w:r>
+          <w:r>
+            <w:instrText xml:space="preserve">TOC \o "1-9" \z \u \h</w:instrText>
+          </w:r>
+          <w:r>
+            <w:fldChar w:fldCharType="separate"/>
+          </w:r>
+          <w:hyperlink w:anchor="_Toc1657065129">
+            <w:r>
+              <w:rPr>
+                <w:rStyle w:val="Hyperlink"/>
+              </w:rPr>
+              <w:t>Revision History</w:t>
+            </w:r>
+            <w:r>
+              <w:tab/>
+            </w:r>
+            <w:r>
+              <w:fldChar w:fldCharType="begin"/>
+            </w:r>
+            <w:r>
+              <w:instrText xml:space="preserve">PAGEREF _Toc1657065129 \h</w:instrText>
+            </w:r>
+            <w:r>
+              <w:fldChar w:fldCharType="separate"/>
+            </w:r>
+            <w:r>
+              <w:rPr>
+                <w:rStyle w:val="Hyperlink"/>
+              </w:rPr>
+              <w:t>1</w:t>
+            </w:r>
+            <w:r>
+              <w:fldChar w:fldCharType="end"/>
+            </w:r>
+          </w:hyperlink>
+        </w:p>
+        <w:p>
+          <w:pPr>
+            <w:pStyle w:val="TOC1"/>
+            <w:tabs>
+              <w:tab w:val="right" w:leader="dot" w:pos="9060"/>
+            </w:tabs>
+            <w:bidi w:val="0"/>
+            <w:rPr>
+              <w:rStyle w:val="Hyperlink"/>
+            </w:rPr>
+          </w:pPr>
+          <w:hyperlink w:anchor="_Toc734151713">
+            <w:r>
+              <w:rPr>
+                <w:rStyle w:val="Hyperlink"/>
+              </w:rPr>
+              <w:t>Risk List</w:t>
+            </w:r>
+            <w:r>
+              <w:tab/>
+            </w:r>
+            <w:r>
+              <w:fldChar w:fldCharType="begin"/>
+            </w:r>
+            <w:r>
+              <w:instrText xml:space="preserve">PAGEREF _Toc734151713 \h</w:instrText>
+            </w:r>
+            <w:r>
+              <w:fldChar w:fldCharType="separate"/>
+            </w:r>
+            <w:r>
+              <w:rPr>
+                <w:rStyle w:val="Hyperlink"/>
+              </w:rPr>
+              <w:t>2</w:t>
+            </w:r>
+            <w:r>
+              <w:fldChar w:fldCharType="end"/>
+            </w:r>
+          </w:hyperlink>
+        </w:p>
+        <w:p>
+          <w:pPr>
+            <w:pStyle w:val="TOC1"/>
+            <w:tabs>
+              <w:tab w:val="right" w:leader="dot" w:pos="9060"/>
+            </w:tabs>
+            <w:bidi w:val="0"/>
+            <w:rPr>
+              <w:rStyle w:val="Hyperlink"/>
+            </w:rPr>
+          </w:pPr>
+          <w:hyperlink w:anchor="_Toc1292334741">
+            <w:r>
+              <w:rPr>
+                <w:rStyle w:val="Hyperlink"/>
+              </w:rPr>
+              <w:t>Risks Handling Plan</w:t>
+            </w:r>
+            <w:r>
+              <w:tab/>
+            </w:r>
+            <w:r>
+              <w:fldChar w:fldCharType="begin"/>
+            </w:r>
+            <w:r>
+              <w:instrText xml:space="preserve">PAGEREF _Toc1292334741 \h</w:instrText>
+            </w:r>
+            <w:r>
+              <w:fldChar w:fldCharType="separate"/>
+            </w:r>
+            <w:r>
+              <w:rPr>
+                <w:rStyle w:val="Hyperlink"/>
+              </w:rPr>
+              <w:t>3</w:t>
+            </w:r>
+            <w:r>
+              <w:fldChar w:fldCharType="end"/>
+            </w:r>
+          </w:hyperlink>
+        </w:p>
+        <w:p>
+          <w:pPr>
+            <w:pStyle w:val="TOC2"/>
+            <w:tabs>
+              <w:tab w:val="right" w:leader="dot" w:pos="9060"/>
+            </w:tabs>
+            <w:bidi w:val="0"/>
+            <w:rPr>
+              <w:rStyle w:val="Hyperlink"/>
+            </w:rPr>
+          </w:pPr>
+          <w:hyperlink w:anchor="_Toc213145980">
+            <w:r>
+              <w:rPr>
+                <w:rStyle w:val="Hyperlink"/>
+              </w:rPr>
+              <w:t>1. General</w:t>
+            </w:r>
+            <w:r>
+              <w:tab/>
+            </w:r>
+            <w:r>
+              <w:fldChar w:fldCharType="begin"/>
+            </w:r>
+            <w:r>
+              <w:instrText xml:space="preserve">PAGEREF _Toc213145980 \h</w:instrText>
+            </w:r>
+            <w:r>
+              <w:fldChar w:fldCharType="separate"/>
+            </w:r>
+            <w:r>
+              <w:rPr>
+                <w:rStyle w:val="Hyperlink"/>
+              </w:rPr>
+              <w:t>3</w:t>
+            </w:r>
+            <w:r>
+              <w:fldChar w:fldCharType="end"/>
+            </w:r>
+          </w:hyperlink>
+        </w:p>
+        <w:p>
+          <w:pPr>
+            <w:pStyle w:val="TOC3"/>
+            <w:tabs>
+              <w:tab w:val="right" w:leader="dot" w:pos="9060"/>
+            </w:tabs>
+            <w:bidi w:val="0"/>
+            <w:rPr>
+              <w:rStyle w:val="Hyperlink"/>
+            </w:rPr>
+          </w:pPr>
+          <w:hyperlink w:anchor="_Toc482391313">
+            <w:r>
+              <w:rPr>
+                <w:rStyle w:val="Hyperlink"/>
+              </w:rPr>
+              <w:t>R1. Inability to establish stable communication between the mobile/web units and the house server.</w:t>
+            </w:r>
+            <w:r>
+              <w:tab/>
+            </w:r>
+            <w:r>
+              <w:fldChar w:fldCharType="begin"/>
+            </w:r>
+            <w:r>
+              <w:instrText xml:space="preserve">PAGEREF _Toc482391313 \h</w:instrText>
+            </w:r>
+            <w:r>
+              <w:fldChar w:fldCharType="separate"/>
+            </w:r>
+            <w:r>
+              <w:rPr>
+                <w:rStyle w:val="Hyperlink"/>
+              </w:rPr>
+              <w:t>3</w:t>
+            </w:r>
+            <w:r>
+              <w:fldChar w:fldCharType="end"/>
+            </w:r>
+          </w:hyperlink>
+        </w:p>
+        <w:p>
+          <w:pPr>
+            <w:pStyle w:val="TOC3"/>
+            <w:tabs>
+              <w:tab w:val="right" w:leader="dot" w:pos="9060"/>
+            </w:tabs>
+            <w:bidi w:val="0"/>
+            <w:rPr>
+              <w:rStyle w:val="Hyperlink"/>
+            </w:rPr>
+          </w:pPr>
+          <w:hyperlink w:anchor="_Toc1307605390">
+            <w:r>
+              <w:rPr>
+                <w:rStyle w:val="Hyperlink"/>
+              </w:rPr>
+              <w:t>R2. Difficulty in dynamically rendering User Interfaces (UIs) sent from the server for new devices.</w:t>
+            </w:r>
+            <w:r>
+              <w:tab/>
+            </w:r>
+            <w:r>
+              <w:fldChar w:fldCharType="begin"/>
+            </w:r>
+            <w:r>
+              <w:instrText xml:space="preserve">PAGEREF _Toc1307605390 \h</w:instrText>
+            </w:r>
+            <w:r>
+              <w:fldChar w:fldCharType="separate"/>
+            </w:r>
+            <w:r>
+              <w:rPr>
+                <w:rStyle w:val="Hyperlink"/>
+              </w:rPr>
+              <w:t>3</w:t>
+            </w:r>
+            <w:r>
+              <w:fldChar w:fldCharType="end"/>
+            </w:r>
+          </w:hyperlink>
+        </w:p>
+        <w:p>
+          <w:pPr>
+            <w:pStyle w:val="TOC3"/>
+            <w:tabs>
+              <w:tab w:val="right" w:leader="dot" w:pos="9060"/>
+            </w:tabs>
+            <w:bidi w:val="0"/>
+            <w:rPr>
+              <w:rStyle w:val="Hyperlink"/>
+            </w:rPr>
+          </w:pPr>
+          <w:hyperlink w:anchor="_Toc1717372834">
+            <w:r>
+              <w:rPr>
+                <w:rStyle w:val="Hyperlink"/>
+              </w:rPr>
+              <w:t>R3. Team members failing to complete assigned UI components or speech modules within the iterative cycle</w:t>
+            </w:r>
+            <w:r>
+              <w:tab/>
+            </w:r>
+            <w:r>
+              <w:fldChar w:fldCharType="begin"/>
+            </w:r>
+            <w:r>
+              <w:instrText xml:space="preserve">PAGEREF _Toc1717372834 \h</w:instrText>
+            </w:r>
+            <w:r>
+              <w:fldChar w:fldCharType="separate"/>
+            </w:r>
+            <w:r>
+              <w:rPr>
+                <w:rStyle w:val="Hyperlink"/>
+              </w:rPr>
+              <w:t>4</w:t>
+            </w:r>
+            <w:r>
+              <w:fldChar w:fldCharType="end"/>
+            </w:r>
+          </w:hyperlink>
+        </w:p>
+        <w:p>
+          <w:pPr>
+            <w:pStyle w:val="TOC3"/>
+            <w:tabs>
+              <w:tab w:val="right" w:leader="dot" w:pos="9060"/>
+            </w:tabs>
+            <w:bidi w:val="0"/>
+            <w:rPr>
+              <w:rStyle w:val="Hyperlink"/>
+            </w:rPr>
+          </w:pPr>
+          <w:hyperlink w:anchor="_Toc1460250517">
+            <w:r>
+              <w:rPr>
+                <w:rStyle w:val="Hyperlink"/>
+              </w:rPr>
+              <w:t>R4. Compatibility issues across different mobile platforms</w:t>
+            </w:r>
+            <w:r>
+              <w:tab/>
+            </w:r>
+            <w:r>
+              <w:fldChar w:fldCharType="begin"/>
+            </w:r>
+            <w:r>
+              <w:instrText xml:space="preserve">PAGEREF _Toc1460250517 \h</w:instrText>
+            </w:r>
+            <w:r>
+              <w:fldChar w:fldCharType="separate"/>
+            </w:r>
+            <w:r>
+              <w:rPr>
+                <w:rStyle w:val="Hyperlink"/>
+              </w:rPr>
+              <w:t>4</w:t>
+            </w:r>
+            <w:r>
+              <w:fldChar w:fldCharType="end"/>
+            </w:r>
+          </w:hyperlink>
+        </w:p>
+        <w:p>
+          <w:pPr>
+            <w:pStyle w:val="TOC3"/>
+            <w:tabs>
+              <w:tab w:val="right" w:leader="dot" w:pos="9060"/>
+            </w:tabs>
+            <w:bidi w:val="0"/>
+            <w:rPr>
+              <w:rStyle w:val="Hyperlink"/>
+            </w:rPr>
+          </w:pPr>
+          <w:hyperlink w:anchor="_Toc881643173">
+            <w:r>
+              <w:rPr>
+                <w:rStyle w:val="Hyperlink"/>
+              </w:rPr>
+              <w:t>R5. Inconsistent UI Scaling across Different Display Formats</w:t>
+            </w:r>
+            <w:r>
+              <w:tab/>
+            </w:r>
+            <w:r>
+              <w:fldChar w:fldCharType="begin"/>
+            </w:r>
+            <w:r>
+              <w:instrText xml:space="preserve">PAGEREF _Toc881643173 \h</w:instrText>
+            </w:r>
+            <w:r>
+              <w:fldChar w:fldCharType="separate"/>
+            </w:r>
+            <w:r>
+              <w:rPr>
+                <w:rStyle w:val="Hyperlink"/>
+              </w:rPr>
+              <w:t>4</w:t>
+            </w:r>
+            <w:r>
+              <w:fldChar w:fldCharType="end"/>
+            </w:r>
+          </w:hyperlink>
+        </w:p>
+        <w:p>
+          <w:pPr>
+            <w:pStyle w:val="TOC2"/>
+            <w:tabs>
+              <w:tab w:val="right" w:leader="dot" w:pos="9060"/>
+            </w:tabs>
+            <w:bidi w:val="0"/>
+            <w:rPr>
+              <w:rStyle w:val="Hyperlink"/>
+            </w:rPr>
+          </w:pPr>
+          <w:hyperlink w:anchor="_Toc1622028746">
+            <w:r>
+              <w:rPr>
+                <w:rStyle w:val="Hyperlink"/>
+              </w:rPr>
+              <w:t>2. Mobile (React Native + Expo)</w:t>
+            </w:r>
+            <w:r>
+              <w:tab/>
+            </w:r>
+            <w:r>
+              <w:fldChar w:fldCharType="begin"/>
+            </w:r>
+            <w:r>
+              <w:instrText xml:space="preserve">PAGEREF _Toc1622028746 \h</w:instrText>
+            </w:r>
+            <w:r>
+              <w:fldChar w:fldCharType="separate"/>
+            </w:r>
+            <w:r>
+              <w:rPr>
+                <w:rStyle w:val="Hyperlink"/>
+              </w:rPr>
+              <w:t>5</w:t>
+            </w:r>
+            <w:r>
+              <w:fldChar w:fldCharType="end"/>
+            </w:r>
+          </w:hyperlink>
+        </w:p>
+        <w:p>
+          <w:pPr>
+            <w:pStyle w:val="TOC3"/>
+            <w:tabs>
+              <w:tab w:val="right" w:leader="dot" w:pos="9060"/>
+            </w:tabs>
+            <w:bidi w:val="0"/>
+            <w:rPr>
+              <w:rStyle w:val="Hyperlink"/>
+            </w:rPr>
+          </w:pPr>
+          <w:hyperlink w:anchor="_Toc1578505264">
+            <w:r>
+              <w:rPr>
+                <w:rStyle w:val="Hyperlink"/>
+              </w:rPr>
+              <w:t>R6. Mobile Native module incompatibility within the Expo Go sandbox environment</w:t>
+            </w:r>
+            <w:r>
+              <w:tab/>
+            </w:r>
+            <w:r>
+              <w:fldChar w:fldCharType="begin"/>
+            </w:r>
+            <w:r>
+              <w:instrText xml:space="preserve">PAGEREF _Toc1578505264 \h</w:instrText>
+            </w:r>
+            <w:r>
+              <w:fldChar w:fldCharType="separate"/>
+            </w:r>
+            <w:r>
+              <w:rPr>
+                <w:rStyle w:val="Hyperlink"/>
+              </w:rPr>
+              <w:t>5</w:t>
+            </w:r>
+            <w:r>
+              <w:fldChar w:fldCharType="end"/>
+            </w:r>
+          </w:hyperlink>
+        </w:p>
+        <w:p>
+          <w:pPr>
+            <w:pStyle w:val="TOC3"/>
+            <w:tabs>
+              <w:tab w:val="right" w:leader="dot" w:pos="9060"/>
+            </w:tabs>
+            <w:bidi w:val="0"/>
+            <w:rPr>
+              <w:rStyle w:val="Hyperlink"/>
+            </w:rPr>
+          </w:pPr>
+          <w:hyperlink w:anchor="_Toc661513090">
+            <w:r>
+              <w:rPr>
+                <w:rStyle w:val="Hyperlink"/>
+              </w:rPr>
+              <w:t>R7. Mobile Significant performance degradation during complex UI re-renders</w:t>
+            </w:r>
+            <w:r>
+              <w:tab/>
+            </w:r>
+            <w:r>
+              <w:fldChar w:fldCharType="begin"/>
+            </w:r>
+            <w:r>
+              <w:instrText xml:space="preserve">PAGEREF _Toc661513090 \h</w:instrText>
+            </w:r>
+            <w:r>
+              <w:fldChar w:fldCharType="separate"/>
+            </w:r>
+            <w:r>
+              <w:rPr>
+                <w:rStyle w:val="Hyperlink"/>
+              </w:rPr>
+              <w:t>5</w:t>
+            </w:r>
+            <w:r>
+              <w:fldChar w:fldCharType="end"/>
+            </w:r>
+          </w:hyperlink>
+        </w:p>
+        <w:p>
+          <w:pPr>
+            <w:pStyle w:val="TOC3"/>
+            <w:tabs>
+              <w:tab w:val="right" w:leader="dot" w:pos="9060"/>
+            </w:tabs>
+            <w:bidi w:val="0"/>
+            <w:rPr>
+              <w:rStyle w:val="Hyperlink"/>
+            </w:rPr>
+          </w:pPr>
+          <w:hyperlink w:anchor="_Toc600828085">
+            <w:r>
+              <w:rPr>
+                <w:rStyle w:val="Hyperlink"/>
+              </w:rPr>
+              <w:t>R8. Mobile breaking changes during mandatory Expo SDK version upgrades</w:t>
+            </w:r>
+            <w:r>
+              <w:tab/>
+            </w:r>
+            <w:r>
+              <w:fldChar w:fldCharType="begin"/>
+            </w:r>
+            <w:r>
+              <w:instrText xml:space="preserve">PAGEREF _Toc600828085 \h</w:instrText>
+            </w:r>
+            <w:r>
+              <w:fldChar w:fldCharType="separate"/>
+            </w:r>
+            <w:r>
+              <w:rPr>
+                <w:rStyle w:val="Hyperlink"/>
+              </w:rPr>
+              <w:t>5</w:t>
+            </w:r>
+            <w:r>
+              <w:fldChar w:fldCharType="end"/>
+            </w:r>
+          </w:hyperlink>
+        </w:p>
+        <w:p>
+          <w:pPr>
+            <w:pStyle w:val="TOC3"/>
+            <w:tabs>
+              <w:tab w:val="right" w:leader="dot" w:pos="9060"/>
+            </w:tabs>
+            <w:bidi w:val="0"/>
+            <w:rPr>
+              <w:rStyle w:val="Hyperlink"/>
+            </w:rPr>
+          </w:pPr>
+          <w:hyperlink w:anchor="_Toc811484276">
+            <w:r>
+              <w:rPr>
+                <w:rStyle w:val="Hyperlink"/>
+              </w:rPr>
+              <w:t>R9. Mobile Over-the-Air update mismatches between JS and Native code</w:t>
+            </w:r>
+            <w:r>
+              <w:tab/>
+            </w:r>
+            <w:r>
+              <w:fldChar w:fldCharType="begin"/>
+            </w:r>
+            <w:r>
+              <w:instrText xml:space="preserve">PAGEREF _Toc811484276 \h</w:instrText>
+            </w:r>
+            <w:r>
+              <w:fldChar w:fldCharType="separate"/>
+            </w:r>
+            <w:r>
+              <w:rPr>
+                <w:rStyle w:val="Hyperlink"/>
+              </w:rPr>
+              <w:t>6</w:t>
+            </w:r>
+            <w:r>
+              <w:fldChar w:fldCharType="end"/>
+            </w:r>
+          </w:hyperlink>
+        </w:p>
+        <w:p>
+          <w:pPr>
+            <w:pStyle w:val="TOC3"/>
+            <w:tabs>
+              <w:tab w:val="right" w:leader="dot" w:pos="9060"/>
+            </w:tabs>
+            <w:bidi w:val="0"/>
+            <w:rPr>
+              <w:rStyle w:val="Hyperlink"/>
+            </w:rPr>
+          </w:pPr>
+          <w:hyperlink w:anchor="_Toc1232452475">
+            <w:r>
+              <w:rPr>
+                <w:rStyle w:val="Hyperlink"/>
+              </w:rPr>
+              <w:t>R10. Mobile Latency and bottlenecks in the React Native Bridge for real-time data</w:t>
+            </w:r>
+            <w:r>
+              <w:tab/>
+            </w:r>
+            <w:r>
+              <w:fldChar w:fldCharType="begin"/>
+            </w:r>
+            <w:r>
+              <w:instrText xml:space="preserve">PAGEREF _Toc1232452475 \h</w:instrText>
+            </w:r>
+            <w:r>
+              <w:fldChar w:fldCharType="separate"/>
+            </w:r>
+            <w:r>
+              <w:rPr>
+                <w:rStyle w:val="Hyperlink"/>
+              </w:rPr>
+              <w:t>6</w:t>
+            </w:r>
+            <w:r>
+              <w:fldChar w:fldCharType="end"/>
+            </w:r>
+          </w:hyperlink>
+        </w:p>
+        <w:p>
+          <w:pPr>
+            <w:pStyle w:val="TOC2"/>
+            <w:tabs>
+              <w:tab w:val="right" w:leader="dot" w:pos="9060"/>
+            </w:tabs>
+            <w:bidi w:val="0"/>
+            <w:rPr>
+              <w:rStyle w:val="Hyperlink"/>
+            </w:rPr>
+          </w:pPr>
+          <w:hyperlink w:anchor="_Toc89165034">
+            <w:r>
+              <w:rPr>
+                <w:rStyle w:val="Hyperlink"/>
+              </w:rPr>
+              <w:t>3. Web (React + Next.js)</w:t>
+            </w:r>
+            <w:r>
+              <w:tab/>
+            </w:r>
+            <w:r>
+              <w:fldChar w:fldCharType="begin"/>
+            </w:r>
+            <w:r>
+              <w:instrText xml:space="preserve">PAGEREF _Toc89165034 \h</w:instrText>
+            </w:r>
+            <w:r>
+              <w:fldChar w:fldCharType="separate"/>
+            </w:r>
+            <w:r>
+              <w:rPr>
+                <w:rStyle w:val="Hyperlink"/>
+              </w:rPr>
+              <w:t>6</w:t>
+            </w:r>
+            <w:r>
+              <w:fldChar w:fldCharType="end"/>
+            </w:r>
+          </w:hyperlink>
+        </w:p>
+        <w:p>
+          <w:pPr>
+            <w:pStyle w:val="TOC3"/>
+            <w:tabs>
+              <w:tab w:val="right" w:leader="dot" w:pos="9060"/>
+            </w:tabs>
+            <w:bidi w:val="0"/>
+            <w:rPr>
+              <w:rStyle w:val="Hyperlink"/>
+            </w:rPr>
+          </w:pPr>
+          <w:hyperlink w:anchor="_Toc1216363645">
+            <w:r>
+              <w:rPr>
+                <w:rStyle w:val="Hyperlink"/>
+              </w:rPr>
+              <w:t>R11. Web Security vulnerabilities in web authentication and device control</w:t>
+            </w:r>
+            <w:r>
+              <w:tab/>
+            </w:r>
+            <w:r>
+              <w:fldChar w:fldCharType="begin"/>
+            </w:r>
+            <w:r>
+              <w:instrText xml:space="preserve">PAGEREF _Toc1216363645 \h</w:instrText>
+            </w:r>
+            <w:r>
+              <w:fldChar w:fldCharType="separate"/>
+            </w:r>
+            <w:r>
+              <w:rPr>
+                <w:rStyle w:val="Hyperlink"/>
+              </w:rPr>
+              <w:t>7</w:t>
+            </w:r>
+            <w:r>
+              <w:fldChar w:fldCharType="end"/>
+            </w:r>
+          </w:hyperlink>
+        </w:p>
+        <w:p>
+          <w:pPr>
+            <w:pStyle w:val="TOC3"/>
+            <w:tabs>
+              <w:tab w:val="right" w:leader="dot" w:pos="9060"/>
+            </w:tabs>
+            <w:bidi w:val="0"/>
+            <w:rPr>
+              <w:rStyle w:val="Hyperlink"/>
+            </w:rPr>
+          </w:pPr>
+          <w:hyperlink w:anchor="_Toc894126035">
+            <w:r>
+              <w:rPr>
+                <w:rStyle w:val="Hyperlink"/>
+              </w:rPr>
+              <w:t>R12. Web Poor performance when many devices are loaded</w:t>
+            </w:r>
+            <w:r>
+              <w:tab/>
+            </w:r>
+            <w:r>
+              <w:fldChar w:fldCharType="begin"/>
+            </w:r>
+            <w:r>
+              <w:instrText xml:space="preserve">PAGEREF _Toc894126035 \h</w:instrText>
+            </w:r>
+            <w:r>
+              <w:fldChar w:fldCharType="separate"/>
+            </w:r>
+            <w:r>
+              <w:rPr>
+                <w:rStyle w:val="Hyperlink"/>
+              </w:rPr>
+              <w:t>7</w:t>
+            </w:r>
+            <w:r>
+              <w:fldChar w:fldCharType="end"/>
+            </w:r>
+          </w:hyperlink>
+        </w:p>
+        <w:p>
+          <w:pPr>
+            <w:pStyle w:val="TOC3"/>
+            <w:tabs>
+              <w:tab w:val="right" w:leader="dot" w:pos="9060"/>
+            </w:tabs>
+            <w:bidi w:val="0"/>
+            <w:rPr>
+              <w:rStyle w:val="Hyperlink"/>
+            </w:rPr>
+          </w:pPr>
+          <w:hyperlink w:anchor="_Toc1624844076">
+            <w:r>
+              <w:rPr>
+                <w:rStyle w:val="Hyperlink"/>
+              </w:rPr>
+              <w:t>R13. Web Browser compatibility issues</w:t>
+            </w:r>
+            <w:r>
+              <w:tab/>
+            </w:r>
+            <w:r>
+              <w:fldChar w:fldCharType="begin"/>
+            </w:r>
+            <w:r>
+              <w:instrText xml:space="preserve">PAGEREF _Toc1624844076 \h</w:instrText>
+            </w:r>
+            <w:r>
+              <w:fldChar w:fldCharType="separate"/>
+            </w:r>
+            <w:r>
+              <w:rPr>
+                <w:rStyle w:val="Hyperlink"/>
+              </w:rPr>
+              <w:t>7</w:t>
+            </w:r>
+            <w:r>
+              <w:fldChar w:fldCharType="end"/>
+            </w:r>
+          </w:hyperlink>
+        </w:p>
+        <w:p>
+          <w:pPr>
+            <w:pStyle w:val="TOC3"/>
+            <w:tabs>
+              <w:tab w:val="right" w:leader="dot" w:pos="9060"/>
+            </w:tabs>
+            <w:bidi w:val="0"/>
+            <w:rPr>
+              <w:rStyle w:val="Hyperlink"/>
+            </w:rPr>
+          </w:pPr>
+          <w:hyperlink w:anchor="_Toc1952395646">
+            <w:r>
+              <w:rPr>
+                <w:rStyle w:val="Hyperlink"/>
+              </w:rPr>
+              <w:t>R14. Web Data synchronization mismatch between UI and physical devices</w:t>
+            </w:r>
+            <w:r>
+              <w:tab/>
+            </w:r>
+            <w:r>
+              <w:fldChar w:fldCharType="begin"/>
+            </w:r>
+            <w:r>
+              <w:instrText xml:space="preserve">PAGEREF _Toc1952395646 \h</w:instrText>
+            </w:r>
+            <w:r>
+              <w:fldChar w:fldCharType="separate"/>
+            </w:r>
+            <w:r>
+              <w:rPr>
+                <w:rStyle w:val="Hyperlink"/>
+              </w:rPr>
+              <w:t>8</w:t>
+            </w:r>
+            <w:r>
+              <w:fldChar w:fldCharType="end"/>
+            </w:r>
+          </w:hyperlink>
+        </w:p>
+        <w:p>
+          <w:pPr>
+            <w:pStyle w:val="TOC3"/>
+            <w:tabs>
+              <w:tab w:val="right" w:leader="dot" w:pos="9060"/>
+            </w:tabs>
+            <w:bidi w:val="0"/>
+            <w:rPr>
+              <w:rStyle w:val="Hyperlink"/>
+            </w:rPr>
+          </w:pPr>
+          <w:hyperlink w:anchor="_Toc8580308">
+            <w:r>
+              <w:rPr>
+                <w:rStyle w:val="Hyperlink"/>
+              </w:rPr>
+              <w:t>R15. Web Real-time Listener Overload</w:t>
+            </w:r>
+            <w:r>
+              <w:tab/>
+            </w:r>
+            <w:r>
+              <w:fldChar w:fldCharType="begin"/>
+            </w:r>
+            <w:r>
+              <w:instrText xml:space="preserve">PAGEREF _Toc8580308 \h</w:instrText>
+            </w:r>
+            <w:r>
+              <w:fldChar w:fldCharType="separate"/>
+            </w:r>
+            <w:r>
+              <w:rPr>
+                <w:rStyle w:val="Hyperlink"/>
+              </w:rPr>
+              <w:t>8</w:t>
+            </w:r>
+            <w:r>
+              <w:fldChar w:fldCharType="end"/>
+            </w:r>
+          </w:hyperlink>
+          <w:r>
+            <w:fldChar w:fldCharType="end"/>
+          </w:r>
+        </w:p>
+      </w:sdtContent>
+    </w:sdt>
     <w:p xmlns:wp14="http://schemas.microsoft.com/office/word/2010/wordml" wp14:textId="77777777">
       <w:pPr>
+        <w:rPr>
+          <w:rFonts w:ascii="Arial" w:hAnsi="Arial" w:eastAsia="Arial" w:cs="Arial"/>
+          <w:lang w:val="en-GB"/>
+        </w:rPr>
+      </w:pPr>
+    </w:p>
+    <w:p xmlns:wp14="http://schemas.microsoft.com/office/word/2010/wordml" wp14:textId="70250831">
+      <w:pPr>
         <w:pStyle w:val="Heading1"/>
-        <w:rPr>
-          <w:rFonts w:ascii="Arial" w:hAnsi="Arial" w:eastAsia="Arial" w:cs="Arial"/>
-          <w:lang w:val="en-GB"/>
-        </w:rPr>
-      </w:pPr>
-      <w:r>
-        <w:rPr>
-          <w:rFonts w:ascii="Arial" w:hAnsi="Arial" w:eastAsia="Arial" w:cs="Arial"/>
-          <w:lang w:val="en-GB"/>
-        </w:rPr>
-        <w:t>Risk Documentation</w:t>
-      </w:r>
-      <w:r>
-        <w:rPr>
-          <w:rFonts w:ascii="Arial" w:hAnsi="Arial" w:eastAsia="Arial" w:cs="Arial"/>
-          <w:lang w:val="en-GB"/>
-        </w:rPr>
-        <w:t xml:space="preserve"> </w:t>
-      </w:r>
-    </w:p>
-    <w:p xmlns:wp14="http://schemas.microsoft.com/office/word/2010/wordml" wp14:textId="77777777">
+        <w:jc w:val="center"/>
+      </w:pPr>
+    </w:p>
+    <w:p xmlns:wp14="http://schemas.microsoft.com/office/word/2010/wordml" wp14:textId="1BF0608A">
+      <w:pPr/>
+      <w:r>
+        <w:br w:type="page"/>
+      </w:r>
+    </w:p>
+    <w:p xmlns:wp14="http://schemas.microsoft.com/office/word/2010/wordml" wp14:textId="5CF0F66B">
       <w:pPr>
         <w:pStyle w:val="Heading1"/>
-        <w:rPr>
-          <w:rFonts w:ascii="Arial" w:hAnsi="Arial" w:eastAsia="Arial" w:cs="Arial"/>
-          <w:lang w:val="en-GB"/>
-        </w:rPr>
-      </w:pPr>
-    </w:p>
-    <w:p>
-      <w:pPr>
-        <w:pStyle w:val="Heading1"/>
-        <w:suppressLineNumbers w:val="0"/>
-        <w:bidi w:val="0"/>
-        <w:spacing w:before="240" w:beforeAutospacing="off" w:after="60" w:afterAutospacing="off" w:line="259" w:lineRule="auto"/>
-        <w:ind w:left="0" w:right="0"/>
-        <w:jc w:val="left"/>
-        <w:rPr>
-          <w:rFonts w:ascii="Arial" w:hAnsi="Arial" w:eastAsia="Arial" w:cs="Arial"/>
-          <w:lang w:val="en-GB"/>
-        </w:rPr>
-      </w:pPr>
-      <w:r>
-        <w:rPr>
-          <w:rFonts w:ascii="Arial" w:hAnsi="Arial" w:eastAsia="Arial" w:cs="Arial"/>
-          <w:lang w:val="en-GB"/>
-        </w:rPr>
-        <w:t>Interactiv</w:t>
-      </w:r>
-      <w:r>
-        <w:rPr>
-          <w:rFonts w:ascii="Arial" w:hAnsi="Arial" w:eastAsia="Arial" w:cs="Arial"/>
-          <w:lang w:val="en-GB"/>
-        </w:rPr>
-        <w:t>e House – Subgroup 2: Unit</w:t>
-      </w:r>
-      <w:r>
-        <w:rPr>
-          <w:rFonts w:ascii="Arial" w:hAnsi="Arial" w:eastAsia="Arial" w:cs="Arial"/>
-          <w:lang w:val="en-GB"/>
-        </w:rPr>
-        <w:t>s</w:t>
-      </w:r>
-    </w:p>
-    <w:p xmlns:wp14="http://schemas.microsoft.com/office/word/2010/wordml" wp14:textId="77777777">
-      <w:pPr>
-        <w:rPr>
-          <w:rFonts w:ascii="Arial" w:hAnsi="Arial" w:eastAsia="Arial" w:cs="Arial"/>
-          <w:lang w:val="en-GB"/>
-        </w:rPr>
-      </w:pPr>
-    </w:p>
-    <w:p xmlns:wp14="http://schemas.microsoft.com/office/word/2010/wordml" wp14:textId="77777777">
-      <w:pPr>
-        <w:pStyle w:val="Title"/>
-        <w:rPr>
-          <w:rFonts w:ascii="Arial" w:hAnsi="Arial" w:eastAsia="Arial" w:cs="Arial"/>
-        </w:rPr>
-      </w:pPr>
-      <w:r>
-        <w:rPr>
-          <w:rFonts w:ascii="Arial" w:hAnsi="Arial" w:eastAsia="Arial" w:cs="Arial"/>
-        </w:rPr>
-        <w:t>Revision History</w:t>
-      </w:r>
-    </w:p>
-    <w:p xmlns:wp14="http://schemas.microsoft.com/office/word/2010/wordml" wp14:textId="77777777">
-      <w:pPr>
-        <w:rPr>
-          <w:rFonts w:ascii="Arial" w:hAnsi="Arial" w:eastAsia="Arial" w:cs="Arial"/>
-          <w:lang w:val="en-US"/>
-        </w:rPr>
-      </w:pPr>
+        <w:jc w:val="center"/>
+        <w:rPr>
+          <w:rFonts w:ascii="Arial" w:hAnsi="Arial" w:eastAsia="Arial" w:cs="Arial"/>
+        </w:rPr>
+      </w:pPr>
+      <w:bookmarkStart w:name="_Toc1657065129" w:id="486167353"/>
+      <w:r>
+        <w:rPr>
+          <w:rFonts w:ascii="Arial" w:hAnsi="Arial" w:eastAsia="Arial" w:cs="Arial"/>
+        </w:rPr>
+        <w:t xml:space="preserve">Revision </w:t>
+      </w:r>
+      <w:r>
+        <w:rPr>
+          <w:rFonts w:ascii="Arial" w:hAnsi="Arial" w:eastAsia="Arial" w:cs="Arial"/>
+        </w:rPr>
+        <w:t>History</w:t>
+      </w:r>
+      <w:bookmarkEnd w:id="486167353"/>
     </w:p>
     <w:tbl>
       <w:tblPr>
@@ -502,6 +1385,12 @@
           <w:p>
             <w:pPr>
               <w:spacing w:before="0" w:beforeAutospacing="off" w:after="120" w:afterAutospacing="off"/>
+              <w:rPr>
+                <w:rFonts w:ascii="Arial" w:hAnsi="Arial" w:eastAsia="Arial" w:cs="Arial"/>
+                <w:sz w:val="20"/>
+                <w:szCs w:val="20"/>
+                <w:lang w:val="en-US"/>
+              </w:rPr>
             </w:pPr>
             <w:r>
               <w:rPr>
@@ -528,6 +1417,12 @@
           <w:p>
             <w:pPr>
               <w:spacing w:before="0" w:beforeAutospacing="off" w:after="120" w:afterAutospacing="off"/>
+              <w:rPr>
+                <w:rFonts w:ascii="Arial" w:hAnsi="Arial" w:eastAsia="Arial" w:cs="Arial"/>
+                <w:sz w:val="20"/>
+                <w:szCs w:val="20"/>
+                <w:lang w:val="en-US"/>
+              </w:rPr>
             </w:pPr>
             <w:r>
               <w:rPr>
@@ -604,6 +1499,12 @@
           <w:p>
             <w:pPr>
               <w:spacing w:before="0" w:beforeAutospacing="off" w:after="120" w:afterAutospacing="off"/>
+              <w:rPr>
+                <w:rFonts w:ascii="Arial" w:hAnsi="Arial" w:eastAsia="Arial" w:cs="Arial"/>
+                <w:sz w:val="20"/>
+                <w:szCs w:val="20"/>
+                <w:lang w:val="en-US"/>
+              </w:rPr>
             </w:pPr>
             <w:r>
               <w:rPr>
@@ -685,12 +1586,14 @@
             <w:pPr>
               <w:pStyle w:val="Tabletext"/>
               <w:rPr>
+                <w:rFonts w:ascii="Arial" w:hAnsi="Arial" w:eastAsia="Arial" w:cs="Arial"/>
                 <w:noProof w:val="0"/>
                 <w:lang w:val="en-US"/>
               </w:rPr>
             </w:pPr>
             <w:r>
               <w:rPr>
+                <w:rFonts w:ascii="Arial" w:hAnsi="Arial" w:eastAsia="Arial" w:cs="Arial"/>
                 <w:noProof w:val="0"/>
                 <w:lang w:val="en-US"/>
               </w:rPr>
@@ -698,6 +1601,7 @@
             </w:r>
             <w:r>
               <w:rPr>
+                <w:rFonts w:ascii="Arial" w:hAnsi="Arial" w:eastAsia="Arial" w:cs="Arial"/>
                 <w:noProof w:val="0"/>
                 <w:lang w:val="en-US"/>
               </w:rPr>
@@ -719,6 +1623,7 @@
           <w:p wp14:textId="07A41A52">
             <w:pPr>
               <w:pStyle w:val="Tabletext"/>
+              <w:jc w:val="left"/>
               <w:rPr>
                 <w:rFonts w:ascii="Arial" w:hAnsi="Arial" w:eastAsia="Arial" w:cs="Arial"/>
               </w:rPr>
@@ -728,6 +1633,120 @@
                 <w:rFonts w:ascii="Arial" w:hAnsi="Arial" w:eastAsia="Arial" w:cs="Arial"/>
               </w:rPr>
               <w:t>Mustafa Al-Bayati</w:t>
+            </w:r>
+          </w:p>
+        </w:tc>
+      </w:tr>
+      <w:tr>
+        <w:trPr>
+          <w:trHeight w:val="300"/>
+        </w:trPr>
+        <w:tc>
+          <w:tcPr>
+            <w:tcW w:w="2304" w:type="dxa"/>
+            <w:tcBorders>
+              <w:top w:val="single" w:color="auto" w:sz="6" w:space="0"/>
+              <w:left w:val="single" w:color="auto" w:sz="6" w:space="0"/>
+              <w:bottom w:val="single" w:color="auto" w:sz="6" w:space="0"/>
+              <w:right w:val="single" w:color="auto" w:sz="6" w:space="0"/>
+            </w:tcBorders>
+            <w:tcMar/>
+          </w:tcPr>
+          <w:p>
+            <w:pPr>
+              <w:pStyle w:val="Tabletext"/>
+              <w:rPr>
+                <w:rFonts w:ascii="Arial" w:hAnsi="Arial" w:eastAsia="Arial" w:cs="Arial"/>
+              </w:rPr>
+            </w:pPr>
+            <w:r>
+              <w:rPr>
+                <w:rFonts w:ascii="Arial" w:hAnsi="Arial" w:eastAsia="Arial" w:cs="Arial"/>
+              </w:rPr>
+              <w:t>2026-04-21</w:t>
+            </w:r>
+          </w:p>
+        </w:tc>
+        <w:tc>
+          <w:tcPr>
+            <w:tcW w:w="1152" w:type="dxa"/>
+            <w:tcBorders>
+              <w:top w:val="single" w:color="auto" w:sz="6" w:space="0"/>
+              <w:left w:val="single" w:color="auto" w:sz="6" w:space="0"/>
+              <w:bottom w:val="single" w:color="auto" w:sz="6" w:space="0"/>
+              <w:right w:val="single" w:color="auto" w:sz="6" w:space="0"/>
+            </w:tcBorders>
+            <w:tcMar/>
+          </w:tcPr>
+          <w:p>
+            <w:pPr>
+              <w:pStyle w:val="Tabletext"/>
+              <w:rPr>
+                <w:rFonts w:ascii="Arial" w:hAnsi="Arial" w:eastAsia="Arial" w:cs="Arial"/>
+              </w:rPr>
+            </w:pPr>
+            <w:r>
+              <w:rPr>
+                <w:rFonts w:ascii="Arial" w:hAnsi="Arial" w:eastAsia="Arial" w:cs="Arial"/>
+              </w:rPr>
+              <w:t>1.4</w:t>
+            </w:r>
+          </w:p>
+        </w:tc>
+        <w:tc>
+          <w:tcPr>
+            <w:tcW w:w="3744" w:type="dxa"/>
+            <w:tcBorders>
+              <w:top w:val="single" w:color="auto" w:sz="6" w:space="0"/>
+              <w:left w:val="single" w:color="auto" w:sz="6" w:space="0"/>
+              <w:bottom w:val="single" w:color="auto" w:sz="6" w:space="0"/>
+              <w:right w:val="single" w:color="auto" w:sz="6" w:space="0"/>
+            </w:tcBorders>
+            <w:tcMar/>
+          </w:tcPr>
+          <w:p>
+            <w:pPr>
+              <w:pStyle w:val="Tabletext"/>
+              <w:rPr>
+                <w:rFonts w:ascii="Arial" w:hAnsi="Arial" w:eastAsia="Arial" w:cs="Arial"/>
+                <w:noProof w:val="0"/>
+                <w:lang w:val="en-US"/>
+              </w:rPr>
+            </w:pPr>
+            <w:r>
+              <w:rPr>
+                <w:rFonts w:ascii="Arial" w:hAnsi="Arial" w:eastAsia="Arial" w:cs="Arial"/>
+                <w:noProof w:val="0"/>
+                <w:lang w:val="en-US"/>
+              </w:rPr>
+              <w:t>Add Table of Contents, Refactor</w:t>
+            </w:r>
+          </w:p>
+        </w:tc>
+        <w:tc>
+          <w:tcPr>
+            <w:tcW w:w="2304" w:type="dxa"/>
+            <w:tcBorders>
+              <w:top w:val="single" w:color="auto" w:sz="6" w:space="0"/>
+              <w:left w:val="single" w:color="auto" w:sz="6" w:space="0"/>
+              <w:bottom w:val="single" w:color="auto" w:sz="6" w:space="0"/>
+              <w:right w:val="single" w:color="auto" w:sz="6" w:space="0"/>
+            </w:tcBorders>
+            <w:tcMar/>
+          </w:tcPr>
+          <w:p>
+            <w:pPr>
+              <w:pStyle w:val="Tabletext"/>
+              <w:jc w:val="left"/>
+              <w:rPr>
+                <w:rFonts w:ascii="Arial" w:hAnsi="Arial" w:eastAsia="Arial" w:cs="Arial"/>
+              </w:rPr>
+            </w:pPr>
+            <w:r>
+              <w:rPr>
+                <w:rFonts w:ascii="Arial" w:hAnsi="Arial" w:eastAsia="Arial" w:cs="Arial"/>
+              </w:rPr>
+              <w:t>Daniel Jönsson</w:t>
             </w:r>
           </w:p>
         </w:tc>
@@ -742,37 +1761,24 @@
         </w:rPr>
       </w:pPr>
     </w:p>
-    <w:p xmlns:wp14="http://schemas.microsoft.com/office/word/2010/wordml" wp14:textId="77777777">
-      <w:pPr>
-        <w:pStyle w:val="Title"/>
-        <w:rPr>
-          <w:rFonts w:ascii="Arial" w:hAnsi="Arial" w:eastAsia="Arial" w:cs="Arial"/>
-        </w:rPr>
-      </w:pPr>
-      <w:r>
-        <w:fldChar w:fldCharType="begin"/>
-      </w:r>
-      <w:r>
-        <w:instrText xml:space="preserve"> TITLE  \* MERGEFORMAT </w:instrText>
-      </w:r>
-      <w:r>
-        <w:fldChar w:fldCharType="separate"/>
-      </w:r>
-      <w:r>
-        <w:rPr/>
+    <w:p>
+      <w:pPr>
+        <w:pStyle w:val="Heading1"/>
+        <w:jc w:val="center"/>
+        <w:rPr>
+          <w:rFonts w:ascii="Arial" w:hAnsi="Arial" w:eastAsia="Arial" w:cs="Arial"/>
+          <w:lang w:val="en-GB"/>
+        </w:rPr>
+      </w:pPr>
+      <w:bookmarkStart w:name="_Toc734151713" w:id="1144638709"/>
+      <w:r>
+        <w:rPr>
+          <w:rFonts w:ascii="Arial" w:hAnsi="Arial" w:eastAsia="Arial" w:cs="Arial"/>
+          <w:lang w:val="en-GB"/>
+        </w:rPr>
         <w:t>Risk List</w:t>
       </w:r>
-      <w:r>
-        <w:fldChar w:fldCharType="end"/>
-      </w:r>
-    </w:p>
-    <w:p xmlns:wp14="http://schemas.microsoft.com/office/word/2010/wordml" wp14:textId="77777777">
-      <w:pPr>
-        <w:rPr>
-          <w:rFonts w:ascii="Arial" w:hAnsi="Arial" w:eastAsia="Arial" w:cs="Arial"/>
-          <w:lang w:val="en-GB"/>
-        </w:rPr>
-      </w:pPr>
+      <w:bookmarkEnd w:id="1144638709"/>
     </w:p>
     <w:tbl>
       <w:tblPr>
@@ -955,6 +1961,19 @@
             </w:tcBorders>
             <w:tcMar/>
           </w:tcPr>
+          <w:p>
+            <w:pPr>
+              <w:pStyle w:val="Footer"/>
+              <w:suppressLineNumbers w:val="0"/>
+              <w:bidi w:val="0"/>
+              <w:spacing w:before="120" w:beforeAutospacing="off" w:after="120" w:afterAutospacing="off" w:line="240" w:lineRule="atLeast"/>
+              <w:ind w:left="0" w:right="0"/>
+              <w:jc w:val="center"/>
+              <w:rPr>
+                <w:rFonts w:ascii="Arial" w:hAnsi="Arial" w:eastAsia="Arial" w:cs="Arial"/>
+              </w:rPr>
+            </w:pPr>
+          </w:p>
           <w:p wp14:textId="39D29853">
             <w:pPr>
               <w:pStyle w:val="Footer"/>
@@ -1270,7 +2289,7 @@
       </w:tr>
       <w:tr>
         <w:trPr>
-          <w:trHeight w:val="546"/>
+          <w:trHeight w:val="810"/>
         </w:trPr>
         <w:tc>
           <w:tcPr>
@@ -1361,9 +2380,15 @@
                 <w:rFonts w:ascii="Arial" w:hAnsi="Arial" w:eastAsia="Arial" w:cs="Arial"/>
               </w:rPr>
             </w:pPr>
-            <w:r>
-              <w:br/>
-            </w:r>
+          </w:p>
+          <w:p>
+            <w:pPr>
+              <w:pStyle w:val="Footer"/>
+              <w:jc w:val="center"/>
+              <w:rPr>
+                <w:rFonts w:ascii="Arial" w:hAnsi="Arial" w:eastAsia="Arial" w:cs="Arial"/>
+              </w:rPr>
+            </w:pPr>
             <w:r>
               <w:rPr>
                 <w:rFonts w:ascii="Arial" w:hAnsi="Arial" w:eastAsia="Arial" w:cs="Arial"/>
@@ -1375,7 +2400,7 @@
       </w:tr>
       <w:tr>
         <w:trPr>
-          <w:trHeight w:val="546"/>
+          <w:trHeight w:val="780"/>
         </w:trPr>
         <w:tc>
           <w:tcPr>
@@ -1501,6 +2526,15 @@
                 <w:rFonts w:ascii="Arial" w:hAnsi="Arial" w:eastAsia="Arial" w:cs="Arial"/>
               </w:rPr>
             </w:pPr>
+          </w:p>
+          <w:p>
+            <w:pPr>
+              <w:pStyle w:val="Footer"/>
+              <w:jc w:val="center"/>
+              <w:rPr>
+                <w:rFonts w:ascii="Arial" w:hAnsi="Arial" w:eastAsia="Arial" w:cs="Arial"/>
+              </w:rPr>
+            </w:pPr>
             <w:r>
               <w:rPr>
                 <w:rFonts w:ascii="Arial" w:hAnsi="Arial" w:eastAsia="Arial" w:cs="Arial"/>
@@ -1512,7 +2546,7 @@
       </w:tr>
       <w:tr>
         <w:trPr>
-          <w:trHeight w:val="546"/>
+          <w:trHeight w:val="885"/>
         </w:trPr>
         <w:tc>
           <w:tcPr>
@@ -1624,6 +2658,15 @@
                 <w:rFonts w:ascii="Arial" w:hAnsi="Arial" w:eastAsia="Arial" w:cs="Arial"/>
               </w:rPr>
             </w:pPr>
+          </w:p>
+          <w:p>
+            <w:pPr>
+              <w:pStyle w:val="Footer"/>
+              <w:jc w:val="center"/>
+              <w:rPr>
+                <w:rFonts w:ascii="Arial" w:hAnsi="Arial" w:eastAsia="Arial" w:cs="Arial"/>
+              </w:rPr>
+            </w:pPr>
             <w:r>
               <w:rPr>
                 <w:rFonts w:ascii="Arial" w:hAnsi="Arial" w:eastAsia="Arial" w:cs="Arial"/>
@@ -1635,7 +2678,7 @@
       </w:tr>
       <w:tr>
         <w:trPr>
-          <w:trHeight w:val="546"/>
+          <w:trHeight w:val="840"/>
         </w:trPr>
         <w:tc>
           <w:tcPr>
@@ -1747,6 +2790,15 @@
                 <w:rFonts w:ascii="Arial" w:hAnsi="Arial" w:eastAsia="Arial" w:cs="Arial"/>
               </w:rPr>
             </w:pPr>
+          </w:p>
+          <w:p>
+            <w:pPr>
+              <w:pStyle w:val="Footer"/>
+              <w:jc w:val="center"/>
+              <w:rPr>
+                <w:rFonts w:ascii="Arial" w:hAnsi="Arial" w:eastAsia="Arial" w:cs="Arial"/>
+              </w:rPr>
+            </w:pPr>
             <w:r>
               <w:rPr>
                 <w:rFonts w:ascii="Arial" w:hAnsi="Arial" w:eastAsia="Arial" w:cs="Arial"/>
@@ -1758,7 +2810,7 @@
       </w:tr>
       <w:tr>
         <w:trPr>
-          <w:trHeight w:val="546"/>
+          <w:trHeight w:val="870"/>
         </w:trPr>
         <w:tc>
           <w:tcPr>
@@ -1870,6 +2922,15 @@
                 <w:rFonts w:ascii="Arial" w:hAnsi="Arial" w:eastAsia="Arial" w:cs="Arial"/>
               </w:rPr>
             </w:pPr>
+          </w:p>
+          <w:p>
+            <w:pPr>
+              <w:pStyle w:val="Footer"/>
+              <w:jc w:val="center"/>
+              <w:rPr>
+                <w:rFonts w:ascii="Arial" w:hAnsi="Arial" w:eastAsia="Arial" w:cs="Arial"/>
+              </w:rPr>
+            </w:pPr>
             <w:r>
               <w:rPr>
                 <w:rFonts w:ascii="Arial" w:hAnsi="Arial" w:eastAsia="Arial" w:cs="Arial"/>
@@ -1881,7 +2942,7 @@
       </w:tr>
       <w:tr>
         <w:trPr>
-          <w:trHeight w:val="546"/>
+          <w:trHeight w:val="795"/>
         </w:trPr>
         <w:tc>
           <w:tcPr>
@@ -1907,13 +2968,69 @@
                 <w:rFonts w:ascii="Arial" w:hAnsi="Arial" w:eastAsia="Arial" w:cs="Arial"/>
                 <w:lang w:val="sv-SE"/>
               </w:rPr>
-              <w:t>R10. Mobile Latency and bottlenecks in the React Native Bridg</w:t>
+              <w:t xml:space="preserve">R10. Mobile </w:t>
             </w:r>
             <w:r>
               <w:rPr>
                 <w:rFonts w:ascii="Arial" w:hAnsi="Arial" w:eastAsia="Arial" w:cs="Arial"/>
                 <w:lang w:val="sv-SE"/>
               </w:rPr>
+              <w:t>Latency</w:t>
+            </w:r>
+            <w:r>
+              <w:rPr>
+                <w:rFonts w:ascii="Arial" w:hAnsi="Arial" w:eastAsia="Arial" w:cs="Arial"/>
+                <w:lang w:val="sv-SE"/>
+              </w:rPr>
+              <w:t xml:space="preserve"> and </w:t>
+            </w:r>
+            <w:r>
+              <w:rPr>
+                <w:rFonts w:ascii="Arial" w:hAnsi="Arial" w:eastAsia="Arial" w:cs="Arial"/>
+                <w:lang w:val="sv-SE"/>
+              </w:rPr>
+              <w:t>bottlenecks</w:t>
+            </w:r>
+            <w:r>
+              <w:rPr>
+                <w:rFonts w:ascii="Arial" w:hAnsi="Arial" w:eastAsia="Arial" w:cs="Arial"/>
+                <w:lang w:val="sv-SE"/>
+              </w:rPr>
+              <w:t xml:space="preserve"> in the </w:t>
+            </w:r>
+            <w:r>
+              <w:rPr>
+                <w:rFonts w:ascii="Arial" w:hAnsi="Arial" w:eastAsia="Arial" w:cs="Arial"/>
+                <w:lang w:val="sv-SE"/>
+              </w:rPr>
+              <w:t>React</w:t>
+            </w:r>
+            <w:r>
+              <w:rPr>
+                <w:rFonts w:ascii="Arial" w:hAnsi="Arial" w:eastAsia="Arial" w:cs="Arial"/>
+                <w:lang w:val="sv-SE"/>
+              </w:rPr>
+              <w:t xml:space="preserve"> </w:t>
+            </w:r>
+            <w:r>
+              <w:rPr>
+                <w:rFonts w:ascii="Arial" w:hAnsi="Arial" w:eastAsia="Arial" w:cs="Arial"/>
+                <w:lang w:val="sv-SE"/>
+              </w:rPr>
+              <w:t>Native</w:t>
+            </w:r>
+            <w:r>
+              <w:rPr>
+                <w:rFonts w:ascii="Arial" w:hAnsi="Arial" w:eastAsia="Arial" w:cs="Arial"/>
+                <w:lang w:val="sv-SE"/>
+              </w:rPr>
+              <w:t xml:space="preserve"> Bridg</w:t>
+            </w:r>
+            <w:r>
+              <w:rPr>
+                <w:rFonts w:ascii="Arial" w:hAnsi="Arial" w:eastAsia="Arial" w:cs="Arial"/>
+                <w:lang w:val="sv-SE"/>
+              </w:rPr>
               <w:t>e</w:t>
             </w:r>
             <w:r>
@@ -1928,7 +3045,14 @@
                 <w:rFonts w:ascii="Arial" w:hAnsi="Arial" w:eastAsia="Arial" w:cs="Arial"/>
                 <w:lang w:val="sv-SE"/>
               </w:rPr>
-              <w:t>time data</w:t>
+              <w:t>time</w:t>
+            </w:r>
+            <w:r>
+              <w:rPr>
+                <w:rFonts w:ascii="Arial" w:hAnsi="Arial" w:eastAsia="Arial" w:cs="Arial"/>
+                <w:lang w:val="sv-SE"/>
+              </w:rPr>
+              <w:t xml:space="preserve"> data</w:t>
             </w:r>
           </w:p>
         </w:tc>
@@ -1951,9 +3075,401 @@
                 <w:rFonts w:ascii="Arial" w:hAnsi="Arial" w:eastAsia="Arial" w:cs="Arial"/>
               </w:rPr>
             </w:pPr>
-            <w:r>
-              <w:rPr>
-                <w:rFonts w:ascii="Arial" w:hAnsi="Arial" w:eastAsia="Arial" w:cs="Arial"/>
+          </w:p>
+          <w:p>
+            <w:pPr>
+              <w:pStyle w:val="Footer"/>
+              <w:jc w:val="center"/>
+              <w:rPr>
+                <w:rFonts w:ascii="Arial" w:hAnsi="Arial" w:eastAsia="Arial" w:cs="Arial"/>
+              </w:rPr>
+            </w:pPr>
+            <w:r>
+              <w:rPr>
+                <w:rFonts w:ascii="Arial" w:hAnsi="Arial" w:eastAsia="Arial" w:cs="Arial"/>
+              </w:rPr>
+              <w:t>Medium</w:t>
+            </w:r>
+          </w:p>
+        </w:tc>
+      </w:tr>
+      <w:tr>
+        <w:trPr>
+          <w:trHeight w:val="825"/>
+        </w:trPr>
+        <w:tc>
+          <w:tcPr>
+            <w:tcW w:w="5208" w:type="dxa"/>
+            <w:tcBorders>
+              <w:top w:val="single" w:color="auto" w:sz="6" w:space="0"/>
+              <w:left w:val="single" w:color="auto" w:sz="12" w:space="0"/>
+              <w:bottom w:val="single" w:color="auto" w:sz="12" w:space="0"/>
+              <w:right w:val="single" w:color="auto" w:sz="6" w:space="0"/>
+            </w:tcBorders>
+            <w:tcMar/>
+          </w:tcPr>
+          <w:p>
+            <w:pPr>
+              <w:spacing w:before="0" w:beforeAutospacing="off" w:after="0" w:afterAutospacing="off"/>
+              <w:rPr>
+                <w:rFonts w:ascii="Arial" w:hAnsi="Arial" w:eastAsia="Arial" w:cs="Arial"/>
+                <w:sz w:val="24"/>
+                <w:szCs w:val="24"/>
+                <w:lang w:val="en-GB"/>
+              </w:rPr>
+            </w:pPr>
+            <w:r>
+              <w:rPr>
+                <w:rFonts w:ascii="Arial" w:hAnsi="Arial" w:eastAsia="Arial" w:cs="Arial"/>
+                <w:sz w:val="24"/>
+                <w:szCs w:val="24"/>
+                <w:lang w:val="en-GB"/>
+              </w:rPr>
+              <w:t>R</w:t>
+            </w:r>
+            <w:r>
+              <w:rPr>
+                <w:rFonts w:ascii="Arial" w:hAnsi="Arial" w:eastAsia="Arial" w:cs="Arial"/>
+                <w:sz w:val="24"/>
+                <w:szCs w:val="24"/>
+                <w:lang w:val="en-GB"/>
+              </w:rPr>
+              <w:t>11</w:t>
+            </w:r>
+            <w:r>
+              <w:rPr>
+                <w:rFonts w:ascii="Arial" w:hAnsi="Arial" w:eastAsia="Arial" w:cs="Arial"/>
+                <w:sz w:val="24"/>
+                <w:szCs w:val="24"/>
+                <w:lang w:val="en-GB"/>
+              </w:rPr>
+              <w:t>.</w:t>
+            </w:r>
+            <w:r>
+              <w:rPr>
+                <w:rFonts w:ascii="Arial" w:hAnsi="Arial" w:eastAsia="Arial" w:cs="Arial"/>
+                <w:sz w:val="24"/>
+                <w:szCs w:val="24"/>
+                <w:lang w:val="en-GB"/>
+              </w:rPr>
+              <w:t xml:space="preserve"> Web </w:t>
+            </w:r>
+            <w:r>
+              <w:rPr>
+                <w:rFonts w:ascii="Arial" w:hAnsi="Arial" w:eastAsia="Arial" w:cs="Arial"/>
+                <w:sz w:val="24"/>
+                <w:szCs w:val="24"/>
+                <w:lang w:val="en-GB"/>
+              </w:rPr>
+              <w:t xml:space="preserve">Security vulnerabilities in </w:t>
+            </w:r>
+            <w:r>
+              <w:rPr>
+                <w:rFonts w:ascii="Arial" w:hAnsi="Arial" w:eastAsia="Arial" w:cs="Arial"/>
+                <w:sz w:val="24"/>
+                <w:szCs w:val="24"/>
+                <w:lang w:val="en-GB"/>
+              </w:rPr>
+              <w:t>W</w:t>
+            </w:r>
+            <w:r>
+              <w:rPr>
+                <w:rFonts w:ascii="Arial" w:hAnsi="Arial" w:eastAsia="Arial" w:cs="Arial"/>
+                <w:sz w:val="24"/>
+                <w:szCs w:val="24"/>
+                <w:lang w:val="en-GB"/>
+              </w:rPr>
+              <w:t>eb authentication and device control</w:t>
+            </w:r>
+          </w:p>
+        </w:tc>
+        <w:tc>
+          <w:tcPr>
+            <w:tcW w:w="3834" w:type="dxa"/>
+            <w:tcBorders>
+              <w:top w:val="single" w:color="auto" w:sz="6" w:space="0"/>
+              <w:left w:val="single" w:color="auto" w:sz="6" w:space="0"/>
+              <w:bottom w:val="single" w:color="auto" w:sz="12" w:space="0"/>
+              <w:right w:val="single" w:color="auto" w:sz="12" w:space="0"/>
+            </w:tcBorders>
+            <w:tcMar/>
+          </w:tcPr>
+          <w:p>
+            <w:pPr>
+              <w:spacing w:before="0" w:beforeAutospacing="off" w:after="0" w:afterAutospacing="off"/>
+              <w:jc w:val="center"/>
+              <w:rPr>
+                <w:rFonts w:ascii="Arial" w:hAnsi="Arial" w:eastAsia="Arial" w:cs="Arial"/>
+                <w:sz w:val="20"/>
+                <w:szCs w:val="20"/>
+                <w:lang w:val="en-US"/>
+              </w:rPr>
+            </w:pPr>
+          </w:p>
+          <w:p>
+            <w:pPr>
+              <w:spacing w:before="0" w:beforeAutospacing="off" w:after="0" w:afterAutospacing="off"/>
+              <w:jc w:val="center"/>
+              <w:rPr>
+                <w:rFonts w:ascii="Arial" w:hAnsi="Arial" w:eastAsia="Arial" w:cs="Arial"/>
+                <w:sz w:val="20"/>
+                <w:szCs w:val="20"/>
+                <w:lang w:val="en-US"/>
+              </w:rPr>
+            </w:pPr>
+            <w:r>
+              <w:rPr>
+                <w:rFonts w:ascii="Arial" w:hAnsi="Arial" w:eastAsia="Arial" w:cs="Arial"/>
+                <w:sz w:val="20"/>
+                <w:szCs w:val="20"/>
+                <w:lang w:val="en-US"/>
+              </w:rPr>
+              <w:t xml:space="preserve">High </w:t>
+            </w:r>
+          </w:p>
+        </w:tc>
+      </w:tr>
+      <w:tr>
+        <w:trPr>
+          <w:trHeight w:val="840"/>
+        </w:trPr>
+        <w:tc>
+          <w:tcPr>
+            <w:tcW w:w="5208" w:type="dxa"/>
+            <w:tcBorders>
+              <w:top w:val="single" w:color="auto" w:sz="6" w:space="0"/>
+              <w:left w:val="single" w:color="auto" w:sz="12" w:space="0"/>
+              <w:bottom w:val="single" w:color="auto" w:sz="12" w:space="0"/>
+              <w:right w:val="single" w:color="auto" w:sz="6" w:space="0"/>
+            </w:tcBorders>
+            <w:tcMar/>
+          </w:tcPr>
+          <w:p>
+            <w:pPr>
+              <w:spacing w:before="0" w:beforeAutospacing="off" w:after="0" w:afterAutospacing="off"/>
+              <w:rPr>
+                <w:rFonts w:ascii="Arial" w:hAnsi="Arial" w:eastAsia="Arial" w:cs="Arial"/>
+                <w:sz w:val="24"/>
+                <w:szCs w:val="24"/>
+                <w:lang w:val="en-GB"/>
+              </w:rPr>
+            </w:pPr>
+            <w:r>
+              <w:rPr>
+                <w:rFonts w:ascii="Arial" w:hAnsi="Arial" w:eastAsia="Arial" w:cs="Arial"/>
+                <w:sz w:val="24"/>
+                <w:szCs w:val="24"/>
+                <w:lang w:val="en-GB"/>
+              </w:rPr>
+              <w:t>R</w:t>
+            </w:r>
+            <w:r>
+              <w:rPr>
+                <w:rFonts w:ascii="Arial" w:hAnsi="Arial" w:eastAsia="Arial" w:cs="Arial"/>
+                <w:sz w:val="24"/>
+                <w:szCs w:val="24"/>
+                <w:lang w:val="en-GB"/>
+              </w:rPr>
+              <w:t>12</w:t>
+            </w:r>
+            <w:r>
+              <w:rPr>
+                <w:rFonts w:ascii="Arial" w:hAnsi="Arial" w:eastAsia="Arial" w:cs="Arial"/>
+                <w:sz w:val="24"/>
+                <w:szCs w:val="24"/>
+                <w:lang w:val="en-GB"/>
+              </w:rPr>
+              <w:t xml:space="preserve">. </w:t>
+            </w:r>
+            <w:r>
+              <w:rPr>
+                <w:rFonts w:ascii="Arial" w:hAnsi="Arial" w:eastAsia="Arial" w:cs="Arial"/>
+                <w:sz w:val="24"/>
+                <w:szCs w:val="24"/>
+                <w:lang w:val="en-GB"/>
+              </w:rPr>
+              <w:t xml:space="preserve">Web </w:t>
+            </w:r>
+            <w:r>
+              <w:rPr>
+                <w:rFonts w:ascii="Arial" w:hAnsi="Arial" w:eastAsia="Arial" w:cs="Arial"/>
+                <w:sz w:val="24"/>
+                <w:szCs w:val="24"/>
+                <w:lang w:val="en-GB"/>
+              </w:rPr>
+              <w:t>Poor performance</w:t>
+            </w:r>
+            <w:r>
+              <w:rPr>
+                <w:rFonts w:ascii="Arial" w:hAnsi="Arial" w:eastAsia="Arial" w:cs="Arial"/>
+                <w:sz w:val="24"/>
+                <w:szCs w:val="24"/>
+                <w:lang w:val="en-GB"/>
+              </w:rPr>
+              <w:t xml:space="preserve"> when many devices are loaded</w:t>
+            </w:r>
+          </w:p>
+        </w:tc>
+        <w:tc>
+          <w:tcPr>
+            <w:tcW w:w="3834" w:type="dxa"/>
+            <w:tcBorders>
+              <w:top w:val="single" w:color="auto" w:sz="6" w:space="0"/>
+              <w:left w:val="single" w:color="auto" w:sz="6" w:space="0"/>
+              <w:bottom w:val="single" w:color="auto" w:sz="12" w:space="0"/>
+              <w:right w:val="single" w:color="auto" w:sz="12" w:space="0"/>
+            </w:tcBorders>
+            <w:tcMar/>
+          </w:tcPr>
+          <w:p>
+            <w:pPr>
+              <w:spacing w:before="0" w:beforeAutospacing="off" w:after="0" w:afterAutospacing="off"/>
+              <w:jc w:val="center"/>
+              <w:rPr>
+                <w:rFonts w:ascii="Arial" w:hAnsi="Arial" w:eastAsia="Arial" w:cs="Arial"/>
+                <w:sz w:val="20"/>
+                <w:szCs w:val="20"/>
+                <w:lang w:val="en-US"/>
+              </w:rPr>
+            </w:pPr>
+          </w:p>
+          <w:p>
+            <w:pPr>
+              <w:spacing w:before="0" w:beforeAutospacing="off" w:after="0" w:afterAutospacing="off"/>
+              <w:jc w:val="center"/>
+              <w:rPr>
+                <w:rFonts w:ascii="Arial" w:hAnsi="Arial" w:eastAsia="Arial" w:cs="Arial"/>
+                <w:sz w:val="20"/>
+                <w:szCs w:val="20"/>
+                <w:lang w:val="en-US"/>
+              </w:rPr>
+            </w:pPr>
+            <w:r>
+              <w:rPr>
+                <w:rFonts w:ascii="Arial" w:hAnsi="Arial" w:eastAsia="Arial" w:cs="Arial"/>
+                <w:sz w:val="20"/>
+                <w:szCs w:val="20"/>
+                <w:lang w:val="en-US"/>
+              </w:rPr>
+              <w:t>Medium</w:t>
+            </w:r>
+          </w:p>
+        </w:tc>
+      </w:tr>
+      <w:tr>
+        <w:trPr>
+          <w:trHeight w:val="690"/>
+        </w:trPr>
+        <w:tc>
+          <w:tcPr>
+            <w:tcW w:w="5208" w:type="dxa"/>
+            <w:tcBorders>
+              <w:top w:val="single" w:color="auto" w:sz="6" w:space="0"/>
+              <w:left w:val="single" w:color="auto" w:sz="12" w:space="0"/>
+              <w:bottom w:val="single" w:color="auto" w:sz="12" w:space="0"/>
+              <w:right w:val="single" w:color="auto" w:sz="6" w:space="0"/>
+            </w:tcBorders>
+            <w:tcMar/>
+          </w:tcPr>
+          <w:p>
+            <w:pPr>
+              <w:spacing w:before="0" w:beforeAutospacing="off" w:after="0" w:afterAutospacing="off"/>
+              <w:rPr>
+                <w:rFonts w:ascii="Arial" w:hAnsi="Arial" w:eastAsia="Arial" w:cs="Arial"/>
+                <w:sz w:val="24"/>
+                <w:szCs w:val="24"/>
+                <w:lang w:val="sv"/>
+              </w:rPr>
+            </w:pPr>
+            <w:r>
+              <w:rPr>
+                <w:rFonts w:ascii="Arial" w:hAnsi="Arial" w:eastAsia="Arial" w:cs="Arial"/>
+                <w:sz w:val="24"/>
+                <w:szCs w:val="24"/>
+                <w:lang w:val="sv"/>
+              </w:rPr>
+              <w:t>R</w:t>
+            </w:r>
+            <w:r>
+              <w:rPr>
+                <w:rFonts w:ascii="Arial" w:hAnsi="Arial" w:eastAsia="Arial" w:cs="Arial"/>
+                <w:sz w:val="24"/>
+                <w:szCs w:val="24"/>
+                <w:lang w:val="sv"/>
+              </w:rPr>
+              <w:t>13</w:t>
+            </w:r>
+            <w:r>
+              <w:rPr>
+                <w:rFonts w:ascii="Arial" w:hAnsi="Arial" w:eastAsia="Arial" w:cs="Arial"/>
+                <w:sz w:val="24"/>
+                <w:szCs w:val="24"/>
+                <w:lang w:val="sv"/>
+              </w:rPr>
+              <w:t xml:space="preserve">. </w:t>
+            </w:r>
+            <w:r>
+              <w:rPr>
+                <w:rFonts w:ascii="Arial" w:hAnsi="Arial" w:eastAsia="Arial" w:cs="Arial"/>
+                <w:sz w:val="24"/>
+                <w:szCs w:val="24"/>
+                <w:lang w:val="sv"/>
+              </w:rPr>
+              <w:t xml:space="preserve">Web </w:t>
+            </w:r>
+            <w:r>
+              <w:rPr>
+                <w:rFonts w:ascii="Arial" w:hAnsi="Arial" w:eastAsia="Arial" w:cs="Arial"/>
+                <w:sz w:val="24"/>
+                <w:szCs w:val="24"/>
+                <w:lang w:val="sv"/>
+              </w:rPr>
+              <w:t>Browser compatibility issues</w:t>
+            </w:r>
+          </w:p>
+        </w:tc>
+        <w:tc>
+          <w:tcPr>
+            <w:tcW w:w="3834" w:type="dxa"/>
+            <w:tcBorders>
+              <w:top w:val="single" w:color="auto" w:sz="6" w:space="0"/>
+              <w:left w:val="single" w:color="auto" w:sz="6" w:space="0"/>
+              <w:bottom w:val="single" w:color="auto" w:sz="12" w:space="0"/>
+              <w:right w:val="single" w:color="auto" w:sz="12" w:space="0"/>
+            </w:tcBorders>
+            <w:tcMar/>
+          </w:tcPr>
+          <w:p>
+            <w:pPr>
+              <w:spacing w:before="0" w:beforeAutospacing="off" w:after="0" w:afterAutospacing="off"/>
+              <w:jc w:val="center"/>
+              <w:rPr>
+                <w:rFonts w:ascii="Arial" w:hAnsi="Arial" w:eastAsia="Arial" w:cs="Arial"/>
+                <w:sz w:val="20"/>
+                <w:szCs w:val="20"/>
+                <w:lang w:val="en-US"/>
+              </w:rPr>
+            </w:pPr>
+          </w:p>
+          <w:p>
+            <w:pPr>
+              <w:spacing w:before="0" w:beforeAutospacing="off" w:after="0" w:afterAutospacing="off"/>
+              <w:jc w:val="center"/>
+              <w:rPr>
+                <w:rFonts w:ascii="Arial" w:hAnsi="Arial" w:eastAsia="Arial" w:cs="Arial"/>
+                <w:b w:val="1"/>
+                <w:bCs w:val="1"/>
+                <w:sz w:val="20"/>
+                <w:szCs w:val="20"/>
+                <w:lang w:val="en-US"/>
+              </w:rPr>
+            </w:pPr>
+            <w:r>
+              <w:rPr>
+                <w:rFonts w:ascii="Arial" w:hAnsi="Arial" w:eastAsia="Arial" w:cs="Arial"/>
+                <w:sz w:val="20"/>
+                <w:szCs w:val="20"/>
+                <w:lang w:val="en-US"/>
               </w:rPr>
               <w:t>Medium</w:t>
             </w:r>
@@ -1978,69 +3494,141 @@
           <w:p>
             <w:pPr>
               <w:spacing w:before="0" w:beforeAutospacing="off" w:after="0" w:afterAutospacing="off"/>
-            </w:pPr>
-            <w:r>
               <w:rPr>
                 <w:rFonts w:ascii="Arial" w:hAnsi="Arial" w:eastAsia="Arial" w:cs="Arial"/>
                 <w:sz w:val="24"/>
                 <w:szCs w:val="24"/>
-                <w:lang w:val="en-GB"/>
-              </w:rPr>
-              <w:t>R</w:t>
-            </w:r>
+              </w:rPr>
+            </w:pPr>
             <w:r>
               <w:rPr>
                 <w:rFonts w:ascii="Arial" w:hAnsi="Arial" w:eastAsia="Arial" w:cs="Arial"/>
                 <w:sz w:val="24"/>
                 <w:szCs w:val="24"/>
-                <w:lang w:val="en-GB"/>
-              </w:rPr>
-              <w:t>11</w:t>
+              </w:rPr>
+              <w:t>R</w:t>
             </w:r>
             <w:r>
               <w:rPr>
                 <w:rFonts w:ascii="Arial" w:hAnsi="Arial" w:eastAsia="Arial" w:cs="Arial"/>
                 <w:sz w:val="24"/>
                 <w:szCs w:val="24"/>
-                <w:lang w:val="en-GB"/>
-              </w:rPr>
-              <w:t>.</w:t>
+              </w:rPr>
+              <w:t>14</w:t>
             </w:r>
             <w:r>
               <w:rPr>
                 <w:rFonts w:ascii="Arial" w:hAnsi="Arial" w:eastAsia="Arial" w:cs="Arial"/>
                 <w:sz w:val="24"/>
                 <w:szCs w:val="24"/>
-                <w:lang w:val="en-GB"/>
-              </w:rPr>
-              <w:t xml:space="preserve"> Web </w:t>
+              </w:rPr>
+              <w:t xml:space="preserve">. </w:t>
             </w:r>
             <w:r>
               <w:rPr>
                 <w:rFonts w:ascii="Arial" w:hAnsi="Arial" w:eastAsia="Arial" w:cs="Arial"/>
                 <w:sz w:val="24"/>
                 <w:szCs w:val="24"/>
-                <w:lang w:val="en-GB"/>
-              </w:rPr>
-              <w:t xml:space="preserve">Security vulnerabilities in </w:t>
+              </w:rPr>
+              <w:t xml:space="preserve">Web </w:t>
             </w:r>
             <w:r>
               <w:rPr>
                 <w:rFonts w:ascii="Arial" w:hAnsi="Arial" w:eastAsia="Arial" w:cs="Arial"/>
                 <w:sz w:val="24"/>
                 <w:szCs w:val="24"/>
-                <w:lang w:val="en-GB"/>
-              </w:rPr>
-              <w:t>W</w:t>
+              </w:rPr>
+              <w:t xml:space="preserve">Data </w:t>
             </w:r>
             <w:r>
               <w:rPr>
                 <w:rFonts w:ascii="Arial" w:hAnsi="Arial" w:eastAsia="Arial" w:cs="Arial"/>
                 <w:sz w:val="24"/>
                 <w:szCs w:val="24"/>
-                <w:lang w:val="en-GB"/>
-              </w:rPr>
-              <w:t>eb authentication and device control</w:t>
+              </w:rPr>
+              <w:t>synchronization</w:t>
+            </w:r>
+            <w:r>
+              <w:rPr>
+                <w:rFonts w:ascii="Arial" w:hAnsi="Arial" w:eastAsia="Arial" w:cs="Arial"/>
+                <w:sz w:val="24"/>
+                <w:szCs w:val="24"/>
+              </w:rPr>
+              <w:t xml:space="preserve"> </w:t>
+            </w:r>
+            <w:r>
+              <w:rPr>
+                <w:rFonts w:ascii="Arial" w:hAnsi="Arial" w:eastAsia="Arial" w:cs="Arial"/>
+                <w:sz w:val="24"/>
+                <w:szCs w:val="24"/>
+              </w:rPr>
+              <w:t>mismatch</w:t>
+            </w:r>
+            <w:r>
+              <w:rPr>
+                <w:rFonts w:ascii="Arial" w:hAnsi="Arial" w:eastAsia="Arial" w:cs="Arial"/>
+                <w:sz w:val="24"/>
+                <w:szCs w:val="24"/>
+              </w:rPr>
+              <w:t xml:space="preserve"> </w:t>
+            </w:r>
+            <w:r>
+              <w:rPr>
+                <w:rFonts w:ascii="Arial" w:hAnsi="Arial" w:eastAsia="Arial" w:cs="Arial"/>
+                <w:sz w:val="24"/>
+                <w:szCs w:val="24"/>
+              </w:rPr>
+              <w:t>between</w:t>
+            </w:r>
+            <w:r>
+              <w:rPr>
+                <w:rFonts w:ascii="Arial" w:hAnsi="Arial" w:eastAsia="Arial" w:cs="Arial"/>
+                <w:sz w:val="24"/>
+                <w:szCs w:val="24"/>
+              </w:rPr>
+              <w:t xml:space="preserve"> UI and </w:t>
+            </w:r>
+            <w:r>
+              <w:rPr>
+                <w:rFonts w:ascii="Arial" w:hAnsi="Arial" w:eastAsia="Arial" w:cs="Arial"/>
+                <w:sz w:val="24"/>
+                <w:szCs w:val="24"/>
+              </w:rPr>
+              <w:t>physical</w:t>
+            </w:r>
+            <w:r>
+              <w:rPr>
+                <w:rFonts w:ascii="Arial" w:hAnsi="Arial" w:eastAsia="Arial" w:cs="Arial"/>
+                <w:sz w:val="24"/>
+                <w:szCs w:val="24"/>
+              </w:rPr>
+              <w:t xml:space="preserve"> </w:t>
+            </w:r>
+            <w:r>
+              <w:rPr>
+                <w:rFonts w:ascii="Arial" w:hAnsi="Arial" w:eastAsia="Arial" w:cs="Arial"/>
+                <w:sz w:val="24"/>
+                <w:szCs w:val="24"/>
+              </w:rPr>
+              <w:t>devices</w:t>
+            </w:r>
+          </w:p>
+          <w:p>
+            <w:pPr>
+              <w:spacing w:before="0" w:beforeAutospacing="off" w:after="0" w:afterAutospacing="off"/>
+              <w:rPr>
+                <w:rFonts w:ascii="Arial" w:hAnsi="Arial" w:eastAsia="Arial" w:cs="Arial"/>
+                <w:sz w:val="24"/>
+                <w:szCs w:val="24"/>
+              </w:rPr>
+            </w:pPr>
+            <w:r>
+              <w:rPr>
+                <w:rFonts w:ascii="Arial" w:hAnsi="Arial" w:eastAsia="Arial" w:cs="Arial"/>
+                <w:sz w:val="24"/>
+                <w:szCs w:val="24"/>
+              </w:rPr>
+              <w:t xml:space="preserve"> </w:t>
             </w:r>
           </w:p>
         </w:tc>
@@ -2059,353 +3647,37 @@
             <w:pPr>
               <w:spacing w:before="0" w:beforeAutospacing="off" w:after="0" w:afterAutospacing="off"/>
               <w:jc w:val="center"/>
-            </w:pPr>
-            <w:r>
-              <w:rPr>
-                <w:rFonts w:ascii="Times New Roman" w:hAnsi="Times New Roman" w:eastAsia="Times New Roman" w:cs="Times New Roman"/>
+              <w:rPr>
+                <w:rFonts w:ascii="Arial" w:hAnsi="Arial" w:eastAsia="Arial" w:cs="Arial"/>
                 <w:sz w:val="20"/>
                 <w:szCs w:val="20"/>
-                <w:lang w:val="en-US"/>
-              </w:rPr>
-              <w:t xml:space="preserve">High </w:t>
+              </w:rPr>
+            </w:pPr>
+          </w:p>
+          <w:p>
+            <w:pPr>
+              <w:spacing w:before="0" w:beforeAutospacing="off" w:after="0" w:afterAutospacing="off"/>
+              <w:jc w:val="center"/>
+              <w:rPr>
+                <w:rFonts w:ascii="Arial" w:hAnsi="Arial" w:eastAsia="Arial" w:cs="Arial"/>
+                <w:sz w:val="20"/>
+                <w:szCs w:val="20"/>
+              </w:rPr>
+            </w:pPr>
+            <w:r>
+              <w:rPr>
+                <w:rFonts w:ascii="Arial" w:hAnsi="Arial" w:eastAsia="Arial" w:cs="Arial"/>
+                <w:sz w:val="20"/>
+                <w:szCs w:val="20"/>
+              </w:rPr>
+              <w:t>High</w:t>
             </w:r>
           </w:p>
         </w:tc>
       </w:tr>
       <w:tr>
         <w:trPr>
-          <w:trHeight w:val="546"/>
-        </w:trPr>
-        <w:tc>
-          <w:tcPr>
-            <w:tcW w:w="5208" w:type="dxa"/>
-            <w:tcBorders>
-              <w:top w:val="single" w:color="auto" w:sz="6" w:space="0"/>
-              <w:left w:val="single" w:color="auto" w:sz="12" w:space="0"/>
-              <w:bottom w:val="single" w:color="auto" w:sz="12" w:space="0"/>
-              <w:right w:val="single" w:color="auto" w:sz="6" w:space="0"/>
-            </w:tcBorders>
-            <w:tcMar/>
-          </w:tcPr>
-          <w:p>
-            <w:pPr>
-              <w:spacing w:before="0" w:beforeAutospacing="off" w:after="0" w:afterAutospacing="off"/>
-              <w:rPr>
-                <w:rFonts w:ascii="Arial" w:hAnsi="Arial" w:eastAsia="Arial" w:cs="Arial"/>
-                <w:sz w:val="24"/>
-                <w:szCs w:val="24"/>
-                <w:lang w:val="en-GB"/>
-              </w:rPr>
-            </w:pPr>
-            <w:r>
-              <w:rPr>
-                <w:rFonts w:ascii="Arial" w:hAnsi="Arial" w:eastAsia="Arial" w:cs="Arial"/>
-                <w:sz w:val="24"/>
-                <w:szCs w:val="24"/>
-                <w:lang w:val="en-GB"/>
-              </w:rPr>
-              <w:t>R</w:t>
-            </w:r>
-            <w:r>
-              <w:rPr>
-                <w:rFonts w:ascii="Arial" w:hAnsi="Arial" w:eastAsia="Arial" w:cs="Arial"/>
-                <w:sz w:val="24"/>
-                <w:szCs w:val="24"/>
-                <w:lang w:val="en-GB"/>
-              </w:rPr>
-              <w:t>12</w:t>
-            </w:r>
-            <w:r>
-              <w:rPr>
-                <w:rFonts w:ascii="Arial" w:hAnsi="Arial" w:eastAsia="Arial" w:cs="Arial"/>
-                <w:sz w:val="24"/>
-                <w:szCs w:val="24"/>
-                <w:lang w:val="en-GB"/>
-              </w:rPr>
-              <w:t xml:space="preserve">. </w:t>
-            </w:r>
-            <w:r>
-              <w:rPr>
-                <w:rFonts w:ascii="Arial" w:hAnsi="Arial" w:eastAsia="Arial" w:cs="Arial"/>
-                <w:sz w:val="24"/>
-                <w:szCs w:val="24"/>
-                <w:lang w:val="en-GB"/>
-              </w:rPr>
-              <w:t xml:space="preserve">Web </w:t>
-            </w:r>
-            <w:r>
-              <w:rPr>
-                <w:rFonts w:ascii="Arial" w:hAnsi="Arial" w:eastAsia="Arial" w:cs="Arial"/>
-                <w:sz w:val="24"/>
-                <w:szCs w:val="24"/>
-                <w:lang w:val="en-GB"/>
-              </w:rPr>
-              <w:t>Poor performance</w:t>
-            </w:r>
-            <w:r>
-              <w:rPr>
-                <w:rFonts w:ascii="Arial" w:hAnsi="Arial" w:eastAsia="Arial" w:cs="Arial"/>
-                <w:sz w:val="24"/>
-                <w:szCs w:val="24"/>
-                <w:lang w:val="en-GB"/>
-              </w:rPr>
-              <w:t xml:space="preserve"> when many devices are loaded</w:t>
-            </w:r>
-          </w:p>
-        </w:tc>
-        <w:tc>
-          <w:tcPr>
-            <w:tcW w:w="3834" w:type="dxa"/>
-            <w:tcBorders>
-              <w:top w:val="single" w:color="auto" w:sz="6" w:space="0"/>
-              <w:left w:val="single" w:color="auto" w:sz="6" w:space="0"/>
-              <w:bottom w:val="single" w:color="auto" w:sz="12" w:space="0"/>
-              <w:right w:val="single" w:color="auto" w:sz="12" w:space="0"/>
-            </w:tcBorders>
-            <w:tcMar/>
-          </w:tcPr>
-          <w:p>
-            <w:pPr>
-              <w:spacing w:before="0" w:beforeAutospacing="off" w:after="0" w:afterAutospacing="off"/>
-              <w:jc w:val="center"/>
-            </w:pPr>
-            <w:r>
-              <w:rPr>
-                <w:rFonts w:ascii="Times New Roman" w:hAnsi="Times New Roman" w:eastAsia="Times New Roman" w:cs="Times New Roman"/>
-                <w:sz w:val="20"/>
-                <w:szCs w:val="20"/>
-                <w:lang w:val="en-US"/>
-              </w:rPr>
-              <w:t>Medium</w:t>
-            </w:r>
-          </w:p>
-        </w:tc>
-      </w:tr>
-      <w:tr>
-        <w:trPr>
-          <w:trHeight w:val="546"/>
-        </w:trPr>
-        <w:tc>
-          <w:tcPr>
-            <w:tcW w:w="5208" w:type="dxa"/>
-            <w:tcBorders>
-              <w:top w:val="single" w:color="auto" w:sz="6" w:space="0"/>
-              <w:left w:val="single" w:color="auto" w:sz="12" w:space="0"/>
-              <w:bottom w:val="single" w:color="auto" w:sz="12" w:space="0"/>
-              <w:right w:val="single" w:color="auto" w:sz="6" w:space="0"/>
-            </w:tcBorders>
-            <w:tcMar/>
-          </w:tcPr>
-          <w:p>
-            <w:pPr>
-              <w:spacing w:before="0" w:beforeAutospacing="off" w:after="0" w:afterAutospacing="off"/>
-              <w:rPr>
-                <w:rFonts w:ascii="Arial" w:hAnsi="Arial" w:eastAsia="Arial" w:cs="Arial"/>
-                <w:sz w:val="24"/>
-                <w:szCs w:val="24"/>
-                <w:lang w:val="sv"/>
-              </w:rPr>
-            </w:pPr>
-            <w:r>
-              <w:rPr>
-                <w:rFonts w:ascii="Arial" w:hAnsi="Arial" w:eastAsia="Arial" w:cs="Arial"/>
-                <w:sz w:val="24"/>
-                <w:szCs w:val="24"/>
-                <w:lang w:val="sv"/>
-              </w:rPr>
-              <w:t>R</w:t>
-            </w:r>
-            <w:r>
-              <w:rPr>
-                <w:rFonts w:ascii="Arial" w:hAnsi="Arial" w:eastAsia="Arial" w:cs="Arial"/>
-                <w:sz w:val="24"/>
-                <w:szCs w:val="24"/>
-                <w:lang w:val="sv"/>
-              </w:rPr>
-              <w:t>13</w:t>
-            </w:r>
-            <w:r>
-              <w:rPr>
-                <w:rFonts w:ascii="Arial" w:hAnsi="Arial" w:eastAsia="Arial" w:cs="Arial"/>
-                <w:sz w:val="24"/>
-                <w:szCs w:val="24"/>
-                <w:lang w:val="sv"/>
-              </w:rPr>
-              <w:t xml:space="preserve">. </w:t>
-            </w:r>
-            <w:r>
-              <w:rPr>
-                <w:rFonts w:ascii="Arial" w:hAnsi="Arial" w:eastAsia="Arial" w:cs="Arial"/>
-                <w:sz w:val="24"/>
-                <w:szCs w:val="24"/>
-                <w:lang w:val="sv"/>
-              </w:rPr>
-              <w:t xml:space="preserve">Web </w:t>
-            </w:r>
-            <w:r>
-              <w:rPr>
-                <w:rFonts w:ascii="Arial" w:hAnsi="Arial" w:eastAsia="Arial" w:cs="Arial"/>
-                <w:sz w:val="24"/>
-                <w:szCs w:val="24"/>
-                <w:lang w:val="sv"/>
-              </w:rPr>
-              <w:t>Browser compatibility issues</w:t>
-            </w:r>
-          </w:p>
-        </w:tc>
-        <w:tc>
-          <w:tcPr>
-            <w:tcW w:w="3834" w:type="dxa"/>
-            <w:tcBorders>
-              <w:top w:val="single" w:color="auto" w:sz="6" w:space="0"/>
-              <w:left w:val="single" w:color="auto" w:sz="6" w:space="0"/>
-              <w:bottom w:val="single" w:color="auto" w:sz="12" w:space="0"/>
-              <w:right w:val="single" w:color="auto" w:sz="12" w:space="0"/>
-            </w:tcBorders>
-            <w:tcMar/>
-          </w:tcPr>
-          <w:p>
-            <w:pPr>
-              <w:spacing w:before="0" w:beforeAutospacing="off" w:after="0" w:afterAutospacing="off"/>
-              <w:jc w:val="center"/>
-              <w:rPr>
-                <w:rFonts w:ascii="Times New Roman" w:hAnsi="Times New Roman" w:eastAsia="Times New Roman" w:cs="Times New Roman"/>
-                <w:b w:val="1"/>
-                <w:bCs w:val="1"/>
-                <w:sz w:val="20"/>
-                <w:szCs w:val="20"/>
-                <w:lang w:val="en-US"/>
-              </w:rPr>
-            </w:pPr>
-            <w:r>
-              <w:rPr>
-                <w:rFonts w:ascii="Times New Roman" w:hAnsi="Times New Roman" w:eastAsia="Times New Roman" w:cs="Times New Roman"/>
-                <w:sz w:val="20"/>
-                <w:szCs w:val="20"/>
-                <w:lang w:val="en-US"/>
-              </w:rPr>
-              <w:t>Medium</w:t>
-            </w:r>
-          </w:p>
-        </w:tc>
-      </w:tr>
-      <w:tr>
-        <w:trPr>
-          <w:trHeight w:val="546"/>
-        </w:trPr>
-        <w:tc>
-          <w:tcPr>
-            <w:tcW w:w="5208" w:type="dxa"/>
-            <w:tcBorders>
-              <w:top w:val="single" w:color="auto" w:sz="6" w:space="0"/>
-              <w:left w:val="single" w:color="auto" w:sz="12" w:space="0"/>
-              <w:bottom w:val="single" w:color="auto" w:sz="12" w:space="0"/>
-              <w:right w:val="single" w:color="auto" w:sz="6" w:space="0"/>
-            </w:tcBorders>
-            <w:tcMar/>
-          </w:tcPr>
-          <w:p>
-            <w:pPr>
-              <w:spacing w:before="0" w:beforeAutospacing="off" w:after="0" w:afterAutospacing="off"/>
-              <w:rPr>
-                <w:rFonts w:ascii="Arial" w:hAnsi="Arial" w:eastAsia="Arial" w:cs="Arial"/>
-                <w:sz w:val="24"/>
-                <w:szCs w:val="24"/>
-              </w:rPr>
-            </w:pPr>
-            <w:r>
-              <w:rPr>
-                <w:rFonts w:ascii="Arial" w:hAnsi="Arial" w:eastAsia="Arial" w:cs="Arial"/>
-                <w:sz w:val="24"/>
-                <w:szCs w:val="24"/>
-              </w:rPr>
-              <w:t>R</w:t>
-            </w:r>
-            <w:r>
-              <w:rPr>
-                <w:rFonts w:ascii="Arial" w:hAnsi="Arial" w:eastAsia="Arial" w:cs="Arial"/>
-                <w:sz w:val="24"/>
-                <w:szCs w:val="24"/>
-              </w:rPr>
-              <w:t>14</w:t>
-            </w:r>
-            <w:r>
-              <w:rPr>
-                <w:rFonts w:ascii="Arial" w:hAnsi="Arial" w:eastAsia="Arial" w:cs="Arial"/>
-                <w:sz w:val="24"/>
-                <w:szCs w:val="24"/>
-              </w:rPr>
-              <w:t xml:space="preserve">. </w:t>
-            </w:r>
-            <w:r>
-              <w:rPr>
-                <w:rFonts w:ascii="Arial" w:hAnsi="Arial" w:eastAsia="Arial" w:cs="Arial"/>
-                <w:sz w:val="24"/>
-                <w:szCs w:val="24"/>
-              </w:rPr>
-              <w:t xml:space="preserve">Web </w:t>
-            </w:r>
-            <w:r>
-              <w:rPr>
-                <w:rFonts w:ascii="Arial" w:hAnsi="Arial" w:eastAsia="Arial" w:cs="Arial"/>
-                <w:sz w:val="24"/>
-                <w:szCs w:val="24"/>
-              </w:rPr>
-              <w:t xml:space="preserve">Data </w:t>
-            </w:r>
-            <w:r>
-              <w:rPr>
-                <w:rFonts w:ascii="Arial" w:hAnsi="Arial" w:eastAsia="Arial" w:cs="Arial"/>
-                <w:sz w:val="24"/>
-                <w:szCs w:val="24"/>
-              </w:rPr>
-              <w:t>synchronization mismatch between UI and physical devices</w:t>
-            </w:r>
-          </w:p>
-          <w:p>
-            <w:pPr>
-              <w:spacing w:before="0" w:beforeAutospacing="off" w:after="0" w:afterAutospacing="off"/>
-            </w:pPr>
-            <w:r>
-              <w:rPr>
-                <w:rFonts w:ascii="Arial" w:hAnsi="Arial" w:eastAsia="Arial" w:cs="Arial"/>
-                <w:sz w:val="24"/>
-                <w:szCs w:val="24"/>
-              </w:rPr>
-              <w:t xml:space="preserve"> </w:t>
-            </w:r>
-          </w:p>
-        </w:tc>
-        <w:tc>
-          <w:tcPr>
-            <w:tcW w:w="3834" w:type="dxa"/>
-            <w:tcBorders>
-              <w:top w:val="single" w:color="auto" w:sz="6" w:space="0"/>
-              <w:left w:val="single" w:color="auto" w:sz="6" w:space="0"/>
-              <w:bottom w:val="single" w:color="auto" w:sz="12" w:space="0"/>
-              <w:right w:val="single" w:color="auto" w:sz="12" w:space="0"/>
-            </w:tcBorders>
-            <w:tcMar/>
-          </w:tcPr>
-          <w:p>
-            <w:pPr>
-              <w:spacing w:before="0" w:beforeAutospacing="off" w:after="0" w:afterAutospacing="off"/>
-              <w:jc w:val="center"/>
-            </w:pPr>
-            <w:r>
-              <w:rPr>
-                <w:rFonts w:ascii="Times New Roman" w:hAnsi="Times New Roman" w:eastAsia="Times New Roman" w:cs="Times New Roman"/>
-                <w:sz w:val="20"/>
-                <w:szCs w:val="20"/>
-              </w:rPr>
-              <w:t>High</w:t>
-            </w:r>
-          </w:p>
-        </w:tc>
-      </w:tr>
-      <w:tr>
-        <w:trPr>
-          <w:trHeight w:val="546"/>
+          <w:trHeight w:val="780"/>
         </w:trPr>
         <w:tc>
           <w:tcPr>
@@ -2427,21 +3699,23 @@
                 <w:szCs w:val="24"/>
               </w:rPr>
             </w:pPr>
-            <w:r>
+          </w:p>
+          <w:p>
+            <w:pPr>
+              <w:pStyle w:val="Normal"/>
               <w:rPr>
                 <w:rFonts w:ascii="Arial" w:hAnsi="Arial" w:eastAsia="Arial" w:cs="Arial"/>
                 <w:sz w:val="24"/>
                 <w:szCs w:val="24"/>
               </w:rPr>
-              <w:t xml:space="preserve">R15. Web Real </w:t>
-            </w:r>
+            </w:pPr>
             <w:r>
               <w:rPr>
                 <w:rFonts w:ascii="Arial" w:hAnsi="Arial" w:eastAsia="Arial" w:cs="Arial"/>
                 <w:sz w:val="24"/>
                 <w:szCs w:val="24"/>
               </w:rPr>
-              <w:t>time</w:t>
+              <w:t>R15. Web Real</w:t>
             </w:r>
             <w:r>
               <w:rPr>
@@ -2449,7 +3723,7 @@
                 <w:sz w:val="24"/>
                 <w:szCs w:val="24"/>
               </w:rPr>
-              <w:t xml:space="preserve"> </w:t>
+              <w:t>-</w:t>
             </w:r>
             <w:r>
               <w:rPr>
@@ -2457,7 +3731,7 @@
                 <w:sz w:val="24"/>
                 <w:szCs w:val="24"/>
               </w:rPr>
-              <w:t>listener</w:t>
+              <w:t>time</w:t>
             </w:r>
             <w:r>
               <w:rPr>
@@ -2465,7 +3739,31 @@
                 <w:sz w:val="24"/>
                 <w:szCs w:val="24"/>
               </w:rPr>
-              <w:t xml:space="preserve"> overload</w:t>
+              <w:t xml:space="preserve"> </w:t>
+            </w:r>
+            <w:r>
+              <w:rPr>
+                <w:rFonts w:ascii="Arial" w:hAnsi="Arial" w:eastAsia="Arial" w:cs="Arial"/>
+                <w:sz w:val="24"/>
+                <w:szCs w:val="24"/>
+              </w:rPr>
+              <w:t>listener</w:t>
+            </w:r>
+            <w:r>
+              <w:rPr>
+                <w:rFonts w:ascii="Arial" w:hAnsi="Arial" w:eastAsia="Arial" w:cs="Arial"/>
+                <w:sz w:val="24"/>
+                <w:szCs w:val="24"/>
+              </w:rPr>
+              <w:t xml:space="preserve"> </w:t>
+            </w:r>
+            <w:r>
+              <w:rPr>
+                <w:rFonts w:ascii="Arial" w:hAnsi="Arial" w:eastAsia="Arial" w:cs="Arial"/>
+                <w:sz w:val="24"/>
+                <w:szCs w:val="24"/>
+              </w:rPr>
+              <w:t>overload</w:t>
             </w:r>
           </w:p>
         </w:tc>
@@ -2485,14 +3783,25 @@
               <w:pStyle w:val="Normal"/>
               <w:jc w:val="center"/>
               <w:rPr>
-                <w:rFonts w:ascii="Times New Roman" w:hAnsi="Times New Roman" w:eastAsia="Times New Roman" w:cs="Times New Roman"/>
+                <w:rFonts w:ascii="Arial" w:hAnsi="Arial" w:eastAsia="Arial" w:cs="Arial"/>
                 <w:sz w:val="20"/>
                 <w:szCs w:val="20"/>
               </w:rPr>
             </w:pPr>
-            <w:r>
-              <w:rPr>
-                <w:rFonts w:ascii="Times New Roman" w:hAnsi="Times New Roman" w:eastAsia="Times New Roman" w:cs="Times New Roman"/>
+          </w:p>
+          <w:p>
+            <w:pPr>
+              <w:pStyle w:val="Normal"/>
+              <w:jc w:val="center"/>
+              <w:rPr>
+                <w:rFonts w:ascii="Arial" w:hAnsi="Arial" w:eastAsia="Arial" w:cs="Arial"/>
+                <w:sz w:val="20"/>
+                <w:szCs w:val="20"/>
+              </w:rPr>
+            </w:pPr>
+            <w:r>
+              <w:rPr>
+                <w:rFonts w:ascii="Arial" w:hAnsi="Arial" w:eastAsia="Arial" w:cs="Arial"/>
                 <w:sz w:val="20"/>
                 <w:szCs w:val="20"/>
               </w:rPr>
@@ -2502,38 +3811,32 @@
         </w:tc>
       </w:tr>
     </w:tbl>
-    <w:p xmlns:wp14="http://schemas.microsoft.com/office/word/2010/wordml" wp14:textId="77777777">
-      <w:pPr>
+    <w:p xmlns:wp14="http://schemas.microsoft.com/office/word/2010/wordml" wp14:textId="744A17A1">
+      <w:pPr>
+        <w:pStyle w:val="Normal"/>
         <w:rPr>
           <w:rFonts w:ascii="Arial" w:hAnsi="Arial" w:eastAsia="Arial" w:cs="Arial"/>
           <w:lang w:val="en-GB"/>
         </w:rPr>
       </w:pPr>
     </w:p>
-    <w:p xmlns:wp14="http://schemas.microsoft.com/office/word/2010/wordml" wp14:textId="77777777">
-      <w:pPr>
+    <w:p>
+      <w:pPr>
+        <w:pStyle w:val="Heading1"/>
+        <w:jc w:val="center"/>
         <w:rPr>
           <w:rFonts w:ascii="Arial" w:hAnsi="Arial" w:eastAsia="Arial" w:cs="Arial"/>
           <w:lang w:val="en-GB"/>
         </w:rPr>
       </w:pPr>
-    </w:p>
-    <w:p xmlns:wp14="http://schemas.microsoft.com/office/word/2010/wordml" wp14:textId="77777777">
-      <w:pPr>
+      <w:bookmarkStart w:name="_Toc1292334741" w:id="479204249"/>
+      <w:r>
         <w:rPr>
           <w:rFonts w:ascii="Arial" w:hAnsi="Arial" w:eastAsia="Arial" w:cs="Arial"/>
           <w:lang w:val="en-GB"/>
         </w:rPr>
-      </w:pPr>
-    </w:p>
-    <w:p>
-      <w:pPr>
-        <w:pStyle w:val="Title"/>
-        <w:rPr>
-          <w:rFonts w:ascii="Arial" w:hAnsi="Arial" w:eastAsia="Arial" w:cs="Arial"/>
-          <w:lang w:val="en-GB"/>
-        </w:rPr>
-      </w:pPr>
+        <w:t>Risks Handling Plan</w:t>
+      </w:r>
       <w:r>
         <w:fldChar w:fldCharType="begin"/>
       </w:r>
@@ -2543,18 +3846,16 @@
       <w:r>
         <w:fldChar w:fldCharType="separate"/>
       </w:r>
-      <w:r>
-        <w:rPr/>
-        <w:t>Risk Handling Plans</w:t>
-      </w:r>
+      <w:bookmarkEnd w:id="479204249"/>
     </w:p>
     <w:p xmlns:wp14="http://schemas.microsoft.com/office/word/2010/wordml" wp14:textId="02C2614A">
       <w:pPr>
-        <w:pStyle w:val="Normal"/>
+        <w:pStyle w:val="Heading2"/>
         <w:rPr>
           <w:rFonts w:ascii="Arial" w:hAnsi="Arial" w:eastAsia="Arial" w:cs="Arial"/>
           <w:b w:val="1"/>
           <w:bCs w:val="1"/>
+          <w:color w:val="auto"/>
           <w:sz w:val="32"/>
           <w:szCs w:val="32"/>
           <w:lang w:val="en-GB"/>
@@ -2563,17 +3864,18 @@
       <w:r>
         <w:fldChar w:fldCharType="end"/>
       </w:r>
+      <w:bookmarkStart w:name="_Toc213145980" w:id="571045270"/>
       <w:r>
         <w:rPr>
           <w:rFonts w:ascii="Arial" w:hAnsi="Arial" w:eastAsia="Arial" w:cs="Arial"/>
           <w:b w:val="1"/>
           <w:bCs w:val="1"/>
-          <w:sz w:val="32"/>
-          <w:szCs w:val="32"/>
+          <w:color w:val="auto"/>
           <w:lang w:val="en-GB"/>
         </w:rPr>
         <w:t>1. General</w:t>
       </w:r>
+      <w:bookmarkEnd w:id="571045270"/>
     </w:p>
     <w:p xmlns:wp14="http://schemas.microsoft.com/office/word/2010/wordml" wp14:textId="3B988DDE">
       <w:pPr>
@@ -2586,6 +3888,7 @@
           <w:lang w:val="en-GB"/>
         </w:rPr>
       </w:pPr>
+      <w:bookmarkStart w:name="_Toc482391313" w:id="832099725"/>
       <w:r>
         <w:rPr>
           <w:rFonts w:ascii="Arial" w:hAnsi="Arial" w:eastAsia="Arial" w:cs="Arial"/>
@@ -2649,6 +3952,7 @@
         </w:rPr>
         <w:t xml:space="preserve"> stable communication between the mobile/web units and the house server.</w:t>
       </w:r>
+      <w:bookmarkEnd w:id="832099725"/>
     </w:p>
     <w:p>
       <w:pPr>
@@ -2851,7 +4155,7 @@
         </w:rPr>
       </w:pPr>
     </w:p>
-    <w:p xmlns:wp14="http://schemas.microsoft.com/office/word/2010/wordml" wp14:textId="664777FE">
+    <w:p xmlns:wp14="http://schemas.microsoft.com/office/word/2010/wordml" wp14:textId="59E6638D">
       <w:pPr>
         <w:pStyle w:val="Heading3"/>
         <w:tabs>
@@ -2865,15 +4169,46 @@
           <w:lang w:val="en-GB"/>
         </w:rPr>
       </w:pPr>
-      <w:r>
+    </w:p>
+    <w:p xmlns:wp14="http://schemas.microsoft.com/office/word/2010/wordml" wp14:textId="7002B14B">
+      <w:pPr>
+        <w:spacing w:before="120" w:after="120"/>
+        <w:rPr>
+          <w:rFonts w:ascii="Arial" w:hAnsi="Arial" w:eastAsia="Arial" w:cs="Arial"/>
+        </w:rPr>
+      </w:pPr>
+      <w:r>
+        <w:rPr>
+          <w:rFonts w:ascii="Arial" w:hAnsi="Arial" w:eastAsia="Arial" w:cs="Arial"/>
+        </w:rPr>
+        <w:br w:type="page"/>
+      </w:r>
+    </w:p>
+    <w:p xmlns:wp14="http://schemas.microsoft.com/office/word/2010/wordml" wp14:textId="1074FACB">
+      <w:pPr>
+        <w:pStyle w:val="Heading3"/>
+        <w:tabs>
+          <w:tab w:val="right" w:leader="none" w:pos="3617"/>
+        </w:tabs>
+        <w:spacing w:before="120" w:after="120"/>
         <w:rPr>
           <w:rFonts w:ascii="Arial" w:hAnsi="Arial" w:eastAsia="Arial" w:cs="Arial"/>
           <w:sz w:val="28"/>
           <w:szCs w:val="28"/>
           <w:lang w:val="en-GB"/>
         </w:rPr>
+      </w:pPr>
+      <w:bookmarkStart w:name="_Toc1307605390" w:id="54582602"/>
+      <w:r>
+        <w:rPr>
+          <w:rFonts w:ascii="Arial" w:hAnsi="Arial" w:eastAsia="Arial" w:cs="Arial"/>
+          <w:sz w:val="28"/>
+          <w:szCs w:val="28"/>
+          <w:lang w:val="en-GB"/>
+        </w:rPr>
         <w:t>R2. Difficulty in dynamically rendering User Interfaces (UIs) sent from the server for new devices.</w:t>
       </w:r>
+      <w:bookmarkEnd w:id="54582602"/>
     </w:p>
     <w:p>
       <w:pPr>
@@ -2976,7 +4311,7 @@
         <w:t xml:space="preserve"> </w:t>
       </w:r>
     </w:p>
-    <w:p>
+    <w:p xmlns:wp14="http://schemas.microsoft.com/office/word/2010/wordml" wp14:textId="1E384774">
       <w:pPr>
         <w:pStyle w:val="Normal"/>
         <w:spacing w:before="0" w:beforeAutospacing="off" w:after="281" w:afterAutospacing="off"/>
@@ -3019,16 +4354,7 @@
         <w:t xml:space="preserve"> software components for touch screen GUIs across all subgroups. Ensure the server database correctly stores and pushes these UI components to the unit upon request.</w:t>
       </w:r>
     </w:p>
-    <w:p xmlns:wp14="http://schemas.microsoft.com/office/word/2010/wordml" wp14:textId="34E38690">
-      <w:pPr>
-        <w:pStyle w:val="Normal"/>
-        <w:rPr>
-          <w:rFonts w:ascii="Arial" w:hAnsi="Arial" w:eastAsia="Arial" w:cs="Arial"/>
-          <w:lang w:val="en-US"/>
-        </w:rPr>
-      </w:pPr>
-    </w:p>
-    <w:p xmlns:wp14="http://schemas.microsoft.com/office/word/2010/wordml" wp14:textId="0CAA47A3">
+    <w:p xmlns:wp14="http://schemas.microsoft.com/office/word/2010/wordml" wp14:textId="7EAF587E">
       <w:pPr>
         <w:pStyle w:val="Heading3"/>
         <w:spacing w:before="0" w:beforeAutospacing="off" w:after="281" w:afterAutospacing="off"/>
@@ -3039,6 +4365,7 @@
           <w:lang w:val="en-US"/>
         </w:rPr>
       </w:pPr>
+      <w:bookmarkStart w:name="_Toc1717372834" w:id="2025256423"/>
       <w:r>
         <w:rPr>
           <w:rFonts w:ascii="Arial" w:hAnsi="Arial" w:eastAsia="Arial" w:cs="Arial"/>
@@ -3066,6 +4393,7 @@
         </w:rPr>
         <w:t xml:space="preserve"> assigned UI components or speech modules within the iterative cycle</w:t>
       </w:r>
+      <w:bookmarkEnd w:id="2025256423"/>
     </w:p>
     <w:p xmlns:wp14="http://schemas.microsoft.com/office/word/2010/wordml" wp14:textId="69D62714">
       <w:pPr>
@@ -3177,6 +4505,7 @@
           <w:lang w:val="en-US"/>
         </w:rPr>
       </w:pPr>
+      <w:bookmarkStart w:name="_Toc1460250517" w:id="425095814"/>
       <w:r>
         <w:rPr>
           <w:rFonts w:ascii="Arial" w:hAnsi="Arial" w:eastAsia="Arial" w:cs="Arial"/>
@@ -3187,6 +4516,7 @@
         </w:rPr>
         <w:t>R4. Compatibility issues across different mobile platforms</w:t>
       </w:r>
+      <w:bookmarkEnd w:id="425095814"/>
     </w:p>
     <w:p xmlns:wp14="http://schemas.microsoft.com/office/word/2010/wordml" wp14:textId="4D61B930">
       <w:pPr>
@@ -3333,6 +4663,7 @@
           <w:lang w:val="en-US"/>
         </w:rPr>
       </w:pPr>
+      <w:bookmarkStart w:name="_Toc881643173" w:id="8449356"/>
       <w:r>
         <w:rPr>
           <w:rFonts w:ascii="Arial" w:hAnsi="Arial" w:eastAsia="Arial" w:cs="Arial"/>
@@ -3345,6 +4676,7 @@
         </w:rPr>
         <w:t>R5. Inconsistent UI Scaling across Different Display Formats</w:t>
       </w:r>
+      <w:bookmarkEnd w:id="8449356"/>
     </w:p>
     <w:p xmlns:wp14="http://schemas.microsoft.com/office/word/2010/wordml" wp14:textId="30218323">
       <w:pPr>
@@ -3523,25 +4855,26 @@
         <w:t xml:space="preserve"> on various screen resolutions (laptop, tablet, and phone) during the prototype phase.</w:t>
       </w:r>
     </w:p>
-    <w:p xmlns:wp14="http://schemas.microsoft.com/office/word/2010/wordml" wp14:textId="116CC649">
-      <w:pPr>
-        <w:pStyle w:val="Normal"/>
+    <w:p xmlns:wp14="http://schemas.microsoft.com/office/word/2010/wordml" wp14:textId="2AA4893A">
+      <w:pPr>
+        <w:pStyle w:val="Heading2"/>
         <w:rPr>
           <w:rFonts w:ascii="Arial" w:hAnsi="Arial" w:eastAsia="Arial" w:cs="Arial"/>
           <w:b w:val="1"/>
           <w:bCs w:val="1"/>
+          <w:color w:val="auto"/>
           <w:sz w:val="32"/>
           <w:szCs w:val="32"/>
           <w:lang w:val="en-US"/>
         </w:rPr>
       </w:pPr>
+      <w:bookmarkStart w:name="_Toc1622028746" w:id="652216432"/>
       <w:r>
         <w:rPr>
           <w:rFonts w:ascii="Arial" w:hAnsi="Arial" w:eastAsia="Arial" w:cs="Arial"/>
           <w:b w:val="1"/>
           <w:bCs w:val="1"/>
-          <w:sz w:val="32"/>
-          <w:szCs w:val="32"/>
+          <w:color w:val="auto"/>
           <w:lang w:val="en-US"/>
         </w:rPr>
         <w:t>2. Mobile</w:t>
@@ -3551,29 +4884,36 @@
           <w:rFonts w:ascii="Arial" w:hAnsi="Arial" w:eastAsia="Arial" w:cs="Arial"/>
           <w:b w:val="1"/>
           <w:bCs w:val="1"/>
-          <w:sz w:val="32"/>
-          <w:szCs w:val="32"/>
-          <w:lang w:val="en-US"/>
-        </w:rPr>
-        <w:t xml:space="preserve"> (React Native + Expo)</w:t>
-      </w:r>
-    </w:p>
-    <w:p xmlns:wp14="http://schemas.microsoft.com/office/word/2010/wordml" wp14:textId="18656353">
-      <w:pPr>
-        <w:pStyle w:val="Normal"/>
+          <w:color w:val="auto"/>
+          <w:lang w:val="en-US"/>
+        </w:rPr>
+        <w:t xml:space="preserve"> (</w:t>
+      </w:r>
+      <w:r>
         <w:rPr>
           <w:rFonts w:ascii="Arial" w:hAnsi="Arial" w:eastAsia="Arial" w:cs="Arial"/>
           <w:b w:val="1"/>
           <w:bCs w:val="1"/>
-          <w:sz w:val="32"/>
-          <w:szCs w:val="32"/>
-          <w:lang w:val="en-US"/>
-        </w:rPr>
-      </w:pPr>
-    </w:p>
-    <w:p xmlns:wp14="http://schemas.microsoft.com/office/word/2010/wordml" wp14:textId="7CE315DB">
-      <w:pPr>
-        <w:pStyle w:val="Normal"/>
+          <w:color w:val="auto"/>
+          <w:lang w:val="en-US"/>
+        </w:rPr>
+        <w:t>React</w:t>
+      </w:r>
+      <w:r>
+        <w:rPr>
+          <w:rFonts w:ascii="Arial" w:hAnsi="Arial" w:eastAsia="Arial" w:cs="Arial"/>
+          <w:b w:val="1"/>
+          <w:bCs w:val="1"/>
+          <w:color w:val="auto"/>
+          <w:lang w:val="en-US"/>
+        </w:rPr>
+        <w:t xml:space="preserve"> Native + Expo)</w:t>
+      </w:r>
+      <w:bookmarkEnd w:id="652216432"/>
+    </w:p>
+    <w:p xmlns:wp14="http://schemas.microsoft.com/office/word/2010/wordml" wp14:textId="4D086E44">
+      <w:pPr>
+        <w:pStyle w:val="Heading3"/>
         <w:rPr>
           <w:rFonts w:ascii="Arial" w:hAnsi="Arial" w:eastAsia="Arial" w:cs="Arial"/>
           <w:b w:val="1"/>
@@ -3583,7 +4923,281 @@
           <w:lang w:val="en-US"/>
         </w:rPr>
       </w:pPr>
-      <w:r>
+      <w:bookmarkStart w:name="_Toc1578505264" w:id="1184674273"/>
+      <w:r>
+        <w:rPr>
+          <w:rFonts w:ascii="Arial" w:hAnsi="Arial" w:eastAsia="Arial" w:cs="Arial"/>
+          <w:lang w:val="en-US"/>
+        </w:rPr>
+        <w:t>R6. Mobile Native module incompatibility within the Expo Go sandbox environment</w:t>
+      </w:r>
+      <w:bookmarkEnd w:id="1184674273"/>
+    </w:p>
+    <w:p xmlns:wp14="http://schemas.microsoft.com/office/word/2010/wordml" wp14:textId="3F4A9DE7">
+      <w:pPr>
+        <w:pStyle w:val="Normal"/>
+        <w:rPr>
+          <w:rFonts w:ascii="Arial" w:hAnsi="Arial" w:eastAsia="Arial" w:cs="Arial"/>
+          <w:b w:val="1"/>
+          <w:bCs w:val="1"/>
+          <w:sz w:val="24"/>
+          <w:szCs w:val="24"/>
+          <w:lang w:val="en-US"/>
+        </w:rPr>
+      </w:pPr>
+      <w:r>
+        <w:rPr>
+          <w:rFonts w:ascii="Arial" w:hAnsi="Arial" w:eastAsia="Arial" w:cs="Arial"/>
+          <w:b w:val="1"/>
+          <w:bCs w:val="1"/>
+          <w:sz w:val="24"/>
+          <w:szCs w:val="24"/>
+          <w:lang w:val="en-US"/>
+        </w:rPr>
+        <w:t>Impact</w:t>
+      </w:r>
+    </w:p>
+    <w:p xmlns:wp14="http://schemas.microsoft.com/office/word/2010/wordml" wp14:textId="6305C2A9">
+      <w:pPr>
+        <w:pStyle w:val="Normal"/>
+        <w:rPr>
+          <w:rFonts w:ascii="Arial" w:hAnsi="Arial" w:eastAsia="Arial" w:cs="Arial"/>
+          <w:sz w:val="24"/>
+          <w:szCs w:val="24"/>
+          <w:lang w:val="en-US"/>
+        </w:rPr>
+      </w:pPr>
+      <w:r>
+        <w:rPr>
+          <w:rFonts w:ascii="Arial" w:hAnsi="Arial" w:eastAsia="Arial" w:cs="Arial"/>
+          <w:sz w:val="24"/>
+          <w:szCs w:val="24"/>
+          <w:lang w:val="en-US"/>
+        </w:rPr>
+        <w:t>Development may stall if a required feature like specific Bluetooth low energy protocols for house devices is not supported by the default Expo Go app.</w:t>
+      </w:r>
+    </w:p>
+    <w:p xmlns:wp14="http://schemas.microsoft.com/office/word/2010/wordml" wp14:textId="430F06EF">
+      <w:pPr>
+        <w:pStyle w:val="Normal"/>
+        <w:rPr>
+          <w:rFonts w:ascii="Arial" w:hAnsi="Arial" w:eastAsia="Arial" w:cs="Arial"/>
+          <w:b w:val="1"/>
+          <w:bCs w:val="1"/>
+          <w:sz w:val="24"/>
+          <w:szCs w:val="24"/>
+          <w:lang w:val="en-US"/>
+        </w:rPr>
+      </w:pPr>
+      <w:r>
+        <w:rPr>
+          <w:rFonts w:ascii="Arial" w:hAnsi="Arial" w:eastAsia="Arial" w:cs="Arial"/>
+          <w:sz w:val="24"/>
+          <w:szCs w:val="24"/>
+          <w:lang w:val="en-US"/>
+        </w:rPr>
+        <w:t xml:space="preserve"> </w:t>
+      </w:r>
+    </w:p>
+    <w:p xmlns:wp14="http://schemas.microsoft.com/office/word/2010/wordml" wp14:textId="65C0D2A1">
+      <w:pPr>
+        <w:pStyle w:val="Normal"/>
+        <w:rPr>
+          <w:rFonts w:ascii="Arial" w:hAnsi="Arial" w:eastAsia="Arial" w:cs="Arial"/>
+          <w:b w:val="1"/>
+          <w:bCs w:val="1"/>
+          <w:sz w:val="24"/>
+          <w:szCs w:val="24"/>
+          <w:lang w:val="en-US"/>
+        </w:rPr>
+      </w:pPr>
+      <w:r>
+        <w:rPr>
+          <w:rFonts w:ascii="Arial" w:hAnsi="Arial" w:eastAsia="Arial" w:cs="Arial"/>
+          <w:b w:val="1"/>
+          <w:bCs w:val="1"/>
+          <w:sz w:val="24"/>
+          <w:szCs w:val="24"/>
+          <w:lang w:val="en-US"/>
+        </w:rPr>
+        <w:t>Indications</w:t>
+      </w:r>
+    </w:p>
+    <w:p xmlns:wp14="http://schemas.microsoft.com/office/word/2010/wordml" wp14:textId="1895E97D">
+      <w:pPr>
+        <w:pStyle w:val="Normal"/>
+        <w:rPr>
+          <w:rFonts w:ascii="Arial" w:hAnsi="Arial" w:eastAsia="Arial" w:cs="Arial"/>
+          <w:sz w:val="24"/>
+          <w:szCs w:val="24"/>
+          <w:lang w:val="en-US"/>
+        </w:rPr>
+      </w:pPr>
+      <w:r>
+        <w:rPr>
+          <w:rFonts w:ascii="Arial" w:hAnsi="Arial" w:eastAsia="Arial" w:cs="Arial"/>
+          <w:sz w:val="24"/>
+          <w:szCs w:val="24"/>
+          <w:lang w:val="en-US"/>
+        </w:rPr>
+        <w:t xml:space="preserve">A third-party library </w:t>
+      </w:r>
+      <w:r>
+        <w:rPr>
+          <w:rFonts w:ascii="Arial" w:hAnsi="Arial" w:eastAsia="Arial" w:cs="Arial"/>
+          <w:sz w:val="24"/>
+          <w:szCs w:val="24"/>
+          <w:lang w:val="en-US"/>
+        </w:rPr>
+        <w:t>fails to</w:t>
+      </w:r>
+      <w:r>
+        <w:rPr>
+          <w:rFonts w:ascii="Arial" w:hAnsi="Arial" w:eastAsia="Arial" w:cs="Arial"/>
+          <w:sz w:val="24"/>
+          <w:szCs w:val="24"/>
+          <w:lang w:val="en-US"/>
+        </w:rPr>
+        <w:t xml:space="preserve"> link, or an error stating "Native module cannot be null" appears during testing.</w:t>
+      </w:r>
+    </w:p>
+    <w:p xmlns:wp14="http://schemas.microsoft.com/office/word/2010/wordml" wp14:textId="6086248D">
+      <w:pPr>
+        <w:pStyle w:val="Normal"/>
+        <w:rPr>
+          <w:rFonts w:ascii="Arial" w:hAnsi="Arial" w:eastAsia="Arial" w:cs="Arial"/>
+          <w:sz w:val="24"/>
+          <w:szCs w:val="24"/>
+          <w:lang w:val="en-US"/>
+        </w:rPr>
+      </w:pPr>
+      <w:r>
+        <w:rPr>
+          <w:rFonts w:ascii="Arial" w:hAnsi="Arial" w:eastAsia="Arial" w:cs="Arial"/>
+          <w:sz w:val="24"/>
+          <w:szCs w:val="24"/>
+          <w:lang w:val="en-US"/>
+        </w:rPr>
+        <w:t xml:space="preserve"> </w:t>
+      </w:r>
+    </w:p>
+    <w:p xmlns:wp14="http://schemas.microsoft.com/office/word/2010/wordml" wp14:textId="2EE01F32">
+      <w:pPr>
+        <w:pStyle w:val="Normal"/>
+        <w:rPr>
+          <w:rFonts w:ascii="Arial" w:hAnsi="Arial" w:eastAsia="Arial" w:cs="Arial"/>
+          <w:sz w:val="24"/>
+          <w:szCs w:val="24"/>
+          <w:lang w:val="en-US"/>
+        </w:rPr>
+      </w:pPr>
+      <w:r>
+        <w:rPr>
+          <w:rFonts w:ascii="Arial" w:hAnsi="Arial" w:eastAsia="Arial" w:cs="Arial"/>
+          <w:b w:val="1"/>
+          <w:bCs w:val="1"/>
+          <w:sz w:val="24"/>
+          <w:szCs w:val="24"/>
+          <w:lang w:val="en-US"/>
+        </w:rPr>
+        <w:t>Mitigation Strategy</w:t>
+      </w:r>
+      <w:r>
+        <w:rPr>
+          <w:rFonts w:ascii="Arial" w:hAnsi="Arial" w:eastAsia="Arial" w:cs="Arial"/>
+          <w:b w:val="1"/>
+          <w:bCs w:val="1"/>
+          <w:sz w:val="24"/>
+          <w:szCs w:val="24"/>
+          <w:lang w:val="en-US"/>
+        </w:rPr>
+        <w:t>:</w:t>
+      </w:r>
+      <w:r>
+        <w:rPr>
+          <w:rFonts w:ascii="Arial" w:hAnsi="Arial" w:eastAsia="Arial" w:cs="Arial"/>
+          <w:sz w:val="24"/>
+          <w:szCs w:val="24"/>
+          <w:lang w:val="en-US"/>
+        </w:rPr>
+        <w:t xml:space="preserve"> </w:t>
+      </w:r>
+      <w:r>
+        <w:rPr>
+          <w:rFonts w:ascii="Arial" w:hAnsi="Arial" w:eastAsia="Arial" w:cs="Arial"/>
+          <w:sz w:val="24"/>
+          <w:szCs w:val="24"/>
+          <w:lang w:val="en-US"/>
+        </w:rPr>
+        <w:t>Id</w:t>
+      </w:r>
+      <w:r>
+        <w:rPr>
+          <w:rFonts w:ascii="Arial" w:hAnsi="Arial" w:eastAsia="Arial" w:cs="Arial"/>
+          <w:sz w:val="24"/>
+          <w:szCs w:val="24"/>
+          <w:lang w:val="en-US"/>
+        </w:rPr>
+        <w:t>entify</w:t>
+      </w:r>
+      <w:r>
+        <w:rPr>
+          <w:rFonts w:ascii="Arial" w:hAnsi="Arial" w:eastAsia="Arial" w:cs="Arial"/>
+          <w:sz w:val="24"/>
+          <w:szCs w:val="24"/>
+          <w:lang w:val="en-US"/>
+        </w:rPr>
+        <w:t xml:space="preserve"> a</w:t>
+      </w:r>
+      <w:r>
+        <w:rPr>
+          <w:rFonts w:ascii="Arial" w:hAnsi="Arial" w:eastAsia="Arial" w:cs="Arial"/>
+          <w:sz w:val="24"/>
+          <w:szCs w:val="24"/>
+          <w:lang w:val="en-US"/>
+        </w:rPr>
+        <w:t xml:space="preserve">ll hardware/native requirements early. If a library is unsupported by Expo Go, </w:t>
+      </w:r>
+      <w:r>
+        <w:rPr>
+          <w:rFonts w:ascii="Arial" w:hAnsi="Arial" w:eastAsia="Arial" w:cs="Arial"/>
+          <w:sz w:val="24"/>
+          <w:szCs w:val="24"/>
+          <w:lang w:val="en-US"/>
+        </w:rPr>
+        <w:t>im</w:t>
+      </w:r>
+      <w:r>
+        <w:rPr>
+          <w:rFonts w:ascii="Arial" w:hAnsi="Arial" w:eastAsia="Arial" w:cs="Arial"/>
+          <w:sz w:val="24"/>
+          <w:szCs w:val="24"/>
+          <w:lang w:val="en-US"/>
+        </w:rPr>
+        <w:t>mediately</w:t>
+      </w:r>
+      <w:r>
+        <w:rPr>
+          <w:rFonts w:ascii="Arial" w:hAnsi="Arial" w:eastAsia="Arial" w:cs="Arial"/>
+          <w:sz w:val="24"/>
+          <w:szCs w:val="24"/>
+          <w:lang w:val="en-US"/>
+        </w:rPr>
+        <w:t xml:space="preserve"> t</w:t>
+      </w:r>
+      <w:r>
+        <w:rPr>
+          <w:rFonts w:ascii="Arial" w:hAnsi="Arial" w:eastAsia="Arial" w:cs="Arial"/>
+          <w:sz w:val="24"/>
+          <w:szCs w:val="24"/>
+          <w:lang w:val="en-US"/>
+        </w:rPr>
+        <w:t>ransition to Development Builds using expo-dev-client to include custom native code.</w:t>
+      </w:r>
+    </w:p>
+    <w:p xmlns:wp14="http://schemas.microsoft.com/office/word/2010/wordml" wp14:textId="4A29AA98">
+      <w:pPr>
+        <w:pStyle w:val="Heading3"/>
         <w:rPr>
           <w:rFonts w:ascii="Arial" w:hAnsi="Arial" w:eastAsia="Arial" w:cs="Arial"/>
           <w:b w:val="1"/>
@@ -3592,21 +5206,46 @@
           <w:szCs w:val="28"/>
           <w:lang w:val="en-US"/>
         </w:rPr>
-        <w:t>R6. Mobile Native module incompatibility within the Expo Go sandbox environment</w:t>
-      </w:r>
-    </w:p>
-    <w:p xmlns:wp14="http://schemas.microsoft.com/office/word/2010/wordml" wp14:textId="7277F6BB">
-      <w:pPr>
-        <w:pStyle w:val="Normal"/>
-        <w:rPr>
-          <w:rFonts w:ascii="Arial" w:hAnsi="Arial" w:eastAsia="Arial" w:cs="Arial"/>
-          <w:sz w:val="24"/>
-          <w:szCs w:val="24"/>
-          <w:lang w:val="en-US"/>
-        </w:rPr>
-      </w:pPr>
-    </w:p>
-    <w:p xmlns:wp14="http://schemas.microsoft.com/office/word/2010/wordml" wp14:textId="3F4A9DE7">
+      </w:pPr>
+      <w:bookmarkStart w:name="_Toc661513090" w:id="1641412866"/>
+      <w:r>
+        <w:rPr>
+          <w:rFonts w:ascii="Arial" w:hAnsi="Arial" w:eastAsia="Arial" w:cs="Arial"/>
+          <w:lang w:val="en-US"/>
+        </w:rPr>
+        <w:t>R</w:t>
+      </w:r>
+      <w:r>
+        <w:rPr>
+          <w:rFonts w:ascii="Arial" w:hAnsi="Arial" w:eastAsia="Arial" w:cs="Arial"/>
+          <w:lang w:val="en-US"/>
+        </w:rPr>
+        <w:t>7</w:t>
+      </w:r>
+      <w:r>
+        <w:rPr>
+          <w:rFonts w:ascii="Arial" w:hAnsi="Arial" w:eastAsia="Arial" w:cs="Arial"/>
+          <w:lang w:val="en-US"/>
+        </w:rPr>
+        <w:t xml:space="preserve">. </w:t>
+      </w:r>
+      <w:r>
+        <w:rPr>
+          <w:rFonts w:ascii="Arial" w:hAnsi="Arial" w:eastAsia="Arial" w:cs="Arial"/>
+          <w:lang w:val="en-US"/>
+        </w:rPr>
+        <w:t xml:space="preserve">Mobile </w:t>
+      </w:r>
+      <w:r>
+        <w:rPr>
+          <w:rFonts w:ascii="Arial" w:hAnsi="Arial" w:eastAsia="Arial" w:cs="Arial"/>
+          <w:lang w:val="en-US"/>
+        </w:rPr>
+        <w:t>Significant performance degradation during complex UI re-renders</w:t>
+      </w:r>
+      <w:bookmarkEnd w:id="1641412866"/>
+    </w:p>
+    <w:p xmlns:wp14="http://schemas.microsoft.com/office/word/2010/wordml" wp14:textId="1A76F5C2">
       <w:pPr>
         <w:pStyle w:val="Normal"/>
         <w:rPr>
@@ -3630,7 +5269,7 @@
         <w:t>Impact</w:t>
       </w:r>
     </w:p>
-    <w:p xmlns:wp14="http://schemas.microsoft.com/office/word/2010/wordml" wp14:textId="6305C2A9">
+    <w:p xmlns:wp14="http://schemas.microsoft.com/office/word/2010/wordml" wp14:textId="51C38D69">
       <w:pPr>
         <w:pStyle w:val="Normal"/>
         <w:rPr>
@@ -3647,10 +5286,30 @@
           <w:szCs w:val="24"/>
           <w:lang w:val="en-US"/>
         </w:rPr>
-        <w:t>Development may stall if a required feature like specific Bluetooth low energy protocols for house devices is not supported by the default Expo Go app.</w:t>
-      </w:r>
-    </w:p>
-    <w:p xmlns:wp14="http://schemas.microsoft.com/office/word/2010/wordml" wp14:textId="430F06EF">
+        <w:t>The UI becomes sluggish or unresponsive when many house devices are updated simultaneously, leading to dropped frames (stuttering).</w:t>
+      </w:r>
+    </w:p>
+    <w:p xmlns:wp14="http://schemas.microsoft.com/office/word/2010/wordml" wp14:textId="6549ED33">
+      <w:pPr>
+        <w:pStyle w:val="Normal"/>
+        <w:rPr>
+          <w:rFonts w:ascii="Arial" w:hAnsi="Arial" w:eastAsia="Arial" w:cs="Arial"/>
+          <w:sz w:val="24"/>
+          <w:szCs w:val="24"/>
+          <w:lang w:val="en-US"/>
+        </w:rPr>
+      </w:pPr>
+      <w:r>
+        <w:rPr>
+          <w:rFonts w:ascii="Arial" w:hAnsi="Arial" w:eastAsia="Arial" w:cs="Arial"/>
+          <w:sz w:val="24"/>
+          <w:szCs w:val="24"/>
+          <w:lang w:val="en-US"/>
+        </w:rPr>
+        <w:t xml:space="preserve"> </w:t>
+      </w:r>
+    </w:p>
+    <w:p xmlns:wp14="http://schemas.microsoft.com/office/word/2010/wordml" wp14:textId="70CF396C">
       <w:pPr>
         <w:pStyle w:val="Normal"/>
         <w:rPr>
@@ -3665,26 +5324,58 @@
       <w:r>
         <w:rPr>
           <w:rFonts w:ascii="Arial" w:hAnsi="Arial" w:eastAsia="Arial" w:cs="Arial"/>
-          <w:sz w:val="24"/>
-          <w:szCs w:val="24"/>
-          <w:lang w:val="en-US"/>
-        </w:rPr>
-        <w:t xml:space="preserve"> </w:t>
-      </w:r>
-    </w:p>
-    <w:p xmlns:wp14="http://schemas.microsoft.com/office/word/2010/wordml" wp14:textId="65C0D2A1">
-      <w:pPr>
-        <w:pStyle w:val="Normal"/>
-        <w:rPr>
-          <w:rFonts w:ascii="Arial" w:hAnsi="Arial" w:eastAsia="Arial" w:cs="Arial"/>
           <w:b w:val="1"/>
           <w:bCs w:val="1"/>
           <w:sz w:val="24"/>
           <w:szCs w:val="24"/>
           <w:lang w:val="en-US"/>
         </w:rPr>
-      </w:pPr>
-      <w:r>
+        <w:t>Indications</w:t>
+      </w:r>
+    </w:p>
+    <w:p xmlns:wp14="http://schemas.microsoft.com/office/word/2010/wordml" wp14:textId="3BE57CEA">
+      <w:pPr>
+        <w:pStyle w:val="Normal"/>
+        <w:rPr>
+          <w:rFonts w:ascii="Arial" w:hAnsi="Arial" w:eastAsia="Arial" w:cs="Arial"/>
+          <w:sz w:val="24"/>
+          <w:szCs w:val="24"/>
+          <w:lang w:val="en-US"/>
+        </w:rPr>
+      </w:pPr>
+      <w:r>
+        <w:rPr>
+          <w:rFonts w:ascii="Arial" w:hAnsi="Arial" w:eastAsia="Arial" w:cs="Arial"/>
+          <w:sz w:val="24"/>
+          <w:szCs w:val="24"/>
+          <w:lang w:val="en-US"/>
+        </w:rPr>
+        <w:t>Noticeable delay in button response; "JS thread" frame rate drops below 60fps in the React Native Debugger.</w:t>
+      </w:r>
+    </w:p>
+    <w:p xmlns:wp14="http://schemas.microsoft.com/office/word/2010/wordml" wp14:textId="419EDCBA">
+      <w:pPr>
+        <w:pStyle w:val="Normal"/>
+        <w:rPr>
+          <w:rFonts w:ascii="Arial" w:hAnsi="Arial" w:eastAsia="Arial" w:cs="Arial"/>
+          <w:sz w:val="24"/>
+          <w:szCs w:val="24"/>
+          <w:lang w:val="en-US"/>
+        </w:rPr>
+      </w:pPr>
+      <w:r>
+        <w:rPr>
+          <w:rFonts w:ascii="Arial" w:hAnsi="Arial" w:eastAsia="Arial" w:cs="Arial"/>
+          <w:sz w:val="24"/>
+          <w:szCs w:val="24"/>
+          <w:lang w:val="en-US"/>
+        </w:rPr>
+        <w:t xml:space="preserve"> </w:t>
+      </w:r>
+    </w:p>
+    <w:p xmlns:wp14="http://schemas.microsoft.com/office/word/2010/wordml" wp14:textId="31032698">
+      <w:pPr>
+        <w:pStyle w:val="Normal"/>
         <w:rPr>
           <w:rFonts w:ascii="Arial" w:hAnsi="Arial" w:eastAsia="Arial" w:cs="Arial"/>
           <w:b w:val="1"/>
@@ -3693,76 +5384,6 @@
           <w:szCs w:val="24"/>
           <w:lang w:val="en-US"/>
         </w:rPr>
-        <w:t>Indications</w:t>
-      </w:r>
-    </w:p>
-    <w:p xmlns:wp14="http://schemas.microsoft.com/office/word/2010/wordml" wp14:textId="1895E97D">
-      <w:pPr>
-        <w:pStyle w:val="Normal"/>
-        <w:rPr>
-          <w:rFonts w:ascii="Arial" w:hAnsi="Arial" w:eastAsia="Arial" w:cs="Arial"/>
-          <w:sz w:val="24"/>
-          <w:szCs w:val="24"/>
-          <w:lang w:val="en-US"/>
-        </w:rPr>
-      </w:pPr>
-      <w:r>
-        <w:rPr>
-          <w:rFonts w:ascii="Arial" w:hAnsi="Arial" w:eastAsia="Arial" w:cs="Arial"/>
-          <w:sz w:val="24"/>
-          <w:szCs w:val="24"/>
-          <w:lang w:val="en-US"/>
-        </w:rPr>
-        <w:t xml:space="preserve">A third-party library </w:t>
-      </w:r>
-      <w:r>
-        <w:rPr>
-          <w:rFonts w:ascii="Arial" w:hAnsi="Arial" w:eastAsia="Arial" w:cs="Arial"/>
-          <w:sz w:val="24"/>
-          <w:szCs w:val="24"/>
-          <w:lang w:val="en-US"/>
-        </w:rPr>
-        <w:t>fails to</w:t>
-      </w:r>
-      <w:r>
-        <w:rPr>
-          <w:rFonts w:ascii="Arial" w:hAnsi="Arial" w:eastAsia="Arial" w:cs="Arial"/>
-          <w:sz w:val="24"/>
-          <w:szCs w:val="24"/>
-          <w:lang w:val="en-US"/>
-        </w:rPr>
-        <w:t xml:space="preserve"> link, or an error stating "Native module cannot be null" appears during testing.</w:t>
-      </w:r>
-    </w:p>
-    <w:p xmlns:wp14="http://schemas.microsoft.com/office/word/2010/wordml" wp14:textId="6086248D">
-      <w:pPr>
-        <w:pStyle w:val="Normal"/>
-        <w:rPr>
-          <w:rFonts w:ascii="Arial" w:hAnsi="Arial" w:eastAsia="Arial" w:cs="Arial"/>
-          <w:sz w:val="24"/>
-          <w:szCs w:val="24"/>
-          <w:lang w:val="en-US"/>
-        </w:rPr>
-      </w:pPr>
-      <w:r>
-        <w:rPr>
-          <w:rFonts w:ascii="Arial" w:hAnsi="Arial" w:eastAsia="Arial" w:cs="Arial"/>
-          <w:sz w:val="24"/>
-          <w:szCs w:val="24"/>
-          <w:lang w:val="en-US"/>
-        </w:rPr>
-        <w:t xml:space="preserve"> </w:t>
-      </w:r>
-    </w:p>
-    <w:p xmlns:wp14="http://schemas.microsoft.com/office/word/2010/wordml" wp14:textId="73618128">
-      <w:pPr>
-        <w:pStyle w:val="Normal"/>
-        <w:rPr>
-          <w:rFonts w:ascii="Arial" w:hAnsi="Arial" w:eastAsia="Arial" w:cs="Arial"/>
-          <w:sz w:val="24"/>
-          <w:szCs w:val="24"/>
-          <w:lang w:val="en-US"/>
-        </w:rPr>
       </w:pPr>
       <w:r>
         <w:rPr>
@@ -3775,64 +5396,8 @@
         </w:rPr>
         <w:t>Mitigation Strategy</w:t>
       </w:r>
-      <w:r>
-        <w:rPr>
-          <w:rFonts w:ascii="Arial" w:hAnsi="Arial" w:eastAsia="Arial" w:cs="Arial"/>
-          <w:b w:val="1"/>
-          <w:bCs w:val="1"/>
-          <w:sz w:val="24"/>
-          <w:szCs w:val="24"/>
-          <w:lang w:val="en-US"/>
-        </w:rPr>
-        <w:t>:</w:t>
-      </w:r>
-      <w:r>
-        <w:rPr>
-          <w:rFonts w:ascii="Arial" w:hAnsi="Arial" w:eastAsia="Arial" w:cs="Arial"/>
-          <w:sz w:val="24"/>
-          <w:szCs w:val="24"/>
-          <w:lang w:val="en-US"/>
-        </w:rPr>
-        <w:t xml:space="preserve"> Id</w:t>
-      </w:r>
-      <w:r>
-        <w:rPr>
-          <w:rFonts w:ascii="Arial" w:hAnsi="Arial" w:eastAsia="Arial" w:cs="Arial"/>
-          <w:sz w:val="24"/>
-          <w:szCs w:val="24"/>
-          <w:lang w:val="en-US"/>
-        </w:rPr>
-        <w:t>entify a</w:t>
-      </w:r>
-      <w:r>
-        <w:rPr>
-          <w:rFonts w:ascii="Arial" w:hAnsi="Arial" w:eastAsia="Arial" w:cs="Arial"/>
-          <w:sz w:val="24"/>
-          <w:szCs w:val="24"/>
-          <w:lang w:val="en-US"/>
-        </w:rPr>
-        <w:t>ll hardware/native requirements early. If a library is unsupported by Expo Go, im</w:t>
-      </w:r>
-      <w:r>
-        <w:rPr>
-          <w:rFonts w:ascii="Arial" w:hAnsi="Arial" w:eastAsia="Arial" w:cs="Arial"/>
-          <w:sz w:val="24"/>
-          <w:szCs w:val="24"/>
-          <w:lang w:val="en-US"/>
-        </w:rPr>
-        <w:t>mediately t</w:t>
-      </w:r>
-      <w:r>
-        <w:rPr>
-          <w:rFonts w:ascii="Arial" w:hAnsi="Arial" w:eastAsia="Arial" w:cs="Arial"/>
-          <w:sz w:val="24"/>
-          <w:szCs w:val="24"/>
-          <w:lang w:val="en-US"/>
-        </w:rPr>
-        <w:t>ransition to Development Builds using expo-dev-client to include custom native code.</w:t>
-      </w:r>
-    </w:p>
-    <w:p xmlns:wp14="http://schemas.microsoft.com/office/word/2010/wordml" wp14:textId="2182DD6D">
+    </w:p>
+    <w:p xmlns:wp14="http://schemas.microsoft.com/office/word/2010/wordml" wp14:textId="550AA0C5">
       <w:pPr>
         <w:pStyle w:val="Normal"/>
         <w:rPr>
@@ -3849,12 +5414,97 @@
           <w:szCs w:val="24"/>
           <w:lang w:val="en-US"/>
         </w:rPr>
-        <w:t xml:space="preserve"> </w:t>
-      </w:r>
-    </w:p>
-    <w:p xmlns:wp14="http://schemas.microsoft.com/office/word/2010/wordml" wp14:textId="3367D467">
-      <w:pPr>
-        <w:pStyle w:val="Normal"/>
+        <w:t xml:space="preserve">Use </w:t>
+      </w:r>
+      <w:r>
+        <w:rPr>
+          <w:rFonts w:ascii="Arial" w:hAnsi="Arial" w:eastAsia="Arial" w:cs="Arial"/>
+          <w:sz w:val="24"/>
+          <w:szCs w:val="24"/>
+          <w:lang w:val="en-US"/>
+        </w:rPr>
+        <w:t>React.memo</w:t>
+      </w:r>
+      <w:r>
+        <w:rPr>
+          <w:rFonts w:ascii="Arial" w:hAnsi="Arial" w:eastAsia="Arial" w:cs="Arial"/>
+          <w:sz w:val="24"/>
+          <w:szCs w:val="24"/>
+          <w:lang w:val="en-US"/>
+        </w:rPr>
+        <w:t xml:space="preserve"> or </w:t>
+      </w:r>
+      <w:r>
+        <w:rPr>
+          <w:rFonts w:ascii="Arial" w:hAnsi="Arial" w:eastAsia="Arial" w:cs="Arial"/>
+          <w:sz w:val="24"/>
+          <w:szCs w:val="24"/>
+          <w:lang w:val="en-US"/>
+        </w:rPr>
+        <w:t>PureComponent</w:t>
+      </w:r>
+      <w:r>
+        <w:rPr>
+          <w:rFonts w:ascii="Arial" w:hAnsi="Arial" w:eastAsia="Arial" w:cs="Arial"/>
+          <w:sz w:val="24"/>
+          <w:szCs w:val="24"/>
+          <w:lang w:val="en-US"/>
+        </w:rPr>
+        <w:t xml:space="preserve"> to prevent unnecessary re-renders of device components. Implement </w:t>
+      </w:r>
+      <w:r>
+        <w:rPr>
+          <w:rFonts w:ascii="Arial" w:hAnsi="Arial" w:eastAsia="Arial" w:cs="Arial"/>
+          <w:sz w:val="24"/>
+          <w:szCs w:val="24"/>
+          <w:lang w:val="en-US"/>
+        </w:rPr>
+        <w:t>FlatList</w:t>
+      </w:r>
+      <w:r>
+        <w:rPr>
+          <w:rFonts w:ascii="Arial" w:hAnsi="Arial" w:eastAsia="Arial" w:cs="Arial"/>
+          <w:sz w:val="24"/>
+          <w:szCs w:val="24"/>
+          <w:lang w:val="en-US"/>
+        </w:rPr>
+        <w:t xml:space="preserve"> with </w:t>
+      </w:r>
+      <w:r>
+        <w:rPr>
+          <w:rFonts w:ascii="Arial" w:hAnsi="Arial" w:eastAsia="Arial" w:cs="Arial"/>
+          <w:sz w:val="24"/>
+          <w:szCs w:val="24"/>
+          <w:lang w:val="en-US"/>
+        </w:rPr>
+        <w:t>getItemLayout</w:t>
+      </w:r>
+      <w:r>
+        <w:rPr>
+          <w:rFonts w:ascii="Arial" w:hAnsi="Arial" w:eastAsia="Arial" w:cs="Arial"/>
+          <w:sz w:val="24"/>
+          <w:szCs w:val="24"/>
+          <w:lang w:val="en-US"/>
+        </w:rPr>
+        <w:t xml:space="preserve"> for efficient rendering of large device lists.</w:t>
+      </w:r>
+    </w:p>
+    <w:p xmlns:wp14="http://schemas.microsoft.com/office/word/2010/wordml" wp14:textId="5CB80563">
+      <w:pPr>
+        <w:rPr>
+          <w:rFonts w:ascii="Arial" w:hAnsi="Arial" w:eastAsia="Arial" w:cs="Arial"/>
+        </w:rPr>
+      </w:pPr>
+      <w:r>
+        <w:rPr>
+          <w:rFonts w:ascii="Arial" w:hAnsi="Arial" w:eastAsia="Arial" w:cs="Arial"/>
+        </w:rPr>
+        <w:br w:type="page"/>
+      </w:r>
+    </w:p>
+    <w:p xmlns:wp14="http://schemas.microsoft.com/office/word/2010/wordml" wp14:textId="538A23D1">
+      <w:pPr>
+        <w:pStyle w:val="Heading3"/>
         <w:rPr>
           <w:rFonts w:ascii="Arial" w:hAnsi="Arial" w:eastAsia="Arial" w:cs="Arial"/>
           <w:b w:val="1"/>
@@ -3864,7 +5514,345 @@
           <w:lang w:val="en-US"/>
         </w:rPr>
       </w:pPr>
-      <w:r>
+      <w:bookmarkStart w:name="_Toc600828085" w:id="302031840"/>
+      <w:r>
+        <w:rPr>
+          <w:rFonts w:ascii="Arial" w:hAnsi="Arial" w:eastAsia="Arial" w:cs="Arial"/>
+          <w:lang w:val="en-US"/>
+        </w:rPr>
+        <w:t>R8</w:t>
+      </w:r>
+      <w:r>
+        <w:rPr>
+          <w:rFonts w:ascii="Arial" w:hAnsi="Arial" w:eastAsia="Arial" w:cs="Arial"/>
+          <w:lang w:val="en-US"/>
+        </w:rPr>
+        <w:t xml:space="preserve">. </w:t>
+      </w:r>
+      <w:r>
+        <w:rPr>
+          <w:rFonts w:ascii="Arial" w:hAnsi="Arial" w:eastAsia="Arial" w:cs="Arial"/>
+          <w:lang w:val="en-US"/>
+        </w:rPr>
+        <w:t>Mobile b</w:t>
+      </w:r>
+      <w:r>
+        <w:rPr>
+          <w:rFonts w:ascii="Arial" w:hAnsi="Arial" w:eastAsia="Arial" w:cs="Arial"/>
+          <w:lang w:val="en-US"/>
+        </w:rPr>
+        <w:t xml:space="preserve">reaking </w:t>
+      </w:r>
+      <w:r>
+        <w:rPr>
+          <w:rFonts w:ascii="Arial" w:hAnsi="Arial" w:eastAsia="Arial" w:cs="Arial"/>
+          <w:lang w:val="en-US"/>
+        </w:rPr>
+        <w:t>c</w:t>
+      </w:r>
+      <w:r>
+        <w:rPr>
+          <w:rFonts w:ascii="Arial" w:hAnsi="Arial" w:eastAsia="Arial" w:cs="Arial"/>
+          <w:lang w:val="en-US"/>
+        </w:rPr>
+        <w:t>hanges during mandatory Expo SDK version upgrades</w:t>
+      </w:r>
+      <w:bookmarkEnd w:id="302031840"/>
+    </w:p>
+    <w:p xmlns:wp14="http://schemas.microsoft.com/office/word/2010/wordml" wp14:textId="35909A18">
+      <w:pPr>
+        <w:pStyle w:val="Normal"/>
+        <w:rPr>
+          <w:rFonts w:ascii="Arial" w:hAnsi="Arial" w:eastAsia="Arial" w:cs="Arial"/>
+          <w:b w:val="1"/>
+          <w:bCs w:val="1"/>
+          <w:sz w:val="24"/>
+          <w:szCs w:val="24"/>
+          <w:lang w:val="en-US"/>
+        </w:rPr>
+      </w:pPr>
+      <w:r>
+        <w:rPr>
+          <w:rFonts w:ascii="Arial" w:hAnsi="Arial" w:eastAsia="Arial" w:cs="Arial"/>
+          <w:b w:val="1"/>
+          <w:bCs w:val="1"/>
+          <w:sz w:val="24"/>
+          <w:szCs w:val="24"/>
+          <w:lang w:val="en-US"/>
+        </w:rPr>
+        <w:t>Impact</w:t>
+      </w:r>
+    </w:p>
+    <w:p xmlns:wp14="http://schemas.microsoft.com/office/word/2010/wordml" wp14:textId="579EA25C">
+      <w:pPr>
+        <w:pStyle w:val="Normal"/>
+        <w:rPr>
+          <w:rFonts w:ascii="Arial" w:hAnsi="Arial" w:eastAsia="Arial" w:cs="Arial"/>
+          <w:sz w:val="24"/>
+          <w:szCs w:val="24"/>
+          <w:lang w:val="en-US"/>
+        </w:rPr>
+      </w:pPr>
+      <w:r>
+        <w:rPr>
+          <w:rFonts w:ascii="Arial" w:hAnsi="Arial" w:eastAsia="Arial" w:cs="Arial"/>
+          <w:sz w:val="24"/>
+          <w:szCs w:val="24"/>
+          <w:lang w:val="en-US"/>
+        </w:rPr>
+        <w:t>As Expo deprecates older SDK versions, the team may be forced to upgrade, which can break existing navigation or UI libraries.</w:t>
+      </w:r>
+    </w:p>
+    <w:p xmlns:wp14="http://schemas.microsoft.com/office/word/2010/wordml" wp14:textId="06935F9F">
+      <w:pPr>
+        <w:pStyle w:val="Normal"/>
+        <w:rPr>
+          <w:rFonts w:ascii="Arial" w:hAnsi="Arial" w:eastAsia="Arial" w:cs="Arial"/>
+          <w:sz w:val="24"/>
+          <w:szCs w:val="24"/>
+          <w:lang w:val="en-US"/>
+        </w:rPr>
+      </w:pPr>
+      <w:r>
+        <w:rPr>
+          <w:rFonts w:ascii="Arial" w:hAnsi="Arial" w:eastAsia="Arial" w:cs="Arial"/>
+          <w:sz w:val="24"/>
+          <w:szCs w:val="24"/>
+          <w:lang w:val="en-US"/>
+        </w:rPr>
+        <w:t xml:space="preserve"> </w:t>
+      </w:r>
+    </w:p>
+    <w:p xmlns:wp14="http://schemas.microsoft.com/office/word/2010/wordml" wp14:textId="61A4C23F">
+      <w:pPr>
+        <w:pStyle w:val="Normal"/>
+        <w:rPr>
+          <w:rFonts w:ascii="Arial" w:hAnsi="Arial" w:eastAsia="Arial" w:cs="Arial"/>
+          <w:b w:val="1"/>
+          <w:bCs w:val="1"/>
+          <w:sz w:val="24"/>
+          <w:szCs w:val="24"/>
+          <w:lang w:val="en-US"/>
+        </w:rPr>
+      </w:pPr>
+      <w:r>
+        <w:rPr>
+          <w:rFonts w:ascii="Arial" w:hAnsi="Arial" w:eastAsia="Arial" w:cs="Arial"/>
+          <w:b w:val="1"/>
+          <w:bCs w:val="1"/>
+          <w:sz w:val="24"/>
+          <w:szCs w:val="24"/>
+          <w:lang w:val="en-US"/>
+        </w:rPr>
+        <w:t>Indications</w:t>
+      </w:r>
+    </w:p>
+    <w:p xmlns:wp14="http://schemas.microsoft.com/office/word/2010/wordml" wp14:textId="5285A490">
+      <w:pPr>
+        <w:pStyle w:val="Normal"/>
+        <w:rPr>
+          <w:rFonts w:ascii="Arial" w:hAnsi="Arial" w:eastAsia="Arial" w:cs="Arial"/>
+          <w:sz w:val="24"/>
+          <w:szCs w:val="24"/>
+          <w:lang w:val="en-US"/>
+        </w:rPr>
+      </w:pPr>
+      <w:r>
+        <w:rPr>
+          <w:rFonts w:ascii="Arial" w:hAnsi="Arial" w:eastAsia="Arial" w:cs="Arial"/>
+          <w:sz w:val="24"/>
+          <w:szCs w:val="24"/>
+          <w:lang w:val="en-US"/>
+        </w:rPr>
+        <w:t>Build errors or "deprecated" warnings</w:t>
+      </w:r>
+      <w:r>
+        <w:rPr>
+          <w:rFonts w:ascii="Arial" w:hAnsi="Arial" w:eastAsia="Arial" w:cs="Arial"/>
+          <w:sz w:val="24"/>
+          <w:szCs w:val="24"/>
+          <w:lang w:val="en-US"/>
+        </w:rPr>
+        <w:t xml:space="preserve"> can </w:t>
+      </w:r>
+      <w:r>
+        <w:rPr>
+          <w:rFonts w:ascii="Arial" w:hAnsi="Arial" w:eastAsia="Arial" w:cs="Arial"/>
+          <w:sz w:val="24"/>
+          <w:szCs w:val="24"/>
+          <w:lang w:val="en-US"/>
+        </w:rPr>
+        <w:t>a</w:t>
+      </w:r>
+      <w:r>
+        <w:rPr>
+          <w:rFonts w:ascii="Arial" w:hAnsi="Arial" w:eastAsia="Arial" w:cs="Arial"/>
+          <w:sz w:val="24"/>
+          <w:szCs w:val="24"/>
+          <w:lang w:val="en-US"/>
+        </w:rPr>
+        <w:t>ppear</w:t>
+      </w:r>
+      <w:r>
+        <w:rPr>
+          <w:rFonts w:ascii="Arial" w:hAnsi="Arial" w:eastAsia="Arial" w:cs="Arial"/>
+          <w:sz w:val="24"/>
+          <w:szCs w:val="24"/>
+          <w:lang w:val="en-US"/>
+        </w:rPr>
+        <w:t xml:space="preserve"> </w:t>
+      </w:r>
+      <w:r>
+        <w:rPr>
+          <w:rFonts w:ascii="Arial" w:hAnsi="Arial" w:eastAsia="Arial" w:cs="Arial"/>
+          <w:sz w:val="24"/>
+          <w:szCs w:val="24"/>
+          <w:lang w:val="en-US"/>
+        </w:rPr>
+        <w:t>in the console after a new SDK release.</w:t>
+      </w:r>
+    </w:p>
+    <w:p xmlns:wp14="http://schemas.microsoft.com/office/word/2010/wordml" wp14:textId="47903A38">
+      <w:pPr>
+        <w:pStyle w:val="Normal"/>
+        <w:rPr>
+          <w:rFonts w:ascii="Arial" w:hAnsi="Arial" w:eastAsia="Arial" w:cs="Arial"/>
+          <w:sz w:val="24"/>
+          <w:szCs w:val="24"/>
+          <w:lang w:val="en-US"/>
+        </w:rPr>
+      </w:pPr>
+      <w:r>
+        <w:rPr>
+          <w:rFonts w:ascii="Arial" w:hAnsi="Arial" w:eastAsia="Arial" w:cs="Arial"/>
+          <w:sz w:val="24"/>
+          <w:szCs w:val="24"/>
+          <w:lang w:val="en-US"/>
+        </w:rPr>
+        <w:t xml:space="preserve"> </w:t>
+      </w:r>
+    </w:p>
+    <w:p xmlns:wp14="http://schemas.microsoft.com/office/word/2010/wordml" wp14:textId="6CFD7F0C">
+      <w:pPr>
+        <w:pStyle w:val="Normal"/>
+        <w:rPr>
+          <w:rFonts w:ascii="Arial" w:hAnsi="Arial" w:eastAsia="Arial" w:cs="Arial"/>
+          <w:b w:val="1"/>
+          <w:bCs w:val="1"/>
+          <w:sz w:val="24"/>
+          <w:szCs w:val="24"/>
+          <w:lang w:val="en-US"/>
+        </w:rPr>
+      </w:pPr>
+      <w:r>
+        <w:rPr>
+          <w:rFonts w:ascii="Arial" w:hAnsi="Arial" w:eastAsia="Arial" w:cs="Arial"/>
+          <w:b w:val="1"/>
+          <w:bCs w:val="1"/>
+          <w:sz w:val="24"/>
+          <w:szCs w:val="24"/>
+          <w:lang w:val="en-US"/>
+        </w:rPr>
+        <w:t>Mitigation Strategy</w:t>
+      </w:r>
+    </w:p>
+    <w:p xmlns:wp14="http://schemas.microsoft.com/office/word/2010/wordml" wp14:textId="5EA44433">
+      <w:pPr>
+        <w:pStyle w:val="Normal"/>
+        <w:rPr>
+          <w:rFonts w:ascii="Arial" w:hAnsi="Arial" w:eastAsia="Arial" w:cs="Arial"/>
+          <w:sz w:val="24"/>
+          <w:szCs w:val="24"/>
+          <w:lang w:val="en-US"/>
+        </w:rPr>
+      </w:pPr>
+      <w:r>
+        <w:rPr>
+          <w:rFonts w:ascii="Arial" w:hAnsi="Arial" w:eastAsia="Arial" w:cs="Arial"/>
+          <w:sz w:val="24"/>
+          <w:szCs w:val="24"/>
+          <w:lang w:val="en-US"/>
+        </w:rPr>
+        <w:t xml:space="preserve">Perform incremental </w:t>
+      </w:r>
+      <w:r>
+        <w:rPr>
+          <w:rFonts w:ascii="Arial" w:hAnsi="Arial" w:eastAsia="Arial" w:cs="Arial"/>
+          <w:sz w:val="24"/>
+          <w:szCs w:val="24"/>
+          <w:lang w:val="en-US"/>
+        </w:rPr>
+        <w:t>upgrades to</w:t>
+      </w:r>
+      <w:r>
+        <w:rPr>
+          <w:rFonts w:ascii="Arial" w:hAnsi="Arial" w:eastAsia="Arial" w:cs="Arial"/>
+          <w:sz w:val="24"/>
+          <w:szCs w:val="24"/>
+          <w:lang w:val="en-US"/>
+        </w:rPr>
+        <w:t xml:space="preserve"> one version at a time. Use </w:t>
+      </w:r>
+      <w:r>
+        <w:rPr>
+          <w:rFonts w:ascii="Arial" w:hAnsi="Arial" w:eastAsia="Arial" w:cs="Arial"/>
+          <w:sz w:val="24"/>
+          <w:szCs w:val="24"/>
+          <w:lang w:val="en-US"/>
+        </w:rPr>
+        <w:t>npx</w:t>
+      </w:r>
+      <w:r>
+        <w:rPr>
+          <w:rFonts w:ascii="Arial" w:hAnsi="Arial" w:eastAsia="Arial" w:cs="Arial"/>
+          <w:sz w:val="24"/>
+          <w:szCs w:val="24"/>
+          <w:lang w:val="en-US"/>
+        </w:rPr>
+        <w:t xml:space="preserve"> expo-doctor after every upgrade to </w:t>
+      </w:r>
+      <w:r>
+        <w:rPr>
+          <w:rFonts w:ascii="Arial" w:hAnsi="Arial" w:eastAsia="Arial" w:cs="Arial"/>
+          <w:sz w:val="24"/>
+          <w:szCs w:val="24"/>
+          <w:lang w:val="en-US"/>
+        </w:rPr>
+        <w:t>identify</w:t>
+      </w:r>
+      <w:r>
+        <w:rPr>
+          <w:rFonts w:ascii="Arial" w:hAnsi="Arial" w:eastAsia="Arial" w:cs="Arial"/>
+          <w:sz w:val="24"/>
+          <w:szCs w:val="24"/>
+          <w:lang w:val="en-US"/>
+        </w:rPr>
+        <w:t xml:space="preserve"> and fix dependency conflicts automatically.</w:t>
+      </w:r>
+    </w:p>
+    <w:p xmlns:wp14="http://schemas.microsoft.com/office/word/2010/wordml" wp14:textId="28F1140A">
+      <w:pPr>
+        <w:pStyle w:val="Normal"/>
+        <w:rPr>
+          <w:rFonts w:ascii="Arial" w:hAnsi="Arial" w:eastAsia="Arial" w:cs="Arial"/>
+          <w:sz w:val="24"/>
+          <w:szCs w:val="24"/>
+          <w:lang w:val="en-US"/>
+        </w:rPr>
+      </w:pPr>
+      <w:r>
+        <w:rPr>
+          <w:rFonts w:ascii="Arial" w:hAnsi="Arial" w:eastAsia="Arial" w:cs="Arial"/>
+          <w:sz w:val="24"/>
+          <w:szCs w:val="24"/>
+          <w:lang w:val="en-US"/>
+        </w:rPr>
+        <w:t xml:space="preserve"> </w:t>
+      </w:r>
+    </w:p>
+    <w:p xmlns:wp14="http://schemas.microsoft.com/office/word/2010/wordml" wp14:textId="7C60B1B2">
+      <w:pPr>
+        <w:pStyle w:val="Heading3"/>
         <w:rPr>
           <w:rFonts w:ascii="Arial" w:hAnsi="Arial" w:eastAsia="Arial" w:cs="Arial"/>
           <w:b w:val="1"/>
@@ -3873,9 +5861,254 @@
           <w:szCs w:val="28"/>
           <w:lang w:val="en-US"/>
         </w:rPr>
+      </w:pPr>
+      <w:bookmarkStart w:name="_Toc811484276" w:id="1161162930"/>
+      <w:r>
+        <w:rPr>
+          <w:rFonts w:ascii="Arial" w:hAnsi="Arial" w:eastAsia="Arial" w:cs="Arial"/>
+          <w:lang w:val="en-US"/>
+        </w:rPr>
         <w:t>R</w:t>
       </w:r>
       <w:r>
+        <w:rPr>
+          <w:rFonts w:ascii="Arial" w:hAnsi="Arial" w:eastAsia="Arial" w:cs="Arial"/>
+          <w:lang w:val="en-US"/>
+        </w:rPr>
+        <w:t>9</w:t>
+      </w:r>
+      <w:r>
+        <w:rPr>
+          <w:rFonts w:ascii="Arial" w:hAnsi="Arial" w:eastAsia="Arial" w:cs="Arial"/>
+          <w:lang w:val="en-US"/>
+        </w:rPr>
+        <w:t xml:space="preserve">. </w:t>
+      </w:r>
+      <w:r>
+        <w:rPr>
+          <w:rFonts w:ascii="Arial" w:hAnsi="Arial" w:eastAsia="Arial" w:cs="Arial"/>
+          <w:lang w:val="en-US"/>
+        </w:rPr>
+        <w:t xml:space="preserve">Mobile </w:t>
+      </w:r>
+      <w:r>
+        <w:rPr>
+          <w:rFonts w:ascii="Arial" w:hAnsi="Arial" w:eastAsia="Arial" w:cs="Arial"/>
+          <w:lang w:val="en-US"/>
+        </w:rPr>
+        <w:t>Over-the-Air update mismatches between JS and Native code</w:t>
+      </w:r>
+      <w:bookmarkEnd w:id="1161162930"/>
+    </w:p>
+    <w:p xmlns:wp14="http://schemas.microsoft.com/office/word/2010/wordml" wp14:textId="4A482F6A">
+      <w:pPr>
+        <w:pStyle w:val="Normal"/>
+        <w:rPr>
+          <w:rFonts w:ascii="Arial" w:hAnsi="Arial" w:eastAsia="Arial" w:cs="Arial"/>
+          <w:b w:val="1"/>
+          <w:bCs w:val="1"/>
+          <w:sz w:val="24"/>
+          <w:szCs w:val="24"/>
+          <w:lang w:val="en-US"/>
+        </w:rPr>
+      </w:pPr>
+      <w:r>
+        <w:rPr>
+          <w:rFonts w:ascii="Arial" w:hAnsi="Arial" w:eastAsia="Arial" w:cs="Arial"/>
+          <w:b w:val="1"/>
+          <w:bCs w:val="1"/>
+          <w:sz w:val="24"/>
+          <w:szCs w:val="24"/>
+          <w:lang w:val="en-US"/>
+        </w:rPr>
+        <w:t>Impact</w:t>
+      </w:r>
+    </w:p>
+    <w:p xmlns:wp14="http://schemas.microsoft.com/office/word/2010/wordml" wp14:textId="31D134B3">
+      <w:pPr>
+        <w:pStyle w:val="Normal"/>
+        <w:rPr>
+          <w:rFonts w:ascii="Arial" w:hAnsi="Arial" w:eastAsia="Arial" w:cs="Arial"/>
+          <w:sz w:val="24"/>
+          <w:szCs w:val="24"/>
+          <w:lang w:val="en-US"/>
+        </w:rPr>
+      </w:pPr>
+      <w:r>
+        <w:rPr>
+          <w:rFonts w:ascii="Arial" w:hAnsi="Arial" w:eastAsia="Arial" w:cs="Arial"/>
+          <w:sz w:val="24"/>
+          <w:szCs w:val="24"/>
+          <w:lang w:val="en-US"/>
+        </w:rPr>
+        <w:t>Pushing a JavaScript update via EAS Update that requires new native code (not yet installed on the user's device) will cause the application to crash.</w:t>
+      </w:r>
+    </w:p>
+    <w:p xmlns:wp14="http://schemas.microsoft.com/office/word/2010/wordml" wp14:textId="3A92D4AF">
+      <w:pPr>
+        <w:pStyle w:val="Normal"/>
+        <w:rPr>
+          <w:rFonts w:ascii="Arial" w:hAnsi="Arial" w:eastAsia="Arial" w:cs="Arial"/>
+          <w:sz w:val="24"/>
+          <w:szCs w:val="24"/>
+          <w:lang w:val="en-US"/>
+        </w:rPr>
+      </w:pPr>
+      <w:r>
+        <w:rPr>
+          <w:rFonts w:ascii="Arial" w:hAnsi="Arial" w:eastAsia="Arial" w:cs="Arial"/>
+          <w:sz w:val="24"/>
+          <w:szCs w:val="24"/>
+          <w:lang w:val="en-US"/>
+        </w:rPr>
+        <w:t xml:space="preserve"> </w:t>
+      </w:r>
+    </w:p>
+    <w:p xmlns:wp14="http://schemas.microsoft.com/office/word/2010/wordml" wp14:textId="671B3481">
+      <w:pPr>
+        <w:pStyle w:val="Normal"/>
+        <w:rPr>
+          <w:rFonts w:ascii="Arial" w:hAnsi="Arial" w:eastAsia="Arial" w:cs="Arial"/>
+          <w:sz w:val="24"/>
+          <w:szCs w:val="24"/>
+          <w:lang w:val="en-US"/>
+        </w:rPr>
+      </w:pPr>
+      <w:r>
+        <w:rPr>
+          <w:rFonts w:ascii="Arial" w:hAnsi="Arial" w:eastAsia="Arial" w:cs="Arial"/>
+          <w:b w:val="1"/>
+          <w:bCs w:val="1"/>
+          <w:sz w:val="24"/>
+          <w:szCs w:val="24"/>
+          <w:lang w:val="en-US"/>
+        </w:rPr>
+        <w:t>Indications</w:t>
+      </w:r>
+    </w:p>
+    <w:p xmlns:wp14="http://schemas.microsoft.com/office/word/2010/wordml" wp14:textId="572D8C96">
+      <w:pPr>
+        <w:pStyle w:val="Normal"/>
+        <w:rPr>
+          <w:rFonts w:ascii="Arial" w:hAnsi="Arial" w:eastAsia="Arial" w:cs="Arial"/>
+          <w:sz w:val="24"/>
+          <w:szCs w:val="24"/>
+          <w:lang w:val="en-US"/>
+        </w:rPr>
+      </w:pPr>
+      <w:r>
+        <w:rPr>
+          <w:rFonts w:ascii="Arial" w:hAnsi="Arial" w:eastAsia="Arial" w:cs="Arial"/>
+          <w:sz w:val="24"/>
+          <w:szCs w:val="24"/>
+          <w:lang w:val="en-US"/>
+        </w:rPr>
+        <w:t xml:space="preserve">The app opens but </w:t>
+      </w:r>
+      <w:r>
+        <w:rPr>
+          <w:rFonts w:ascii="Arial" w:hAnsi="Arial" w:eastAsia="Arial" w:cs="Arial"/>
+          <w:sz w:val="24"/>
+          <w:szCs w:val="24"/>
+          <w:lang w:val="en-US"/>
+        </w:rPr>
+        <w:t>immediately</w:t>
+      </w:r>
+      <w:r>
+        <w:rPr>
+          <w:rFonts w:ascii="Arial" w:hAnsi="Arial" w:eastAsia="Arial" w:cs="Arial"/>
+          <w:sz w:val="24"/>
+          <w:szCs w:val="24"/>
+          <w:lang w:val="en-US"/>
+        </w:rPr>
+        <w:t xml:space="preserve"> crashes or displays a white screen after an OTA update is downloaded.</w:t>
+      </w:r>
+    </w:p>
+    <w:p xmlns:wp14="http://schemas.microsoft.com/office/word/2010/wordml" wp14:textId="7CE6BB12">
+      <w:pPr>
+        <w:pStyle w:val="Normal"/>
+        <w:rPr>
+          <w:rFonts w:ascii="Arial" w:hAnsi="Arial" w:eastAsia="Arial" w:cs="Arial"/>
+          <w:sz w:val="24"/>
+          <w:szCs w:val="24"/>
+          <w:lang w:val="en-US"/>
+        </w:rPr>
+      </w:pPr>
+      <w:r>
+        <w:rPr>
+          <w:rFonts w:ascii="Arial" w:hAnsi="Arial" w:eastAsia="Arial" w:cs="Arial"/>
+          <w:sz w:val="24"/>
+          <w:szCs w:val="24"/>
+          <w:lang w:val="en-US"/>
+        </w:rPr>
+        <w:t xml:space="preserve"> </w:t>
+      </w:r>
+    </w:p>
+    <w:p xmlns:wp14="http://schemas.microsoft.com/office/word/2010/wordml" wp14:textId="08CAD4C1">
+      <w:pPr>
+        <w:pStyle w:val="Normal"/>
+        <w:rPr>
+          <w:rFonts w:ascii="Arial" w:hAnsi="Arial" w:eastAsia="Arial" w:cs="Arial"/>
+          <w:b w:val="1"/>
+          <w:bCs w:val="1"/>
+          <w:sz w:val="24"/>
+          <w:szCs w:val="24"/>
+          <w:lang w:val="en-US"/>
+        </w:rPr>
+      </w:pPr>
+      <w:r>
+        <w:rPr>
+          <w:rFonts w:ascii="Arial" w:hAnsi="Arial" w:eastAsia="Arial" w:cs="Arial"/>
+          <w:b w:val="1"/>
+          <w:bCs w:val="1"/>
+          <w:sz w:val="24"/>
+          <w:szCs w:val="24"/>
+          <w:lang w:val="en-US"/>
+        </w:rPr>
+        <w:t>Mitigation Strategy</w:t>
+      </w:r>
+    </w:p>
+    <w:p xmlns:wp14="http://schemas.microsoft.com/office/word/2010/wordml" wp14:textId="4493C66B">
+      <w:pPr>
+        <w:pStyle w:val="Normal"/>
+        <w:rPr>
+          <w:rFonts w:ascii="Arial" w:hAnsi="Arial" w:eastAsia="Arial" w:cs="Arial"/>
+          <w:sz w:val="24"/>
+          <w:szCs w:val="24"/>
+          <w:lang w:val="en-US"/>
+        </w:rPr>
+      </w:pPr>
+      <w:r>
+        <w:rPr>
+          <w:rFonts w:ascii="Arial" w:hAnsi="Arial" w:eastAsia="Arial" w:cs="Arial"/>
+          <w:sz w:val="24"/>
+          <w:szCs w:val="24"/>
+          <w:lang w:val="en-US"/>
+        </w:rPr>
+        <w:t xml:space="preserve">Use Runtime Versions in </w:t>
+      </w:r>
+      <w:r>
+        <w:rPr>
+          <w:rFonts w:ascii="Arial" w:hAnsi="Arial" w:eastAsia="Arial" w:cs="Arial"/>
+          <w:sz w:val="24"/>
+          <w:szCs w:val="24"/>
+          <w:lang w:val="en-US"/>
+        </w:rPr>
+        <w:t>app.json</w:t>
+      </w:r>
+      <w:r>
+        <w:rPr>
+          <w:rFonts w:ascii="Arial" w:hAnsi="Arial" w:eastAsia="Arial" w:cs="Arial"/>
+          <w:sz w:val="24"/>
+          <w:szCs w:val="24"/>
+          <w:lang w:val="en-US"/>
+        </w:rPr>
+        <w:t xml:space="preserve"> to ensure OTA updates are only delivered to native builds that can support them.</w:t>
+      </w:r>
+    </w:p>
+    <w:p xmlns:wp14="http://schemas.microsoft.com/office/word/2010/wordml" wp14:textId="7A4FF808">
+      <w:pPr>
+        <w:pStyle w:val="Heading3"/>
         <w:rPr>
           <w:rFonts w:ascii="Arial" w:hAnsi="Arial" w:eastAsia="Arial" w:cs="Arial"/>
           <w:b w:val="1"/>
@@ -3884,43 +6117,192 @@
           <w:szCs w:val="28"/>
           <w:lang w:val="en-US"/>
         </w:rPr>
-        <w:t>7</w:t>
-      </w:r>
+      </w:pPr>
+      <w:bookmarkStart w:name="_Toc1232452475" w:id="1268350833"/>
+      <w:r>
+        <w:rPr>
+          <w:rFonts w:ascii="Arial" w:hAnsi="Arial" w:eastAsia="Arial" w:cs="Arial"/>
+          <w:lang w:val="en-US"/>
+        </w:rPr>
+        <w:t>R1</w:t>
+      </w:r>
+      <w:r>
+        <w:rPr>
+          <w:rFonts w:ascii="Arial" w:hAnsi="Arial" w:eastAsia="Arial" w:cs="Arial"/>
+          <w:lang w:val="en-US"/>
+        </w:rPr>
+        <w:t>0</w:t>
+      </w:r>
+      <w:r>
+        <w:rPr>
+          <w:rFonts w:ascii="Arial" w:hAnsi="Arial" w:eastAsia="Arial" w:cs="Arial"/>
+          <w:lang w:val="en-US"/>
+        </w:rPr>
+        <w:t xml:space="preserve">. </w:t>
+      </w:r>
+      <w:r>
+        <w:rPr>
+          <w:rFonts w:ascii="Arial" w:hAnsi="Arial" w:eastAsia="Arial" w:cs="Arial"/>
+          <w:lang w:val="en-US"/>
+        </w:rPr>
+        <w:t xml:space="preserve">Mobile </w:t>
+      </w:r>
+      <w:r>
+        <w:rPr>
+          <w:rFonts w:ascii="Arial" w:hAnsi="Arial" w:eastAsia="Arial" w:cs="Arial"/>
+          <w:lang w:val="en-US"/>
+        </w:rPr>
+        <w:t>Latency and bottlenecks in the React Native Bridge for real-time data</w:t>
+      </w:r>
+      <w:bookmarkEnd w:id="1268350833"/>
+    </w:p>
+    <w:p xmlns:wp14="http://schemas.microsoft.com/office/word/2010/wordml" wp14:textId="430E41A0">
+      <w:pPr>
+        <w:pStyle w:val="Normal"/>
+        <w:rPr>
+          <w:rFonts w:ascii="Arial" w:hAnsi="Arial" w:eastAsia="Arial" w:cs="Arial"/>
+          <w:sz w:val="24"/>
+          <w:szCs w:val="24"/>
+          <w:lang w:val="en-US"/>
+        </w:rPr>
+      </w:pPr>
       <w:r>
         <w:rPr>
           <w:rFonts w:ascii="Arial" w:hAnsi="Arial" w:eastAsia="Arial" w:cs="Arial"/>
           <w:b w:val="1"/>
           <w:bCs w:val="1"/>
-          <w:sz w:val="28"/>
-          <w:szCs w:val="28"/>
-          <w:lang w:val="en-US"/>
-        </w:rPr>
-        <w:t xml:space="preserve">. </w:t>
-      </w:r>
+          <w:sz w:val="24"/>
+          <w:szCs w:val="24"/>
+          <w:lang w:val="en-US"/>
+        </w:rPr>
+        <w:t>Impact</w:t>
+      </w:r>
+    </w:p>
+    <w:p xmlns:wp14="http://schemas.microsoft.com/office/word/2010/wordml" wp14:textId="68725F0B">
+      <w:pPr>
+        <w:pStyle w:val="Normal"/>
+        <w:rPr>
+          <w:rFonts w:ascii="Arial" w:hAnsi="Arial" w:eastAsia="Arial" w:cs="Arial"/>
+          <w:sz w:val="24"/>
+          <w:szCs w:val="24"/>
+          <w:lang w:val="en-US"/>
+        </w:rPr>
+      </w:pPr>
+      <w:r>
+        <w:rPr>
+          <w:rFonts w:ascii="Arial" w:hAnsi="Arial" w:eastAsia="Arial" w:cs="Arial"/>
+          <w:sz w:val="24"/>
+          <w:szCs w:val="24"/>
+          <w:lang w:val="en-US"/>
+        </w:rPr>
+        <w:t>High-frequency data can clog the bridge between JavaScript and Native layers, causing the entire UI to freeze.</w:t>
+      </w:r>
+    </w:p>
+    <w:p xmlns:wp14="http://schemas.microsoft.com/office/word/2010/wordml" wp14:textId="26ED5665">
+      <w:pPr>
+        <w:pStyle w:val="Normal"/>
+        <w:rPr>
+          <w:rFonts w:ascii="Arial" w:hAnsi="Arial" w:eastAsia="Arial" w:cs="Arial"/>
+          <w:sz w:val="24"/>
+          <w:szCs w:val="24"/>
+          <w:lang w:val="en-US"/>
+        </w:rPr>
+      </w:pPr>
+      <w:r>
+        <w:rPr>
+          <w:rFonts w:ascii="Arial" w:hAnsi="Arial" w:eastAsia="Arial" w:cs="Arial"/>
+          <w:sz w:val="24"/>
+          <w:szCs w:val="24"/>
+          <w:lang w:val="en-US"/>
+        </w:rPr>
+        <w:t xml:space="preserve"> </w:t>
+      </w:r>
+    </w:p>
+    <w:p xmlns:wp14="http://schemas.microsoft.com/office/word/2010/wordml" wp14:textId="75E43B99">
+      <w:pPr>
+        <w:pStyle w:val="Normal"/>
+        <w:rPr>
+          <w:rFonts w:ascii="Arial" w:hAnsi="Arial" w:eastAsia="Arial" w:cs="Arial"/>
+          <w:sz w:val="24"/>
+          <w:szCs w:val="24"/>
+          <w:lang w:val="en-US"/>
+        </w:rPr>
+      </w:pPr>
       <w:r>
         <w:rPr>
           <w:rFonts w:ascii="Arial" w:hAnsi="Arial" w:eastAsia="Arial" w:cs="Arial"/>
           <w:b w:val="1"/>
           <w:bCs w:val="1"/>
-          <w:sz w:val="28"/>
-          <w:szCs w:val="28"/>
-          <w:lang w:val="en-US"/>
-        </w:rPr>
-        <w:t xml:space="preserve">Mobile </w:t>
-      </w:r>
+          <w:sz w:val="24"/>
+          <w:szCs w:val="24"/>
+          <w:lang w:val="en-US"/>
+        </w:rPr>
+        <w:t>Indications</w:t>
+      </w:r>
+    </w:p>
+    <w:p xmlns:wp14="http://schemas.microsoft.com/office/word/2010/wordml" wp14:textId="037ED5A6">
+      <w:pPr>
+        <w:pStyle w:val="Normal"/>
+        <w:rPr>
+          <w:rFonts w:ascii="Arial" w:hAnsi="Arial" w:eastAsia="Arial" w:cs="Arial"/>
+          <w:sz w:val="24"/>
+          <w:szCs w:val="24"/>
+          <w:lang w:val="en-US"/>
+        </w:rPr>
+      </w:pPr>
+      <w:r>
+        <w:rPr>
+          <w:rFonts w:ascii="Arial" w:hAnsi="Arial" w:eastAsia="Arial" w:cs="Arial"/>
+          <w:sz w:val="24"/>
+          <w:szCs w:val="24"/>
+          <w:lang w:val="en-US"/>
+        </w:rPr>
+        <w:t>Real-time data updates appear jumpy or stop entirely when the user interacts with other UI elements.</w:t>
+      </w:r>
+    </w:p>
+    <w:p xmlns:wp14="http://schemas.microsoft.com/office/word/2010/wordml" wp14:textId="5CF8C444">
+      <w:pPr>
+        <w:pStyle w:val="Normal"/>
+        <w:rPr>
+          <w:rFonts w:ascii="Arial" w:hAnsi="Arial" w:eastAsia="Arial" w:cs="Arial"/>
+          <w:sz w:val="24"/>
+          <w:szCs w:val="24"/>
+          <w:lang w:val="en-US"/>
+        </w:rPr>
+      </w:pPr>
+      <w:r>
+        <w:rPr>
+          <w:rFonts w:ascii="Arial" w:hAnsi="Arial" w:eastAsia="Arial" w:cs="Arial"/>
+          <w:sz w:val="24"/>
+          <w:szCs w:val="24"/>
+          <w:lang w:val="en-US"/>
+        </w:rPr>
+        <w:t xml:space="preserve"> </w:t>
+      </w:r>
+    </w:p>
+    <w:p xmlns:wp14="http://schemas.microsoft.com/office/word/2010/wordml" wp14:textId="0335B90F">
+      <w:pPr>
+        <w:pStyle w:val="Normal"/>
+        <w:rPr>
+          <w:rFonts w:ascii="Arial" w:hAnsi="Arial" w:eastAsia="Arial" w:cs="Arial"/>
+          <w:sz w:val="24"/>
+          <w:szCs w:val="24"/>
+          <w:lang w:val="en-US"/>
+        </w:rPr>
+      </w:pPr>
       <w:r>
         <w:rPr>
           <w:rFonts w:ascii="Arial" w:hAnsi="Arial" w:eastAsia="Arial" w:cs="Arial"/>
           <w:b w:val="1"/>
           <w:bCs w:val="1"/>
-          <w:sz w:val="28"/>
-          <w:szCs w:val="28"/>
-          <w:lang w:val="en-US"/>
-        </w:rPr>
-        <w:t>Significant performance degradation during complex UI re-renders</w:t>
-      </w:r>
-    </w:p>
-    <w:p xmlns:wp14="http://schemas.microsoft.com/office/word/2010/wordml" wp14:textId="042C45EA">
+          <w:sz w:val="24"/>
+          <w:szCs w:val="24"/>
+          <w:lang w:val="en-US"/>
+        </w:rPr>
+        <w:t>Mitigation Strategy</w:t>
+      </w:r>
+    </w:p>
+    <w:p>
       <w:pPr>
         <w:pStyle w:val="Normal"/>
         <w:rPr>
@@ -3937,1317 +6319,73 @@
           <w:szCs w:val="24"/>
           <w:lang w:val="en-US"/>
         </w:rPr>
-        <w:t xml:space="preserve"> </w:t>
-      </w:r>
-    </w:p>
-    <w:p xmlns:wp14="http://schemas.microsoft.com/office/word/2010/wordml" wp14:textId="1A76F5C2">
-      <w:pPr>
-        <w:pStyle w:val="Normal"/>
+        <w:t>Offload intensive logic to the native side using Native Modules or utilize libraries like Reanimated that run animations/logic directly on the UI thread, bypassing the bridge.</w:t>
+      </w:r>
+    </w:p>
+    <w:p>
+      <w:pPr>
+        <w:pStyle w:val="Heading2"/>
         <w:rPr>
           <w:rFonts w:ascii="Arial" w:hAnsi="Arial" w:eastAsia="Arial" w:cs="Arial"/>
           <w:b w:val="1"/>
           <w:bCs w:val="1"/>
-          <w:sz w:val="24"/>
-          <w:szCs w:val="24"/>
-          <w:lang w:val="en-US"/>
-        </w:rPr>
-      </w:pPr>
-      <w:r>
+          <w:color w:val="auto"/>
+          <w:lang w:val="en-US"/>
+        </w:rPr>
+      </w:pPr>
+    </w:p>
+    <w:p>
+      <w:pPr>
+        <w:rPr>
+          <w:rFonts w:ascii="Arial" w:hAnsi="Arial" w:eastAsia="Arial" w:cs="Arial"/>
+        </w:rPr>
+      </w:pPr>
+      <w:r>
+        <w:rPr>
+          <w:rFonts w:ascii="Arial" w:hAnsi="Arial" w:eastAsia="Arial" w:cs="Arial"/>
+        </w:rPr>
+        <w:br w:type="page"/>
+      </w:r>
+    </w:p>
+    <w:p>
+      <w:pPr>
+        <w:pStyle w:val="Heading2"/>
         <w:rPr>
           <w:rFonts w:ascii="Arial" w:hAnsi="Arial" w:eastAsia="Arial" w:cs="Arial"/>
           <w:b w:val="1"/>
           <w:bCs w:val="1"/>
-          <w:sz w:val="24"/>
-          <w:szCs w:val="24"/>
-          <w:lang w:val="en-US"/>
-        </w:rPr>
-        <w:t>Impact</w:t>
-      </w:r>
-    </w:p>
-    <w:p xmlns:wp14="http://schemas.microsoft.com/office/word/2010/wordml" wp14:textId="51C38D69">
-      <w:pPr>
-        <w:pStyle w:val="Normal"/>
-        <w:rPr>
-          <w:rFonts w:ascii="Arial" w:hAnsi="Arial" w:eastAsia="Arial" w:cs="Arial"/>
-          <w:sz w:val="24"/>
-          <w:szCs w:val="24"/>
-          <w:lang w:val="en-US"/>
-        </w:rPr>
-      </w:pPr>
-      <w:r>
-        <w:rPr>
-          <w:rFonts w:ascii="Arial" w:hAnsi="Arial" w:eastAsia="Arial" w:cs="Arial"/>
-          <w:sz w:val="24"/>
-          <w:szCs w:val="24"/>
-          <w:lang w:val="en-US"/>
-        </w:rPr>
-        <w:t>The UI becomes sluggish or unresponsive when many house devices are updated simultaneously, leading to dropped frames (stuttering).</w:t>
-      </w:r>
-    </w:p>
-    <w:p xmlns:wp14="http://schemas.microsoft.com/office/word/2010/wordml" wp14:textId="6549ED33">
-      <w:pPr>
-        <w:pStyle w:val="Normal"/>
-        <w:rPr>
-          <w:rFonts w:ascii="Arial" w:hAnsi="Arial" w:eastAsia="Arial" w:cs="Arial"/>
-          <w:sz w:val="24"/>
-          <w:szCs w:val="24"/>
-          <w:lang w:val="en-US"/>
-        </w:rPr>
-      </w:pPr>
-      <w:r>
-        <w:rPr>
-          <w:rFonts w:ascii="Arial" w:hAnsi="Arial" w:eastAsia="Arial" w:cs="Arial"/>
-          <w:sz w:val="24"/>
-          <w:szCs w:val="24"/>
-          <w:lang w:val="en-US"/>
-        </w:rPr>
-        <w:t xml:space="preserve"> </w:t>
-      </w:r>
-    </w:p>
-    <w:p xmlns:wp14="http://schemas.microsoft.com/office/word/2010/wordml" wp14:textId="70CF396C">
-      <w:pPr>
-        <w:pStyle w:val="Normal"/>
+          <w:color w:val="auto"/>
+          <w:sz w:val="32"/>
+          <w:szCs w:val="32"/>
+          <w:lang w:val="en-US"/>
+        </w:rPr>
+      </w:pPr>
+      <w:bookmarkStart w:name="_Toc89165034" w:id="210136102"/>
+      <w:r>
         <w:rPr>
           <w:rFonts w:ascii="Arial" w:hAnsi="Arial" w:eastAsia="Arial" w:cs="Arial"/>
           <w:b w:val="1"/>
           <w:bCs w:val="1"/>
-          <w:sz w:val="24"/>
-          <w:szCs w:val="24"/>
-          <w:lang w:val="en-US"/>
-        </w:rPr>
-      </w:pPr>
+          <w:color w:val="auto"/>
+          <w:lang w:val="en-US"/>
+        </w:rPr>
+        <w:t>3</w:t>
+      </w:r>
       <w:r>
         <w:rPr>
           <w:rFonts w:ascii="Arial" w:hAnsi="Arial" w:eastAsia="Arial" w:cs="Arial"/>
           <w:b w:val="1"/>
           <w:bCs w:val="1"/>
-          <w:sz w:val="24"/>
-          <w:szCs w:val="24"/>
-          <w:lang w:val="en-US"/>
-        </w:rPr>
-        <w:t>Indications</w:t>
-      </w:r>
-    </w:p>
-    <w:p xmlns:wp14="http://schemas.microsoft.com/office/word/2010/wordml" wp14:textId="3BE57CEA">
-      <w:pPr>
-        <w:pStyle w:val="Normal"/>
-        <w:rPr>
-          <w:rFonts w:ascii="Arial" w:hAnsi="Arial" w:eastAsia="Arial" w:cs="Arial"/>
-          <w:sz w:val="24"/>
-          <w:szCs w:val="24"/>
-          <w:lang w:val="en-US"/>
-        </w:rPr>
-      </w:pPr>
-      <w:r>
-        <w:rPr>
-          <w:rFonts w:ascii="Arial" w:hAnsi="Arial" w:eastAsia="Arial" w:cs="Arial"/>
-          <w:sz w:val="24"/>
-          <w:szCs w:val="24"/>
-          <w:lang w:val="en-US"/>
-        </w:rPr>
-        <w:t>Noticeable delay in button response; "JS thread" frame rate drops below 60fps in the React Native Debugger.</w:t>
-      </w:r>
-    </w:p>
-    <w:p xmlns:wp14="http://schemas.microsoft.com/office/word/2010/wordml" wp14:textId="419EDCBA">
-      <w:pPr>
-        <w:pStyle w:val="Normal"/>
-        <w:rPr>
-          <w:rFonts w:ascii="Arial" w:hAnsi="Arial" w:eastAsia="Arial" w:cs="Arial"/>
-          <w:sz w:val="24"/>
-          <w:szCs w:val="24"/>
-          <w:lang w:val="en-US"/>
-        </w:rPr>
-      </w:pPr>
-      <w:r>
-        <w:rPr>
-          <w:rFonts w:ascii="Arial" w:hAnsi="Arial" w:eastAsia="Arial" w:cs="Arial"/>
-          <w:sz w:val="24"/>
-          <w:szCs w:val="24"/>
-          <w:lang w:val="en-US"/>
-        </w:rPr>
-        <w:t xml:space="preserve"> </w:t>
-      </w:r>
-    </w:p>
-    <w:p xmlns:wp14="http://schemas.microsoft.com/office/word/2010/wordml" wp14:textId="31032698">
-      <w:pPr>
-        <w:pStyle w:val="Normal"/>
-        <w:rPr>
-          <w:rFonts w:ascii="Arial" w:hAnsi="Arial" w:eastAsia="Arial" w:cs="Arial"/>
-          <w:b w:val="1"/>
-          <w:bCs w:val="1"/>
-          <w:sz w:val="24"/>
-          <w:szCs w:val="24"/>
-          <w:lang w:val="en-US"/>
-        </w:rPr>
-      </w:pPr>
-      <w:r>
-        <w:rPr>
-          <w:rFonts w:ascii="Arial" w:hAnsi="Arial" w:eastAsia="Arial" w:cs="Arial"/>
-          <w:b w:val="1"/>
-          <w:bCs w:val="1"/>
-          <w:sz w:val="24"/>
-          <w:szCs w:val="24"/>
-          <w:lang w:val="en-US"/>
-        </w:rPr>
-        <w:t>Mitigation Strategy</w:t>
-      </w:r>
-    </w:p>
-    <w:p xmlns:wp14="http://schemas.microsoft.com/office/word/2010/wordml" wp14:textId="6D4846A0">
-      <w:pPr>
-        <w:pStyle w:val="Normal"/>
-        <w:rPr>
-          <w:rFonts w:ascii="Arial" w:hAnsi="Arial" w:eastAsia="Arial" w:cs="Arial"/>
-          <w:sz w:val="24"/>
-          <w:szCs w:val="24"/>
-          <w:lang w:val="en-US"/>
-        </w:rPr>
-      </w:pPr>
-      <w:r>
-        <w:rPr>
-          <w:rFonts w:ascii="Arial" w:hAnsi="Arial" w:eastAsia="Arial" w:cs="Arial"/>
-          <w:sz w:val="24"/>
-          <w:szCs w:val="24"/>
-          <w:lang w:val="en-US"/>
-        </w:rPr>
-        <w:t xml:space="preserve">Use </w:t>
-      </w:r>
-      <w:r>
-        <w:rPr>
-          <w:rFonts w:ascii="Arial" w:hAnsi="Arial" w:eastAsia="Arial" w:cs="Arial"/>
-          <w:sz w:val="24"/>
-          <w:szCs w:val="24"/>
-          <w:lang w:val="en-US"/>
-        </w:rPr>
-        <w:t>React.memo</w:t>
-      </w:r>
-      <w:r>
-        <w:rPr>
-          <w:rFonts w:ascii="Arial" w:hAnsi="Arial" w:eastAsia="Arial" w:cs="Arial"/>
-          <w:sz w:val="24"/>
-          <w:szCs w:val="24"/>
-          <w:lang w:val="en-US"/>
-        </w:rPr>
-        <w:t xml:space="preserve"> or </w:t>
-      </w:r>
-      <w:r>
-        <w:rPr>
-          <w:rFonts w:ascii="Arial" w:hAnsi="Arial" w:eastAsia="Arial" w:cs="Arial"/>
-          <w:sz w:val="24"/>
-          <w:szCs w:val="24"/>
-          <w:lang w:val="en-US"/>
-        </w:rPr>
-        <w:t>PureComponent</w:t>
-      </w:r>
-      <w:r>
-        <w:rPr>
-          <w:rFonts w:ascii="Arial" w:hAnsi="Arial" w:eastAsia="Arial" w:cs="Arial"/>
-          <w:sz w:val="24"/>
-          <w:szCs w:val="24"/>
-          <w:lang w:val="en-US"/>
-        </w:rPr>
-        <w:t xml:space="preserve"> to prevent unnecessary re-renders of device components. Implement </w:t>
-      </w:r>
-      <w:r>
-        <w:rPr>
-          <w:rFonts w:ascii="Arial" w:hAnsi="Arial" w:eastAsia="Arial" w:cs="Arial"/>
-          <w:sz w:val="24"/>
-          <w:szCs w:val="24"/>
-          <w:lang w:val="en-US"/>
-        </w:rPr>
-        <w:t>FlatList</w:t>
-      </w:r>
-      <w:r>
-        <w:rPr>
-          <w:rFonts w:ascii="Arial" w:hAnsi="Arial" w:eastAsia="Arial" w:cs="Arial"/>
-          <w:sz w:val="24"/>
-          <w:szCs w:val="24"/>
-          <w:lang w:val="en-US"/>
-        </w:rPr>
-        <w:t xml:space="preserve"> with </w:t>
-      </w:r>
-      <w:r>
-        <w:rPr>
-          <w:rFonts w:ascii="Arial" w:hAnsi="Arial" w:eastAsia="Arial" w:cs="Arial"/>
-          <w:sz w:val="24"/>
-          <w:szCs w:val="24"/>
-          <w:lang w:val="en-US"/>
-        </w:rPr>
-        <w:t>getItemLayout</w:t>
-      </w:r>
-      <w:r>
-        <w:rPr>
-          <w:rFonts w:ascii="Arial" w:hAnsi="Arial" w:eastAsia="Arial" w:cs="Arial"/>
-          <w:sz w:val="24"/>
-          <w:szCs w:val="24"/>
-          <w:lang w:val="en-US"/>
-        </w:rPr>
-        <w:t xml:space="preserve"> for efficient rendering of large device lists.</w:t>
-      </w:r>
-    </w:p>
-    <w:p xmlns:wp14="http://schemas.microsoft.com/office/word/2010/wordml" wp14:textId="2CA6B350">
-      <w:pPr>
-        <w:pStyle w:val="Normal"/>
-        <w:rPr>
-          <w:rFonts w:ascii="Arial" w:hAnsi="Arial" w:eastAsia="Arial" w:cs="Arial"/>
-          <w:sz w:val="24"/>
-          <w:szCs w:val="24"/>
-          <w:lang w:val="en-US"/>
-        </w:rPr>
-      </w:pPr>
-      <w:r>
-        <w:rPr>
-          <w:rFonts w:ascii="Arial" w:hAnsi="Arial" w:eastAsia="Arial" w:cs="Arial"/>
-          <w:sz w:val="24"/>
-          <w:szCs w:val="24"/>
-          <w:lang w:val="en-US"/>
-        </w:rPr>
-        <w:t xml:space="preserve"> </w:t>
-      </w:r>
-    </w:p>
-    <w:p xmlns:wp14="http://schemas.microsoft.com/office/word/2010/wordml" wp14:textId="06AEF735">
-      <w:pPr>
-        <w:pStyle w:val="Normal"/>
-        <w:rPr>
-          <w:rFonts w:ascii="Arial" w:hAnsi="Arial" w:eastAsia="Arial" w:cs="Arial"/>
-          <w:b w:val="1"/>
-          <w:bCs w:val="1"/>
-          <w:sz w:val="28"/>
-          <w:szCs w:val="28"/>
-          <w:lang w:val="en-US"/>
-        </w:rPr>
-      </w:pPr>
-      <w:r>
-        <w:rPr>
-          <w:rFonts w:ascii="Arial" w:hAnsi="Arial" w:eastAsia="Arial" w:cs="Arial"/>
-          <w:b w:val="1"/>
-          <w:bCs w:val="1"/>
-          <w:sz w:val="28"/>
-          <w:szCs w:val="28"/>
-          <w:lang w:val="en-US"/>
-        </w:rPr>
-        <w:t>R8</w:t>
-      </w:r>
-      <w:r>
-        <w:rPr>
-          <w:rFonts w:ascii="Arial" w:hAnsi="Arial" w:eastAsia="Arial" w:cs="Arial"/>
-          <w:b w:val="1"/>
-          <w:bCs w:val="1"/>
-          <w:sz w:val="28"/>
-          <w:szCs w:val="28"/>
-          <w:lang w:val="en-US"/>
-        </w:rPr>
-        <w:t xml:space="preserve">. </w:t>
-      </w:r>
-      <w:r>
-        <w:rPr>
-          <w:rFonts w:ascii="Arial" w:hAnsi="Arial" w:eastAsia="Arial" w:cs="Arial"/>
-          <w:b w:val="1"/>
-          <w:bCs w:val="1"/>
-          <w:sz w:val="28"/>
-          <w:szCs w:val="28"/>
-          <w:lang w:val="en-US"/>
-        </w:rPr>
-        <w:t>Mobile b</w:t>
-      </w:r>
-      <w:r>
-        <w:rPr>
-          <w:rFonts w:ascii="Arial" w:hAnsi="Arial" w:eastAsia="Arial" w:cs="Arial"/>
-          <w:b w:val="1"/>
-          <w:bCs w:val="1"/>
-          <w:sz w:val="28"/>
-          <w:szCs w:val="28"/>
-          <w:lang w:val="en-US"/>
-        </w:rPr>
-        <w:t xml:space="preserve">reaking </w:t>
-      </w:r>
-      <w:r>
-        <w:rPr>
-          <w:rFonts w:ascii="Arial" w:hAnsi="Arial" w:eastAsia="Arial" w:cs="Arial"/>
-          <w:b w:val="1"/>
-          <w:bCs w:val="1"/>
-          <w:sz w:val="28"/>
-          <w:szCs w:val="28"/>
-          <w:lang w:val="en-US"/>
-        </w:rPr>
-        <w:t>c</w:t>
-      </w:r>
-      <w:r>
-        <w:rPr>
-          <w:rFonts w:ascii="Arial" w:hAnsi="Arial" w:eastAsia="Arial" w:cs="Arial"/>
-          <w:b w:val="1"/>
-          <w:bCs w:val="1"/>
-          <w:sz w:val="28"/>
-          <w:szCs w:val="28"/>
-          <w:lang w:val="en-US"/>
-        </w:rPr>
-        <w:t>hanges during mandatory Expo SDK version upgrades</w:t>
-      </w:r>
-    </w:p>
-    <w:p xmlns:wp14="http://schemas.microsoft.com/office/word/2010/wordml" wp14:textId="7B096DF9">
-      <w:pPr>
-        <w:pStyle w:val="Normal"/>
-        <w:rPr>
-          <w:rFonts w:ascii="Arial" w:hAnsi="Arial" w:eastAsia="Arial" w:cs="Arial"/>
-          <w:sz w:val="24"/>
-          <w:szCs w:val="24"/>
-          <w:lang w:val="en-US"/>
-        </w:rPr>
-      </w:pPr>
-      <w:r>
-        <w:rPr>
-          <w:rFonts w:ascii="Arial" w:hAnsi="Arial" w:eastAsia="Arial" w:cs="Arial"/>
-          <w:sz w:val="24"/>
-          <w:szCs w:val="24"/>
-          <w:lang w:val="en-US"/>
-        </w:rPr>
-        <w:t xml:space="preserve"> </w:t>
-      </w:r>
-    </w:p>
-    <w:p xmlns:wp14="http://schemas.microsoft.com/office/word/2010/wordml" wp14:textId="35909A18">
-      <w:pPr>
-        <w:pStyle w:val="Normal"/>
-        <w:rPr>
-          <w:rFonts w:ascii="Arial" w:hAnsi="Arial" w:eastAsia="Arial" w:cs="Arial"/>
-          <w:b w:val="1"/>
-          <w:bCs w:val="1"/>
-          <w:sz w:val="24"/>
-          <w:szCs w:val="24"/>
-          <w:lang w:val="en-US"/>
-        </w:rPr>
-      </w:pPr>
-      <w:r>
-        <w:rPr>
-          <w:rFonts w:ascii="Arial" w:hAnsi="Arial" w:eastAsia="Arial" w:cs="Arial"/>
-          <w:b w:val="1"/>
-          <w:bCs w:val="1"/>
-          <w:sz w:val="24"/>
-          <w:szCs w:val="24"/>
-          <w:lang w:val="en-US"/>
-        </w:rPr>
-        <w:t>Impact</w:t>
-      </w:r>
-    </w:p>
-    <w:p xmlns:wp14="http://schemas.microsoft.com/office/word/2010/wordml" wp14:textId="579EA25C">
-      <w:pPr>
-        <w:pStyle w:val="Normal"/>
-        <w:rPr>
-          <w:rFonts w:ascii="Arial" w:hAnsi="Arial" w:eastAsia="Arial" w:cs="Arial"/>
-          <w:sz w:val="24"/>
-          <w:szCs w:val="24"/>
-          <w:lang w:val="en-US"/>
-        </w:rPr>
-      </w:pPr>
-      <w:r>
-        <w:rPr>
-          <w:rFonts w:ascii="Arial" w:hAnsi="Arial" w:eastAsia="Arial" w:cs="Arial"/>
-          <w:sz w:val="24"/>
-          <w:szCs w:val="24"/>
-          <w:lang w:val="en-US"/>
-        </w:rPr>
-        <w:t>As Expo deprecates older SDK versions, the team may be forced to upgrade, which can break existing navigation or UI libraries.</w:t>
-      </w:r>
-    </w:p>
-    <w:p xmlns:wp14="http://schemas.microsoft.com/office/word/2010/wordml" wp14:textId="06935F9F">
-      <w:pPr>
-        <w:pStyle w:val="Normal"/>
-        <w:rPr>
-          <w:rFonts w:ascii="Arial" w:hAnsi="Arial" w:eastAsia="Arial" w:cs="Arial"/>
-          <w:sz w:val="24"/>
-          <w:szCs w:val="24"/>
-          <w:lang w:val="en-US"/>
-        </w:rPr>
-      </w:pPr>
-      <w:r>
-        <w:rPr>
-          <w:rFonts w:ascii="Arial" w:hAnsi="Arial" w:eastAsia="Arial" w:cs="Arial"/>
-          <w:sz w:val="24"/>
-          <w:szCs w:val="24"/>
-          <w:lang w:val="en-US"/>
-        </w:rPr>
-        <w:t xml:space="preserve"> </w:t>
-      </w:r>
-    </w:p>
-    <w:p xmlns:wp14="http://schemas.microsoft.com/office/word/2010/wordml" wp14:textId="61A4C23F">
-      <w:pPr>
-        <w:pStyle w:val="Normal"/>
-        <w:rPr>
-          <w:rFonts w:ascii="Arial" w:hAnsi="Arial" w:eastAsia="Arial" w:cs="Arial"/>
-          <w:b w:val="1"/>
-          <w:bCs w:val="1"/>
-          <w:sz w:val="24"/>
-          <w:szCs w:val="24"/>
-          <w:lang w:val="en-US"/>
-        </w:rPr>
-      </w:pPr>
-      <w:r>
-        <w:rPr>
-          <w:rFonts w:ascii="Arial" w:hAnsi="Arial" w:eastAsia="Arial" w:cs="Arial"/>
-          <w:b w:val="1"/>
-          <w:bCs w:val="1"/>
-          <w:sz w:val="24"/>
-          <w:szCs w:val="24"/>
-          <w:lang w:val="en-US"/>
-        </w:rPr>
-        <w:t>Indications</w:t>
-      </w:r>
-    </w:p>
-    <w:p xmlns:wp14="http://schemas.microsoft.com/office/word/2010/wordml" wp14:textId="5285A490">
-      <w:pPr>
-        <w:pStyle w:val="Normal"/>
-        <w:rPr>
-          <w:rFonts w:ascii="Arial" w:hAnsi="Arial" w:eastAsia="Arial" w:cs="Arial"/>
-          <w:sz w:val="24"/>
-          <w:szCs w:val="24"/>
-          <w:lang w:val="en-US"/>
-        </w:rPr>
-      </w:pPr>
-      <w:r>
-        <w:rPr>
-          <w:rFonts w:ascii="Arial" w:hAnsi="Arial" w:eastAsia="Arial" w:cs="Arial"/>
-          <w:sz w:val="24"/>
-          <w:szCs w:val="24"/>
-          <w:lang w:val="en-US"/>
-        </w:rPr>
-        <w:t>Build errors or "deprecated" warnings</w:t>
-      </w:r>
-      <w:r>
-        <w:rPr>
-          <w:rFonts w:ascii="Arial" w:hAnsi="Arial" w:eastAsia="Arial" w:cs="Arial"/>
-          <w:sz w:val="24"/>
-          <w:szCs w:val="24"/>
-          <w:lang w:val="en-US"/>
-        </w:rPr>
-        <w:t xml:space="preserve"> can </w:t>
-      </w:r>
-      <w:r>
-        <w:rPr>
-          <w:rFonts w:ascii="Arial" w:hAnsi="Arial" w:eastAsia="Arial" w:cs="Arial"/>
-          <w:sz w:val="24"/>
-          <w:szCs w:val="24"/>
-          <w:lang w:val="en-US"/>
-        </w:rPr>
-        <w:t>a</w:t>
-      </w:r>
-      <w:r>
-        <w:rPr>
-          <w:rFonts w:ascii="Arial" w:hAnsi="Arial" w:eastAsia="Arial" w:cs="Arial"/>
-          <w:sz w:val="24"/>
-          <w:szCs w:val="24"/>
-          <w:lang w:val="en-US"/>
-        </w:rPr>
-        <w:t>ppear</w:t>
-      </w:r>
-      <w:r>
-        <w:rPr>
-          <w:rFonts w:ascii="Arial" w:hAnsi="Arial" w:eastAsia="Arial" w:cs="Arial"/>
-          <w:sz w:val="24"/>
-          <w:szCs w:val="24"/>
-          <w:lang w:val="en-US"/>
-        </w:rPr>
-        <w:t xml:space="preserve"> </w:t>
-      </w:r>
-      <w:r>
-        <w:rPr>
-          <w:rFonts w:ascii="Arial" w:hAnsi="Arial" w:eastAsia="Arial" w:cs="Arial"/>
-          <w:sz w:val="24"/>
-          <w:szCs w:val="24"/>
-          <w:lang w:val="en-US"/>
-        </w:rPr>
-        <w:t>in the console after a new SDK release.</w:t>
-      </w:r>
-    </w:p>
-    <w:p xmlns:wp14="http://schemas.microsoft.com/office/word/2010/wordml" wp14:textId="47903A38">
-      <w:pPr>
-        <w:pStyle w:val="Normal"/>
-        <w:rPr>
-          <w:rFonts w:ascii="Arial" w:hAnsi="Arial" w:eastAsia="Arial" w:cs="Arial"/>
-          <w:sz w:val="24"/>
-          <w:szCs w:val="24"/>
-          <w:lang w:val="en-US"/>
-        </w:rPr>
-      </w:pPr>
-      <w:r>
-        <w:rPr>
-          <w:rFonts w:ascii="Arial" w:hAnsi="Arial" w:eastAsia="Arial" w:cs="Arial"/>
-          <w:sz w:val="24"/>
-          <w:szCs w:val="24"/>
-          <w:lang w:val="en-US"/>
-        </w:rPr>
-        <w:t xml:space="preserve"> </w:t>
-      </w:r>
-    </w:p>
-    <w:p xmlns:wp14="http://schemas.microsoft.com/office/word/2010/wordml" wp14:textId="6CFD7F0C">
-      <w:pPr>
-        <w:pStyle w:val="Normal"/>
-        <w:rPr>
-          <w:rFonts w:ascii="Arial" w:hAnsi="Arial" w:eastAsia="Arial" w:cs="Arial"/>
-          <w:b w:val="1"/>
-          <w:bCs w:val="1"/>
-          <w:sz w:val="24"/>
-          <w:szCs w:val="24"/>
-          <w:lang w:val="en-US"/>
-        </w:rPr>
-      </w:pPr>
-      <w:r>
-        <w:rPr>
-          <w:rFonts w:ascii="Arial" w:hAnsi="Arial" w:eastAsia="Arial" w:cs="Arial"/>
-          <w:b w:val="1"/>
-          <w:bCs w:val="1"/>
-          <w:sz w:val="24"/>
-          <w:szCs w:val="24"/>
-          <w:lang w:val="en-US"/>
-        </w:rPr>
-        <w:t>Mitigation Strategy</w:t>
-      </w:r>
-    </w:p>
-    <w:p xmlns:wp14="http://schemas.microsoft.com/office/word/2010/wordml" wp14:textId="5EA44433">
-      <w:pPr>
-        <w:pStyle w:val="Normal"/>
-        <w:rPr>
-          <w:rFonts w:ascii="Arial" w:hAnsi="Arial" w:eastAsia="Arial" w:cs="Arial"/>
-          <w:sz w:val="24"/>
-          <w:szCs w:val="24"/>
-          <w:lang w:val="en-US"/>
-        </w:rPr>
-      </w:pPr>
-      <w:r>
-        <w:rPr>
-          <w:rFonts w:ascii="Arial" w:hAnsi="Arial" w:eastAsia="Arial" w:cs="Arial"/>
-          <w:sz w:val="24"/>
-          <w:szCs w:val="24"/>
-          <w:lang w:val="en-US"/>
-        </w:rPr>
-        <w:t xml:space="preserve">Perform incremental </w:t>
-      </w:r>
-      <w:r>
-        <w:rPr>
-          <w:rFonts w:ascii="Arial" w:hAnsi="Arial" w:eastAsia="Arial" w:cs="Arial"/>
-          <w:sz w:val="24"/>
-          <w:szCs w:val="24"/>
-          <w:lang w:val="en-US"/>
-        </w:rPr>
-        <w:t>upgrades to</w:t>
-      </w:r>
-      <w:r>
-        <w:rPr>
-          <w:rFonts w:ascii="Arial" w:hAnsi="Arial" w:eastAsia="Arial" w:cs="Arial"/>
-          <w:sz w:val="24"/>
-          <w:szCs w:val="24"/>
-          <w:lang w:val="en-US"/>
-        </w:rPr>
-        <w:t xml:space="preserve"> one version at a time. Use </w:t>
-      </w:r>
-      <w:r>
-        <w:rPr>
-          <w:rFonts w:ascii="Arial" w:hAnsi="Arial" w:eastAsia="Arial" w:cs="Arial"/>
-          <w:sz w:val="24"/>
-          <w:szCs w:val="24"/>
-          <w:lang w:val="en-US"/>
-        </w:rPr>
-        <w:t>npx</w:t>
-      </w:r>
-      <w:r>
-        <w:rPr>
-          <w:rFonts w:ascii="Arial" w:hAnsi="Arial" w:eastAsia="Arial" w:cs="Arial"/>
-          <w:sz w:val="24"/>
-          <w:szCs w:val="24"/>
-          <w:lang w:val="en-US"/>
-        </w:rPr>
-        <w:t xml:space="preserve"> expo-doctor after every upgrade to </w:t>
-      </w:r>
-      <w:r>
-        <w:rPr>
-          <w:rFonts w:ascii="Arial" w:hAnsi="Arial" w:eastAsia="Arial" w:cs="Arial"/>
-          <w:sz w:val="24"/>
-          <w:szCs w:val="24"/>
-          <w:lang w:val="en-US"/>
-        </w:rPr>
-        <w:t>identify</w:t>
-      </w:r>
-      <w:r>
-        <w:rPr>
-          <w:rFonts w:ascii="Arial" w:hAnsi="Arial" w:eastAsia="Arial" w:cs="Arial"/>
-          <w:sz w:val="24"/>
-          <w:szCs w:val="24"/>
-          <w:lang w:val="en-US"/>
-        </w:rPr>
-        <w:t xml:space="preserve"> and fix dependency conflicts automatically.</w:t>
-      </w:r>
-    </w:p>
-    <w:p xmlns:wp14="http://schemas.microsoft.com/office/word/2010/wordml" wp14:textId="28F1140A">
-      <w:pPr>
-        <w:pStyle w:val="Normal"/>
-        <w:rPr>
-          <w:rFonts w:ascii="Arial" w:hAnsi="Arial" w:eastAsia="Arial" w:cs="Arial"/>
-          <w:sz w:val="24"/>
-          <w:szCs w:val="24"/>
-          <w:lang w:val="en-US"/>
-        </w:rPr>
-      </w:pPr>
-      <w:r>
-        <w:rPr>
-          <w:rFonts w:ascii="Arial" w:hAnsi="Arial" w:eastAsia="Arial" w:cs="Arial"/>
-          <w:sz w:val="24"/>
-          <w:szCs w:val="24"/>
-          <w:lang w:val="en-US"/>
-        </w:rPr>
-        <w:t xml:space="preserve"> </w:t>
-      </w:r>
-    </w:p>
-    <w:p xmlns:wp14="http://schemas.microsoft.com/office/word/2010/wordml" wp14:textId="241EC0A0">
-      <w:pPr>
-        <w:pStyle w:val="Normal"/>
-        <w:rPr>
-          <w:rFonts w:ascii="Arial" w:hAnsi="Arial" w:eastAsia="Arial" w:cs="Arial"/>
-          <w:b w:val="1"/>
-          <w:bCs w:val="1"/>
-          <w:sz w:val="28"/>
-          <w:szCs w:val="28"/>
-          <w:lang w:val="en-US"/>
-        </w:rPr>
-      </w:pPr>
-      <w:r>
-        <w:rPr>
-          <w:rFonts w:ascii="Arial" w:hAnsi="Arial" w:eastAsia="Arial" w:cs="Arial"/>
-          <w:b w:val="1"/>
-          <w:bCs w:val="1"/>
-          <w:sz w:val="28"/>
-          <w:szCs w:val="28"/>
-          <w:lang w:val="en-US"/>
-        </w:rPr>
-        <w:t>R</w:t>
-      </w:r>
-      <w:r>
-        <w:rPr>
-          <w:rFonts w:ascii="Arial" w:hAnsi="Arial" w:eastAsia="Arial" w:cs="Arial"/>
-          <w:b w:val="1"/>
-          <w:bCs w:val="1"/>
-          <w:sz w:val="28"/>
-          <w:szCs w:val="28"/>
-          <w:lang w:val="en-US"/>
-        </w:rPr>
-        <w:t>9</w:t>
-      </w:r>
-      <w:r>
-        <w:rPr>
-          <w:rFonts w:ascii="Arial" w:hAnsi="Arial" w:eastAsia="Arial" w:cs="Arial"/>
-          <w:b w:val="1"/>
-          <w:bCs w:val="1"/>
-          <w:sz w:val="28"/>
-          <w:szCs w:val="28"/>
-          <w:lang w:val="en-US"/>
-        </w:rPr>
-        <w:t xml:space="preserve">. </w:t>
-      </w:r>
-      <w:r>
-        <w:rPr>
-          <w:rFonts w:ascii="Arial" w:hAnsi="Arial" w:eastAsia="Arial" w:cs="Arial"/>
-          <w:b w:val="1"/>
-          <w:bCs w:val="1"/>
-          <w:sz w:val="28"/>
-          <w:szCs w:val="28"/>
-          <w:lang w:val="en-US"/>
-        </w:rPr>
-        <w:t xml:space="preserve">Mobile </w:t>
-      </w:r>
-      <w:r>
-        <w:rPr>
-          <w:rFonts w:ascii="Arial" w:hAnsi="Arial" w:eastAsia="Arial" w:cs="Arial"/>
-          <w:b w:val="1"/>
-          <w:bCs w:val="1"/>
-          <w:sz w:val="28"/>
-          <w:szCs w:val="28"/>
-          <w:lang w:val="en-US"/>
-        </w:rPr>
-        <w:t>Over-the-Air update mismatches between JS and Native code</w:t>
-      </w:r>
-    </w:p>
-    <w:p xmlns:wp14="http://schemas.microsoft.com/office/word/2010/wordml" wp14:textId="7E19EB1F">
-      <w:pPr>
-        <w:pStyle w:val="Normal"/>
-        <w:rPr>
-          <w:rFonts w:ascii="Arial" w:hAnsi="Arial" w:eastAsia="Arial" w:cs="Arial"/>
-          <w:sz w:val="24"/>
-          <w:szCs w:val="24"/>
-          <w:lang w:val="en-US"/>
-        </w:rPr>
-      </w:pPr>
-      <w:r>
-        <w:rPr>
-          <w:rFonts w:ascii="Arial" w:hAnsi="Arial" w:eastAsia="Arial" w:cs="Arial"/>
-          <w:sz w:val="24"/>
-          <w:szCs w:val="24"/>
-          <w:lang w:val="en-US"/>
-        </w:rPr>
-        <w:t xml:space="preserve"> </w:t>
-      </w:r>
-    </w:p>
-    <w:p xmlns:wp14="http://schemas.microsoft.com/office/word/2010/wordml" wp14:textId="4A482F6A">
-      <w:pPr>
-        <w:pStyle w:val="Normal"/>
-        <w:rPr>
-          <w:rFonts w:ascii="Arial" w:hAnsi="Arial" w:eastAsia="Arial" w:cs="Arial"/>
-          <w:b w:val="1"/>
-          <w:bCs w:val="1"/>
-          <w:sz w:val="24"/>
-          <w:szCs w:val="24"/>
-          <w:lang w:val="en-US"/>
-        </w:rPr>
-      </w:pPr>
-      <w:r>
-        <w:rPr>
-          <w:rFonts w:ascii="Arial" w:hAnsi="Arial" w:eastAsia="Arial" w:cs="Arial"/>
-          <w:b w:val="1"/>
-          <w:bCs w:val="1"/>
-          <w:sz w:val="24"/>
-          <w:szCs w:val="24"/>
-          <w:lang w:val="en-US"/>
-        </w:rPr>
-        <w:t>Impact</w:t>
-      </w:r>
-    </w:p>
-    <w:p xmlns:wp14="http://schemas.microsoft.com/office/word/2010/wordml" wp14:textId="31D134B3">
-      <w:pPr>
-        <w:pStyle w:val="Normal"/>
-        <w:rPr>
-          <w:rFonts w:ascii="Arial" w:hAnsi="Arial" w:eastAsia="Arial" w:cs="Arial"/>
-          <w:sz w:val="24"/>
-          <w:szCs w:val="24"/>
-          <w:lang w:val="en-US"/>
-        </w:rPr>
-      </w:pPr>
-      <w:r>
-        <w:rPr>
-          <w:rFonts w:ascii="Arial" w:hAnsi="Arial" w:eastAsia="Arial" w:cs="Arial"/>
-          <w:sz w:val="24"/>
-          <w:szCs w:val="24"/>
-          <w:lang w:val="en-US"/>
-        </w:rPr>
-        <w:t>Pushing a JavaScript update via EAS Update that requires new native code (not yet installed on the user's device) will cause the application to crash.</w:t>
-      </w:r>
-    </w:p>
-    <w:p xmlns:wp14="http://schemas.microsoft.com/office/word/2010/wordml" wp14:textId="3A92D4AF">
-      <w:pPr>
-        <w:pStyle w:val="Normal"/>
-        <w:rPr>
-          <w:rFonts w:ascii="Arial" w:hAnsi="Arial" w:eastAsia="Arial" w:cs="Arial"/>
-          <w:sz w:val="24"/>
-          <w:szCs w:val="24"/>
-          <w:lang w:val="en-US"/>
-        </w:rPr>
-      </w:pPr>
-      <w:r>
-        <w:rPr>
-          <w:rFonts w:ascii="Arial" w:hAnsi="Arial" w:eastAsia="Arial" w:cs="Arial"/>
-          <w:sz w:val="24"/>
-          <w:szCs w:val="24"/>
-          <w:lang w:val="en-US"/>
-        </w:rPr>
-        <w:t xml:space="preserve"> </w:t>
-      </w:r>
-    </w:p>
-    <w:p xmlns:wp14="http://schemas.microsoft.com/office/word/2010/wordml" wp14:textId="671B3481">
-      <w:pPr>
-        <w:pStyle w:val="Normal"/>
-        <w:rPr>
-          <w:rFonts w:ascii="Arial" w:hAnsi="Arial" w:eastAsia="Arial" w:cs="Arial"/>
-          <w:sz w:val="24"/>
-          <w:szCs w:val="24"/>
-          <w:lang w:val="en-US"/>
-        </w:rPr>
-      </w:pPr>
-      <w:r>
-        <w:rPr>
-          <w:rFonts w:ascii="Arial" w:hAnsi="Arial" w:eastAsia="Arial" w:cs="Arial"/>
-          <w:b w:val="1"/>
-          <w:bCs w:val="1"/>
-          <w:sz w:val="24"/>
-          <w:szCs w:val="24"/>
-          <w:lang w:val="en-US"/>
-        </w:rPr>
-        <w:t>Indications</w:t>
-      </w:r>
-    </w:p>
-    <w:p xmlns:wp14="http://schemas.microsoft.com/office/word/2010/wordml" wp14:textId="572D8C96">
-      <w:pPr>
-        <w:pStyle w:val="Normal"/>
-        <w:rPr>
-          <w:rFonts w:ascii="Arial" w:hAnsi="Arial" w:eastAsia="Arial" w:cs="Arial"/>
-          <w:sz w:val="24"/>
-          <w:szCs w:val="24"/>
-          <w:lang w:val="en-US"/>
-        </w:rPr>
-      </w:pPr>
-      <w:r>
-        <w:rPr>
-          <w:rFonts w:ascii="Arial" w:hAnsi="Arial" w:eastAsia="Arial" w:cs="Arial"/>
-          <w:sz w:val="24"/>
-          <w:szCs w:val="24"/>
-          <w:lang w:val="en-US"/>
-        </w:rPr>
-        <w:t xml:space="preserve">The app opens but </w:t>
-      </w:r>
-      <w:r>
-        <w:rPr>
-          <w:rFonts w:ascii="Arial" w:hAnsi="Arial" w:eastAsia="Arial" w:cs="Arial"/>
-          <w:sz w:val="24"/>
-          <w:szCs w:val="24"/>
-          <w:lang w:val="en-US"/>
-        </w:rPr>
-        <w:t>immediately</w:t>
-      </w:r>
-      <w:r>
-        <w:rPr>
-          <w:rFonts w:ascii="Arial" w:hAnsi="Arial" w:eastAsia="Arial" w:cs="Arial"/>
-          <w:sz w:val="24"/>
-          <w:szCs w:val="24"/>
-          <w:lang w:val="en-US"/>
-        </w:rPr>
-        <w:t xml:space="preserve"> crashes or displays a white screen after an OTA update is downloaded.</w:t>
-      </w:r>
-    </w:p>
-    <w:p xmlns:wp14="http://schemas.microsoft.com/office/word/2010/wordml" wp14:textId="7CE6BB12">
-      <w:pPr>
-        <w:pStyle w:val="Normal"/>
-        <w:rPr>
-          <w:rFonts w:ascii="Arial" w:hAnsi="Arial" w:eastAsia="Arial" w:cs="Arial"/>
-          <w:sz w:val="24"/>
-          <w:szCs w:val="24"/>
-          <w:lang w:val="en-US"/>
-        </w:rPr>
-      </w:pPr>
-      <w:r>
-        <w:rPr>
-          <w:rFonts w:ascii="Arial" w:hAnsi="Arial" w:eastAsia="Arial" w:cs="Arial"/>
-          <w:sz w:val="24"/>
-          <w:szCs w:val="24"/>
-          <w:lang w:val="en-US"/>
-        </w:rPr>
-        <w:t xml:space="preserve"> </w:t>
-      </w:r>
-    </w:p>
-    <w:p xmlns:wp14="http://schemas.microsoft.com/office/word/2010/wordml" wp14:textId="08CAD4C1">
-      <w:pPr>
-        <w:pStyle w:val="Normal"/>
-        <w:rPr>
-          <w:rFonts w:ascii="Arial" w:hAnsi="Arial" w:eastAsia="Arial" w:cs="Arial"/>
-          <w:b w:val="1"/>
-          <w:bCs w:val="1"/>
-          <w:sz w:val="24"/>
-          <w:szCs w:val="24"/>
-          <w:lang w:val="en-US"/>
-        </w:rPr>
-      </w:pPr>
-      <w:r>
-        <w:rPr>
-          <w:rFonts w:ascii="Arial" w:hAnsi="Arial" w:eastAsia="Arial" w:cs="Arial"/>
-          <w:b w:val="1"/>
-          <w:bCs w:val="1"/>
-          <w:sz w:val="24"/>
-          <w:szCs w:val="24"/>
-          <w:lang w:val="en-US"/>
-        </w:rPr>
-        <w:t>Mitigation Strategy</w:t>
-      </w:r>
-    </w:p>
-    <w:p xmlns:wp14="http://schemas.microsoft.com/office/word/2010/wordml" wp14:textId="471103F9">
-      <w:pPr>
-        <w:pStyle w:val="Normal"/>
-        <w:rPr>
-          <w:rFonts w:ascii="Arial" w:hAnsi="Arial" w:eastAsia="Arial" w:cs="Arial"/>
-          <w:sz w:val="24"/>
-          <w:szCs w:val="24"/>
-          <w:lang w:val="en-US"/>
-        </w:rPr>
-      </w:pPr>
-      <w:r>
-        <w:rPr>
-          <w:rFonts w:ascii="Arial" w:hAnsi="Arial" w:eastAsia="Arial" w:cs="Arial"/>
-          <w:sz w:val="24"/>
-          <w:szCs w:val="24"/>
-          <w:lang w:val="en-US"/>
-        </w:rPr>
-        <w:t xml:space="preserve">Use Runtime Versions in </w:t>
-      </w:r>
-      <w:r>
-        <w:rPr>
-          <w:rFonts w:ascii="Arial" w:hAnsi="Arial" w:eastAsia="Arial" w:cs="Arial"/>
-          <w:sz w:val="24"/>
-          <w:szCs w:val="24"/>
-          <w:lang w:val="en-US"/>
-        </w:rPr>
-        <w:t>app.json</w:t>
-      </w:r>
-      <w:r>
-        <w:rPr>
-          <w:rFonts w:ascii="Arial" w:hAnsi="Arial" w:eastAsia="Arial" w:cs="Arial"/>
-          <w:sz w:val="24"/>
-          <w:szCs w:val="24"/>
-          <w:lang w:val="en-US"/>
-        </w:rPr>
-        <w:t xml:space="preserve"> to ensure OTA updates are only delivered to native builds that can support them.</w:t>
-      </w:r>
-    </w:p>
-    <w:p xmlns:wp14="http://schemas.microsoft.com/office/word/2010/wordml" wp14:textId="22A15FA4">
-      <w:pPr>
-        <w:pStyle w:val="Normal"/>
-        <w:rPr>
-          <w:rFonts w:ascii="Arial" w:hAnsi="Arial" w:eastAsia="Arial" w:cs="Arial"/>
-          <w:sz w:val="24"/>
-          <w:szCs w:val="24"/>
-          <w:lang w:val="en-US"/>
-        </w:rPr>
-      </w:pPr>
-      <w:r>
-        <w:rPr>
-          <w:rFonts w:ascii="Arial" w:hAnsi="Arial" w:eastAsia="Arial" w:cs="Arial"/>
-          <w:sz w:val="24"/>
-          <w:szCs w:val="24"/>
-          <w:lang w:val="en-US"/>
-        </w:rPr>
-        <w:t xml:space="preserve"> </w:t>
-      </w:r>
-    </w:p>
-    <w:p xmlns:wp14="http://schemas.microsoft.com/office/word/2010/wordml" wp14:textId="16077370">
-      <w:pPr>
-        <w:pStyle w:val="Normal"/>
-        <w:rPr>
-          <w:rFonts w:ascii="Arial" w:hAnsi="Arial" w:eastAsia="Arial" w:cs="Arial"/>
-          <w:b w:val="1"/>
-          <w:bCs w:val="1"/>
-          <w:sz w:val="28"/>
-          <w:szCs w:val="28"/>
-          <w:lang w:val="en-US"/>
-        </w:rPr>
-      </w:pPr>
-      <w:r>
-        <w:rPr>
-          <w:rFonts w:ascii="Arial" w:hAnsi="Arial" w:eastAsia="Arial" w:cs="Arial"/>
-          <w:b w:val="1"/>
-          <w:bCs w:val="1"/>
-          <w:sz w:val="28"/>
-          <w:szCs w:val="28"/>
-          <w:lang w:val="en-US"/>
-        </w:rPr>
-        <w:t>R1</w:t>
-      </w:r>
-      <w:r>
-        <w:rPr>
-          <w:rFonts w:ascii="Arial" w:hAnsi="Arial" w:eastAsia="Arial" w:cs="Arial"/>
-          <w:b w:val="1"/>
-          <w:bCs w:val="1"/>
-          <w:sz w:val="28"/>
-          <w:szCs w:val="28"/>
-          <w:lang w:val="en-US"/>
-        </w:rPr>
-        <w:t>0</w:t>
-      </w:r>
-      <w:r>
-        <w:rPr>
-          <w:rFonts w:ascii="Arial" w:hAnsi="Arial" w:eastAsia="Arial" w:cs="Arial"/>
-          <w:b w:val="1"/>
-          <w:bCs w:val="1"/>
-          <w:sz w:val="28"/>
-          <w:szCs w:val="28"/>
-          <w:lang w:val="en-US"/>
-        </w:rPr>
-        <w:t xml:space="preserve">. </w:t>
-      </w:r>
-      <w:r>
-        <w:rPr>
-          <w:rFonts w:ascii="Arial" w:hAnsi="Arial" w:eastAsia="Arial" w:cs="Arial"/>
-          <w:b w:val="1"/>
-          <w:bCs w:val="1"/>
-          <w:sz w:val="28"/>
-          <w:szCs w:val="28"/>
-          <w:lang w:val="en-US"/>
-        </w:rPr>
-        <w:t xml:space="preserve">Mobile </w:t>
-      </w:r>
-      <w:r>
-        <w:rPr>
-          <w:rFonts w:ascii="Arial" w:hAnsi="Arial" w:eastAsia="Arial" w:cs="Arial"/>
-          <w:b w:val="1"/>
-          <w:bCs w:val="1"/>
-          <w:sz w:val="28"/>
-          <w:szCs w:val="28"/>
-          <w:lang w:val="en-US"/>
-        </w:rPr>
-        <w:t>Latency and bottlenecks in the React Native Bridge for real-time data</w:t>
-      </w:r>
-    </w:p>
-    <w:p xmlns:wp14="http://schemas.microsoft.com/office/word/2010/wordml" wp14:textId="6DA1D879">
-      <w:pPr>
-        <w:pStyle w:val="Normal"/>
-        <w:rPr>
-          <w:rFonts w:ascii="Arial" w:hAnsi="Arial" w:eastAsia="Arial" w:cs="Arial"/>
-          <w:sz w:val="24"/>
-          <w:szCs w:val="24"/>
-          <w:lang w:val="en-US"/>
-        </w:rPr>
-      </w:pPr>
-      <w:r>
-        <w:rPr>
-          <w:rFonts w:ascii="Arial" w:hAnsi="Arial" w:eastAsia="Arial" w:cs="Arial"/>
-          <w:sz w:val="24"/>
-          <w:szCs w:val="24"/>
-          <w:lang w:val="en-US"/>
-        </w:rPr>
-        <w:t xml:space="preserve"> </w:t>
-      </w:r>
-    </w:p>
-    <w:p xmlns:wp14="http://schemas.microsoft.com/office/word/2010/wordml" wp14:textId="430E41A0">
-      <w:pPr>
-        <w:pStyle w:val="Normal"/>
-        <w:rPr>
-          <w:rFonts w:ascii="Arial" w:hAnsi="Arial" w:eastAsia="Arial" w:cs="Arial"/>
-          <w:sz w:val="24"/>
-          <w:szCs w:val="24"/>
-          <w:lang w:val="en-US"/>
-        </w:rPr>
-      </w:pPr>
-      <w:r>
-        <w:rPr>
-          <w:rFonts w:ascii="Arial" w:hAnsi="Arial" w:eastAsia="Arial" w:cs="Arial"/>
-          <w:b w:val="1"/>
-          <w:bCs w:val="1"/>
-          <w:sz w:val="24"/>
-          <w:szCs w:val="24"/>
-          <w:lang w:val="en-US"/>
-        </w:rPr>
-        <w:t>Impact</w:t>
-      </w:r>
-    </w:p>
-    <w:p xmlns:wp14="http://schemas.microsoft.com/office/word/2010/wordml" wp14:textId="68725F0B">
-      <w:pPr>
-        <w:pStyle w:val="Normal"/>
-        <w:rPr>
-          <w:rFonts w:ascii="Arial" w:hAnsi="Arial" w:eastAsia="Arial" w:cs="Arial"/>
-          <w:sz w:val="24"/>
-          <w:szCs w:val="24"/>
-          <w:lang w:val="en-US"/>
-        </w:rPr>
-      </w:pPr>
-      <w:r>
-        <w:rPr>
-          <w:rFonts w:ascii="Arial" w:hAnsi="Arial" w:eastAsia="Arial" w:cs="Arial"/>
-          <w:sz w:val="24"/>
-          <w:szCs w:val="24"/>
-          <w:lang w:val="en-US"/>
-        </w:rPr>
-        <w:t>High-frequency data can clog the bridge between JavaScript and Native layers, causing the entire UI to freeze.</w:t>
-      </w:r>
-    </w:p>
-    <w:p xmlns:wp14="http://schemas.microsoft.com/office/word/2010/wordml" wp14:textId="26ED5665">
-      <w:pPr>
-        <w:pStyle w:val="Normal"/>
-        <w:rPr>
-          <w:rFonts w:ascii="Arial" w:hAnsi="Arial" w:eastAsia="Arial" w:cs="Arial"/>
-          <w:sz w:val="24"/>
-          <w:szCs w:val="24"/>
-          <w:lang w:val="en-US"/>
-        </w:rPr>
-      </w:pPr>
-      <w:r>
-        <w:rPr>
-          <w:rFonts w:ascii="Arial" w:hAnsi="Arial" w:eastAsia="Arial" w:cs="Arial"/>
-          <w:sz w:val="24"/>
-          <w:szCs w:val="24"/>
-          <w:lang w:val="en-US"/>
-        </w:rPr>
-        <w:t xml:space="preserve"> </w:t>
-      </w:r>
-    </w:p>
-    <w:p xmlns:wp14="http://schemas.microsoft.com/office/word/2010/wordml" wp14:textId="75E43B99">
-      <w:pPr>
-        <w:pStyle w:val="Normal"/>
-        <w:rPr>
-          <w:rFonts w:ascii="Arial" w:hAnsi="Arial" w:eastAsia="Arial" w:cs="Arial"/>
-          <w:sz w:val="24"/>
-          <w:szCs w:val="24"/>
-          <w:lang w:val="en-US"/>
-        </w:rPr>
-      </w:pPr>
-      <w:r>
-        <w:rPr>
-          <w:rFonts w:ascii="Arial" w:hAnsi="Arial" w:eastAsia="Arial" w:cs="Arial"/>
-          <w:b w:val="1"/>
-          <w:bCs w:val="1"/>
-          <w:sz w:val="24"/>
-          <w:szCs w:val="24"/>
-          <w:lang w:val="en-US"/>
-        </w:rPr>
-        <w:t>Indications</w:t>
-      </w:r>
-    </w:p>
-    <w:p xmlns:wp14="http://schemas.microsoft.com/office/word/2010/wordml" wp14:textId="037ED5A6">
-      <w:pPr>
-        <w:pStyle w:val="Normal"/>
-        <w:rPr>
-          <w:rFonts w:ascii="Arial" w:hAnsi="Arial" w:eastAsia="Arial" w:cs="Arial"/>
-          <w:sz w:val="24"/>
-          <w:szCs w:val="24"/>
-          <w:lang w:val="en-US"/>
-        </w:rPr>
-      </w:pPr>
-      <w:r>
-        <w:rPr>
-          <w:rFonts w:ascii="Arial" w:hAnsi="Arial" w:eastAsia="Arial" w:cs="Arial"/>
-          <w:sz w:val="24"/>
-          <w:szCs w:val="24"/>
-          <w:lang w:val="en-US"/>
-        </w:rPr>
-        <w:t>Real-time data updates appear jumpy or stop entirely when the user interacts with other UI elements.</w:t>
-      </w:r>
-    </w:p>
-    <w:p xmlns:wp14="http://schemas.microsoft.com/office/word/2010/wordml" wp14:textId="5CF8C444">
-      <w:pPr>
-        <w:pStyle w:val="Normal"/>
-        <w:rPr>
-          <w:rFonts w:ascii="Arial" w:hAnsi="Arial" w:eastAsia="Arial" w:cs="Arial"/>
-          <w:sz w:val="24"/>
-          <w:szCs w:val="24"/>
-          <w:lang w:val="en-US"/>
-        </w:rPr>
-      </w:pPr>
-      <w:r>
-        <w:rPr>
-          <w:rFonts w:ascii="Arial" w:hAnsi="Arial" w:eastAsia="Arial" w:cs="Arial"/>
-          <w:sz w:val="24"/>
-          <w:szCs w:val="24"/>
-          <w:lang w:val="en-US"/>
-        </w:rPr>
-        <w:t xml:space="preserve"> </w:t>
-      </w:r>
-    </w:p>
-    <w:p xmlns:wp14="http://schemas.microsoft.com/office/word/2010/wordml" wp14:textId="0335B90F">
-      <w:pPr>
-        <w:pStyle w:val="Normal"/>
-        <w:rPr>
-          <w:rFonts w:ascii="Arial" w:hAnsi="Arial" w:eastAsia="Arial" w:cs="Arial"/>
-          <w:sz w:val="24"/>
-          <w:szCs w:val="24"/>
-          <w:lang w:val="en-US"/>
-        </w:rPr>
-      </w:pPr>
-      <w:r>
-        <w:rPr>
-          <w:rFonts w:ascii="Arial" w:hAnsi="Arial" w:eastAsia="Arial" w:cs="Arial"/>
-          <w:b w:val="1"/>
-          <w:bCs w:val="1"/>
-          <w:sz w:val="24"/>
-          <w:szCs w:val="24"/>
-          <w:lang w:val="en-US"/>
-        </w:rPr>
-        <w:t>Mitigation Strategy</w:t>
-      </w:r>
-    </w:p>
-    <w:p xmlns:wp14="http://schemas.microsoft.com/office/word/2010/wordml" wp14:textId="0A54CE16">
-      <w:pPr>
-        <w:pStyle w:val="Normal"/>
-        <w:rPr>
-          <w:rFonts w:ascii="Arial" w:hAnsi="Arial" w:eastAsia="Arial" w:cs="Arial"/>
-          <w:sz w:val="24"/>
-          <w:szCs w:val="24"/>
-          <w:lang w:val="en-US"/>
-        </w:rPr>
-      </w:pPr>
-      <w:r>
-        <w:rPr>
-          <w:rFonts w:ascii="Arial" w:hAnsi="Arial" w:eastAsia="Arial" w:cs="Arial"/>
-          <w:sz w:val="24"/>
-          <w:szCs w:val="24"/>
-          <w:lang w:val="en-US"/>
-        </w:rPr>
-        <w:t>Offload intensive logic to the native side using Native Modules or utilize libraries like Reanimated that run animations/logic directly on the UI thread, bypassing the bridge.</w:t>
-      </w:r>
+          <w:color w:val="auto"/>
+          <w:lang w:val="en-US"/>
+        </w:rPr>
+        <w:t>. Web (React + Next.js)</w:t>
+      </w:r>
+      <w:bookmarkEnd w:id="210136102"/>
     </w:p>
     <w:p>
       <w:pPr>
-        <w:pStyle w:val="Normal"/>
-        <w:rPr>
-          <w:rFonts w:ascii="Arial" w:hAnsi="Arial" w:eastAsia="Arial" w:cs="Arial"/>
-          <w:sz w:val="24"/>
-          <w:szCs w:val="24"/>
-          <w:lang w:val="en-US"/>
-        </w:rPr>
-      </w:pPr>
-    </w:p>
-    <w:p>
-      <w:pPr>
-        <w:pStyle w:val="Normal"/>
-        <w:rPr>
-          <w:rFonts w:ascii="Arial" w:hAnsi="Arial" w:eastAsia="Arial" w:cs="Arial"/>
-          <w:b w:val="1"/>
-          <w:bCs w:val="1"/>
-          <w:sz w:val="32"/>
-          <w:szCs w:val="32"/>
-          <w:lang w:val="en-US"/>
-        </w:rPr>
-      </w:pPr>
-    </w:p>
-    <w:p>
-      <w:pPr/>
-      <w:r>
-        <w:br w:type="page"/>
-      </w:r>
-    </w:p>
-    <w:p>
-      <w:pPr>
-        <w:pStyle w:val="Normal"/>
-        <w:suppressLineNumbers w:val="0"/>
-        <w:bidi w:val="0"/>
-        <w:spacing w:before="0" w:beforeAutospacing="off" w:after="0" w:afterAutospacing="off" w:line="259" w:lineRule="auto"/>
-        <w:ind w:left="0" w:right="0"/>
-        <w:jc w:val="left"/>
-        <w:rPr>
-          <w:rFonts w:ascii="Arial" w:hAnsi="Arial" w:eastAsia="Arial" w:cs="Arial"/>
-          <w:b w:val="1"/>
-          <w:bCs w:val="1"/>
-          <w:sz w:val="32"/>
-          <w:szCs w:val="32"/>
-          <w:lang w:val="en-US"/>
-        </w:rPr>
-      </w:pPr>
-      <w:r>
-        <w:rPr>
-          <w:rFonts w:ascii="Arial" w:hAnsi="Arial" w:eastAsia="Arial" w:cs="Arial"/>
-          <w:b w:val="1"/>
-          <w:bCs w:val="1"/>
-          <w:sz w:val="32"/>
-          <w:szCs w:val="32"/>
-          <w:lang w:val="en-US"/>
-        </w:rPr>
-        <w:t>3</w:t>
-      </w:r>
-      <w:r>
-        <w:rPr>
-          <w:rFonts w:ascii="Arial" w:hAnsi="Arial" w:eastAsia="Arial" w:cs="Arial"/>
-          <w:b w:val="1"/>
-          <w:bCs w:val="1"/>
-          <w:sz w:val="32"/>
-          <w:szCs w:val="32"/>
-          <w:lang w:val="en-US"/>
-        </w:rPr>
-        <w:t>. Web (React + Next.js)</w:t>
-      </w:r>
-    </w:p>
-    <w:p>
-      <w:pPr>
-        <w:pStyle w:val="Normal"/>
-        <w:rPr>
-          <w:rFonts w:ascii="Arial" w:hAnsi="Arial" w:eastAsia="Arial" w:cs="Arial"/>
-          <w:sz w:val="24"/>
-          <w:szCs w:val="24"/>
-          <w:lang w:val="en-US"/>
-        </w:rPr>
-      </w:pPr>
-    </w:p>
-    <w:p>
-      <w:pPr>
-        <w:spacing w:before="240" w:beforeAutospacing="off" w:after="240" w:afterAutospacing="off"/>
-      </w:pPr>
-      <w:r>
+        <w:pStyle w:val="Heading3"/>
         <w:rPr>
           <w:rFonts w:ascii="Arial" w:hAnsi="Arial" w:eastAsia="Arial" w:cs="Arial"/>
           <w:b w:val="1"/>
@@ -5257,9 +6395,379 @@
           <w:szCs w:val="28"/>
           <w:lang w:val="en-GB"/>
         </w:rPr>
+      </w:pPr>
+      <w:bookmarkStart w:name="_Toc1216363645" w:id="1999766665"/>
+      <w:r>
+        <w:rPr>
+          <w:rFonts w:ascii="Arial" w:hAnsi="Arial" w:eastAsia="Arial" w:cs="Arial"/>
+          <w:noProof w:val="0"/>
+          <w:lang w:val="en-GB"/>
+        </w:rPr>
         <w:t>R11.</w:t>
       </w:r>
       <w:r>
+        <w:rPr>
+          <w:rFonts w:ascii="Arial" w:hAnsi="Arial" w:eastAsia="Arial" w:cs="Arial"/>
+          <w:noProof w:val="0"/>
+          <w:lang w:val="en-GB"/>
+        </w:rPr>
+        <w:t xml:space="preserve"> Web</w:t>
+      </w:r>
+      <w:r>
+        <w:rPr>
+          <w:rFonts w:ascii="Arial" w:hAnsi="Arial" w:eastAsia="Arial" w:cs="Arial"/>
+          <w:noProof w:val="0"/>
+          <w:lang w:val="en-GB"/>
+        </w:rPr>
+        <w:t xml:space="preserve"> Security vulnerabilities in web authentication and device control</w:t>
+      </w:r>
+      <w:bookmarkEnd w:id="1999766665"/>
+    </w:p>
+    <w:p>
+      <w:pPr>
+        <w:spacing w:before="0" w:beforeAutospacing="off" w:after="0" w:afterAutospacing="off"/>
+        <w:rPr>
+          <w:rFonts w:ascii="Arial" w:hAnsi="Arial" w:eastAsia="Arial" w:cs="Arial"/>
+          <w:b w:val="1"/>
+          <w:bCs w:val="1"/>
+          <w:noProof w:val="0"/>
+          <w:sz w:val="24"/>
+          <w:szCs w:val="24"/>
+          <w:lang w:val="en-US"/>
+        </w:rPr>
+      </w:pPr>
+      <w:r>
+        <w:rPr>
+          <w:rFonts w:ascii="Arial" w:hAnsi="Arial" w:eastAsia="Arial" w:cs="Arial"/>
+          <w:b w:val="1"/>
+          <w:bCs w:val="1"/>
+          <w:noProof w:val="0"/>
+          <w:sz w:val="24"/>
+          <w:szCs w:val="24"/>
+          <w:lang w:val="en-US"/>
+        </w:rPr>
+        <w:t>Impact</w:t>
+      </w:r>
+    </w:p>
+    <w:p>
+      <w:pPr>
+        <w:spacing w:before="0" w:beforeAutospacing="off" w:after="0" w:afterAutospacing="off"/>
+        <w:rPr>
+          <w:rFonts w:ascii="Arial" w:hAnsi="Arial" w:eastAsia="Arial" w:cs="Arial"/>
+          <w:noProof w:val="0"/>
+          <w:sz w:val="24"/>
+          <w:szCs w:val="24"/>
+          <w:lang w:val="en-US"/>
+        </w:rPr>
+      </w:pPr>
+      <w:r>
+        <w:rPr>
+          <w:rFonts w:ascii="Arial" w:hAnsi="Arial" w:eastAsia="Arial" w:cs="Arial"/>
+          <w:noProof w:val="0"/>
+          <w:sz w:val="24"/>
+          <w:szCs w:val="24"/>
+          <w:lang w:val="en-US"/>
+        </w:rPr>
+        <w:t>Unauthorized users may gain access to the smart home system and control devices such as doors, lights, or alarms.</w:t>
+      </w:r>
+      <w:r>
+        <w:rPr>
+          <w:rFonts w:ascii="Arial" w:hAnsi="Arial" w:eastAsia="Arial" w:cs="Arial"/>
+          <w:noProof w:val="0"/>
+          <w:sz w:val="24"/>
+          <w:szCs w:val="24"/>
+          <w:lang w:val="en-US"/>
+        </w:rPr>
+        <w:t xml:space="preserve"> This could create serious safety and privacy issues.</w:t>
+      </w:r>
+    </w:p>
+    <w:p>
+      <w:pPr>
+        <w:spacing w:before="0" w:beforeAutospacing="off" w:after="0" w:afterAutospacing="off"/>
+        <w:rPr>
+          <w:rFonts w:ascii="Arial" w:hAnsi="Arial" w:eastAsia="Arial" w:cs="Arial"/>
+          <w:noProof w:val="0"/>
+          <w:sz w:val="24"/>
+          <w:szCs w:val="24"/>
+          <w:lang w:val="en-US"/>
+        </w:rPr>
+      </w:pPr>
+    </w:p>
+    <w:p>
+      <w:pPr>
+        <w:spacing w:before="0" w:beforeAutospacing="off" w:after="0" w:afterAutospacing="off"/>
+        <w:rPr>
+          <w:rFonts w:ascii="Arial" w:hAnsi="Arial" w:eastAsia="Arial" w:cs="Arial"/>
+          <w:b w:val="1"/>
+          <w:bCs w:val="1"/>
+          <w:noProof w:val="0"/>
+          <w:sz w:val="24"/>
+          <w:szCs w:val="24"/>
+          <w:lang w:val="en-US"/>
+        </w:rPr>
+      </w:pPr>
+      <w:r>
+        <w:rPr>
+          <w:rFonts w:ascii="Arial" w:hAnsi="Arial" w:eastAsia="Arial" w:cs="Arial"/>
+          <w:b w:val="1"/>
+          <w:bCs w:val="1"/>
+          <w:noProof w:val="0"/>
+          <w:sz w:val="24"/>
+          <w:szCs w:val="24"/>
+          <w:lang w:val="en-US"/>
+        </w:rPr>
+        <w:t>Indications</w:t>
+      </w:r>
+    </w:p>
+    <w:p>
+      <w:pPr>
+        <w:spacing w:before="0" w:beforeAutospacing="off" w:after="0" w:afterAutospacing="off"/>
+        <w:rPr>
+          <w:rFonts w:ascii="Arial" w:hAnsi="Arial" w:eastAsia="Arial" w:cs="Arial"/>
+          <w:noProof w:val="0"/>
+          <w:sz w:val="24"/>
+          <w:szCs w:val="24"/>
+          <w:lang w:val="en-US"/>
+        </w:rPr>
+      </w:pPr>
+      <w:r>
+        <w:rPr>
+          <w:rFonts w:ascii="Arial" w:hAnsi="Arial" w:eastAsia="Arial" w:cs="Arial"/>
+          <w:noProof w:val="0"/>
+          <w:sz w:val="24"/>
+          <w:szCs w:val="24"/>
+          <w:lang w:val="en-US"/>
+        </w:rPr>
+        <w:t>Users access system without login</w:t>
+      </w:r>
+    </w:p>
+    <w:p>
+      <w:pPr>
+        <w:spacing w:before="0" w:beforeAutospacing="off" w:after="0" w:afterAutospacing="off"/>
+        <w:rPr>
+          <w:rFonts w:ascii="Arial" w:hAnsi="Arial" w:eastAsia="Arial" w:cs="Arial"/>
+          <w:noProof w:val="0"/>
+          <w:sz w:val="24"/>
+          <w:szCs w:val="24"/>
+          <w:lang w:val="en-US"/>
+        </w:rPr>
+      </w:pPr>
+      <w:r>
+        <w:rPr>
+          <w:rFonts w:ascii="Arial" w:hAnsi="Arial" w:eastAsia="Arial" w:cs="Arial"/>
+          <w:noProof w:val="0"/>
+          <w:sz w:val="24"/>
+          <w:szCs w:val="24"/>
+          <w:lang w:val="en-US"/>
+        </w:rPr>
+        <w:t>Weak password validation</w:t>
+      </w:r>
+    </w:p>
+    <w:p>
+      <w:pPr>
+        <w:spacing w:before="0" w:beforeAutospacing="off" w:after="0" w:afterAutospacing="off"/>
+        <w:rPr>
+          <w:rFonts w:ascii="Arial" w:hAnsi="Arial" w:eastAsia="Arial" w:cs="Arial"/>
+          <w:noProof w:val="0"/>
+          <w:sz w:val="24"/>
+          <w:szCs w:val="24"/>
+          <w:lang w:val="en-US"/>
+        </w:rPr>
+      </w:pPr>
+      <w:r>
+        <w:rPr>
+          <w:rFonts w:ascii="Arial" w:hAnsi="Arial" w:eastAsia="Arial" w:cs="Arial"/>
+          <w:noProof w:val="0"/>
+          <w:sz w:val="24"/>
+          <w:szCs w:val="24"/>
+          <w:lang w:val="en-US"/>
+        </w:rPr>
+        <w:t>Unauthorized device commands executed</w:t>
+      </w:r>
+    </w:p>
+    <w:p>
+      <w:pPr>
+        <w:spacing w:before="0" w:beforeAutospacing="off" w:after="0" w:afterAutospacing="off"/>
+        <w:rPr>
+          <w:rFonts w:ascii="Arial" w:hAnsi="Arial" w:eastAsia="Arial" w:cs="Arial"/>
+          <w:noProof w:val="0"/>
+          <w:sz w:val="24"/>
+          <w:szCs w:val="24"/>
+          <w:lang w:val="en-US"/>
+        </w:rPr>
+      </w:pPr>
+      <w:r>
+        <w:rPr>
+          <w:rFonts w:ascii="Arial" w:hAnsi="Arial" w:eastAsia="Arial" w:cs="Arial"/>
+          <w:noProof w:val="0"/>
+          <w:sz w:val="24"/>
+          <w:szCs w:val="24"/>
+          <w:lang w:val="en-US"/>
+        </w:rPr>
+        <w:t>API endpoints accessible without authentication</w:t>
+      </w:r>
+    </w:p>
+    <w:p>
+      <w:pPr>
+        <w:spacing w:before="0" w:beforeAutospacing="off" w:after="0" w:afterAutospacing="off"/>
+        <w:rPr>
+          <w:rFonts w:ascii="Arial" w:hAnsi="Arial" w:eastAsia="Arial" w:cs="Arial"/>
+          <w:noProof w:val="0"/>
+          <w:sz w:val="24"/>
+          <w:szCs w:val="24"/>
+          <w:lang w:val="en-US"/>
+        </w:rPr>
+      </w:pPr>
+      <w:r>
+        <w:rPr>
+          <w:rFonts w:ascii="Arial" w:hAnsi="Arial" w:eastAsia="Arial" w:cs="Arial"/>
+          <w:noProof w:val="0"/>
+          <w:sz w:val="24"/>
+          <w:szCs w:val="24"/>
+          <w:lang w:val="en-US"/>
+        </w:rPr>
+        <w:t xml:space="preserve"> </w:t>
+      </w:r>
+    </w:p>
+    <w:p>
+      <w:pPr>
+        <w:spacing w:before="0" w:beforeAutospacing="off" w:after="0" w:afterAutospacing="off"/>
+        <w:rPr>
+          <w:rFonts w:ascii="Arial" w:hAnsi="Arial" w:eastAsia="Arial" w:cs="Arial"/>
+          <w:b w:val="1"/>
+          <w:bCs w:val="1"/>
+          <w:noProof w:val="0"/>
+          <w:sz w:val="24"/>
+          <w:szCs w:val="24"/>
+          <w:lang w:val="en-US"/>
+        </w:rPr>
+      </w:pPr>
+      <w:r>
+        <w:rPr>
+          <w:rFonts w:ascii="Arial" w:hAnsi="Arial" w:eastAsia="Arial" w:cs="Arial"/>
+          <w:b w:val="1"/>
+          <w:bCs w:val="1"/>
+          <w:noProof w:val="0"/>
+          <w:sz w:val="24"/>
+          <w:szCs w:val="24"/>
+          <w:lang w:val="en-US"/>
+        </w:rPr>
+        <w:t>Mitigation Strategy</w:t>
+      </w:r>
+    </w:p>
+    <w:p>
+      <w:pPr>
+        <w:spacing w:before="0" w:beforeAutospacing="off" w:after="0" w:afterAutospacing="off"/>
+        <w:rPr>
+          <w:rFonts w:ascii="Arial" w:hAnsi="Arial" w:eastAsia="Arial" w:cs="Arial"/>
+          <w:noProof w:val="0"/>
+          <w:sz w:val="24"/>
+          <w:szCs w:val="24"/>
+          <w:lang w:val="en-US"/>
+        </w:rPr>
+      </w:pPr>
+      <w:r>
+        <w:rPr>
+          <w:rFonts w:ascii="Arial" w:hAnsi="Arial" w:eastAsia="Arial" w:cs="Arial"/>
+          <w:noProof w:val="0"/>
+          <w:sz w:val="24"/>
+          <w:szCs w:val="24"/>
+          <w:lang w:val="en-US"/>
+        </w:rPr>
+        <w:t>Use secure authentication (Firebase Auth)</w:t>
+      </w:r>
+    </w:p>
+    <w:p>
+      <w:pPr>
+        <w:spacing w:before="0" w:beforeAutospacing="off" w:after="0" w:afterAutospacing="off"/>
+        <w:rPr>
+          <w:rFonts w:ascii="Arial" w:hAnsi="Arial" w:eastAsia="Arial" w:cs="Arial"/>
+          <w:noProof w:val="0"/>
+          <w:sz w:val="24"/>
+          <w:szCs w:val="24"/>
+          <w:lang w:val="en-US"/>
+        </w:rPr>
+      </w:pPr>
+      <w:r>
+        <w:rPr>
+          <w:rFonts w:ascii="Arial" w:hAnsi="Arial" w:eastAsia="Arial" w:cs="Arial"/>
+          <w:noProof w:val="0"/>
+          <w:sz w:val="24"/>
+          <w:szCs w:val="24"/>
+          <w:lang w:val="en-US"/>
+        </w:rPr>
+        <w:t>Implement role-based access control</w:t>
+      </w:r>
+    </w:p>
+    <w:p>
+      <w:pPr>
+        <w:spacing w:before="0" w:beforeAutospacing="off" w:after="0" w:afterAutospacing="off"/>
+        <w:rPr>
+          <w:rFonts w:ascii="Arial" w:hAnsi="Arial" w:eastAsia="Arial" w:cs="Arial"/>
+          <w:noProof w:val="0"/>
+          <w:sz w:val="24"/>
+          <w:szCs w:val="24"/>
+          <w:lang w:val="en-US"/>
+        </w:rPr>
+      </w:pPr>
+      <w:r>
+        <w:rPr>
+          <w:rFonts w:ascii="Arial" w:hAnsi="Arial" w:eastAsia="Arial" w:cs="Arial"/>
+          <w:noProof w:val="0"/>
+          <w:sz w:val="24"/>
+          <w:szCs w:val="24"/>
+          <w:lang w:val="en-US"/>
+        </w:rPr>
+        <w:t>Validate all requests from frontend</w:t>
+      </w:r>
+    </w:p>
+    <w:p>
+      <w:pPr>
+        <w:spacing w:before="0" w:beforeAutospacing="off" w:after="0" w:afterAutospacing="off"/>
+        <w:rPr>
+          <w:rFonts w:ascii="Arial" w:hAnsi="Arial" w:eastAsia="Arial" w:cs="Arial"/>
+          <w:noProof w:val="0"/>
+          <w:sz w:val="24"/>
+          <w:szCs w:val="24"/>
+          <w:lang w:val="en-US"/>
+        </w:rPr>
+      </w:pPr>
+      <w:r>
+        <w:rPr>
+          <w:rFonts w:ascii="Arial" w:hAnsi="Arial" w:eastAsia="Arial" w:cs="Arial"/>
+          <w:noProof w:val="0"/>
+          <w:sz w:val="24"/>
+          <w:szCs w:val="24"/>
+          <w:lang w:val="en-US"/>
+        </w:rPr>
+        <w:t>Use HTTPS and secure tokens</w:t>
+      </w:r>
+    </w:p>
+    <w:p>
+      <w:pPr>
+        <w:spacing w:before="0" w:beforeAutospacing="off" w:after="0" w:afterAutospacing="off"/>
+        <w:rPr>
+          <w:rFonts w:ascii="Arial" w:hAnsi="Arial" w:eastAsia="Arial" w:cs="Arial"/>
+          <w:noProof w:val="0"/>
+          <w:sz w:val="24"/>
+          <w:szCs w:val="24"/>
+          <w:lang w:val="en-US"/>
+        </w:rPr>
+      </w:pPr>
+      <w:r>
+        <w:rPr>
+          <w:rFonts w:ascii="Arial" w:hAnsi="Arial" w:eastAsia="Arial" w:cs="Arial"/>
+          <w:noProof w:val="0"/>
+          <w:sz w:val="24"/>
+          <w:szCs w:val="24"/>
+          <w:lang w:val="en-US"/>
+        </w:rPr>
+        <w:t>Regularly test authentication security</w:t>
+      </w:r>
+    </w:p>
+    <w:p>
+      <w:pPr>
+        <w:pStyle w:val="Heading3"/>
         <w:rPr>
           <w:rFonts w:ascii="Arial" w:hAnsi="Arial" w:eastAsia="Arial" w:cs="Arial"/>
           <w:b w:val="1"/>
@@ -5269,9 +6777,432 @@
           <w:szCs w:val="28"/>
           <w:lang w:val="en-GB"/>
         </w:rPr>
-        <w:t xml:space="preserve"> Web</w:t>
-      </w:r>
-      <w:r>
+      </w:pPr>
+      <w:bookmarkStart w:name="_Toc894126035" w:id="336926044"/>
+      <w:r>
+        <w:rPr>
+          <w:rFonts w:ascii="Arial" w:hAnsi="Arial" w:eastAsia="Arial" w:cs="Arial"/>
+          <w:noProof w:val="0"/>
+          <w:lang w:val="en-GB"/>
+        </w:rPr>
+        <w:t xml:space="preserve">R12. </w:t>
+      </w:r>
+      <w:r>
+        <w:rPr>
+          <w:rFonts w:ascii="Arial" w:hAnsi="Arial" w:eastAsia="Arial" w:cs="Arial"/>
+          <w:noProof w:val="0"/>
+          <w:lang w:val="en-GB"/>
+        </w:rPr>
+        <w:t xml:space="preserve">Web </w:t>
+      </w:r>
+      <w:r>
+        <w:rPr>
+          <w:rFonts w:ascii="Arial" w:hAnsi="Arial" w:eastAsia="Arial" w:cs="Arial"/>
+          <w:noProof w:val="0"/>
+          <w:lang w:val="en-GB"/>
+        </w:rPr>
+        <w:t>Poor performance when many devices are loaded</w:t>
+      </w:r>
+      <w:bookmarkEnd w:id="336926044"/>
+      <w:r>
+        <w:rPr>
+          <w:rFonts w:ascii="Arial" w:hAnsi="Arial" w:eastAsia="Arial" w:cs="Arial"/>
+          <w:noProof w:val="0"/>
+          <w:lang w:val="en-GB"/>
+        </w:rPr>
+        <w:t xml:space="preserve"> </w:t>
+      </w:r>
+    </w:p>
+    <w:p>
+      <w:pPr>
+        <w:spacing w:before="0" w:beforeAutospacing="off" w:after="0" w:afterAutospacing="off"/>
+        <w:rPr>
+          <w:rFonts w:ascii="Arial" w:hAnsi="Arial" w:eastAsia="Arial" w:cs="Arial"/>
+          <w:b w:val="1"/>
+          <w:bCs w:val="1"/>
+          <w:noProof w:val="0"/>
+          <w:sz w:val="24"/>
+          <w:szCs w:val="24"/>
+          <w:lang w:val="en-US"/>
+        </w:rPr>
+      </w:pPr>
+      <w:r>
+        <w:rPr>
+          <w:rFonts w:ascii="Arial" w:hAnsi="Arial" w:eastAsia="Arial" w:cs="Arial"/>
+          <w:b w:val="1"/>
+          <w:bCs w:val="1"/>
+          <w:noProof w:val="0"/>
+          <w:sz w:val="24"/>
+          <w:szCs w:val="24"/>
+          <w:lang w:val="en-US"/>
+        </w:rPr>
+        <w:t>Impact</w:t>
+      </w:r>
+    </w:p>
+    <w:p>
+      <w:pPr>
+        <w:spacing w:before="0" w:beforeAutospacing="off" w:after="0" w:afterAutospacing="off"/>
+        <w:rPr>
+          <w:rFonts w:ascii="Arial" w:hAnsi="Arial" w:eastAsia="Arial" w:cs="Arial"/>
+          <w:noProof w:val="0"/>
+          <w:sz w:val="24"/>
+          <w:szCs w:val="24"/>
+          <w:lang w:val="en-US"/>
+        </w:rPr>
+      </w:pPr>
+      <w:r>
+        <w:rPr>
+          <w:rFonts w:ascii="Arial" w:hAnsi="Arial" w:eastAsia="Arial" w:cs="Arial"/>
+          <w:noProof w:val="0"/>
+          <w:sz w:val="24"/>
+          <w:szCs w:val="24"/>
+          <w:lang w:val="en-US"/>
+        </w:rPr>
+        <w:t xml:space="preserve">If many devices are connected (lights, sensors, coffee </w:t>
+      </w:r>
+      <w:r>
+        <w:rPr>
+          <w:rFonts w:ascii="Arial" w:hAnsi="Arial" w:eastAsia="Arial" w:cs="Arial"/>
+          <w:noProof w:val="0"/>
+          <w:sz w:val="24"/>
+          <w:szCs w:val="24"/>
+          <w:lang w:val="en-US"/>
+        </w:rPr>
+        <w:t>machine</w:t>
+      </w:r>
+      <w:r>
+        <w:rPr>
+          <w:rFonts w:ascii="Arial" w:hAnsi="Arial" w:eastAsia="Arial" w:cs="Arial"/>
+          <w:noProof w:val="0"/>
+          <w:sz w:val="24"/>
+          <w:szCs w:val="24"/>
+          <w:lang w:val="en-US"/>
+        </w:rPr>
+        <w:t>, etc.), the web UI may become slow or unresponsive, reducing usability.</w:t>
+      </w:r>
+    </w:p>
+    <w:p>
+      <w:pPr>
+        <w:spacing w:before="0" w:beforeAutospacing="off" w:after="0" w:afterAutospacing="off"/>
+        <w:rPr>
+          <w:rFonts w:ascii="Arial" w:hAnsi="Arial" w:eastAsia="Arial" w:cs="Arial"/>
+          <w:noProof w:val="0"/>
+          <w:sz w:val="24"/>
+          <w:szCs w:val="24"/>
+          <w:lang w:val="en-US"/>
+        </w:rPr>
+      </w:pPr>
+      <w:r>
+        <w:rPr>
+          <w:rFonts w:ascii="Arial" w:hAnsi="Arial" w:eastAsia="Arial" w:cs="Arial"/>
+          <w:noProof w:val="0"/>
+          <w:sz w:val="24"/>
+          <w:szCs w:val="24"/>
+          <w:lang w:val="en-US"/>
+        </w:rPr>
+        <w:t xml:space="preserve"> </w:t>
+      </w:r>
+    </w:p>
+    <w:p>
+      <w:pPr>
+        <w:spacing w:before="0" w:beforeAutospacing="off" w:after="0" w:afterAutospacing="off"/>
+        <w:rPr>
+          <w:rFonts w:ascii="Arial" w:hAnsi="Arial" w:eastAsia="Arial" w:cs="Arial"/>
+          <w:b w:val="1"/>
+          <w:bCs w:val="1"/>
+          <w:noProof w:val="0"/>
+          <w:sz w:val="24"/>
+          <w:szCs w:val="24"/>
+          <w:lang w:val="en-US"/>
+        </w:rPr>
+      </w:pPr>
+      <w:r>
+        <w:rPr>
+          <w:rFonts w:ascii="Arial" w:hAnsi="Arial" w:eastAsia="Arial" w:cs="Arial"/>
+          <w:b w:val="1"/>
+          <w:bCs w:val="1"/>
+          <w:noProof w:val="0"/>
+          <w:sz w:val="24"/>
+          <w:szCs w:val="24"/>
+          <w:lang w:val="en-US"/>
+        </w:rPr>
+        <w:t>Indications</w:t>
+      </w:r>
+    </w:p>
+    <w:p>
+      <w:pPr>
+        <w:spacing w:before="0" w:beforeAutospacing="off" w:after="0" w:afterAutospacing="off"/>
+        <w:rPr>
+          <w:rFonts w:ascii="Arial" w:hAnsi="Arial" w:eastAsia="Arial" w:cs="Arial"/>
+          <w:noProof w:val="0"/>
+          <w:sz w:val="24"/>
+          <w:szCs w:val="24"/>
+          <w:lang w:val="en-US"/>
+        </w:rPr>
+      </w:pPr>
+      <w:r>
+        <w:rPr>
+          <w:rFonts w:ascii="Arial" w:hAnsi="Arial" w:eastAsia="Arial" w:cs="Arial"/>
+          <w:noProof w:val="0"/>
+          <w:sz w:val="24"/>
+          <w:szCs w:val="24"/>
+          <w:lang w:val="en-US"/>
+        </w:rPr>
+        <w:t>Slow page loading</w:t>
+      </w:r>
+    </w:p>
+    <w:p>
+      <w:pPr>
+        <w:spacing w:before="0" w:beforeAutospacing="off" w:after="0" w:afterAutospacing="off"/>
+        <w:rPr>
+          <w:rFonts w:ascii="Arial" w:hAnsi="Arial" w:eastAsia="Arial" w:cs="Arial"/>
+          <w:noProof w:val="0"/>
+          <w:sz w:val="24"/>
+          <w:szCs w:val="24"/>
+          <w:lang w:val="en-US"/>
+        </w:rPr>
+      </w:pPr>
+      <w:r>
+        <w:rPr>
+          <w:rFonts w:ascii="Arial" w:hAnsi="Arial" w:eastAsia="Arial" w:cs="Arial"/>
+          <w:noProof w:val="0"/>
+          <w:sz w:val="24"/>
+          <w:szCs w:val="24"/>
+          <w:lang w:val="en-US"/>
+        </w:rPr>
+        <w:t>Lag when switching zones</w:t>
+      </w:r>
+    </w:p>
+    <w:p>
+      <w:pPr>
+        <w:spacing w:before="0" w:beforeAutospacing="off" w:after="0" w:afterAutospacing="off"/>
+        <w:rPr>
+          <w:rFonts w:ascii="Arial" w:hAnsi="Arial" w:eastAsia="Arial" w:cs="Arial"/>
+          <w:noProof w:val="0"/>
+          <w:sz w:val="24"/>
+          <w:szCs w:val="24"/>
+          <w:lang w:val="en-US"/>
+        </w:rPr>
+      </w:pPr>
+      <w:r>
+        <w:rPr>
+          <w:rFonts w:ascii="Arial" w:hAnsi="Arial" w:eastAsia="Arial" w:cs="Arial"/>
+          <w:noProof w:val="0"/>
+          <w:sz w:val="24"/>
+          <w:szCs w:val="24"/>
+          <w:lang w:val="en-US"/>
+        </w:rPr>
+        <w:t>Delayed button response</w:t>
+      </w:r>
+    </w:p>
+    <w:p>
+      <w:pPr>
+        <w:spacing w:before="0" w:beforeAutospacing="off" w:after="0" w:afterAutospacing="off"/>
+        <w:rPr>
+          <w:rFonts w:ascii="Arial" w:hAnsi="Arial" w:eastAsia="Arial" w:cs="Arial"/>
+          <w:noProof w:val="0"/>
+          <w:sz w:val="24"/>
+          <w:szCs w:val="24"/>
+          <w:lang w:val="en-US"/>
+        </w:rPr>
+      </w:pPr>
+      <w:r>
+        <w:rPr>
+          <w:rFonts w:ascii="Arial" w:hAnsi="Arial" w:eastAsia="Arial" w:cs="Arial"/>
+          <w:noProof w:val="0"/>
+          <w:sz w:val="24"/>
+          <w:szCs w:val="24"/>
+          <w:lang w:val="en-US"/>
+        </w:rPr>
+        <w:t>Browser freezing</w:t>
+      </w:r>
+    </w:p>
+    <w:p>
+      <w:pPr>
+        <w:spacing w:before="0" w:beforeAutospacing="off" w:after="0" w:afterAutospacing="off"/>
+        <w:rPr>
+          <w:rFonts w:ascii="Arial" w:hAnsi="Arial" w:eastAsia="Arial" w:cs="Arial"/>
+          <w:noProof w:val="0"/>
+          <w:sz w:val="24"/>
+          <w:szCs w:val="24"/>
+          <w:lang w:val="en-US"/>
+        </w:rPr>
+      </w:pPr>
+      <w:r>
+        <w:rPr>
+          <w:rFonts w:ascii="Arial" w:hAnsi="Arial" w:eastAsia="Arial" w:cs="Arial"/>
+          <w:noProof w:val="0"/>
+          <w:sz w:val="24"/>
+          <w:szCs w:val="24"/>
+          <w:lang w:val="en-US"/>
+        </w:rPr>
+        <w:t xml:space="preserve"> </w:t>
+      </w:r>
+    </w:p>
+    <w:p>
+      <w:pPr>
+        <w:spacing w:before="0" w:beforeAutospacing="off" w:after="0" w:afterAutospacing="off"/>
+        <w:rPr>
+          <w:rFonts w:ascii="Arial" w:hAnsi="Arial" w:eastAsia="Arial" w:cs="Arial"/>
+          <w:b w:val="1"/>
+          <w:bCs w:val="1"/>
+          <w:noProof w:val="0"/>
+          <w:sz w:val="24"/>
+          <w:szCs w:val="24"/>
+          <w:lang w:val="en-US"/>
+        </w:rPr>
+      </w:pPr>
+      <w:r>
+        <w:rPr>
+          <w:rFonts w:ascii="Arial" w:hAnsi="Arial" w:eastAsia="Arial" w:cs="Arial"/>
+          <w:b w:val="1"/>
+          <w:bCs w:val="1"/>
+          <w:noProof w:val="0"/>
+          <w:sz w:val="24"/>
+          <w:szCs w:val="24"/>
+          <w:lang w:val="en-US"/>
+        </w:rPr>
+        <w:t>Mitigation Strategy</w:t>
+      </w:r>
+    </w:p>
+    <w:p>
+      <w:pPr>
+        <w:spacing w:before="0" w:beforeAutospacing="off" w:after="0" w:afterAutospacing="off"/>
+        <w:rPr>
+          <w:rFonts w:ascii="Arial" w:hAnsi="Arial" w:eastAsia="Arial" w:cs="Arial"/>
+          <w:noProof w:val="0"/>
+          <w:sz w:val="24"/>
+          <w:szCs w:val="24"/>
+          <w:lang w:val="en-US"/>
+        </w:rPr>
+      </w:pPr>
+      <w:r>
+        <w:rPr>
+          <w:rFonts w:ascii="Arial" w:hAnsi="Arial" w:eastAsia="Arial" w:cs="Arial"/>
+          <w:noProof w:val="0"/>
+          <w:sz w:val="24"/>
+          <w:szCs w:val="24"/>
+          <w:lang w:val="en-US"/>
+        </w:rPr>
+        <w:t>Optimize</w:t>
+      </w:r>
+      <w:r>
+        <w:rPr>
+          <w:rFonts w:ascii="Arial" w:hAnsi="Arial" w:eastAsia="Arial" w:cs="Arial"/>
+          <w:noProof w:val="0"/>
+          <w:sz w:val="24"/>
+          <w:szCs w:val="24"/>
+          <w:lang w:val="en-US"/>
+        </w:rPr>
+        <w:t xml:space="preserve"> React components</w:t>
+      </w:r>
+    </w:p>
+    <w:p>
+      <w:pPr>
+        <w:spacing w:before="0" w:beforeAutospacing="off" w:after="0" w:afterAutospacing="off"/>
+        <w:rPr>
+          <w:rFonts w:ascii="Arial" w:hAnsi="Arial" w:eastAsia="Arial" w:cs="Arial"/>
+          <w:noProof w:val="0"/>
+          <w:sz w:val="24"/>
+          <w:szCs w:val="24"/>
+          <w:lang w:val="en-US"/>
+        </w:rPr>
+      </w:pPr>
+      <w:r>
+        <w:rPr>
+          <w:rFonts w:ascii="Arial" w:hAnsi="Arial" w:eastAsia="Arial" w:cs="Arial"/>
+          <w:noProof w:val="0"/>
+          <w:sz w:val="24"/>
+          <w:szCs w:val="24"/>
+          <w:lang w:val="en-US"/>
+        </w:rPr>
+        <w:t>Use lazy loading for devices</w:t>
+      </w:r>
+    </w:p>
+    <w:p>
+      <w:pPr>
+        <w:spacing w:before="0" w:beforeAutospacing="off" w:after="0" w:afterAutospacing="off"/>
+        <w:rPr>
+          <w:rFonts w:ascii="Arial" w:hAnsi="Arial" w:eastAsia="Arial" w:cs="Arial"/>
+          <w:noProof w:val="0"/>
+          <w:sz w:val="24"/>
+          <w:szCs w:val="24"/>
+          <w:lang w:val="en-US"/>
+        </w:rPr>
+      </w:pPr>
+      <w:r>
+        <w:rPr>
+          <w:rFonts w:ascii="Arial" w:hAnsi="Arial" w:eastAsia="Arial" w:cs="Arial"/>
+          <w:noProof w:val="0"/>
+          <w:sz w:val="24"/>
+          <w:szCs w:val="24"/>
+          <w:lang w:val="en-US"/>
+        </w:rPr>
+        <w:t>Implement pagination or grouping by zones</w:t>
+      </w:r>
+    </w:p>
+    <w:p>
+      <w:pPr>
+        <w:spacing w:before="0" w:beforeAutospacing="off" w:after="0" w:afterAutospacing="off"/>
+        <w:rPr>
+          <w:rFonts w:ascii="Arial" w:hAnsi="Arial" w:eastAsia="Arial" w:cs="Arial"/>
+          <w:noProof w:val="0"/>
+          <w:sz w:val="24"/>
+          <w:szCs w:val="24"/>
+          <w:lang w:val="en-US"/>
+        </w:rPr>
+      </w:pPr>
+      <w:r>
+        <w:rPr>
+          <w:rFonts w:ascii="Arial" w:hAnsi="Arial" w:eastAsia="Arial" w:cs="Arial"/>
+          <w:noProof w:val="0"/>
+          <w:sz w:val="24"/>
+          <w:szCs w:val="24"/>
+          <w:lang w:val="en-US"/>
+        </w:rPr>
+        <w:t>Minimize unnecessary re-rendering</w:t>
+      </w:r>
+    </w:p>
+    <w:p>
+      <w:pPr>
+        <w:pStyle w:val="Normal"/>
+        <w:spacing w:before="0" w:beforeAutospacing="off" w:after="0" w:afterAutospacing="off"/>
+        <w:rPr>
+          <w:rFonts w:ascii="Arial" w:hAnsi="Arial" w:eastAsia="Arial" w:cs="Arial"/>
+          <w:noProof w:val="0"/>
+          <w:sz w:val="24"/>
+          <w:szCs w:val="24"/>
+          <w:lang w:val="en-US"/>
+        </w:rPr>
+      </w:pPr>
+      <w:r>
+        <w:rPr>
+          <w:rFonts w:ascii="Arial" w:hAnsi="Arial" w:eastAsia="Arial" w:cs="Arial"/>
+          <w:noProof w:val="0"/>
+          <w:sz w:val="24"/>
+          <w:szCs w:val="24"/>
+          <w:lang w:val="en-US"/>
+        </w:rPr>
+        <w:t>Use efficient state management</w:t>
+      </w:r>
+    </w:p>
+    <w:p>
+      <w:pPr>
+        <w:spacing w:before="0" w:beforeAutospacing="off" w:after="0" w:afterAutospacing="off"/>
+        <w:rPr>
+          <w:rFonts w:ascii="Arial" w:hAnsi="Arial" w:eastAsia="Arial" w:cs="Arial"/>
+        </w:rPr>
+      </w:pPr>
+      <w:r>
+        <w:rPr>
+          <w:rFonts w:ascii="Arial" w:hAnsi="Arial" w:eastAsia="Arial" w:cs="Arial"/>
+        </w:rPr>
+        <w:br w:type="page"/>
+      </w:r>
+    </w:p>
+    <w:p>
+      <w:pPr>
+        <w:pStyle w:val="Heading3"/>
         <w:rPr>
           <w:rFonts w:ascii="Arial" w:hAnsi="Arial" w:eastAsia="Arial" w:cs="Arial"/>
           <w:b w:val="1"/>
@@ -5281,14 +7212,37 @@
           <w:szCs w:val="28"/>
           <w:lang w:val="en-GB"/>
         </w:rPr>
-        <w:t xml:space="preserve"> Security vulnerabilities in web authentication and device control</w:t>
-      </w:r>
+      </w:pPr>
+      <w:bookmarkStart w:name="_Toc1624844076" w:id="344716270"/>
+      <w:r>
+        <w:rPr>
+          <w:rFonts w:ascii="Arial" w:hAnsi="Arial" w:eastAsia="Arial" w:cs="Arial"/>
+          <w:noProof w:val="0"/>
+          <w:lang w:val="en-GB"/>
+        </w:rPr>
+        <w:t>R13.</w:t>
+      </w:r>
+      <w:r>
+        <w:rPr>
+          <w:rFonts w:ascii="Arial" w:hAnsi="Arial" w:eastAsia="Arial" w:cs="Arial"/>
+          <w:noProof w:val="0"/>
+          <w:lang w:val="en-GB"/>
+        </w:rPr>
+        <w:t xml:space="preserve"> Web</w:t>
+      </w:r>
+      <w:r>
+        <w:rPr>
+          <w:rFonts w:ascii="Arial" w:hAnsi="Arial" w:eastAsia="Arial" w:cs="Arial"/>
+          <w:noProof w:val="0"/>
+          <w:lang w:val="en-GB"/>
+        </w:rPr>
+        <w:t xml:space="preserve"> Browser compatibility issues</w:t>
+      </w:r>
+      <w:bookmarkEnd w:id="344716270"/>
     </w:p>
     <w:p>
       <w:pPr>
         <w:spacing w:before="0" w:beforeAutospacing="off" w:after="0" w:afterAutospacing="off"/>
-      </w:pPr>
-      <w:r>
         <w:rPr>
           <w:rFonts w:ascii="Arial" w:hAnsi="Arial" w:eastAsia="Arial" w:cs="Arial"/>
           <w:b w:val="1"/>
@@ -5298,49 +7252,6 @@
           <w:szCs w:val="24"/>
           <w:lang w:val="en-US"/>
         </w:rPr>
-        <w:t>Impact</w:t>
-      </w:r>
-    </w:p>
-    <w:p>
-      <w:pPr>
-        <w:spacing w:before="0" w:beforeAutospacing="off" w:after="0" w:afterAutospacing="off"/>
-      </w:pPr>
-      <w:r>
-        <w:rPr>
-          <w:rFonts w:ascii="Arial" w:hAnsi="Arial" w:eastAsia="Arial" w:cs="Arial"/>
-          <w:noProof w:val="0"/>
-          <w:sz w:val="24"/>
-          <w:szCs w:val="24"/>
-          <w:lang w:val="en-US"/>
-        </w:rPr>
-        <w:t>Unauthorized users may gain access to the smart home system and control devices such as doors, lights, or alarms.</w:t>
-      </w:r>
-      <w:r>
-        <w:rPr>
-          <w:rFonts w:ascii="Arial" w:hAnsi="Arial" w:eastAsia="Arial" w:cs="Arial"/>
-          <w:noProof w:val="0"/>
-          <w:sz w:val="24"/>
-          <w:szCs w:val="24"/>
-          <w:lang w:val="en-US"/>
-        </w:rPr>
-        <w:t xml:space="preserve"> This could create serious safety and privacy issues.</w:t>
-      </w:r>
-    </w:p>
-    <w:p>
-      <w:pPr>
-        <w:spacing w:before="0" w:beforeAutospacing="off" w:after="0" w:afterAutospacing="off"/>
-        <w:rPr>
-          <w:rFonts w:ascii="Arial" w:hAnsi="Arial" w:eastAsia="Arial" w:cs="Arial"/>
-          <w:noProof w:val="0"/>
-          <w:sz w:val="24"/>
-          <w:szCs w:val="24"/>
-          <w:lang w:val="en-US"/>
-        </w:rPr>
-      </w:pPr>
-    </w:p>
-    <w:p>
-      <w:pPr>
-        <w:spacing w:before="0" w:beforeAutospacing="off" w:after="0" w:afterAutospacing="off"/>
       </w:pPr>
       <w:r>
         <w:rPr>
@@ -5352,89 +7263,76 @@
           <w:szCs w:val="24"/>
           <w:lang w:val="en-US"/>
         </w:rPr>
-        <w:t>Indications</w:t>
+        <w:t>Impact</w:t>
       </w:r>
     </w:p>
     <w:p>
       <w:pPr>
         <w:spacing w:before="0" w:beforeAutospacing="off" w:after="0" w:afterAutospacing="off"/>
-      </w:pPr>
-      <w:r>
-        <w:rPr>
-          <w:rFonts w:ascii="Arial" w:hAnsi="Arial" w:eastAsia="Arial" w:cs="Arial"/>
-          <w:noProof w:val="0"/>
-          <w:sz w:val="24"/>
-          <w:szCs w:val="24"/>
-          <w:lang w:val="en-US"/>
-        </w:rPr>
-        <w:t>Users access system without login</w:t>
+        <w:rPr>
+          <w:rFonts w:ascii="Arial" w:hAnsi="Arial" w:eastAsia="Arial" w:cs="Arial"/>
+          <w:noProof w:val="0"/>
+          <w:sz w:val="24"/>
+          <w:szCs w:val="24"/>
+          <w:lang w:val="en-US"/>
+        </w:rPr>
+      </w:pPr>
+      <w:r>
+        <w:rPr>
+          <w:rFonts w:ascii="Arial" w:hAnsi="Arial" w:eastAsia="Arial" w:cs="Arial"/>
+          <w:noProof w:val="0"/>
+          <w:sz w:val="24"/>
+          <w:szCs w:val="24"/>
+          <w:lang w:val="en-US"/>
+        </w:rPr>
+        <w:t xml:space="preserve">Web </w:t>
+      </w:r>
+      <w:r>
+        <w:rPr>
+          <w:rFonts w:ascii="Arial" w:hAnsi="Arial" w:eastAsia="Arial" w:cs="Arial"/>
+          <w:noProof w:val="0"/>
+          <w:sz w:val="24"/>
+          <w:szCs w:val="24"/>
+          <w:lang w:val="en-US"/>
+        </w:rPr>
+        <w:t>applications</w:t>
+      </w:r>
+      <w:r>
+        <w:rPr>
+          <w:rFonts w:ascii="Arial" w:hAnsi="Arial" w:eastAsia="Arial" w:cs="Arial"/>
+          <w:noProof w:val="0"/>
+          <w:sz w:val="24"/>
+          <w:szCs w:val="24"/>
+          <w:lang w:val="en-US"/>
+        </w:rPr>
+        <w:t xml:space="preserve"> may not function correctly on different browsers (Chrome, Edge, Firefox, Safari), affecting accessibility for users.</w:t>
       </w:r>
     </w:p>
     <w:p>
       <w:pPr>
         <w:spacing w:before="0" w:beforeAutospacing="off" w:after="0" w:afterAutospacing="off"/>
-      </w:pPr>
-      <w:r>
-        <w:rPr>
-          <w:rFonts w:ascii="Arial" w:hAnsi="Arial" w:eastAsia="Arial" w:cs="Arial"/>
-          <w:noProof w:val="0"/>
-          <w:sz w:val="24"/>
-          <w:szCs w:val="24"/>
-          <w:lang w:val="en-US"/>
-        </w:rPr>
-        <w:t>Weak password validation</w:t>
+        <w:rPr>
+          <w:rFonts w:ascii="Arial" w:hAnsi="Arial" w:eastAsia="Arial" w:cs="Arial"/>
+          <w:noProof w:val="0"/>
+          <w:sz w:val="24"/>
+          <w:szCs w:val="24"/>
+          <w:lang w:val="en-US"/>
+        </w:rPr>
+      </w:pPr>
+      <w:r>
+        <w:rPr>
+          <w:rFonts w:ascii="Arial" w:hAnsi="Arial" w:eastAsia="Arial" w:cs="Arial"/>
+          <w:noProof w:val="0"/>
+          <w:sz w:val="24"/>
+          <w:szCs w:val="24"/>
+          <w:lang w:val="en-US"/>
+        </w:rPr>
+        <w:t xml:space="preserve"> </w:t>
       </w:r>
     </w:p>
     <w:p>
       <w:pPr>
         <w:spacing w:before="0" w:beforeAutospacing="off" w:after="0" w:afterAutospacing="off"/>
-      </w:pPr>
-      <w:r>
-        <w:rPr>
-          <w:rFonts w:ascii="Arial" w:hAnsi="Arial" w:eastAsia="Arial" w:cs="Arial"/>
-          <w:noProof w:val="0"/>
-          <w:sz w:val="24"/>
-          <w:szCs w:val="24"/>
-          <w:lang w:val="en-US"/>
-        </w:rPr>
-        <w:t>Unauthorized device commands executed</w:t>
-      </w:r>
-    </w:p>
-    <w:p>
-      <w:pPr>
-        <w:spacing w:before="0" w:beforeAutospacing="off" w:after="0" w:afterAutospacing="off"/>
-      </w:pPr>
-      <w:r>
-        <w:rPr>
-          <w:rFonts w:ascii="Arial" w:hAnsi="Arial" w:eastAsia="Arial" w:cs="Arial"/>
-          <w:noProof w:val="0"/>
-          <w:sz w:val="24"/>
-          <w:szCs w:val="24"/>
-          <w:lang w:val="en-US"/>
-        </w:rPr>
-        <w:t>API endpoints accessible without authentication</w:t>
-      </w:r>
-    </w:p>
-    <w:p>
-      <w:pPr>
-        <w:spacing w:before="0" w:beforeAutospacing="off" w:after="0" w:afterAutospacing="off"/>
-      </w:pPr>
-      <w:r>
-        <w:rPr>
-          <w:rFonts w:ascii="Arial" w:hAnsi="Arial" w:eastAsia="Arial" w:cs="Arial"/>
-          <w:noProof w:val="0"/>
-          <w:sz w:val="24"/>
-          <w:szCs w:val="24"/>
-          <w:lang w:val="en-US"/>
-        </w:rPr>
-        <w:t xml:space="preserve"> </w:t>
-      </w:r>
-    </w:p>
-    <w:p>
-      <w:pPr>
-        <w:spacing w:before="0" w:beforeAutospacing="off" w:after="0" w:afterAutospacing="off"/>
-      </w:pPr>
-      <w:r>
         <w:rPr>
           <w:rFonts w:ascii="Arial" w:hAnsi="Arial" w:eastAsia="Arial" w:cs="Arial"/>
           <w:b w:val="1"/>
@@ -5444,109 +7342,6 @@
           <w:szCs w:val="24"/>
           <w:lang w:val="en-US"/>
         </w:rPr>
-        <w:t>Mitigation Strategy</w:t>
-      </w:r>
-    </w:p>
-    <w:p>
-      <w:pPr>
-        <w:spacing w:before="0" w:beforeAutospacing="off" w:after="0" w:afterAutospacing="off"/>
-      </w:pPr>
-      <w:r>
-        <w:rPr>
-          <w:rFonts w:ascii="Arial" w:hAnsi="Arial" w:eastAsia="Arial" w:cs="Arial"/>
-          <w:noProof w:val="0"/>
-          <w:sz w:val="24"/>
-          <w:szCs w:val="24"/>
-          <w:lang w:val="en-US"/>
-        </w:rPr>
-        <w:t>Use secure authentication (Firebase Auth)</w:t>
-      </w:r>
-    </w:p>
-    <w:p>
-      <w:pPr>
-        <w:spacing w:before="0" w:beforeAutospacing="off" w:after="0" w:afterAutospacing="off"/>
-      </w:pPr>
-      <w:r>
-        <w:rPr>
-          <w:rFonts w:ascii="Arial" w:hAnsi="Arial" w:eastAsia="Arial" w:cs="Arial"/>
-          <w:noProof w:val="0"/>
-          <w:sz w:val="24"/>
-          <w:szCs w:val="24"/>
-          <w:lang w:val="en-US"/>
-        </w:rPr>
-        <w:t>Implement role-based access control</w:t>
-      </w:r>
-    </w:p>
-    <w:p>
-      <w:pPr>
-        <w:spacing w:before="0" w:beforeAutospacing="off" w:after="0" w:afterAutospacing="off"/>
-      </w:pPr>
-      <w:r>
-        <w:rPr>
-          <w:rFonts w:ascii="Arial" w:hAnsi="Arial" w:eastAsia="Arial" w:cs="Arial"/>
-          <w:noProof w:val="0"/>
-          <w:sz w:val="24"/>
-          <w:szCs w:val="24"/>
-          <w:lang w:val="en-US"/>
-        </w:rPr>
-        <w:t>Validate all requests from frontend</w:t>
-      </w:r>
-    </w:p>
-    <w:p>
-      <w:pPr>
-        <w:spacing w:before="0" w:beforeAutospacing="off" w:after="0" w:afterAutospacing="off"/>
-      </w:pPr>
-      <w:r>
-        <w:rPr>
-          <w:rFonts w:ascii="Arial" w:hAnsi="Arial" w:eastAsia="Arial" w:cs="Arial"/>
-          <w:noProof w:val="0"/>
-          <w:sz w:val="24"/>
-          <w:szCs w:val="24"/>
-          <w:lang w:val="en-US"/>
-        </w:rPr>
-        <w:t>Use HTTPS and secure tokens</w:t>
-      </w:r>
-    </w:p>
-    <w:p>
-      <w:pPr>
-        <w:spacing w:before="0" w:beforeAutospacing="off" w:after="0" w:afterAutospacing="off"/>
-      </w:pPr>
-      <w:r>
-        <w:rPr>
-          <w:rFonts w:ascii="Arial" w:hAnsi="Arial" w:eastAsia="Arial" w:cs="Arial"/>
-          <w:noProof w:val="0"/>
-          <w:sz w:val="24"/>
-          <w:szCs w:val="24"/>
-          <w:lang w:val="en-US"/>
-        </w:rPr>
-        <w:t>Regularly test authentication security</w:t>
-      </w:r>
-    </w:p>
-    <w:p>
-      <w:pPr>
-        <w:pStyle w:val="Normal"/>
-        <w:rPr>
-          <w:rFonts w:ascii="Arial" w:hAnsi="Arial" w:eastAsia="Arial" w:cs="Arial"/>
-          <w:sz w:val="24"/>
-          <w:szCs w:val="24"/>
-          <w:lang w:val="en-US"/>
-        </w:rPr>
-      </w:pPr>
-    </w:p>
-    <w:p>
-      <w:pPr>
-        <w:pStyle w:val="Normal"/>
-        <w:rPr>
-          <w:rFonts w:ascii="Arial" w:hAnsi="Arial" w:eastAsia="Arial" w:cs="Arial"/>
-          <w:sz w:val="24"/>
-          <w:szCs w:val="24"/>
-          <w:lang w:val="en-US"/>
-        </w:rPr>
-      </w:pPr>
-    </w:p>
-    <w:p>
-      <w:pPr>
-        <w:spacing w:before="0" w:beforeAutospacing="off" w:after="240" w:afterAutospacing="off"/>
       </w:pPr>
       <w:r>
         <w:rPr>
@@ -5554,40 +7349,636 @@
           <w:b w:val="1"/>
           <w:bCs w:val="1"/>
           <w:noProof w:val="0"/>
+          <w:sz w:val="24"/>
+          <w:szCs w:val="24"/>
+          <w:lang w:val="en-US"/>
+        </w:rPr>
+        <w:t>Indications</w:t>
+      </w:r>
+    </w:p>
+    <w:p>
+      <w:pPr>
+        <w:spacing w:before="0" w:beforeAutospacing="off" w:after="0" w:afterAutospacing="off"/>
+        <w:rPr>
+          <w:rFonts w:ascii="Arial" w:hAnsi="Arial" w:eastAsia="Arial" w:cs="Arial"/>
+          <w:noProof w:val="0"/>
+          <w:sz w:val="24"/>
+          <w:szCs w:val="24"/>
+          <w:lang w:val="en-US"/>
+        </w:rPr>
+      </w:pPr>
+      <w:r>
+        <w:rPr>
+          <w:rFonts w:ascii="Arial" w:hAnsi="Arial" w:eastAsia="Arial" w:cs="Arial"/>
+          <w:noProof w:val="0"/>
+          <w:sz w:val="24"/>
+          <w:szCs w:val="24"/>
+          <w:lang w:val="en-US"/>
+        </w:rPr>
+        <w:t>UI layout breaks in certain browsers</w:t>
+      </w:r>
+    </w:p>
+    <w:p>
+      <w:pPr>
+        <w:spacing w:before="0" w:beforeAutospacing="off" w:after="0" w:afterAutospacing="off"/>
+        <w:rPr>
+          <w:rFonts w:ascii="Arial" w:hAnsi="Arial" w:eastAsia="Arial" w:cs="Arial"/>
+          <w:noProof w:val="0"/>
+          <w:sz w:val="24"/>
+          <w:szCs w:val="24"/>
+          <w:lang w:val="en-US"/>
+        </w:rPr>
+      </w:pPr>
+      <w:r>
+        <w:rPr>
+          <w:rFonts w:ascii="Arial" w:hAnsi="Arial" w:eastAsia="Arial" w:cs="Arial"/>
+          <w:noProof w:val="0"/>
+          <w:sz w:val="24"/>
+          <w:szCs w:val="24"/>
+          <w:lang w:val="en-US"/>
+        </w:rPr>
+        <w:t>Buttons not responding</w:t>
+      </w:r>
+    </w:p>
+    <w:p>
+      <w:pPr>
+        <w:spacing w:before="0" w:beforeAutospacing="off" w:after="0" w:afterAutospacing="off"/>
+        <w:rPr>
+          <w:rFonts w:ascii="Arial" w:hAnsi="Arial" w:eastAsia="Arial" w:cs="Arial"/>
+          <w:noProof w:val="0"/>
+          <w:sz w:val="24"/>
+          <w:szCs w:val="24"/>
+          <w:lang w:val="en-US"/>
+        </w:rPr>
+      </w:pPr>
+      <w:r>
+        <w:rPr>
+          <w:rFonts w:ascii="Arial" w:hAnsi="Arial" w:eastAsia="Arial" w:cs="Arial"/>
+          <w:noProof w:val="0"/>
+          <w:sz w:val="24"/>
+          <w:szCs w:val="24"/>
+          <w:lang w:val="en-US"/>
+        </w:rPr>
+        <w:t>CSS styles missing</w:t>
+      </w:r>
+    </w:p>
+    <w:p>
+      <w:pPr>
+        <w:spacing w:before="0" w:beforeAutospacing="off" w:after="0" w:afterAutospacing="off"/>
+        <w:rPr>
+          <w:rFonts w:ascii="Arial" w:hAnsi="Arial" w:eastAsia="Arial" w:cs="Arial"/>
+          <w:noProof w:val="0"/>
+          <w:sz w:val="24"/>
+          <w:szCs w:val="24"/>
+          <w:lang w:val="en-US"/>
+        </w:rPr>
+      </w:pPr>
+      <w:r>
+        <w:rPr>
+          <w:rFonts w:ascii="Arial" w:hAnsi="Arial" w:eastAsia="Arial" w:cs="Arial"/>
+          <w:noProof w:val="0"/>
+          <w:sz w:val="24"/>
+          <w:szCs w:val="24"/>
+          <w:lang w:val="en-US"/>
+        </w:rPr>
+        <w:t>JavaScript errors</w:t>
+      </w:r>
+    </w:p>
+    <w:p>
+      <w:pPr>
+        <w:spacing w:before="0" w:beforeAutospacing="off" w:after="0" w:afterAutospacing="off"/>
+        <w:rPr>
+          <w:rFonts w:ascii="Arial" w:hAnsi="Arial" w:eastAsia="Arial" w:cs="Arial"/>
+          <w:noProof w:val="0"/>
+          <w:sz w:val="24"/>
+          <w:szCs w:val="24"/>
+          <w:lang w:val="en-US"/>
+        </w:rPr>
+      </w:pPr>
+      <w:r>
+        <w:rPr>
+          <w:rFonts w:ascii="Arial" w:hAnsi="Arial" w:eastAsia="Arial" w:cs="Arial"/>
+          <w:noProof w:val="0"/>
+          <w:sz w:val="24"/>
+          <w:szCs w:val="24"/>
+          <w:lang w:val="en-US"/>
+        </w:rPr>
+        <w:t xml:space="preserve"> </w:t>
+      </w:r>
+    </w:p>
+    <w:p>
+      <w:pPr>
+        <w:spacing w:before="0" w:beforeAutospacing="off" w:after="0" w:afterAutospacing="off"/>
+        <w:rPr>
+          <w:rFonts w:ascii="Arial" w:hAnsi="Arial" w:eastAsia="Arial" w:cs="Arial"/>
+          <w:b w:val="1"/>
+          <w:bCs w:val="1"/>
+          <w:noProof w:val="0"/>
+          <w:sz w:val="24"/>
+          <w:szCs w:val="24"/>
+          <w:lang w:val="en-US"/>
+        </w:rPr>
+      </w:pPr>
+      <w:r>
+        <w:rPr>
+          <w:rFonts w:ascii="Arial" w:hAnsi="Arial" w:eastAsia="Arial" w:cs="Arial"/>
+          <w:b w:val="1"/>
+          <w:bCs w:val="1"/>
+          <w:noProof w:val="0"/>
+          <w:sz w:val="24"/>
+          <w:szCs w:val="24"/>
+          <w:lang w:val="en-US"/>
+        </w:rPr>
+        <w:t>Mitigation Strategy</w:t>
+      </w:r>
+    </w:p>
+    <w:p>
+      <w:pPr>
+        <w:spacing w:before="0" w:beforeAutospacing="off" w:after="0" w:afterAutospacing="off"/>
+        <w:rPr>
+          <w:rFonts w:ascii="Arial" w:hAnsi="Arial" w:eastAsia="Arial" w:cs="Arial"/>
+          <w:noProof w:val="0"/>
+          <w:sz w:val="24"/>
+          <w:szCs w:val="24"/>
+          <w:lang w:val="en-US"/>
+        </w:rPr>
+      </w:pPr>
+      <w:r>
+        <w:rPr>
+          <w:rFonts w:ascii="Arial" w:hAnsi="Arial" w:eastAsia="Arial" w:cs="Arial"/>
+          <w:noProof w:val="0"/>
+          <w:sz w:val="24"/>
+          <w:szCs w:val="24"/>
+          <w:lang w:val="en-US"/>
+        </w:rPr>
+        <w:t>Test on multiple browsers</w:t>
+      </w:r>
+    </w:p>
+    <w:p>
+      <w:pPr>
+        <w:spacing w:before="0" w:beforeAutospacing="off" w:after="0" w:afterAutospacing="off"/>
+        <w:rPr>
+          <w:rFonts w:ascii="Arial" w:hAnsi="Arial" w:eastAsia="Arial" w:cs="Arial"/>
+          <w:noProof w:val="0"/>
+          <w:sz w:val="24"/>
+          <w:szCs w:val="24"/>
+          <w:lang w:val="en-US"/>
+        </w:rPr>
+      </w:pPr>
+      <w:r>
+        <w:rPr>
+          <w:rFonts w:ascii="Arial" w:hAnsi="Arial" w:eastAsia="Arial" w:cs="Arial"/>
+          <w:noProof w:val="0"/>
+          <w:sz w:val="24"/>
+          <w:szCs w:val="24"/>
+          <w:lang w:val="en-US"/>
+        </w:rPr>
+        <w:t>Use standard web technologies</w:t>
+      </w:r>
+    </w:p>
+    <w:p>
+      <w:pPr>
+        <w:spacing w:before="0" w:beforeAutospacing="off" w:after="0" w:afterAutospacing="off"/>
+        <w:rPr>
+          <w:rFonts w:ascii="Arial" w:hAnsi="Arial" w:eastAsia="Arial" w:cs="Arial"/>
+          <w:noProof w:val="0"/>
+          <w:sz w:val="24"/>
+          <w:szCs w:val="24"/>
+          <w:lang w:val="en-US"/>
+        </w:rPr>
+      </w:pPr>
+      <w:r>
+        <w:rPr>
+          <w:rFonts w:ascii="Arial" w:hAnsi="Arial" w:eastAsia="Arial" w:cs="Arial"/>
+          <w:noProof w:val="0"/>
+          <w:sz w:val="24"/>
+          <w:szCs w:val="24"/>
+          <w:lang w:val="en-US"/>
+        </w:rPr>
+        <w:t>Avoid unsupported features</w:t>
+      </w:r>
+    </w:p>
+    <w:p>
+      <w:pPr>
+        <w:spacing w:before="0" w:beforeAutospacing="off" w:after="0" w:afterAutospacing="off"/>
+        <w:rPr>
+          <w:rFonts w:ascii="Arial" w:hAnsi="Arial" w:eastAsia="Arial" w:cs="Arial"/>
+          <w:noProof w:val="0"/>
+          <w:sz w:val="24"/>
+          <w:szCs w:val="24"/>
+          <w:lang w:val="en-US"/>
+        </w:rPr>
+      </w:pPr>
+      <w:r>
+        <w:rPr>
+          <w:rFonts w:ascii="Arial" w:hAnsi="Arial" w:eastAsia="Arial" w:cs="Arial"/>
+          <w:noProof w:val="0"/>
+          <w:sz w:val="24"/>
+          <w:szCs w:val="24"/>
+          <w:lang w:val="en-US"/>
+        </w:rPr>
+        <w:t>Use responsive and cross-browser CSS</w:t>
+      </w:r>
+    </w:p>
+    <w:p>
+      <w:pPr>
+        <w:pStyle w:val="Heading3"/>
+        <w:spacing w:before="0" w:beforeAutospacing="off" w:after="0" w:afterAutospacing="off"/>
+        <w:rPr>
+          <w:rFonts w:ascii="Arial" w:hAnsi="Arial" w:eastAsia="Arial" w:cs="Arial"/>
+          <w:b w:val="1"/>
+          <w:bCs w:val="1"/>
+          <w:noProof w:val="0"/>
           <w:sz w:val="28"/>
           <w:szCs w:val="28"/>
-          <w:lang w:val="en-GB"/>
-        </w:rPr>
-        <w:t xml:space="preserve">R12. </w:t>
-      </w:r>
-      <w:r>
+          <w:lang w:val="en-US"/>
+        </w:rPr>
+      </w:pPr>
+      <w:bookmarkStart w:name="_Toc1952395646" w:id="455193980"/>
+      <w:r>
+        <w:rPr>
+          <w:rFonts w:ascii="Arial" w:hAnsi="Arial" w:eastAsia="Arial" w:cs="Arial"/>
+          <w:noProof w:val="0"/>
+          <w:lang w:val="en-US"/>
+        </w:rPr>
+        <w:t xml:space="preserve">R14. </w:t>
+      </w:r>
+      <w:r>
+        <w:rPr>
+          <w:rFonts w:ascii="Arial" w:hAnsi="Arial" w:eastAsia="Arial" w:cs="Arial"/>
+          <w:noProof w:val="0"/>
+          <w:lang w:val="en-US"/>
+        </w:rPr>
+        <w:t xml:space="preserve">Web </w:t>
+      </w:r>
+      <w:r>
+        <w:rPr>
+          <w:rFonts w:ascii="Arial" w:hAnsi="Arial" w:eastAsia="Arial" w:cs="Arial"/>
+          <w:noProof w:val="0"/>
+          <w:lang w:val="en-US"/>
+        </w:rPr>
+        <w:t>Data synchronization mismatch between UI and physical devices</w:t>
+      </w:r>
+      <w:bookmarkEnd w:id="455193980"/>
+    </w:p>
+    <w:p>
+      <w:pPr>
+        <w:spacing w:before="0" w:beforeAutospacing="off" w:after="0" w:afterAutospacing="off"/>
         <w:rPr>
           <w:rFonts w:ascii="Arial" w:hAnsi="Arial" w:eastAsia="Arial" w:cs="Arial"/>
           <w:b w:val="1"/>
           <w:bCs w:val="1"/>
           <w:noProof w:val="0"/>
+          <w:sz w:val="24"/>
+          <w:szCs w:val="24"/>
+          <w:lang w:val="en-US"/>
+        </w:rPr>
+      </w:pPr>
+      <w:r>
+        <w:rPr>
+          <w:rFonts w:ascii="Arial" w:hAnsi="Arial" w:eastAsia="Arial" w:cs="Arial"/>
+          <w:b w:val="1"/>
+          <w:bCs w:val="1"/>
+          <w:noProof w:val="0"/>
+          <w:sz w:val="24"/>
+          <w:szCs w:val="24"/>
+          <w:lang w:val="en-US"/>
+        </w:rPr>
+        <w:t>Impact</w:t>
+      </w:r>
+    </w:p>
+    <w:p>
+      <w:pPr>
+        <w:spacing w:before="0" w:beforeAutospacing="off" w:after="0" w:afterAutospacing="off"/>
+        <w:rPr>
+          <w:rFonts w:ascii="Arial" w:hAnsi="Arial" w:eastAsia="Arial" w:cs="Arial"/>
+          <w:noProof w:val="0"/>
+          <w:sz w:val="24"/>
+          <w:szCs w:val="24"/>
+          <w:lang w:val="en-US"/>
+        </w:rPr>
+      </w:pPr>
+      <w:r>
+        <w:rPr>
+          <w:rFonts w:ascii="Arial" w:hAnsi="Arial" w:eastAsia="Arial" w:cs="Arial"/>
+          <w:noProof w:val="0"/>
+          <w:sz w:val="24"/>
+          <w:szCs w:val="24"/>
+          <w:lang w:val="en-US"/>
+        </w:rPr>
+        <w:t>The UI may display incorrect device status compared to actual Arduino/physical device state, causing confusion and wrong decisions.</w:t>
+      </w:r>
+    </w:p>
+    <w:p>
+      <w:pPr>
+        <w:spacing w:before="0" w:beforeAutospacing="off" w:after="0" w:afterAutospacing="off"/>
+        <w:rPr>
+          <w:rFonts w:ascii="Arial" w:hAnsi="Arial" w:eastAsia="Arial" w:cs="Arial"/>
+          <w:noProof w:val="0"/>
+          <w:sz w:val="24"/>
+          <w:szCs w:val="24"/>
+          <w:lang w:val="en-US"/>
+        </w:rPr>
+      </w:pPr>
+      <w:r>
+        <w:rPr>
+          <w:rFonts w:ascii="Arial" w:hAnsi="Arial" w:eastAsia="Arial" w:cs="Arial"/>
+          <w:noProof w:val="0"/>
+          <w:sz w:val="24"/>
+          <w:szCs w:val="24"/>
+          <w:lang w:val="en-US"/>
+        </w:rPr>
+        <w:t xml:space="preserve"> </w:t>
+      </w:r>
+    </w:p>
+    <w:p>
+      <w:pPr>
+        <w:spacing w:before="0" w:beforeAutospacing="off" w:after="0" w:afterAutospacing="off"/>
+        <w:rPr>
+          <w:rFonts w:ascii="Arial" w:hAnsi="Arial" w:eastAsia="Arial" w:cs="Arial"/>
+          <w:b w:val="1"/>
+          <w:bCs w:val="1"/>
+          <w:noProof w:val="0"/>
+          <w:sz w:val="24"/>
+          <w:szCs w:val="24"/>
+          <w:lang w:val="en-US"/>
+        </w:rPr>
+      </w:pPr>
+      <w:r>
+        <w:rPr>
+          <w:rFonts w:ascii="Arial" w:hAnsi="Arial" w:eastAsia="Arial" w:cs="Arial"/>
+          <w:b w:val="1"/>
+          <w:bCs w:val="1"/>
+          <w:noProof w:val="0"/>
+          <w:sz w:val="24"/>
+          <w:szCs w:val="24"/>
+          <w:lang w:val="en-US"/>
+        </w:rPr>
+        <w:t>Indications</w:t>
+      </w:r>
+    </w:p>
+    <w:p>
+      <w:pPr>
+        <w:spacing w:before="0" w:beforeAutospacing="off" w:after="0" w:afterAutospacing="off"/>
+        <w:rPr>
+          <w:rFonts w:ascii="Arial" w:hAnsi="Arial" w:eastAsia="Arial" w:cs="Arial"/>
+          <w:noProof w:val="0"/>
+          <w:sz w:val="24"/>
+          <w:szCs w:val="24"/>
+          <w:lang w:val="en-US"/>
+        </w:rPr>
+      </w:pPr>
+      <w:r>
+        <w:rPr>
+          <w:rFonts w:ascii="Arial" w:hAnsi="Arial" w:eastAsia="Arial" w:cs="Arial"/>
+          <w:noProof w:val="0"/>
+          <w:sz w:val="24"/>
+          <w:szCs w:val="24"/>
+          <w:lang w:val="en-US"/>
+        </w:rPr>
+        <w:t>UI shows light ON but physically OFF</w:t>
+      </w:r>
+    </w:p>
+    <w:p>
+      <w:pPr>
+        <w:spacing w:before="0" w:beforeAutospacing="off" w:after="0" w:afterAutospacing="off"/>
+        <w:rPr>
+          <w:rFonts w:ascii="Arial" w:hAnsi="Arial" w:eastAsia="Arial" w:cs="Arial"/>
+          <w:noProof w:val="0"/>
+          <w:sz w:val="24"/>
+          <w:szCs w:val="24"/>
+          <w:lang w:val="en-US"/>
+        </w:rPr>
+      </w:pPr>
+      <w:r>
+        <w:rPr>
+          <w:rFonts w:ascii="Arial" w:hAnsi="Arial" w:eastAsia="Arial" w:cs="Arial"/>
+          <w:noProof w:val="0"/>
+          <w:sz w:val="24"/>
+          <w:szCs w:val="24"/>
+          <w:lang w:val="en-US"/>
+        </w:rPr>
+        <w:t>Delay in sensor updates</w:t>
+      </w:r>
+    </w:p>
+    <w:p>
+      <w:pPr>
+        <w:spacing w:before="0" w:beforeAutospacing="off" w:after="0" w:afterAutospacing="off"/>
+        <w:rPr>
+          <w:rFonts w:ascii="Arial" w:hAnsi="Arial" w:eastAsia="Arial" w:cs="Arial"/>
+          <w:noProof w:val="0"/>
+          <w:sz w:val="24"/>
+          <w:szCs w:val="24"/>
+          <w:lang w:val="en-US"/>
+        </w:rPr>
+      </w:pPr>
+      <w:r>
+        <w:rPr>
+          <w:rFonts w:ascii="Arial" w:hAnsi="Arial" w:eastAsia="Arial" w:cs="Arial"/>
+          <w:noProof w:val="0"/>
+          <w:sz w:val="24"/>
+          <w:szCs w:val="24"/>
+          <w:lang w:val="en-US"/>
+        </w:rPr>
+        <w:t>Multiple users see different states</w:t>
+      </w:r>
+    </w:p>
+    <w:p>
+      <w:pPr>
+        <w:spacing w:before="0" w:beforeAutospacing="off" w:after="0" w:afterAutospacing="off"/>
+        <w:rPr>
+          <w:rFonts w:ascii="Arial" w:hAnsi="Arial" w:eastAsia="Arial" w:cs="Arial"/>
+          <w:noProof w:val="0"/>
+          <w:sz w:val="24"/>
+          <w:szCs w:val="24"/>
+          <w:lang w:val="en-US"/>
+        </w:rPr>
+      </w:pPr>
+      <w:r>
+        <w:rPr>
+          <w:rFonts w:ascii="Arial" w:hAnsi="Arial" w:eastAsia="Arial" w:cs="Arial"/>
+          <w:noProof w:val="0"/>
+          <w:sz w:val="24"/>
+          <w:szCs w:val="24"/>
+          <w:lang w:val="en-US"/>
+        </w:rPr>
+        <w:t xml:space="preserve"> </w:t>
+      </w:r>
+    </w:p>
+    <w:p>
+      <w:pPr>
+        <w:spacing w:before="0" w:beforeAutospacing="off" w:after="0" w:afterAutospacing="off"/>
+        <w:rPr>
+          <w:rFonts w:ascii="Arial" w:hAnsi="Arial" w:eastAsia="Arial" w:cs="Arial"/>
+          <w:b w:val="1"/>
+          <w:bCs w:val="1"/>
+          <w:noProof w:val="0"/>
+          <w:sz w:val="24"/>
+          <w:szCs w:val="24"/>
+          <w:lang w:val="en-US"/>
+        </w:rPr>
+      </w:pPr>
+      <w:r>
+        <w:rPr>
+          <w:rFonts w:ascii="Arial" w:hAnsi="Arial" w:eastAsia="Arial" w:cs="Arial"/>
+          <w:b w:val="1"/>
+          <w:bCs w:val="1"/>
+          <w:noProof w:val="0"/>
+          <w:sz w:val="24"/>
+          <w:szCs w:val="24"/>
+          <w:lang w:val="en-US"/>
+        </w:rPr>
+        <w:t>Mitigation Strategy</w:t>
+      </w:r>
+    </w:p>
+    <w:p>
+      <w:pPr>
+        <w:spacing w:before="0" w:beforeAutospacing="off" w:after="0" w:afterAutospacing="off"/>
+        <w:rPr>
+          <w:rFonts w:ascii="Arial" w:hAnsi="Arial" w:eastAsia="Arial" w:cs="Arial"/>
+          <w:noProof w:val="0"/>
+          <w:sz w:val="24"/>
+          <w:szCs w:val="24"/>
+          <w:lang w:val="en-US"/>
+        </w:rPr>
+      </w:pPr>
+      <w:r>
+        <w:rPr>
+          <w:rFonts w:ascii="Arial" w:hAnsi="Arial" w:eastAsia="Arial" w:cs="Arial"/>
+          <w:noProof w:val="0"/>
+          <w:sz w:val="24"/>
+          <w:szCs w:val="24"/>
+          <w:lang w:val="en-US"/>
+        </w:rPr>
+        <w:t>Implement real-time database updates</w:t>
+      </w:r>
+    </w:p>
+    <w:p>
+      <w:pPr>
+        <w:spacing w:before="0" w:beforeAutospacing="off" w:after="0" w:afterAutospacing="off"/>
+        <w:rPr>
+          <w:rFonts w:ascii="Arial" w:hAnsi="Arial" w:eastAsia="Arial" w:cs="Arial"/>
+          <w:noProof w:val="0"/>
+          <w:sz w:val="24"/>
+          <w:szCs w:val="24"/>
+          <w:lang w:val="en-US"/>
+        </w:rPr>
+      </w:pPr>
+      <w:r>
+        <w:rPr>
+          <w:rFonts w:ascii="Arial" w:hAnsi="Arial" w:eastAsia="Arial" w:cs="Arial"/>
+          <w:noProof w:val="0"/>
+          <w:sz w:val="24"/>
+          <w:szCs w:val="24"/>
+          <w:lang w:val="en-US"/>
+        </w:rPr>
+        <w:t>Sync</w:t>
+      </w:r>
+      <w:r>
+        <w:rPr>
+          <w:rFonts w:ascii="Arial" w:hAnsi="Arial" w:eastAsia="Arial" w:cs="Arial"/>
+          <w:noProof w:val="0"/>
+          <w:sz w:val="24"/>
+          <w:szCs w:val="24"/>
+          <w:lang w:val="en-US"/>
+        </w:rPr>
+        <w:t xml:space="preserve"> device state after each command</w:t>
+      </w:r>
+    </w:p>
+    <w:p>
+      <w:pPr>
+        <w:spacing w:before="0" w:beforeAutospacing="off" w:after="0" w:afterAutospacing="off"/>
+        <w:rPr>
+          <w:rFonts w:ascii="Arial" w:hAnsi="Arial" w:eastAsia="Arial" w:cs="Arial"/>
+          <w:noProof w:val="0"/>
+          <w:sz w:val="24"/>
+          <w:szCs w:val="24"/>
+          <w:lang w:val="en-US"/>
+        </w:rPr>
+      </w:pPr>
+      <w:r>
+        <w:rPr>
+          <w:rFonts w:ascii="Arial" w:hAnsi="Arial" w:eastAsia="Arial" w:cs="Arial"/>
+          <w:noProof w:val="0"/>
+          <w:sz w:val="24"/>
+          <w:szCs w:val="24"/>
+          <w:lang w:val="en-US"/>
+        </w:rPr>
+        <w:t>Add refresh/sync button</w:t>
+      </w:r>
+    </w:p>
+    <w:p>
+      <w:pPr>
+        <w:spacing w:before="0" w:beforeAutospacing="off" w:after="0" w:afterAutospacing="off"/>
+        <w:rPr>
+          <w:rFonts w:ascii="Arial" w:hAnsi="Arial" w:eastAsia="Arial" w:cs="Arial"/>
+          <w:noProof w:val="0"/>
+          <w:sz w:val="24"/>
+          <w:szCs w:val="24"/>
+          <w:lang w:val="en-US"/>
+        </w:rPr>
+      </w:pPr>
+      <w:r>
+        <w:rPr>
+          <w:rFonts w:ascii="Arial" w:hAnsi="Arial" w:eastAsia="Arial" w:cs="Arial"/>
+          <w:noProof w:val="0"/>
+          <w:sz w:val="24"/>
+          <w:szCs w:val="24"/>
+          <w:lang w:val="en-US"/>
+        </w:rPr>
+        <w:t>Show last update timestamp</w:t>
+      </w:r>
+    </w:p>
+    <w:p>
+      <w:pPr>
+        <w:spacing w:before="240" w:beforeAutospacing="off" w:after="240" w:afterAutospacing="off"/>
+        <w:rPr>
+          <w:rFonts w:ascii="Arial" w:hAnsi="Arial" w:eastAsia="Arial" w:cs="Arial"/>
+        </w:rPr>
+      </w:pPr>
+      <w:r>
+        <w:rPr>
+          <w:rFonts w:ascii="Arial" w:hAnsi="Arial" w:eastAsia="Arial" w:cs="Arial"/>
+        </w:rPr>
+        <w:br w:type="page"/>
+      </w:r>
+    </w:p>
+    <w:p>
+      <w:pPr>
+        <w:pStyle w:val="Heading3"/>
+        <w:rPr>
+          <w:rFonts w:ascii="Arial" w:hAnsi="Arial" w:eastAsia="Arial" w:cs="Arial"/>
+          <w:b w:val="1"/>
+          <w:bCs w:val="1"/>
+          <w:noProof w:val="0"/>
           <w:sz w:val="28"/>
           <w:szCs w:val="28"/>
-          <w:lang w:val="en-GB"/>
-        </w:rPr>
-        <w:t xml:space="preserve">Web </w:t>
-      </w:r>
-      <w:r>
+          <w:lang w:val="en-US"/>
+        </w:rPr>
+      </w:pPr>
+      <w:bookmarkStart w:name="_Toc8580308" w:id="1523826967"/>
+      <w:r>
+        <w:rPr>
+          <w:rFonts w:ascii="Arial" w:hAnsi="Arial" w:eastAsia="Arial" w:cs="Arial"/>
+          <w:noProof w:val="0"/>
+          <w:lang w:val="en-US"/>
+        </w:rPr>
+        <w:t>R15. Web Real-time Listener Overload</w:t>
+      </w:r>
+      <w:bookmarkEnd w:id="1523826967"/>
+    </w:p>
+    <w:p>
+      <w:pPr>
+        <w:spacing w:before="240" w:beforeAutospacing="off" w:after="240" w:afterAutospacing="off"/>
         <w:rPr>
           <w:rFonts w:ascii="Arial" w:hAnsi="Arial" w:eastAsia="Arial" w:cs="Arial"/>
           <w:b w:val="1"/>
           <w:bCs w:val="1"/>
           <w:noProof w:val="0"/>
-          <w:sz w:val="28"/>
-          <w:szCs w:val="28"/>
-          <w:lang w:val="en-GB"/>
-        </w:rPr>
-        <w:t xml:space="preserve">Poor performance when many devices are loaded </w:t>
-      </w:r>
-    </w:p>
-    <w:p>
-      <w:pPr>
-        <w:spacing w:before="0" w:beforeAutospacing="off" w:after="0" w:afterAutospacing="off"/>
+          <w:sz w:val="24"/>
+          <w:szCs w:val="24"/>
+          <w:lang w:val="en-US"/>
+        </w:rPr>
       </w:pPr>
       <w:r>
         <w:rPr>
@@ -5604,39 +7995,70 @@
     </w:p>
     <w:p>
       <w:pPr>
-        <w:spacing w:before="0" w:beforeAutospacing="off" w:after="0" w:afterAutospacing="off"/>
-      </w:pPr>
-      <w:r>
-        <w:rPr>
-          <w:rFonts w:ascii="Arial" w:hAnsi="Arial" w:eastAsia="Arial" w:cs="Arial"/>
-          <w:noProof w:val="0"/>
-          <w:sz w:val="24"/>
-          <w:szCs w:val="24"/>
-          <w:lang w:val="en-US"/>
-        </w:rPr>
-        <w:t>If many devices are connected (lights, sensors, coffee machine, etc.), the web UI may become slow or unresponsive, reducing usability.</w:t>
+        <w:pStyle w:val="Normal"/>
+        <w:spacing w:before="240" w:beforeAutospacing="off" w:after="240" w:afterAutospacing="off"/>
+        <w:rPr>
+          <w:rFonts w:ascii="Arial" w:hAnsi="Arial" w:eastAsia="Arial" w:cs="Arial"/>
+          <w:noProof w:val="0"/>
+          <w:sz w:val="24"/>
+          <w:szCs w:val="24"/>
+          <w:lang w:val="en-US"/>
+        </w:rPr>
+      </w:pPr>
+      <w:r>
+        <w:rPr>
+          <w:rFonts w:ascii="Arial" w:hAnsi="Arial" w:eastAsia="Arial" w:cs="Arial"/>
+          <w:noProof w:val="0"/>
+          <w:sz w:val="24"/>
+          <w:szCs w:val="24"/>
+          <w:lang w:val="en-US"/>
+        </w:rPr>
+        <w:t xml:space="preserve">If too many real-time listeners are active simultaneously (for example, when many users </w:t>
+      </w:r>
+      <w:r>
+        <w:rPr>
+          <w:rFonts w:ascii="Arial" w:hAnsi="Arial" w:eastAsia="Arial" w:cs="Arial"/>
+          <w:noProof w:val="0"/>
+          <w:sz w:val="24"/>
+          <w:szCs w:val="24"/>
+          <w:lang w:val="en-US"/>
+        </w:rPr>
+        <w:t>monitor</w:t>
+      </w:r>
+      <w:r>
+        <w:rPr>
+          <w:rFonts w:ascii="Arial" w:hAnsi="Arial" w:eastAsia="Arial" w:cs="Arial"/>
+          <w:noProof w:val="0"/>
+          <w:sz w:val="24"/>
+          <w:szCs w:val="24"/>
+          <w:lang w:val="en-US"/>
+        </w:rPr>
+        <w:t xml:space="preserve"> devices), the web client may experience unnecessary updates or </w:t>
+      </w:r>
+      <w:r>
+        <w:rPr>
+          <w:rFonts w:ascii="Arial" w:hAnsi="Arial" w:eastAsia="Arial" w:cs="Arial"/>
+          <w:noProof w:val="0"/>
+          <w:sz w:val="24"/>
+          <w:szCs w:val="24"/>
+          <w:lang w:val="en-US"/>
+        </w:rPr>
+        <w:t>slow performance</w:t>
+      </w:r>
+      <w:r>
+        <w:rPr>
+          <w:rFonts w:ascii="Arial" w:hAnsi="Arial" w:eastAsia="Arial" w:cs="Arial"/>
+          <w:noProof w:val="0"/>
+          <w:sz w:val="24"/>
+          <w:szCs w:val="24"/>
+          <w:lang w:val="en-US"/>
+        </w:rPr>
+        <w:t>.</w:t>
       </w:r>
     </w:p>
     <w:p>
       <w:pPr>
-        <w:spacing w:before="0" w:beforeAutospacing="off" w:after="0" w:afterAutospacing="off"/>
-      </w:pPr>
-      <w:r>
-        <w:rPr>
-          <w:rFonts w:ascii="Arial" w:hAnsi="Arial" w:eastAsia="Arial" w:cs="Arial"/>
-          <w:noProof w:val="0"/>
-          <w:sz w:val="24"/>
-          <w:szCs w:val="24"/>
-          <w:lang w:val="en-US"/>
-        </w:rPr>
-        <w:t xml:space="preserve"> </w:t>
-      </w:r>
-    </w:p>
-    <w:p>
-      <w:pPr>
-        <w:spacing w:before="0" w:beforeAutospacing="off" w:after="0" w:afterAutospacing="off"/>
-      </w:pPr>
-      <w:r>
+        <w:spacing w:before="240" w:beforeAutospacing="off" w:after="240" w:afterAutospacing="off"/>
         <w:rPr>
           <w:rFonts w:ascii="Arial" w:hAnsi="Arial" w:eastAsia="Arial" w:cs="Arial"/>
           <w:b w:val="1"/>
@@ -5646,873 +8068,6 @@
           <w:szCs w:val="24"/>
           <w:lang w:val="en-US"/>
         </w:rPr>
-        <w:t>Indications</w:t>
-      </w:r>
-    </w:p>
-    <w:p>
-      <w:pPr>
-        <w:spacing w:before="0" w:beforeAutospacing="off" w:after="0" w:afterAutospacing="off"/>
-      </w:pPr>
-      <w:r>
-        <w:rPr>
-          <w:rFonts w:ascii="Arial" w:hAnsi="Arial" w:eastAsia="Arial" w:cs="Arial"/>
-          <w:noProof w:val="0"/>
-          <w:sz w:val="24"/>
-          <w:szCs w:val="24"/>
-          <w:lang w:val="en-US"/>
-        </w:rPr>
-        <w:t>Slow page loading</w:t>
-      </w:r>
-    </w:p>
-    <w:p>
-      <w:pPr>
-        <w:spacing w:before="0" w:beforeAutospacing="off" w:after="0" w:afterAutospacing="off"/>
-      </w:pPr>
-      <w:r>
-        <w:rPr>
-          <w:rFonts w:ascii="Arial" w:hAnsi="Arial" w:eastAsia="Arial" w:cs="Arial"/>
-          <w:noProof w:val="0"/>
-          <w:sz w:val="24"/>
-          <w:szCs w:val="24"/>
-          <w:lang w:val="en-US"/>
-        </w:rPr>
-        <w:t>Lag when switching zones</w:t>
-      </w:r>
-    </w:p>
-    <w:p>
-      <w:pPr>
-        <w:spacing w:before="0" w:beforeAutospacing="off" w:after="0" w:afterAutospacing="off"/>
-      </w:pPr>
-      <w:r>
-        <w:rPr>
-          <w:rFonts w:ascii="Arial" w:hAnsi="Arial" w:eastAsia="Arial" w:cs="Arial"/>
-          <w:noProof w:val="0"/>
-          <w:sz w:val="24"/>
-          <w:szCs w:val="24"/>
-          <w:lang w:val="en-US"/>
-        </w:rPr>
-        <w:t>Delayed button response</w:t>
-      </w:r>
-    </w:p>
-    <w:p>
-      <w:pPr>
-        <w:spacing w:before="0" w:beforeAutospacing="off" w:after="0" w:afterAutospacing="off"/>
-      </w:pPr>
-      <w:r>
-        <w:rPr>
-          <w:rFonts w:ascii="Arial" w:hAnsi="Arial" w:eastAsia="Arial" w:cs="Arial"/>
-          <w:noProof w:val="0"/>
-          <w:sz w:val="24"/>
-          <w:szCs w:val="24"/>
-          <w:lang w:val="en-US"/>
-        </w:rPr>
-        <w:t>Browser freezing</w:t>
-      </w:r>
-    </w:p>
-    <w:p>
-      <w:pPr>
-        <w:spacing w:before="0" w:beforeAutospacing="off" w:after="0" w:afterAutospacing="off"/>
-      </w:pPr>
-      <w:r>
-        <w:rPr>
-          <w:rFonts w:ascii="Arial" w:hAnsi="Arial" w:eastAsia="Arial" w:cs="Arial"/>
-          <w:noProof w:val="0"/>
-          <w:sz w:val="24"/>
-          <w:szCs w:val="24"/>
-          <w:lang w:val="en-US"/>
-        </w:rPr>
-        <w:t xml:space="preserve"> </w:t>
-      </w:r>
-    </w:p>
-    <w:p>
-      <w:pPr>
-        <w:spacing w:before="0" w:beforeAutospacing="off" w:after="0" w:afterAutospacing="off"/>
-      </w:pPr>
-      <w:r>
-        <w:rPr>
-          <w:rFonts w:ascii="Arial" w:hAnsi="Arial" w:eastAsia="Arial" w:cs="Arial"/>
-          <w:b w:val="1"/>
-          <w:bCs w:val="1"/>
-          <w:noProof w:val="0"/>
-          <w:sz w:val="24"/>
-          <w:szCs w:val="24"/>
-          <w:lang w:val="en-US"/>
-        </w:rPr>
-        <w:t>Mitigation Strategy</w:t>
-      </w:r>
-    </w:p>
-    <w:p>
-      <w:pPr>
-        <w:spacing w:before="0" w:beforeAutospacing="off" w:after="0" w:afterAutospacing="off"/>
-      </w:pPr>
-      <w:r>
-        <w:rPr>
-          <w:rFonts w:ascii="Arial" w:hAnsi="Arial" w:eastAsia="Arial" w:cs="Arial"/>
-          <w:noProof w:val="0"/>
-          <w:sz w:val="24"/>
-          <w:szCs w:val="24"/>
-          <w:lang w:val="en-US"/>
-        </w:rPr>
-        <w:t>Optimize React components</w:t>
-      </w:r>
-    </w:p>
-    <w:p>
-      <w:pPr>
-        <w:spacing w:before="0" w:beforeAutospacing="off" w:after="0" w:afterAutospacing="off"/>
-      </w:pPr>
-      <w:r>
-        <w:rPr>
-          <w:rFonts w:ascii="Arial" w:hAnsi="Arial" w:eastAsia="Arial" w:cs="Arial"/>
-          <w:noProof w:val="0"/>
-          <w:sz w:val="24"/>
-          <w:szCs w:val="24"/>
-          <w:lang w:val="en-US"/>
-        </w:rPr>
-        <w:t>Use lazy loading for devices</w:t>
-      </w:r>
-    </w:p>
-    <w:p>
-      <w:pPr>
-        <w:spacing w:before="0" w:beforeAutospacing="off" w:after="0" w:afterAutospacing="off"/>
-      </w:pPr>
-      <w:r>
-        <w:rPr>
-          <w:rFonts w:ascii="Arial" w:hAnsi="Arial" w:eastAsia="Arial" w:cs="Arial"/>
-          <w:noProof w:val="0"/>
-          <w:sz w:val="24"/>
-          <w:szCs w:val="24"/>
-          <w:lang w:val="en-US"/>
-        </w:rPr>
-        <w:t>Implement pagination or grouping by zones</w:t>
-      </w:r>
-    </w:p>
-    <w:p>
-      <w:pPr>
-        <w:spacing w:before="0" w:beforeAutospacing="off" w:after="0" w:afterAutospacing="off"/>
-      </w:pPr>
-      <w:r>
-        <w:rPr>
-          <w:rFonts w:ascii="Arial" w:hAnsi="Arial" w:eastAsia="Arial" w:cs="Arial"/>
-          <w:noProof w:val="0"/>
-          <w:sz w:val="24"/>
-          <w:szCs w:val="24"/>
-          <w:lang w:val="en-US"/>
-        </w:rPr>
-        <w:t>Minimize unnecessary re-rendering</w:t>
-      </w:r>
-    </w:p>
-    <w:p>
-      <w:pPr>
-        <w:pStyle w:val="Normal"/>
-      </w:pPr>
-      <w:r>
-        <w:rPr>
-          <w:rFonts w:ascii="Arial" w:hAnsi="Arial" w:eastAsia="Arial" w:cs="Arial"/>
-          <w:noProof w:val="0"/>
-          <w:sz w:val="24"/>
-          <w:szCs w:val="24"/>
-          <w:lang w:val="en-US"/>
-        </w:rPr>
-        <w:t>Use efficient state management</w:t>
-      </w:r>
-    </w:p>
-    <w:p>
-      <w:pPr>
-        <w:pStyle w:val="Normal"/>
-        <w:rPr>
-          <w:rFonts w:ascii="Arial" w:hAnsi="Arial" w:eastAsia="Arial" w:cs="Arial"/>
-          <w:noProof w:val="0"/>
-          <w:sz w:val="24"/>
-          <w:szCs w:val="24"/>
-          <w:lang w:val="en-US"/>
-        </w:rPr>
-      </w:pPr>
-    </w:p>
-    <w:p>
-      <w:pPr>
-        <w:spacing w:before="0" w:beforeAutospacing="off" w:after="0" w:afterAutospacing="off"/>
-        <w:rPr>
-          <w:rFonts w:ascii="Arial" w:hAnsi="Arial" w:eastAsia="Arial" w:cs="Arial"/>
-          <w:b w:val="1"/>
-          <w:bCs w:val="1"/>
-          <w:noProof w:val="0"/>
-          <w:sz w:val="28"/>
-          <w:szCs w:val="28"/>
-          <w:lang w:val="en-GB"/>
-        </w:rPr>
-      </w:pPr>
-      <w:r>
-        <w:rPr>
-          <w:rFonts w:ascii="Arial" w:hAnsi="Arial" w:eastAsia="Arial" w:cs="Arial"/>
-          <w:b w:val="1"/>
-          <w:bCs w:val="1"/>
-          <w:noProof w:val="0"/>
-          <w:sz w:val="28"/>
-          <w:szCs w:val="28"/>
-          <w:lang w:val="en-GB"/>
-        </w:rPr>
-        <w:t>R13.</w:t>
-      </w:r>
-      <w:r>
-        <w:rPr>
-          <w:rFonts w:ascii="Arial" w:hAnsi="Arial" w:eastAsia="Arial" w:cs="Arial"/>
-          <w:b w:val="1"/>
-          <w:bCs w:val="1"/>
-          <w:noProof w:val="0"/>
-          <w:sz w:val="28"/>
-          <w:szCs w:val="28"/>
-          <w:lang w:val="en-GB"/>
-        </w:rPr>
-        <w:t xml:space="preserve"> Web</w:t>
-      </w:r>
-      <w:r>
-        <w:rPr>
-          <w:rFonts w:ascii="Arial" w:hAnsi="Arial" w:eastAsia="Arial" w:cs="Arial"/>
-          <w:b w:val="1"/>
-          <w:bCs w:val="1"/>
-          <w:noProof w:val="0"/>
-          <w:sz w:val="28"/>
-          <w:szCs w:val="28"/>
-          <w:lang w:val="en-GB"/>
-        </w:rPr>
-        <w:t xml:space="preserve"> Browser compatibility issues</w:t>
-      </w:r>
-    </w:p>
-    <w:p>
-      <w:pPr>
-        <w:spacing w:before="0" w:beforeAutospacing="off" w:after="0" w:afterAutospacing="off"/>
-      </w:pPr>
-      <w:r>
-        <w:rPr>
-          <w:rFonts w:ascii="Arial" w:hAnsi="Arial" w:eastAsia="Arial" w:cs="Arial"/>
-          <w:b w:val="1"/>
-          <w:bCs w:val="1"/>
-          <w:noProof w:val="0"/>
-          <w:sz w:val="28"/>
-          <w:szCs w:val="28"/>
-          <w:lang w:val="en-GB"/>
-        </w:rPr>
-        <w:t xml:space="preserve"> </w:t>
-      </w:r>
-    </w:p>
-    <w:p>
-      <w:pPr>
-        <w:spacing w:before="0" w:beforeAutospacing="off" w:after="0" w:afterAutospacing="off"/>
-      </w:pPr>
-      <w:r>
-        <w:rPr>
-          <w:rFonts w:ascii="Arial" w:hAnsi="Arial" w:eastAsia="Arial" w:cs="Arial"/>
-          <w:b w:val="1"/>
-          <w:bCs w:val="1"/>
-          <w:noProof w:val="0"/>
-          <w:sz w:val="24"/>
-          <w:szCs w:val="24"/>
-          <w:lang w:val="en-US"/>
-        </w:rPr>
-        <w:t>Impact</w:t>
-      </w:r>
-    </w:p>
-    <w:p>
-      <w:pPr>
-        <w:spacing w:before="0" w:beforeAutospacing="off" w:after="0" w:afterAutospacing="off"/>
-      </w:pPr>
-      <w:r>
-        <w:rPr>
-          <w:rFonts w:ascii="Arial" w:hAnsi="Arial" w:eastAsia="Arial" w:cs="Arial"/>
-          <w:noProof w:val="0"/>
-          <w:sz w:val="24"/>
-          <w:szCs w:val="24"/>
-          <w:lang w:val="en-US"/>
-        </w:rPr>
-        <w:t>Web application may not function correctly on different browsers (Chrome, Edge, Firefox, Safari), affecting accessibility for users.</w:t>
-      </w:r>
-    </w:p>
-    <w:p>
-      <w:pPr>
-        <w:spacing w:before="0" w:beforeAutospacing="off" w:after="0" w:afterAutospacing="off"/>
-      </w:pPr>
-      <w:r>
-        <w:rPr>
-          <w:rFonts w:ascii="Arial" w:hAnsi="Arial" w:eastAsia="Arial" w:cs="Arial"/>
-          <w:noProof w:val="0"/>
-          <w:sz w:val="24"/>
-          <w:szCs w:val="24"/>
-          <w:lang w:val="en-US"/>
-        </w:rPr>
-        <w:t xml:space="preserve"> </w:t>
-      </w:r>
-    </w:p>
-    <w:p>
-      <w:pPr>
-        <w:spacing w:before="0" w:beforeAutospacing="off" w:after="0" w:afterAutospacing="off"/>
-      </w:pPr>
-      <w:r>
-        <w:rPr>
-          <w:rFonts w:ascii="Arial" w:hAnsi="Arial" w:eastAsia="Arial" w:cs="Arial"/>
-          <w:b w:val="1"/>
-          <w:bCs w:val="1"/>
-          <w:noProof w:val="0"/>
-          <w:sz w:val="24"/>
-          <w:szCs w:val="24"/>
-          <w:lang w:val="en-US"/>
-        </w:rPr>
-        <w:t>Indications</w:t>
-      </w:r>
-    </w:p>
-    <w:p>
-      <w:pPr>
-        <w:spacing w:before="0" w:beforeAutospacing="off" w:after="0" w:afterAutospacing="off"/>
-      </w:pPr>
-      <w:r>
-        <w:rPr>
-          <w:rFonts w:ascii="Arial" w:hAnsi="Arial" w:eastAsia="Arial" w:cs="Arial"/>
-          <w:noProof w:val="0"/>
-          <w:sz w:val="24"/>
-          <w:szCs w:val="24"/>
-          <w:lang w:val="en-US"/>
-        </w:rPr>
-        <w:t>UI layout breaks in certain browsers</w:t>
-      </w:r>
-    </w:p>
-    <w:p>
-      <w:pPr>
-        <w:spacing w:before="0" w:beforeAutospacing="off" w:after="0" w:afterAutospacing="off"/>
-      </w:pPr>
-      <w:r>
-        <w:rPr>
-          <w:rFonts w:ascii="Arial" w:hAnsi="Arial" w:eastAsia="Arial" w:cs="Arial"/>
-          <w:noProof w:val="0"/>
-          <w:sz w:val="24"/>
-          <w:szCs w:val="24"/>
-          <w:lang w:val="en-US"/>
-        </w:rPr>
-        <w:t>Buttons not responding</w:t>
-      </w:r>
-    </w:p>
-    <w:p>
-      <w:pPr>
-        <w:spacing w:before="0" w:beforeAutospacing="off" w:after="0" w:afterAutospacing="off"/>
-      </w:pPr>
-      <w:r>
-        <w:rPr>
-          <w:rFonts w:ascii="Arial" w:hAnsi="Arial" w:eastAsia="Arial" w:cs="Arial"/>
-          <w:noProof w:val="0"/>
-          <w:sz w:val="24"/>
-          <w:szCs w:val="24"/>
-          <w:lang w:val="en-US"/>
-        </w:rPr>
-        <w:t>CSS styles missing</w:t>
-      </w:r>
-    </w:p>
-    <w:p>
-      <w:pPr>
-        <w:spacing w:before="0" w:beforeAutospacing="off" w:after="0" w:afterAutospacing="off"/>
-      </w:pPr>
-      <w:r>
-        <w:rPr>
-          <w:rFonts w:ascii="Arial" w:hAnsi="Arial" w:eastAsia="Arial" w:cs="Arial"/>
-          <w:noProof w:val="0"/>
-          <w:sz w:val="24"/>
-          <w:szCs w:val="24"/>
-          <w:lang w:val="en-US"/>
-        </w:rPr>
-        <w:t>JavaScript errors</w:t>
-      </w:r>
-    </w:p>
-    <w:p>
-      <w:pPr>
-        <w:spacing w:before="0" w:beforeAutospacing="off" w:after="0" w:afterAutospacing="off"/>
-      </w:pPr>
-      <w:r>
-        <w:rPr>
-          <w:rFonts w:ascii="Arial" w:hAnsi="Arial" w:eastAsia="Arial" w:cs="Arial"/>
-          <w:noProof w:val="0"/>
-          <w:sz w:val="24"/>
-          <w:szCs w:val="24"/>
-          <w:lang w:val="en-US"/>
-        </w:rPr>
-        <w:t xml:space="preserve"> </w:t>
-      </w:r>
-    </w:p>
-    <w:p>
-      <w:pPr>
-        <w:spacing w:before="0" w:beforeAutospacing="off" w:after="0" w:afterAutospacing="off"/>
-      </w:pPr>
-      <w:r>
-        <w:rPr>
-          <w:rFonts w:ascii="Arial" w:hAnsi="Arial" w:eastAsia="Arial" w:cs="Arial"/>
-          <w:b w:val="1"/>
-          <w:bCs w:val="1"/>
-          <w:noProof w:val="0"/>
-          <w:sz w:val="24"/>
-          <w:szCs w:val="24"/>
-          <w:lang w:val="en-US"/>
-        </w:rPr>
-        <w:t>Mitigation Strategy</w:t>
-      </w:r>
-    </w:p>
-    <w:p>
-      <w:pPr>
-        <w:spacing w:before="0" w:beforeAutospacing="off" w:after="0" w:afterAutospacing="off"/>
-      </w:pPr>
-      <w:r>
-        <w:rPr>
-          <w:rFonts w:ascii="Arial" w:hAnsi="Arial" w:eastAsia="Arial" w:cs="Arial"/>
-          <w:noProof w:val="0"/>
-          <w:sz w:val="24"/>
-          <w:szCs w:val="24"/>
-          <w:lang w:val="en-US"/>
-        </w:rPr>
-        <w:t>Test on multiple browsers</w:t>
-      </w:r>
-    </w:p>
-    <w:p>
-      <w:pPr>
-        <w:spacing w:before="0" w:beforeAutospacing="off" w:after="0" w:afterAutospacing="off"/>
-      </w:pPr>
-      <w:r>
-        <w:rPr>
-          <w:rFonts w:ascii="Arial" w:hAnsi="Arial" w:eastAsia="Arial" w:cs="Arial"/>
-          <w:noProof w:val="0"/>
-          <w:sz w:val="24"/>
-          <w:szCs w:val="24"/>
-          <w:lang w:val="en-US"/>
-        </w:rPr>
-        <w:t>Use standard web technologies</w:t>
-      </w:r>
-    </w:p>
-    <w:p>
-      <w:pPr>
-        <w:spacing w:before="0" w:beforeAutospacing="off" w:after="0" w:afterAutospacing="off"/>
-      </w:pPr>
-      <w:r>
-        <w:rPr>
-          <w:rFonts w:ascii="Arial" w:hAnsi="Arial" w:eastAsia="Arial" w:cs="Arial"/>
-          <w:noProof w:val="0"/>
-          <w:sz w:val="24"/>
-          <w:szCs w:val="24"/>
-          <w:lang w:val="en-US"/>
-        </w:rPr>
-        <w:t>Avoid unsupported features</w:t>
-      </w:r>
-    </w:p>
-    <w:p>
-      <w:pPr>
-        <w:spacing w:before="0" w:beforeAutospacing="off" w:after="0" w:afterAutospacing="off"/>
-      </w:pPr>
-      <w:r>
-        <w:rPr>
-          <w:rFonts w:ascii="Arial" w:hAnsi="Arial" w:eastAsia="Arial" w:cs="Arial"/>
-          <w:noProof w:val="0"/>
-          <w:sz w:val="24"/>
-          <w:szCs w:val="24"/>
-          <w:lang w:val="en-US"/>
-        </w:rPr>
-        <w:t>Use responsive and cross-browser CSS</w:t>
-      </w:r>
-    </w:p>
-    <w:p>
-      <w:pPr>
-        <w:pStyle w:val="Normal"/>
-        <w:rPr>
-          <w:rFonts w:ascii="Arial" w:hAnsi="Arial" w:eastAsia="Arial" w:cs="Arial"/>
-          <w:noProof w:val="0"/>
-          <w:sz w:val="24"/>
-          <w:szCs w:val="24"/>
-          <w:lang w:val="en-US"/>
-        </w:rPr>
-      </w:pPr>
-    </w:p>
-    <w:p>
-      <w:pPr>
-        <w:spacing w:before="0" w:beforeAutospacing="off" w:after="0" w:afterAutospacing="off"/>
-        <w:rPr>
-          <w:rFonts w:ascii="Arial" w:hAnsi="Arial" w:eastAsia="Arial" w:cs="Arial"/>
-          <w:b w:val="1"/>
-          <w:bCs w:val="1"/>
-          <w:noProof w:val="0"/>
-          <w:sz w:val="28"/>
-          <w:szCs w:val="28"/>
-          <w:lang w:val="en-US"/>
-        </w:rPr>
-      </w:pPr>
-      <w:r>
-        <w:rPr>
-          <w:rFonts w:ascii="Arial" w:hAnsi="Arial" w:eastAsia="Arial" w:cs="Arial"/>
-          <w:b w:val="1"/>
-          <w:bCs w:val="1"/>
-          <w:noProof w:val="0"/>
-          <w:sz w:val="28"/>
-          <w:szCs w:val="28"/>
-          <w:lang w:val="en-US"/>
-        </w:rPr>
-        <w:t xml:space="preserve">R14. </w:t>
-      </w:r>
-      <w:r>
-        <w:rPr>
-          <w:rFonts w:ascii="Arial" w:hAnsi="Arial" w:eastAsia="Arial" w:cs="Arial"/>
-          <w:b w:val="1"/>
-          <w:bCs w:val="1"/>
-          <w:noProof w:val="0"/>
-          <w:sz w:val="28"/>
-          <w:szCs w:val="28"/>
-          <w:lang w:val="en-US"/>
-        </w:rPr>
-        <w:t xml:space="preserve">Web </w:t>
-      </w:r>
-      <w:r>
-        <w:rPr>
-          <w:rFonts w:ascii="Arial" w:hAnsi="Arial" w:eastAsia="Arial" w:cs="Arial"/>
-          <w:b w:val="1"/>
-          <w:bCs w:val="1"/>
-          <w:noProof w:val="0"/>
-          <w:sz w:val="28"/>
-          <w:szCs w:val="28"/>
-          <w:lang w:val="en-US"/>
-        </w:rPr>
-        <w:t>Data synchronization mismatch between UI and physical devices</w:t>
-      </w:r>
-    </w:p>
-    <w:p>
-      <w:pPr>
-        <w:spacing w:before="0" w:beforeAutospacing="off" w:after="0" w:afterAutospacing="off"/>
-      </w:pPr>
-      <w:r>
-        <w:rPr>
-          <w:rFonts w:ascii="Arial" w:hAnsi="Arial" w:eastAsia="Arial" w:cs="Arial"/>
-          <w:noProof w:val="0"/>
-          <w:sz w:val="24"/>
-          <w:szCs w:val="24"/>
-          <w:lang w:val="en-US"/>
-        </w:rPr>
-        <w:t xml:space="preserve"> </w:t>
-      </w:r>
-    </w:p>
-    <w:p>
-      <w:pPr>
-        <w:spacing w:before="0" w:beforeAutospacing="off" w:after="0" w:afterAutospacing="off"/>
-      </w:pPr>
-      <w:r>
-        <w:rPr>
-          <w:rFonts w:ascii="Arial" w:hAnsi="Arial" w:eastAsia="Arial" w:cs="Arial"/>
-          <w:b w:val="1"/>
-          <w:bCs w:val="1"/>
-          <w:noProof w:val="0"/>
-          <w:sz w:val="24"/>
-          <w:szCs w:val="24"/>
-          <w:lang w:val="en-US"/>
-        </w:rPr>
-        <w:t>Impact</w:t>
-      </w:r>
-    </w:p>
-    <w:p>
-      <w:pPr>
-        <w:spacing w:before="0" w:beforeAutospacing="off" w:after="0" w:afterAutospacing="off"/>
-      </w:pPr>
-      <w:r>
-        <w:rPr>
-          <w:rFonts w:ascii="Arial" w:hAnsi="Arial" w:eastAsia="Arial" w:cs="Arial"/>
-          <w:noProof w:val="0"/>
-          <w:sz w:val="24"/>
-          <w:szCs w:val="24"/>
-          <w:lang w:val="en-US"/>
-        </w:rPr>
-        <w:t>The UI may display incorrect device status compared to actual Arduino/physical device state, causing confusion and wrong decisions.</w:t>
-      </w:r>
-    </w:p>
-    <w:p>
-      <w:pPr>
-        <w:spacing w:before="0" w:beforeAutospacing="off" w:after="0" w:afterAutospacing="off"/>
-      </w:pPr>
-      <w:r>
-        <w:rPr>
-          <w:rFonts w:ascii="Arial" w:hAnsi="Arial" w:eastAsia="Arial" w:cs="Arial"/>
-          <w:noProof w:val="0"/>
-          <w:sz w:val="24"/>
-          <w:szCs w:val="24"/>
-          <w:lang w:val="en-US"/>
-        </w:rPr>
-        <w:t xml:space="preserve"> </w:t>
-      </w:r>
-    </w:p>
-    <w:p>
-      <w:pPr>
-        <w:spacing w:before="0" w:beforeAutospacing="off" w:after="0" w:afterAutospacing="off"/>
-      </w:pPr>
-      <w:r>
-        <w:rPr>
-          <w:rFonts w:ascii="Arial" w:hAnsi="Arial" w:eastAsia="Arial" w:cs="Arial"/>
-          <w:b w:val="1"/>
-          <w:bCs w:val="1"/>
-          <w:noProof w:val="0"/>
-          <w:sz w:val="24"/>
-          <w:szCs w:val="24"/>
-          <w:lang w:val="en-US"/>
-        </w:rPr>
-        <w:t>Indications</w:t>
-      </w:r>
-    </w:p>
-    <w:p>
-      <w:pPr>
-        <w:spacing w:before="0" w:beforeAutospacing="off" w:after="0" w:afterAutospacing="off"/>
-      </w:pPr>
-      <w:r>
-        <w:rPr>
-          <w:rFonts w:ascii="Arial" w:hAnsi="Arial" w:eastAsia="Arial" w:cs="Arial"/>
-          <w:noProof w:val="0"/>
-          <w:sz w:val="24"/>
-          <w:szCs w:val="24"/>
-          <w:lang w:val="en-US"/>
-        </w:rPr>
-        <w:t>UI shows light ON but physically OFF</w:t>
-      </w:r>
-    </w:p>
-    <w:p>
-      <w:pPr>
-        <w:spacing w:before="0" w:beforeAutospacing="off" w:after="0" w:afterAutospacing="off"/>
-      </w:pPr>
-      <w:r>
-        <w:rPr>
-          <w:rFonts w:ascii="Arial" w:hAnsi="Arial" w:eastAsia="Arial" w:cs="Arial"/>
-          <w:noProof w:val="0"/>
-          <w:sz w:val="24"/>
-          <w:szCs w:val="24"/>
-          <w:lang w:val="en-US"/>
-        </w:rPr>
-        <w:t>Delay in sensor updates</w:t>
-      </w:r>
-    </w:p>
-    <w:p>
-      <w:pPr>
-        <w:spacing w:before="0" w:beforeAutospacing="off" w:after="0" w:afterAutospacing="off"/>
-      </w:pPr>
-      <w:r>
-        <w:rPr>
-          <w:rFonts w:ascii="Arial" w:hAnsi="Arial" w:eastAsia="Arial" w:cs="Arial"/>
-          <w:noProof w:val="0"/>
-          <w:sz w:val="24"/>
-          <w:szCs w:val="24"/>
-          <w:lang w:val="en-US"/>
-        </w:rPr>
-        <w:t>Multiple users see different states</w:t>
-      </w:r>
-    </w:p>
-    <w:p>
-      <w:pPr>
-        <w:spacing w:before="0" w:beforeAutospacing="off" w:after="0" w:afterAutospacing="off"/>
-      </w:pPr>
-      <w:r>
-        <w:rPr>
-          <w:rFonts w:ascii="Arial" w:hAnsi="Arial" w:eastAsia="Arial" w:cs="Arial"/>
-          <w:noProof w:val="0"/>
-          <w:sz w:val="24"/>
-          <w:szCs w:val="24"/>
-          <w:lang w:val="en-US"/>
-        </w:rPr>
-        <w:t xml:space="preserve"> </w:t>
-      </w:r>
-    </w:p>
-    <w:p>
-      <w:pPr>
-        <w:spacing w:before="0" w:beforeAutospacing="off" w:after="0" w:afterAutospacing="off"/>
-      </w:pPr>
-      <w:r>
-        <w:rPr>
-          <w:rFonts w:ascii="Arial" w:hAnsi="Arial" w:eastAsia="Arial" w:cs="Arial"/>
-          <w:b w:val="1"/>
-          <w:bCs w:val="1"/>
-          <w:noProof w:val="0"/>
-          <w:sz w:val="24"/>
-          <w:szCs w:val="24"/>
-          <w:lang w:val="en-US"/>
-        </w:rPr>
-        <w:t>Mitigation Strategy</w:t>
-      </w:r>
-    </w:p>
-    <w:p>
-      <w:pPr>
-        <w:spacing w:before="0" w:beforeAutospacing="off" w:after="0" w:afterAutospacing="off"/>
-      </w:pPr>
-      <w:r>
-        <w:rPr>
-          <w:rFonts w:ascii="Arial" w:hAnsi="Arial" w:eastAsia="Arial" w:cs="Arial"/>
-          <w:noProof w:val="0"/>
-          <w:sz w:val="24"/>
-          <w:szCs w:val="24"/>
-          <w:lang w:val="en-US"/>
-        </w:rPr>
-        <w:t>Implement real-time database updates</w:t>
-      </w:r>
-    </w:p>
-    <w:p>
-      <w:pPr>
-        <w:spacing w:before="0" w:beforeAutospacing="off" w:after="0" w:afterAutospacing="off"/>
-      </w:pPr>
-      <w:r>
-        <w:rPr>
-          <w:rFonts w:ascii="Arial" w:hAnsi="Arial" w:eastAsia="Arial" w:cs="Arial"/>
-          <w:noProof w:val="0"/>
-          <w:sz w:val="24"/>
-          <w:szCs w:val="24"/>
-          <w:lang w:val="en-US"/>
-        </w:rPr>
-        <w:t>Sync device state after each command</w:t>
-      </w:r>
-    </w:p>
-    <w:p>
-      <w:pPr>
-        <w:spacing w:before="0" w:beforeAutospacing="off" w:after="0" w:afterAutospacing="off"/>
-      </w:pPr>
-      <w:r>
-        <w:rPr>
-          <w:rFonts w:ascii="Arial" w:hAnsi="Arial" w:eastAsia="Arial" w:cs="Arial"/>
-          <w:noProof w:val="0"/>
-          <w:sz w:val="24"/>
-          <w:szCs w:val="24"/>
-          <w:lang w:val="en-US"/>
-        </w:rPr>
-        <w:t>Add refresh/sync button</w:t>
-      </w:r>
-    </w:p>
-    <w:p>
-      <w:pPr>
-        <w:spacing w:before="0" w:beforeAutospacing="off" w:after="0" w:afterAutospacing="off"/>
-      </w:pPr>
-      <w:r>
-        <w:rPr>
-          <w:rFonts w:ascii="Arial" w:hAnsi="Arial" w:eastAsia="Arial" w:cs="Arial"/>
-          <w:noProof w:val="0"/>
-          <w:sz w:val="24"/>
-          <w:szCs w:val="24"/>
-          <w:lang w:val="en-US"/>
-        </w:rPr>
-        <w:t>Show last update timestamp</w:t>
-      </w:r>
-    </w:p>
-    <w:p>
-      <w:pPr>
-        <w:spacing w:before="0" w:beforeAutospacing="off" w:after="0" w:afterAutospacing="off"/>
-        <w:rPr>
-          <w:rFonts w:ascii="Arial" w:hAnsi="Arial" w:eastAsia="Arial" w:cs="Arial"/>
-          <w:noProof w:val="0"/>
-          <w:sz w:val="24"/>
-          <w:szCs w:val="24"/>
-          <w:lang w:val="en-US"/>
-        </w:rPr>
-      </w:pPr>
-    </w:p>
-    <w:p>
-      <w:pPr>
-        <w:spacing w:before="240" w:beforeAutospacing="off" w:after="240" w:afterAutospacing="off"/>
-        <w:rPr>
-          <w:rFonts w:ascii="Arial" w:hAnsi="Arial" w:eastAsia="Arial" w:cs="Arial"/>
-          <w:b w:val="1"/>
-          <w:bCs w:val="1"/>
-          <w:noProof w:val="0"/>
-          <w:sz w:val="28"/>
-          <w:szCs w:val="28"/>
-          <w:lang w:val="en-US"/>
-        </w:rPr>
-      </w:pPr>
-      <w:r>
-        <w:rPr>
-          <w:rFonts w:ascii="Arial" w:hAnsi="Arial" w:eastAsia="Arial" w:cs="Arial"/>
-          <w:b w:val="1"/>
-          <w:bCs w:val="1"/>
-          <w:noProof w:val="0"/>
-          <w:sz w:val="28"/>
-          <w:szCs w:val="28"/>
-          <w:lang w:val="en-US"/>
-        </w:rPr>
-        <w:t>R15. Web Real-time Listener Overload</w:t>
-      </w:r>
-    </w:p>
-    <w:p>
-      <w:pPr>
-        <w:spacing w:before="240" w:beforeAutospacing="off" w:after="240" w:afterAutospacing="off"/>
-      </w:pPr>
-      <w:r>
-        <w:rPr>
-          <w:rFonts w:ascii="Arial" w:hAnsi="Arial" w:eastAsia="Arial" w:cs="Arial"/>
-          <w:b w:val="1"/>
-          <w:bCs w:val="1"/>
-          <w:noProof w:val="0"/>
-          <w:sz w:val="24"/>
-          <w:szCs w:val="24"/>
-          <w:lang w:val="en-US"/>
-        </w:rPr>
-        <w:t>Impact</w:t>
-      </w:r>
-    </w:p>
-    <w:p>
-      <w:pPr>
-        <w:pStyle w:val="Normal"/>
-        <w:spacing w:before="240" w:beforeAutospacing="off" w:after="240" w:afterAutospacing="off"/>
-      </w:pPr>
-      <w:r>
-        <w:rPr>
-          <w:rFonts w:ascii="Arial" w:hAnsi="Arial" w:eastAsia="Arial" w:cs="Arial"/>
-          <w:noProof w:val="0"/>
-          <w:sz w:val="24"/>
-          <w:szCs w:val="24"/>
-          <w:lang w:val="en-US"/>
-        </w:rPr>
-        <w:t xml:space="preserve">If too many real-time listeners are active simultaneously (for example, when many users </w:t>
-      </w:r>
-      <w:r>
-        <w:rPr>
-          <w:rFonts w:ascii="Arial" w:hAnsi="Arial" w:eastAsia="Arial" w:cs="Arial"/>
-          <w:noProof w:val="0"/>
-          <w:sz w:val="24"/>
-          <w:szCs w:val="24"/>
-          <w:lang w:val="en-US"/>
-        </w:rPr>
-        <w:t>monitor</w:t>
-      </w:r>
-      <w:r>
-        <w:rPr>
-          <w:rFonts w:ascii="Arial" w:hAnsi="Arial" w:eastAsia="Arial" w:cs="Arial"/>
-          <w:noProof w:val="0"/>
-          <w:sz w:val="24"/>
-          <w:szCs w:val="24"/>
-          <w:lang w:val="en-US"/>
-        </w:rPr>
-        <w:t xml:space="preserve"> devices), the web client may experience unnecessary updates or </w:t>
-      </w:r>
-      <w:r>
-        <w:rPr>
-          <w:rFonts w:ascii="Arial" w:hAnsi="Arial" w:eastAsia="Arial" w:cs="Arial"/>
-          <w:noProof w:val="0"/>
-          <w:sz w:val="24"/>
-          <w:szCs w:val="24"/>
-          <w:lang w:val="en-US"/>
-        </w:rPr>
-        <w:t xml:space="preserve">bad  </w:t>
-      </w:r>
-      <w:r>
-        <w:rPr>
-          <w:rFonts w:ascii="Arial" w:hAnsi="Arial" w:eastAsia="Arial" w:cs="Arial"/>
-          <w:noProof w:val="0"/>
-          <w:sz w:val="24"/>
-          <w:szCs w:val="24"/>
-          <w:lang w:val="en-US"/>
-        </w:rPr>
-        <w:t>performance</w:t>
-      </w:r>
-      <w:r>
-        <w:rPr>
-          <w:rFonts w:ascii="Arial" w:hAnsi="Arial" w:eastAsia="Arial" w:cs="Arial"/>
-          <w:noProof w:val="0"/>
-          <w:sz w:val="24"/>
-          <w:szCs w:val="24"/>
-          <w:lang w:val="en-US"/>
-        </w:rPr>
-        <w:t>.</w:t>
-      </w:r>
-    </w:p>
-    <w:p>
-      <w:pPr>
-        <w:spacing w:before="240" w:beforeAutospacing="off" w:after="240" w:afterAutospacing="off"/>
       </w:pPr>
       <w:r>
         <w:rPr>
@@ -6611,6 +8166,15 @@
     <w:p>
       <w:pPr>
         <w:spacing w:before="240" w:beforeAutospacing="off" w:after="240" w:afterAutospacing="off"/>
+        <w:rPr>
+          <w:rFonts w:ascii="Arial" w:hAnsi="Arial" w:eastAsia="Arial" w:cs="Arial"/>
+          <w:b w:val="1"/>
+          <w:bCs w:val="1"/>
+          <w:noProof w:val="0"/>
+          <w:sz w:val="24"/>
+          <w:szCs w:val="24"/>
+          <w:lang w:val="en-US"/>
+        </w:rPr>
       </w:pPr>
       <w:r>
         <w:rPr>
@@ -6676,7 +8240,27 @@
           <w:szCs w:val="24"/>
           <w:lang w:val="en-US"/>
         </w:rPr>
-        <w:t>Group device updates in a single Firestore document when possible</w:t>
+        <w:t xml:space="preserve">Group device updates in a single </w:t>
+      </w:r>
+      <w:r>
+        <w:rPr>
+          <w:rFonts w:ascii="Arial" w:hAnsi="Arial" w:eastAsia="Arial" w:cs="Arial"/>
+          <w:noProof w:val="0"/>
+          <w:sz w:val="24"/>
+          <w:szCs w:val="24"/>
+          <w:lang w:val="en-US"/>
+        </w:rPr>
+        <w:t>Firestore</w:t>
+      </w:r>
+      <w:r>
+        <w:rPr>
+          <w:rFonts w:ascii="Arial" w:hAnsi="Arial" w:eastAsia="Arial" w:cs="Arial"/>
+          <w:noProof w:val="0"/>
+          <w:sz w:val="24"/>
+          <w:szCs w:val="24"/>
+          <w:lang w:val="en-US"/>
+        </w:rPr>
+        <w:t xml:space="preserve"> document when possible</w:t>
       </w:r>
     </w:p>
     <w:p>
@@ -6743,7 +8327,7 @@
         <w:t xml:space="preserve"> React state updates to prevent unnecessary re-renders</w:t>
       </w:r>
     </w:p>
-    <w:p w14:noSpellErr="1">
+    <w:p>
       <w:pPr>
         <w:pStyle w:val="Normal"/>
         <w:rPr>
@@ -8322,6 +9906,66 @@
       <w:outlineLvl w:val="1"/>
     </w:pPr>
   </w:style>
+  <w:style w:type="paragraph" w:styleId="Subtitle">
+    <w:uiPriority w:val="11"/>
+    <w:name w:val="Subtitle"/>
+    <w:basedOn w:val="Normal"/>
+    <w:next w:val="Normal"/>
+    <w:qFormat/>
+    <w:rsid w:val="59B8CD61"/>
+    <w:rPr>
+      <w:rFonts w:eastAsia="游ゴシック Light" w:cs="Times New Roman" w:eastAsiaTheme="majorEastAsia" w:cstheme="majorBidi"/>
+      <w:color w:val="595959" w:themeColor="text1" w:themeTint="A6" w:themeShade="FF"/>
+      <w:sz w:val="28"/>
+      <w:szCs w:val="28"/>
+    </w:rPr>
+  </w:style>
+  <w:style w:type="character" w:styleId="Hyperlink">
+    <w:uiPriority w:val="99"/>
+    <w:name w:val="Hyperlink"/>
+    <w:basedOn w:val="DefaultParagraphFont"/>
+    <w:unhideWhenUsed/>
+    <w:rsid w:val="59B8CD61"/>
+    <w:rPr>
+      <w:color w:val="0563C1"/>
+      <w:u w:val="single"/>
+    </w:rPr>
+  </w:style>
+  <w:style w:type="paragraph" w:styleId="TOC1">
+    <w:uiPriority w:val="39"/>
+    <w:name w:val="toc 1"/>
+    <w:basedOn w:val="Normal"/>
+    <w:next w:val="Normal"/>
+    <w:unhideWhenUsed/>
+    <w:rsid w:val="59B8CD61"/>
+    <w:pPr>
+      <w:spacing w:after="100"/>
+    </w:pPr>
+  </w:style>
+  <w:style w:type="paragraph" w:styleId="TOC2">
+    <w:uiPriority w:val="39"/>
+    <w:name w:val="toc 2"/>
+    <w:basedOn w:val="Normal"/>
+    <w:next w:val="Normal"/>
+    <w:unhideWhenUsed/>
+    <w:rsid w:val="59B8CD61"/>
+    <w:pPr>
+      <w:spacing w:after="100"/>
+      <w:ind w:left="220"/>
+    </w:pPr>
+  </w:style>
+  <w:style w:type="paragraph" w:styleId="TOC3">
+    <w:uiPriority w:val="39"/>
+    <w:name w:val="toc 3"/>
+    <w:basedOn w:val="Normal"/>
+    <w:next w:val="Normal"/>
+    <w:unhideWhenUsed/>
+    <w:rsid w:val="59B8CD61"/>
+    <w:pPr>
+      <w:spacing w:after="100"/>
+      <w:ind w:left="440"/>
+    </w:pPr>
+  </w:style>
 </w:styles>
 </file>
 
